--- a/docs/relatorio_astar_abnt.docx
+++ b/docs/relatorio_astar_abnt.docx
@@ -5,7 +5,7 @@
     <w:p>
       <w:pPr>
         <w:jc w:val="center"/>
-        <w:spacing w:line="312" w:lineRule="auto"/>
+        <w:spacing w:line="360" w:lineRule="auto"/>
       </w:pPr>
       <w:r>
         <w:rPr>
@@ -23,119 +23,55 @@
     <w:p>
       <w:pPr>
         <w:jc w:val="center"/>
-        <w:spacing w:line="240" w:lineRule="auto"/>
-      </w:pPr>
-      <w:r>
-        <w:rPr>
-          <w:rFonts w:ascii="Times New Roman" w:hAnsi="Times New Roman"/>
-          <w:b w:val="0"/>
-          <w:i w:val="0"/>
-          <w:sz w:val="24"/>
-        </w:rPr>
-      </w:r>
+        <w:spacing w:line="360" w:lineRule="auto"/>
+      </w:pPr>
     </w:p>
     <w:p>
       <w:pPr>
         <w:jc w:val="center"/>
-        <w:spacing w:line="240" w:lineRule="auto"/>
-      </w:pPr>
-      <w:r>
-        <w:rPr>
-          <w:rFonts w:ascii="Times New Roman" w:hAnsi="Times New Roman"/>
-          <w:b w:val="0"/>
-          <w:i w:val="0"/>
-          <w:sz w:val="24"/>
-        </w:rPr>
-      </w:r>
+        <w:spacing w:line="360" w:lineRule="auto"/>
+      </w:pPr>
     </w:p>
     <w:p>
       <w:pPr>
         <w:jc w:val="center"/>
-        <w:spacing w:line="240" w:lineRule="auto"/>
-      </w:pPr>
-      <w:r>
-        <w:rPr>
-          <w:rFonts w:ascii="Times New Roman" w:hAnsi="Times New Roman"/>
-          <w:b w:val="0"/>
-          <w:i w:val="0"/>
-          <w:sz w:val="24"/>
-        </w:rPr>
-      </w:r>
+        <w:spacing w:line="360" w:lineRule="auto"/>
+      </w:pPr>
     </w:p>
     <w:p>
       <w:pPr>
         <w:jc w:val="center"/>
-        <w:spacing w:line="240" w:lineRule="auto"/>
-      </w:pPr>
-      <w:r>
-        <w:rPr>
-          <w:rFonts w:ascii="Times New Roman" w:hAnsi="Times New Roman"/>
-          <w:b w:val="0"/>
-          <w:i w:val="0"/>
-          <w:sz w:val="24"/>
-        </w:rPr>
-      </w:r>
+        <w:spacing w:line="360" w:lineRule="auto"/>
+      </w:pPr>
     </w:p>
     <w:p>
       <w:pPr>
         <w:jc w:val="center"/>
-        <w:spacing w:line="240" w:lineRule="auto"/>
-      </w:pPr>
-      <w:r>
-        <w:rPr>
-          <w:rFonts w:ascii="Times New Roman" w:hAnsi="Times New Roman"/>
-          <w:b w:val="0"/>
-          <w:i w:val="0"/>
-          <w:sz w:val="24"/>
-        </w:rPr>
-      </w:r>
+        <w:spacing w:line="360" w:lineRule="auto"/>
+      </w:pPr>
     </w:p>
     <w:p>
       <w:pPr>
         <w:jc w:val="center"/>
-        <w:spacing w:line="240" w:lineRule="auto"/>
-      </w:pPr>
-      <w:r>
-        <w:rPr>
-          <w:rFonts w:ascii="Times New Roman" w:hAnsi="Times New Roman"/>
-          <w:b w:val="0"/>
-          <w:i w:val="0"/>
-          <w:sz w:val="24"/>
-        </w:rPr>
-      </w:r>
+        <w:spacing w:line="360" w:lineRule="auto"/>
+      </w:pPr>
     </w:p>
     <w:p>
       <w:pPr>
         <w:jc w:val="center"/>
-        <w:spacing w:line="240" w:lineRule="auto"/>
-      </w:pPr>
-      <w:r>
-        <w:rPr>
-          <w:rFonts w:ascii="Times New Roman" w:hAnsi="Times New Roman"/>
-          <w:b w:val="0"/>
-          <w:i w:val="0"/>
-          <w:sz w:val="24"/>
-        </w:rPr>
-      </w:r>
+        <w:spacing w:line="360" w:lineRule="auto"/>
+      </w:pPr>
     </w:p>
     <w:p>
       <w:pPr>
         <w:jc w:val="center"/>
-        <w:spacing w:line="240" w:lineRule="auto"/>
-      </w:pPr>
-      <w:r>
-        <w:rPr>
-          <w:rFonts w:ascii="Times New Roman" w:hAnsi="Times New Roman"/>
-          <w:b w:val="0"/>
-          <w:i w:val="0"/>
-          <w:sz w:val="24"/>
-        </w:rPr>
-      </w:r>
+        <w:spacing w:line="360" w:lineRule="auto"/>
+      </w:pPr>
     </w:p>
     <w:p>
       <w:pPr>
         <w:jc w:val="center"/>
-        <w:spacing w:line="312" w:lineRule="auto"/>
+        <w:spacing w:line="360" w:lineRule="auto"/>
       </w:pPr>
       <w:r>
         <w:rPr>
@@ -149,21 +85,13 @@
     <w:p>
       <w:pPr>
         <w:jc w:val="center"/>
-        <w:spacing w:line="240" w:lineRule="auto"/>
-      </w:pPr>
-      <w:r>
-        <w:rPr>
-          <w:rFonts w:ascii="Times New Roman" w:hAnsi="Times New Roman"/>
-          <w:b w:val="0"/>
-          <w:i w:val="0"/>
-          <w:sz w:val="24"/>
-        </w:rPr>
-      </w:r>
+        <w:spacing w:line="360" w:lineRule="auto"/>
+      </w:pPr>
     </w:p>
     <w:p>
       <w:pPr>
         <w:jc w:val="center"/>
-        <w:spacing w:line="312" w:lineRule="auto"/>
+        <w:spacing w:line="360" w:lineRule="auto"/>
       </w:pPr>
       <w:r>
         <w:rPr>
@@ -178,771 +106,1059 @@
     <w:p>
       <w:pPr>
         <w:jc w:val="center"/>
+        <w:spacing w:line="360" w:lineRule="auto"/>
+      </w:pPr>
+    </w:p>
+    <w:p>
+      <w:pPr>
+        <w:jc w:val="center"/>
+        <w:spacing w:line="360" w:lineRule="auto"/>
+      </w:pPr>
+    </w:p>
+    <w:p>
+      <w:pPr>
+        <w:jc w:val="center"/>
+        <w:spacing w:line="360" w:lineRule="auto"/>
+      </w:pPr>
+    </w:p>
+    <w:p>
+      <w:pPr>
+        <w:jc w:val="center"/>
+        <w:spacing w:line="360" w:lineRule="auto"/>
+      </w:pPr>
+    </w:p>
+    <w:p>
+      <w:pPr>
+        <w:jc w:val="center"/>
+        <w:spacing w:line="360" w:lineRule="auto"/>
+      </w:pPr>
+    </w:p>
+    <w:p>
+      <w:pPr>
+        <w:jc w:val="center"/>
+        <w:spacing w:line="360" w:lineRule="auto"/>
+      </w:pPr>
+    </w:p>
+    <w:p>
+      <w:pPr>
+        <w:jc w:val="center"/>
+        <w:spacing w:line="360" w:lineRule="auto"/>
+      </w:pPr>
+    </w:p>
+    <w:p>
+      <w:pPr>
+        <w:jc w:val="center"/>
+        <w:spacing w:line="360" w:lineRule="auto"/>
+      </w:pPr>
+    </w:p>
+    <w:p>
+      <w:pPr>
+        <w:jc w:val="center"/>
+        <w:spacing w:line="360" w:lineRule="auto"/>
+      </w:pPr>
+      <w:r>
+        <w:rPr>
+          <w:rFonts w:ascii="Times New Roman" w:hAnsi="Times New Roman"/>
+          <w:sz w:val="24"/>
+        </w:rPr>
+        <w:t>Arthur Padilha   Pedro Tojal   Arthur Lins   Luis Guilherme</w:t>
+      </w:r>
+    </w:p>
+    <w:p>
+      <w:pPr>
+        <w:jc w:val="center"/>
+        <w:spacing w:line="360" w:lineRule="auto"/>
+      </w:pPr>
+    </w:p>
+    <w:p>
+      <w:pPr>
+        <w:jc w:val="center"/>
+        <w:spacing w:line="360" w:lineRule="auto"/>
+      </w:pPr>
+      <w:r>
+        <w:rPr>
+          <w:rFonts w:ascii="Times New Roman" w:hAnsi="Times New Roman"/>
+          <w:b w:val="0"/>
+          <w:i w:val="0"/>
+          <w:sz w:val="24"/>
+        </w:rPr>
+        <w:t>Prof. Daniel Bezerra</w:t>
+      </w:r>
+    </w:p>
+    <w:p>
+      <w:pPr>
+        <w:jc w:val="center"/>
+        <w:spacing w:line="360" w:lineRule="auto"/>
+      </w:pPr>
+    </w:p>
+    <w:p>
+      <w:pPr>
+        <w:jc w:val="center"/>
+        <w:spacing w:line="360" w:lineRule="auto"/>
+      </w:pPr>
+    </w:p>
+    <w:p>
+      <w:pPr>
+        <w:jc w:val="center"/>
+        <w:spacing w:line="360" w:lineRule="auto"/>
+      </w:pPr>
+    </w:p>
+    <w:p>
+      <w:pPr>
+        <w:jc w:val="center"/>
+        <w:spacing w:line="360" w:lineRule="auto"/>
+      </w:pPr>
+    </w:p>
+    <w:p>
+      <w:pPr>
+        <w:jc w:val="center"/>
+        <w:spacing w:line="360" w:lineRule="auto"/>
+      </w:pPr>
+    </w:p>
+    <w:p>
+      <w:pPr>
+        <w:jc w:val="center"/>
+        <w:spacing w:line="360" w:lineRule="auto"/>
+      </w:pPr>
+    </w:p>
+    <w:p>
+      <w:pPr>
+        <w:jc w:val="center"/>
+        <w:spacing w:line="360" w:lineRule="auto"/>
+      </w:pPr>
+      <w:r>
+        <w:rPr>
+          <w:rFonts w:ascii="Times New Roman" w:hAnsi="Times New Roman"/>
+          <w:b/>
+          <w:i w:val="0"/>
+          <w:sz w:val="28"/>
+        </w:rPr>
+        <w:t>Recife</w:t>
+      </w:r>
+    </w:p>
+    <w:p>
+      <w:pPr>
+        <w:jc w:val="center"/>
+        <w:spacing w:line="360" w:lineRule="auto"/>
+      </w:pPr>
+      <w:r>
+        <w:rPr>
+          <w:rFonts w:ascii="Times New Roman" w:hAnsi="Times New Roman"/>
+          <w:b/>
+          <w:i w:val="0"/>
+          <w:sz w:val="28"/>
+        </w:rPr>
+        <w:t>2026</w:t>
+      </w:r>
+    </w:p>
+    <w:p>
+      <w:pPr>
         <w:spacing w:line="240" w:lineRule="auto"/>
       </w:pPr>
       <w:r>
-        <w:rPr>
-          <w:rFonts w:ascii="Times New Roman" w:hAnsi="Times New Roman"/>
-          <w:b w:val="0"/>
-          <w:i w:val="0"/>
-          <w:sz w:val="24"/>
-        </w:rPr>
+        <w:br w:type="page"/>
       </w:r>
     </w:p>
     <w:p>
       <w:pPr>
         <w:jc w:val="center"/>
+        <w:spacing w:line="360" w:lineRule="auto" w:after="280"/>
+      </w:pPr>
+      <w:r>
+        <w:rPr>
+          <w:rFonts w:ascii="Times New Roman" w:hAnsi="Times New Roman"/>
+          <w:b/>
+          <w:i w:val="0"/>
+          <w:sz w:val="28"/>
+        </w:rPr>
+        <w:t>SUMÁRIO</w:t>
+      </w:r>
+    </w:p>
+    <w:p>
+      <w:pPr>
+        <w:pStyle w:val="TOC1"/>
+      </w:pPr>
+      <w:r>
+        <w:rPr>
+          <w:rFonts w:ascii="Times New Roman" w:hAnsi="Times New Roman"/>
+          <w:b w:val="0"/>
+          <w:i w:val="0"/>
+          <w:sz w:val="24"/>
+        </w:rPr>
+        <w:t>1  Introdução .....................................................................................................  3</w:t>
+      </w:r>
+    </w:p>
+    <w:p>
+      <w:pPr>
+        <w:pStyle w:val="TOC1"/>
+      </w:pPr>
+      <w:r>
+        <w:rPr>
+          <w:rFonts w:ascii="Times New Roman" w:hAnsi="Times New Roman"/>
+          <w:b w:val="0"/>
+          <w:i w:val="0"/>
+          <w:sz w:val="24"/>
+        </w:rPr>
+        <w:t>2  O Algoritmo A* ................................................................................................  4</w:t>
+      </w:r>
+    </w:p>
+    <w:p>
+      <w:pPr>
+        <w:pStyle w:val="TOC2"/>
+      </w:pPr>
+      <w:r>
+        <w:rPr>
+          <w:rFonts w:ascii="Times New Roman" w:hAnsi="Times New Roman"/>
+          <w:b w:val="0"/>
+          <w:i w:val="0"/>
+          <w:sz w:val="24"/>
+        </w:rPr>
+        <w:t xml:space="preserve">     2.1  Definição e objetivo ....................................................................................  4</w:t>
+      </w:r>
+    </w:p>
+    <w:p>
+      <w:pPr>
+        <w:pStyle w:val="TOC2"/>
+      </w:pPr>
+      <w:r>
+        <w:rPr>
+          <w:rFonts w:ascii="Times New Roman" w:hAnsi="Times New Roman"/>
+          <w:b w:val="0"/>
+          <w:i w:val="0"/>
+          <w:sz w:val="24"/>
+        </w:rPr>
+        <w:t xml:space="preserve">     2.2  Funcionamento passo a passo ..........................................................................  4</w:t>
+      </w:r>
+    </w:p>
+    <w:p>
+      <w:pPr>
+        <w:pStyle w:val="TOC2"/>
+      </w:pPr>
+      <w:r>
+        <w:rPr>
+          <w:rFonts w:ascii="Times New Roman" w:hAnsi="Times New Roman"/>
+          <w:b w:val="0"/>
+          <w:i w:val="0"/>
+          <w:sz w:val="24"/>
+        </w:rPr>
+        <w:t xml:space="preserve">     2.3  Estrutura de dados: heap binário de mínimo ........................................................  5</w:t>
+      </w:r>
+    </w:p>
+    <w:p>
+      <w:pPr>
+        <w:pStyle w:val="TOC2"/>
+      </w:pPr>
+      <w:r>
+        <w:rPr>
+          <w:rFonts w:ascii="Times New Roman" w:hAnsi="Times New Roman"/>
+          <w:b w:val="0"/>
+          <w:i w:val="0"/>
+          <w:sz w:val="24"/>
+        </w:rPr>
+        <w:t xml:space="preserve">     2.4  Pseudocódigo ............................................................................................  6</w:t>
+      </w:r>
+    </w:p>
+    <w:p>
+      <w:pPr>
+        <w:pStyle w:val="TOC2"/>
+      </w:pPr>
+      <w:r>
+        <w:rPr>
+          <w:rFonts w:ascii="Times New Roman" w:hAnsi="Times New Roman"/>
+          <w:b w:val="0"/>
+          <w:i w:val="0"/>
+          <w:sz w:val="24"/>
+        </w:rPr>
+        <w:t xml:space="preserve">     2.5  Complexidade computacional (O, Ω e Θ) ..............................................................  6</w:t>
+      </w:r>
+    </w:p>
+    <w:p>
+      <w:pPr>
+        <w:pStyle w:val="TOC1"/>
+      </w:pPr>
+      <w:r>
+        <w:rPr>
+          <w:rFonts w:ascii="Times New Roman" w:hAnsi="Times New Roman"/>
+          <w:b w:val="0"/>
+          <w:i w:val="0"/>
+          <w:sz w:val="24"/>
+        </w:rPr>
+        <w:t>3  Metodologia Experimental ......................................................................................  8</w:t>
+      </w:r>
+    </w:p>
+    <w:p>
+      <w:pPr>
+        <w:pStyle w:val="TOC2"/>
+      </w:pPr>
+      <w:r>
+        <w:rPr>
+          <w:rFonts w:ascii="Times New Roman" w:hAnsi="Times New Roman"/>
+          <w:b w:val="0"/>
+          <w:i w:val="0"/>
+          <w:sz w:val="24"/>
+        </w:rPr>
+        <w:t xml:space="preserve">     3.1  Implementações ...........................................................................................  8</w:t>
+      </w:r>
+    </w:p>
+    <w:p>
+      <w:pPr>
+        <w:pStyle w:val="TOC2"/>
+      </w:pPr>
+      <w:r>
+        <w:rPr>
+          <w:rFonts w:ascii="Times New Roman" w:hAnsi="Times New Roman"/>
+          <w:b w:val="0"/>
+          <w:i w:val="0"/>
+          <w:sz w:val="24"/>
+        </w:rPr>
+        <w:t xml:space="preserve">     3.2  Cenários de teste e geração das entradas ............................................................  8</w:t>
+      </w:r>
+    </w:p>
+    <w:p>
+      <w:pPr>
+        <w:pStyle w:val="TOC2"/>
+      </w:pPr>
+      <w:r>
+        <w:rPr>
+          <w:rFonts w:ascii="Times New Roman" w:hAnsi="Times New Roman"/>
+          <w:b w:val="0"/>
+          <w:i w:val="0"/>
+          <w:sz w:val="24"/>
+        </w:rPr>
+        <w:t xml:space="preserve">     3.3  Tamanhos avaliados .......................................................................................  9</w:t>
+      </w:r>
+    </w:p>
+    <w:p>
+      <w:pPr>
+        <w:pStyle w:val="TOC2"/>
+      </w:pPr>
+      <w:r>
+        <w:rPr>
+          <w:rFonts w:ascii="Times New Roman" w:hAnsi="Times New Roman"/>
+          <w:b w:val="0"/>
+          <w:i w:val="0"/>
+          <w:sz w:val="24"/>
+        </w:rPr>
+        <w:t xml:space="preserve">     3.4  Protocolo de medição .....................................................................................  9</w:t>
+      </w:r>
+    </w:p>
+    <w:p>
+      <w:pPr>
+        <w:pStyle w:val="TOC2"/>
+      </w:pPr>
+      <w:r>
+        <w:rPr>
+          <w:rFonts w:ascii="Times New Roman" w:hAnsi="Times New Roman"/>
+          <w:b w:val="0"/>
+          <w:i w:val="0"/>
+          <w:sz w:val="24"/>
+        </w:rPr>
+        <w:t xml:space="preserve">     3.5  Ambiente de execução ....................................................................................  10</w:t>
+      </w:r>
+    </w:p>
+    <w:p>
+      <w:pPr>
+        <w:pStyle w:val="TOC2"/>
+      </w:pPr>
+      <w:r>
+        <w:rPr>
+          <w:rFonts w:ascii="Times New Roman" w:hAnsi="Times New Roman"/>
+          <w:b w:val="0"/>
+          <w:i w:val="0"/>
+          <w:sz w:val="24"/>
+        </w:rPr>
+        <w:t xml:space="preserve">     3.6  Resumo dos cenários executados ........................................................................  10</w:t>
+      </w:r>
+    </w:p>
+    <w:p>
+      <w:pPr>
+        <w:pStyle w:val="TOC1"/>
+      </w:pPr>
+      <w:r>
+        <w:rPr>
+          <w:rFonts w:ascii="Times New Roman" w:hAnsi="Times New Roman"/>
+          <w:b w:val="0"/>
+          <w:i w:val="0"/>
+          <w:sz w:val="24"/>
+        </w:rPr>
+        <w:t>4  Resultados e Análise dos Gráficos ...........................................................................  13</w:t>
+      </w:r>
+    </w:p>
+    <w:p>
+      <w:pPr>
+        <w:pStyle w:val="TOC2"/>
+      </w:pPr>
+      <w:r>
+        <w:rPr>
+          <w:rFonts w:ascii="Times New Roman" w:hAnsi="Times New Roman"/>
+          <w:b w:val="0"/>
+          <w:i w:val="0"/>
+          <w:sz w:val="24"/>
+        </w:rPr>
+        <w:t xml:space="preserve">     4.1  Curvas de tempo por cenário .............................................................................  13</w:t>
+      </w:r>
+    </w:p>
+    <w:p>
+      <w:pPr>
+        <w:pStyle w:val="TOC2"/>
+      </w:pPr>
+      <w:r>
+        <w:rPr>
+          <w:rFonts w:ascii="Times New Roman" w:hAnsi="Times New Roman"/>
+          <w:b w:val="0"/>
+          <w:i w:val="0"/>
+          <w:sz w:val="24"/>
+        </w:rPr>
+        <w:t xml:space="preserve">     4.2  Comparação entre Python e JavaScript ................................................................  16</w:t>
+      </w:r>
+    </w:p>
+    <w:p>
+      <w:pPr>
+        <w:pStyle w:val="TOC2"/>
+      </w:pPr>
+      <w:r>
+        <w:rPr>
+          <w:rFonts w:ascii="Times New Roman" w:hAnsi="Times New Roman"/>
+          <w:b w:val="0"/>
+          <w:i w:val="0"/>
+          <w:sz w:val="24"/>
+        </w:rPr>
+        <w:t xml:space="preserve">     4.3  Trabalho algorítmico: nós expandidos .................................................................  17</w:t>
+      </w:r>
+    </w:p>
+    <w:p>
+      <w:pPr>
+        <w:pStyle w:val="TOC2"/>
+      </w:pPr>
+      <w:r>
+        <w:rPr>
+          <w:rFonts w:ascii="Times New Roman" w:hAnsi="Times New Roman"/>
+          <w:b w:val="0"/>
+          <w:i w:val="0"/>
+          <w:sz w:val="24"/>
+        </w:rPr>
+        <w:t xml:space="preserve">     4.4  Validação do modelo teórico ............................................................................  18</w:t>
+      </w:r>
+    </w:p>
+    <w:p>
+      <w:pPr>
+        <w:pStyle w:val="TOC1"/>
+      </w:pPr>
+      <w:r>
+        <w:rPr>
+          <w:rFonts w:ascii="Times New Roman" w:hAnsi="Times New Roman"/>
+          <w:b w:val="0"/>
+          <w:i w:val="0"/>
+          <w:sz w:val="24"/>
+        </w:rPr>
+        <w:t>5  Aplicabilidade: Eficiência e Limitações ....................................................................  19</w:t>
+      </w:r>
+    </w:p>
+    <w:p>
+      <w:pPr>
+        <w:pStyle w:val="TOC2"/>
+      </w:pPr>
+      <w:r>
+        <w:rPr>
+          <w:rFonts w:ascii="Times New Roman" w:hAnsi="Times New Roman"/>
+          <w:b w:val="0"/>
+          <w:i w:val="0"/>
+          <w:sz w:val="24"/>
+        </w:rPr>
+        <w:t xml:space="preserve">     5.1  Contextos de eficiência e aplicações .................................................................  19</w:t>
+      </w:r>
+    </w:p>
+    <w:p>
+      <w:pPr>
+        <w:pStyle w:val="TOC2"/>
+      </w:pPr>
+      <w:r>
+        <w:rPr>
+          <w:rFonts w:ascii="Times New Roman" w:hAnsi="Times New Roman"/>
+          <w:b w:val="0"/>
+          <w:i w:val="0"/>
+          <w:sz w:val="24"/>
+        </w:rPr>
+        <w:t xml:space="preserve">     5.2  Limitações .................................................................................................  20</w:t>
+      </w:r>
+    </w:p>
+    <w:p>
+      <w:pPr>
+        <w:pStyle w:val="TOC1"/>
+      </w:pPr>
+      <w:r>
+        <w:rPr>
+          <w:rFonts w:ascii="Times New Roman" w:hAnsi="Times New Roman"/>
+          <w:b w:val="0"/>
+          <w:i w:val="0"/>
+          <w:sz w:val="24"/>
+        </w:rPr>
+        <w:t>6  Reflexão Teórica: Classes de Complexidade .................................................................  21</w:t>
+      </w:r>
+    </w:p>
+    <w:p>
+      <w:pPr>
+        <w:pStyle w:val="TOC2"/>
+      </w:pPr>
+      <w:r>
+        <w:rPr>
+          <w:rFonts w:ascii="Times New Roman" w:hAnsi="Times New Roman"/>
+          <w:b w:val="0"/>
+          <w:i w:val="0"/>
+          <w:sz w:val="24"/>
+        </w:rPr>
+        <w:t xml:space="preserve">     6.1  O problema pertence à classe P? .......................................................................  21</w:t>
+      </w:r>
+    </w:p>
+    <w:p>
+      <w:pPr>
+        <w:pStyle w:val="TOC2"/>
+      </w:pPr>
+      <w:r>
+        <w:rPr>
+          <w:rFonts w:ascii="Times New Roman" w:hAnsi="Times New Roman"/>
+          <w:b w:val="0"/>
+          <w:i w:val="0"/>
+          <w:sz w:val="24"/>
+        </w:rPr>
+        <w:t xml:space="preserve">     6.2  Existe uma versão NP do problema? ....................................................................  21</w:t>
+      </w:r>
+    </w:p>
+    <w:p>
+      <w:pPr>
+        <w:pStyle w:val="TOC2"/>
+      </w:pPr>
+      <w:r>
+        <w:rPr>
+          <w:rFonts w:ascii="Times New Roman" w:hAnsi="Times New Roman"/>
+          <w:b w:val="0"/>
+          <w:i w:val="0"/>
+          <w:sz w:val="24"/>
+        </w:rPr>
+        <w:t xml:space="preserve">     6.3  Problemas semelhantes NP-completos ...................................................................  22</w:t>
+      </w:r>
+    </w:p>
+    <w:p>
+      <w:pPr>
+        <w:pStyle w:val="TOC1"/>
+      </w:pPr>
+      <w:r>
+        <w:rPr>
+          <w:rFonts w:ascii="Times New Roman" w:hAnsi="Times New Roman"/>
+          <w:b w:val="0"/>
+          <w:i w:val="0"/>
+          <w:sz w:val="24"/>
+        </w:rPr>
+        <w:t>7  Execução do Projeto ............................................................................................  23</w:t>
+      </w:r>
+    </w:p>
+    <w:p>
+      <w:pPr>
+        <w:pStyle w:val="TOC1"/>
+      </w:pPr>
+      <w:r>
+        <w:rPr>
+          <w:rFonts w:ascii="Times New Roman" w:hAnsi="Times New Roman"/>
+          <w:b w:val="0"/>
+          <w:i w:val="0"/>
+          <w:sz w:val="24"/>
+        </w:rPr>
+        <w:t>8  Conclusão .........................................................................................................  24</w:t>
+      </w:r>
+    </w:p>
+    <w:p>
+      <w:pPr>
+        <w:pStyle w:val="TOC1"/>
+      </w:pPr>
+      <w:r>
+        <w:rPr>
+          <w:rFonts w:ascii="Times New Roman" w:hAnsi="Times New Roman"/>
+          <w:b w:val="0"/>
+          <w:i w:val="0"/>
+          <w:sz w:val="24"/>
+        </w:rPr>
+        <w:t>REFERÊNCIAS ..........................................................................................................  25</w:t>
+      </w:r>
+    </w:p>
+    <w:p>
+      <w:pPr>
         <w:spacing w:line="240" w:lineRule="auto"/>
       </w:pPr>
       <w:r>
-        <w:rPr>
-          <w:rFonts w:ascii="Times New Roman" w:hAnsi="Times New Roman"/>
-          <w:b w:val="0"/>
-          <w:i w:val="0"/>
-          <w:sz w:val="24"/>
-        </w:rPr>
-      </w:r>
-    </w:p>
-    <w:p>
-      <w:pPr>
-        <w:jc w:val="center"/>
-        <w:spacing w:line="240" w:lineRule="auto"/>
-      </w:pPr>
-      <w:r>
-        <w:rPr>
-          <w:rFonts w:ascii="Times New Roman" w:hAnsi="Times New Roman"/>
-          <w:b w:val="0"/>
-          <w:i w:val="0"/>
-          <w:sz w:val="24"/>
-        </w:rPr>
-      </w:r>
-    </w:p>
-    <w:p>
-      <w:pPr>
-        <w:jc w:val="center"/>
-        <w:spacing w:line="240" w:lineRule="auto"/>
-      </w:pPr>
-      <w:r>
-        <w:rPr>
-          <w:rFonts w:ascii="Times New Roman" w:hAnsi="Times New Roman"/>
-          <w:b w:val="0"/>
-          <w:i w:val="0"/>
-          <w:sz w:val="24"/>
-        </w:rPr>
-      </w:r>
-    </w:p>
-    <w:p>
-      <w:pPr>
-        <w:jc w:val="center"/>
-        <w:spacing w:line="240" w:lineRule="auto"/>
-      </w:pPr>
-      <w:r>
-        <w:rPr>
-          <w:rFonts w:ascii="Times New Roman" w:hAnsi="Times New Roman"/>
-          <w:b w:val="0"/>
-          <w:i w:val="0"/>
-          <w:sz w:val="24"/>
-        </w:rPr>
-      </w:r>
-    </w:p>
-    <w:p>
-      <w:pPr>
-        <w:jc w:val="center"/>
-        <w:spacing w:line="240" w:lineRule="auto"/>
-      </w:pPr>
-      <w:r>
-        <w:rPr>
-          <w:rFonts w:ascii="Times New Roman" w:hAnsi="Times New Roman"/>
-          <w:b w:val="0"/>
-          <w:i w:val="0"/>
-          <w:sz w:val="24"/>
-        </w:rPr>
-      </w:r>
-    </w:p>
-    <w:p>
-      <w:pPr>
-        <w:jc w:val="center"/>
-        <w:spacing w:line="240" w:lineRule="auto"/>
-      </w:pPr>
-      <w:r>
-        <w:rPr>
-          <w:rFonts w:ascii="Times New Roman" w:hAnsi="Times New Roman"/>
-          <w:b w:val="0"/>
-          <w:i w:val="0"/>
-          <w:sz w:val="24"/>
-        </w:rPr>
-      </w:r>
-    </w:p>
-    <w:p>
-      <w:pPr>
-        <w:jc w:val="center"/>
-        <w:spacing w:line="240" w:lineRule="auto"/>
-      </w:pPr>
-      <w:r>
-        <w:rPr>
-          <w:rFonts w:ascii="Times New Roman" w:hAnsi="Times New Roman"/>
-          <w:b w:val="0"/>
-          <w:i w:val="0"/>
-          <w:sz w:val="24"/>
-        </w:rPr>
-      </w:r>
-    </w:p>
-    <w:p>
-      <w:pPr>
-        <w:jc w:val="center"/>
-        <w:spacing w:line="312" w:lineRule="auto"/>
-      </w:pPr>
-      <w:r>
-        <w:rPr>
-          <w:rFonts w:ascii="Times New Roman" w:hAnsi="Times New Roman"/>
-          <w:sz w:val="24"/>
-        </w:rPr>
-        <w:t>Arthur Padilha   Pedro Tojal   Arthur Lins   Luis Guilherme</w:t>
-      </w:r>
-    </w:p>
-    <w:p>
-      <w:pPr>
-        <w:jc w:val="center"/>
-        <w:spacing w:line="240" w:lineRule="auto"/>
-      </w:pPr>
-      <w:r>
-        <w:rPr>
-          <w:rFonts w:ascii="Times New Roman" w:hAnsi="Times New Roman"/>
-          <w:b w:val="0"/>
-          <w:i w:val="0"/>
-          <w:sz w:val="24"/>
-        </w:rPr>
-      </w:r>
-    </w:p>
-    <w:p>
-      <w:pPr>
-        <w:jc w:val="center"/>
-        <w:spacing w:line="240" w:lineRule="auto"/>
-      </w:pPr>
-      <w:r>
-        <w:rPr>
-          <w:rFonts w:ascii="Times New Roman" w:hAnsi="Times New Roman"/>
-          <w:b w:val="0"/>
-          <w:i w:val="0"/>
-          <w:sz w:val="24"/>
-        </w:rPr>
-        <w:t>Prof. Daniel Bezerra</w:t>
-      </w:r>
-    </w:p>
-    <w:p>
-      <w:pPr>
-        <w:jc w:val="center"/>
-        <w:spacing w:line="240" w:lineRule="auto"/>
-      </w:pPr>
-      <w:r>
-        <w:rPr>
-          <w:rFonts w:ascii="Times New Roman" w:hAnsi="Times New Roman"/>
-          <w:b w:val="0"/>
-          <w:i w:val="0"/>
-          <w:sz w:val="24"/>
-        </w:rPr>
-      </w:r>
-    </w:p>
-    <w:p>
-      <w:pPr>
-        <w:jc w:val="center"/>
-        <w:spacing w:line="240" w:lineRule="auto"/>
-      </w:pPr>
-      <w:r>
-        <w:rPr>
-          <w:rFonts w:ascii="Times New Roman" w:hAnsi="Times New Roman"/>
-          <w:b w:val="0"/>
-          <w:i w:val="0"/>
-          <w:sz w:val="24"/>
-        </w:rPr>
-      </w:r>
-    </w:p>
-    <w:p>
-      <w:pPr>
-        <w:jc w:val="center"/>
-        <w:spacing w:line="240" w:lineRule="auto"/>
-      </w:pPr>
-      <w:r>
-        <w:rPr>
-          <w:rFonts w:ascii="Times New Roman" w:hAnsi="Times New Roman"/>
-          <w:b w:val="0"/>
-          <w:i w:val="0"/>
-          <w:sz w:val="24"/>
-        </w:rPr>
-      </w:r>
-    </w:p>
-    <w:p>
-      <w:pPr>
-        <w:jc w:val="center"/>
-        <w:spacing w:line="240" w:lineRule="auto"/>
-      </w:pPr>
-      <w:r>
-        <w:rPr>
-          <w:rFonts w:ascii="Times New Roman" w:hAnsi="Times New Roman"/>
-          <w:b w:val="0"/>
-          <w:i w:val="0"/>
-          <w:sz w:val="24"/>
-        </w:rPr>
-      </w:r>
-    </w:p>
-    <w:p>
-      <w:pPr>
-        <w:jc w:val="center"/>
-        <w:spacing w:line="240" w:lineRule="auto"/>
-      </w:pPr>
-      <w:r>
-        <w:rPr>
-          <w:rFonts w:ascii="Times New Roman" w:hAnsi="Times New Roman"/>
-          <w:b w:val="0"/>
-          <w:i w:val="0"/>
-          <w:sz w:val="24"/>
-        </w:rPr>
-      </w:r>
-    </w:p>
-    <w:p>
-      <w:pPr>
-        <w:jc w:val="center"/>
-        <w:spacing w:line="240" w:lineRule="auto"/>
-      </w:pPr>
-      <w:r>
-        <w:rPr>
-          <w:rFonts w:ascii="Times New Roman" w:hAnsi="Times New Roman"/>
-          <w:b w:val="0"/>
-          <w:i w:val="0"/>
-          <w:sz w:val="24"/>
-        </w:rPr>
-      </w:r>
-    </w:p>
-    <w:p>
-      <w:pPr>
-        <w:jc w:val="center"/>
-        <w:spacing w:line="240" w:lineRule="auto"/>
-      </w:pPr>
+        <w:br w:type="page"/>
+      </w:r>
+    </w:p>
+    <w:p>
+      <w:pPr>
+        <w:pStyle w:val="Heading1"/>
+        <w:numPr>
+          <w:ilvl w:val="0"/>
+          <w:numId w:val="0"/>
+        </w:numPr>
+        <w:spacing w:line="360" w:lineRule="auto" w:before="240"/>
+        <w:jc w:val="left"/>
+      </w:pPr>
+      <w:r>
+        <w:rPr>
+          <w:rFonts w:ascii="Times New Roman" w:hAnsi="Times New Roman"/>
+          <w:b w:val="0"/>
+          <w:i w:val="0"/>
+          <w:sz w:val="24"/>
+        </w:rPr>
+        <w:t>1 INTRODUÇÃO</w:t>
+      </w:r>
+    </w:p>
+    <w:p>
+      <w:pPr>
+        <w:pStyle w:val="BodyText"/>
+        <w:spacing w:line="360" w:lineRule="auto"/>
+        <w:ind w:firstLine="709"/>
+        <w:jc w:val="both"/>
+      </w:pPr>
+      <w:r>
+        <w:rPr>
+          <w:rFonts w:ascii="Times New Roman" w:hAnsi="Times New Roman"/>
+          <w:b w:val="0"/>
+          <w:i w:val="0"/>
+          <w:sz w:val="24"/>
+        </w:rPr>
+        <w:t>O problema do caminho mínimo é central na Teoria da Computação e em inúmeras aplicações práticas. Em contextos onde se dispõe de um destino conhecido e de uma estimativa do custo restante para alcançá-lo, a busca pode ser guiada de forma muito mais eficiente do que na exploração cega. O algoritmo A* (lê-se “A-estrela”), proposto por Peter Hart, Nils Nilsson e Bertram Raphael em 1968, formaliza essa intuição: ele ordena a fronteira de busca por uma função f(v) = g(v) + h(v), onde g(v) é o custo real acumulado da origem até v e h(v) é uma estimativa heurística do custo de v até o destino. Quando a heurística é admissível — nunca superestima o custo real — o A* é garantidamente ótimo: o primeiro caminho encontrado é o de menor custo. Quando é também consistente (monótona), cada vértice é expandido no máximo uma vez, eliminando retrabalho.</w:t>
+      </w:r>
+    </w:p>
+    <w:p>
+      <w:pPr>
+        <w:pStyle w:val="BodyText"/>
+        <w:spacing w:line="360" w:lineRule="auto"/>
+        <w:ind w:firstLine="709"/>
+        <w:jc w:val="both"/>
+      </w:pPr>
+      <w:r>
+        <w:rPr>
+          <w:rFonts w:ascii="Times New Roman" w:hAnsi="Times New Roman"/>
+          <w:b w:val="0"/>
+          <w:i w:val="0"/>
+          <w:sz w:val="24"/>
+        </w:rPr>
+        <w:t>Este trabalho tem como objetivo estudar o algoritmo A* sob duas perspectivas complementares. Na perspectiva teórica, descreve-se o que o algoritmo faz, como funciona passo a passo, qual a estrutura de dados empregada e qual a sua complexidade assintótica nas notações O, Ω e Θ. Na perspectiva experimental, o algoritmo foi implementado em duas linguagens de programação — Python e JavaScript (executado no Node.js) — e submetido a um conjunto de experimentos controlados com o objetivo de medir o tempo de execução em três cenários distintos e validar empiricamente o comportamento previsto pela teoria.</w:t>
+      </w:r>
+    </w:p>
+    <w:p>
+      <w:pPr>
+        <w:pStyle w:val="BodyText"/>
+        <w:spacing w:line="360" w:lineRule="auto"/>
+        <w:ind w:firstLine="709"/>
+        <w:jc w:val="both"/>
+      </w:pPr>
+      <w:r>
+        <w:rPr>
+          <w:rFonts w:ascii="Times New Roman" w:hAnsi="Times New Roman"/>
+          <w:b w:val="0"/>
+          <w:i w:val="0"/>
+          <w:sz w:val="24"/>
+        </w:rPr>
+        <w:t xml:space="preserve">O domínio escolhido para os experimentos é uma </w:t>
+      </w:r>
       <w:r>
         <w:rPr>
           <w:rFonts w:ascii="Times New Roman" w:hAnsi="Times New Roman"/>
           <w:b/>
           <w:i w:val="0"/>
-          <w:sz w:val="28"/>
-        </w:rPr>
-        <w:t>Recife</w:t>
-      </w:r>
-    </w:p>
-    <w:p>
-      <w:pPr>
-        <w:jc w:val="center"/>
-        <w:spacing w:line="240" w:lineRule="auto"/>
-      </w:pPr>
+          <w:sz w:val="24"/>
+        </w:rPr>
+        <w:t>grade 2D com obstáculos</w:t>
+      </w:r>
+      <w:r>
+        <w:rPr>
+          <w:rFonts w:ascii="Times New Roman" w:hAnsi="Times New Roman"/>
+          <w:b w:val="0"/>
+          <w:i w:val="0"/>
+          <w:sz w:val="24"/>
+        </w:rPr>
+        <w:t xml:space="preserve">: cada célula livre é um vértice, vizinha das células livres adjacentes em quatro direções (cima, baixo, esquerda, direita), com custo unitário por passo. A heurística empregada é a </w:t>
+      </w:r>
       <w:r>
         <w:rPr>
           <w:rFonts w:ascii="Times New Roman" w:hAnsi="Times New Roman"/>
           <w:b/>
           <w:i w:val="0"/>
-          <w:sz w:val="28"/>
-        </w:rPr>
-        <w:t>2026</w:t>
-      </w:r>
-    </w:p>
-    <w:p>
-      <w:pPr>
-        <w:spacing w:line="240" w:lineRule="auto"/>
-      </w:pPr>
-      <w:r>
-        <w:br w:type="page"/>
-      </w:r>
-    </w:p>
-    <w:p>
-      <w:pPr>
-        <w:jc w:val="center"/>
-        <w:spacing w:line="240" w:lineRule="auto" w:after="280"/>
-      </w:pPr>
+          <w:sz w:val="24"/>
+        </w:rPr>
+        <w:t>distância de Manhattan</w:t>
+      </w:r>
+      <w:r>
+        <w:rPr>
+          <w:rFonts w:ascii="Times New Roman" w:hAnsi="Times New Roman"/>
+          <w:b w:val="0"/>
+          <w:i w:val="0"/>
+          <w:sz w:val="24"/>
+        </w:rPr>
+        <w:t>, h(v) = |v.linha − destino.linha| + |v.coluna − destino.coluna|, que é admissível e consistente para movimento em quatro direções com custo unitário — garantindo a otimalidade do algoritmo.</w:t>
+      </w:r>
+    </w:p>
+    <w:p>
+      <w:pPr>
+        <w:pStyle w:val="BodyText"/>
+        <w:spacing w:line="360" w:lineRule="auto"/>
+        <w:ind w:firstLine="709"/>
+        <w:jc w:val="both"/>
+      </w:pPr>
+      <w:r>
+        <w:rPr>
+          <w:rFonts w:ascii="Times New Roman" w:hAnsi="Times New Roman"/>
+          <w:b w:val="0"/>
+          <w:i w:val="0"/>
+          <w:sz w:val="24"/>
+        </w:rPr>
+        <w:t>O relatório está organizado da seguinte forma. A Seção 2 apresenta a fundamentação teórica do algoritmo. A Seção 3 detalha a metodologia experimental. A Seção 4 discute os resultados. A Seção 5 aborda a aplicabilidade. A Seção 6 traz a reflexão teórica sobre as classes de complexidade P e NP. A Seção 7 explica como executar os códigos e a Seção 8 conclui.</w:t>
+      </w:r>
+    </w:p>
+    <w:p>
+      <w:pPr>
+        <w:pStyle w:val="Heading1"/>
+        <w:numPr>
+          <w:ilvl w:val="0"/>
+          <w:numId w:val="0"/>
+        </w:numPr>
+        <w:spacing w:line="360" w:lineRule="auto" w:before="240"/>
+        <w:jc w:val="left"/>
+      </w:pPr>
+      <w:r>
+        <w:rPr>
+          <w:rFonts w:ascii="Times New Roman" w:hAnsi="Times New Roman"/>
+          <w:b w:val="0"/>
+          <w:i w:val="0"/>
+          <w:sz w:val="24"/>
+        </w:rPr>
+        <w:t>2 O ALGORITMO A*</w:t>
+      </w:r>
+    </w:p>
+    <w:p>
+      <w:pPr>
+        <w:pStyle w:val="Heading2"/>
+        <w:numPr>
+          <w:ilvl w:val="0"/>
+          <w:numId w:val="0"/>
+        </w:numPr>
+        <w:spacing w:line="360" w:lineRule="auto" w:before="120"/>
+        <w:jc w:val="left"/>
+      </w:pPr>
+      <w:r>
+        <w:rPr>
+          <w:rFonts w:ascii="Times New Roman" w:hAnsi="Times New Roman"/>
+          <w:sz w:val="24"/>
+        </w:rPr>
+        <w:t>2.1 Definição e objetivo</w:t>
+      </w:r>
+    </w:p>
+    <w:p>
+      <w:pPr>
+        <w:pStyle w:val="BodyText"/>
+        <w:spacing w:line="360" w:lineRule="auto"/>
+        <w:ind w:firstLine="709"/>
+        <w:jc w:val="both"/>
+      </w:pPr>
+      <w:r>
+        <w:rPr>
+          <w:rFonts w:ascii="Times New Roman" w:hAnsi="Times New Roman"/>
+          <w:b w:val="0"/>
+          <w:i w:val="0"/>
+          <w:sz w:val="24"/>
+        </w:rPr>
+        <w:t xml:space="preserve">O algoritmo A* resolve o problema do </w:t>
+      </w:r>
       <w:r>
         <w:rPr>
           <w:rFonts w:ascii="Times New Roman" w:hAnsi="Times New Roman"/>
           <w:b/>
           <w:i w:val="0"/>
-          <w:sz w:val="28"/>
-        </w:rPr>
-        <w:t>SUMÁRIO</w:t>
-      </w:r>
-    </w:p>
-    <w:p>
-      <w:pPr>
-        <w:pStyle w:val="TOC1"/>
-      </w:pPr>
-      <w:r>
-        <w:rPr>
-          <w:rFonts w:ascii="Times New Roman" w:hAnsi="Times New Roman"/>
-          <w:b w:val="0"/>
-          <w:i w:val="0"/>
-          <w:sz w:val="24"/>
-        </w:rPr>
-        <w:t>1  Introdução ..................................................................................................  3</w:t>
-      </w:r>
-    </w:p>
-    <w:p>
-      <w:pPr>
-        <w:pStyle w:val="TOC2"/>
-      </w:pPr>
-      <w:r>
-        <w:rPr>
-          <w:rFonts w:ascii="Times New Roman" w:hAnsi="Times New Roman"/>
-          <w:b w:val="0"/>
-          <w:i w:val="0"/>
-          <w:sz w:val="24"/>
-        </w:rPr>
-        <w:t>2  O Algoritmo A* .............................................................................................  4</w:t>
-      </w:r>
-    </w:p>
-    <w:p>
-      <w:pPr>
-        <w:pStyle w:val="TOC2"/>
-      </w:pPr>
-      <w:r>
-        <w:rPr>
-          <w:rFonts w:ascii="Times New Roman" w:hAnsi="Times New Roman"/>
-          <w:b w:val="0"/>
-          <w:i w:val="0"/>
-          <w:sz w:val="24"/>
-        </w:rPr>
-        <w:t xml:space="preserve">     2.1  Definição e objetivo .................................................................................  4</w:t>
-      </w:r>
-    </w:p>
-    <w:p>
-      <w:pPr>
-        <w:pStyle w:val="TOC2"/>
-      </w:pPr>
-      <w:r>
-        <w:rPr>
-          <w:rFonts w:ascii="Times New Roman" w:hAnsi="Times New Roman"/>
-          <w:b w:val="0"/>
-          <w:i w:val="0"/>
-          <w:sz w:val="24"/>
-        </w:rPr>
-        <w:t xml:space="preserve">     2.2  Funcionamento passo a passo .......................................................................  4</w:t>
-      </w:r>
-    </w:p>
-    <w:p>
-      <w:pPr>
-        <w:pStyle w:val="TOC2"/>
-      </w:pPr>
-      <w:r>
-        <w:rPr>
-          <w:rFonts w:ascii="Times New Roman" w:hAnsi="Times New Roman"/>
-          <w:b w:val="0"/>
-          <w:i w:val="0"/>
-          <w:sz w:val="24"/>
-        </w:rPr>
-        <w:t xml:space="preserve">     2.3  Estrutura de dados: heap binário de mínimo .....................................................  5</w:t>
-      </w:r>
-    </w:p>
-    <w:p>
-      <w:pPr>
-        <w:pStyle w:val="TOC2"/>
-      </w:pPr>
-      <w:r>
-        <w:rPr>
-          <w:rFonts w:ascii="Times New Roman" w:hAnsi="Times New Roman"/>
-          <w:b w:val="0"/>
-          <w:i w:val="0"/>
-          <w:sz w:val="24"/>
-        </w:rPr>
-        <w:t xml:space="preserve">     2.4  Pseudocódigo .........................................................................................  6</w:t>
-      </w:r>
-    </w:p>
-    <w:p>
-      <w:pPr>
-        <w:pStyle w:val="TOC2"/>
-      </w:pPr>
-      <w:r>
-        <w:rPr>
-          <w:rFonts w:ascii="Times New Roman" w:hAnsi="Times New Roman"/>
-          <w:b w:val="0"/>
-          <w:i w:val="0"/>
-          <w:sz w:val="24"/>
-        </w:rPr>
-        <w:t xml:space="preserve">     2.5  Complexidade computacional (O, Ω e Θ) .........................................................  6</w:t>
-      </w:r>
-    </w:p>
-    <w:p>
-      <w:pPr>
-        <w:pStyle w:val="TOC1"/>
-      </w:pPr>
-      <w:r>
-        <w:rPr>
-          <w:rFonts w:ascii="Times New Roman" w:hAnsi="Times New Roman"/>
-          <w:b w:val="0"/>
-          <w:i w:val="0"/>
-          <w:sz w:val="24"/>
-        </w:rPr>
-        <w:t>3  Metodologia Experimental .................................................................................  8</w:t>
-      </w:r>
-    </w:p>
-    <w:p>
-      <w:pPr>
-        <w:pStyle w:val="TOC2"/>
-      </w:pPr>
-      <w:r>
-        <w:rPr>
-          <w:rFonts w:ascii="Times New Roman" w:hAnsi="Times New Roman"/>
-          <w:b w:val="0"/>
-          <w:i w:val="0"/>
-          <w:sz w:val="24"/>
-        </w:rPr>
-        <w:t xml:space="preserve">     3.1  Implementações .......................................................................................  8</w:t>
-      </w:r>
-    </w:p>
-    <w:p>
-      <w:pPr>
-        <w:pStyle w:val="TOC2"/>
-      </w:pPr>
-      <w:r>
-        <w:rPr>
-          <w:rFonts w:ascii="Times New Roman" w:hAnsi="Times New Roman"/>
-          <w:b w:val="0"/>
-          <w:i w:val="0"/>
-          <w:sz w:val="24"/>
-        </w:rPr>
-        <w:t xml:space="preserve">     3.2  Cenários de teste e geração das entradas .......................................................  8</w:t>
-      </w:r>
-    </w:p>
-    <w:p>
-      <w:pPr>
-        <w:pStyle w:val="TOC2"/>
-      </w:pPr>
-      <w:r>
-        <w:rPr>
-          <w:rFonts w:ascii="Times New Roman" w:hAnsi="Times New Roman"/>
-          <w:b w:val="0"/>
-          <w:i w:val="0"/>
-          <w:sz w:val="24"/>
-        </w:rPr>
-        <w:t xml:space="preserve">     3.3  Tamanhos avaliados ...................................................................................  9</w:t>
-      </w:r>
-    </w:p>
-    <w:p>
-      <w:pPr>
-        <w:pStyle w:val="TOC2"/>
-      </w:pPr>
-      <w:r>
-        <w:rPr>
-          <w:rFonts w:ascii="Times New Roman" w:hAnsi="Times New Roman"/>
-          <w:b w:val="0"/>
-          <w:i w:val="0"/>
-          <w:sz w:val="24"/>
-        </w:rPr>
-        <w:t xml:space="preserve">     3.4  Protocolo de medição .................................................................................  9</w:t>
-      </w:r>
-    </w:p>
-    <w:p>
-      <w:pPr>
-        <w:pStyle w:val="TOC2"/>
-      </w:pPr>
-      <w:r>
-        <w:rPr>
-          <w:rFonts w:ascii="Times New Roman" w:hAnsi="Times New Roman"/>
-          <w:b w:val="0"/>
-          <w:i w:val="0"/>
-          <w:sz w:val="24"/>
-        </w:rPr>
-        <w:t xml:space="preserve">     3.5  Ambiente de execução ................................................................................  10</w:t>
-      </w:r>
-    </w:p>
-    <w:p>
-      <w:pPr>
-        <w:pStyle w:val="TOC2"/>
-      </w:pPr>
-      <w:r>
-        <w:rPr>
-          <w:rFonts w:ascii="Times New Roman" w:hAnsi="Times New Roman"/>
-          <w:b w:val="0"/>
-          <w:i w:val="0"/>
-          <w:sz w:val="24"/>
-        </w:rPr>
-        <w:t xml:space="preserve">     3.6  Resumo dos cenários executados ...................................................................  10</w:t>
-      </w:r>
-    </w:p>
-    <w:p>
-      <w:pPr>
-        <w:pStyle w:val="TOC1"/>
-      </w:pPr>
-      <w:r>
-        <w:rPr>
-          <w:rFonts w:ascii="Times New Roman" w:hAnsi="Times New Roman"/>
-          <w:b w:val="0"/>
-          <w:i w:val="0"/>
-          <w:sz w:val="24"/>
-        </w:rPr>
-        <w:t>4  Resultados e Análise dos Gráficos ......................................................................  13</w:t>
-      </w:r>
-    </w:p>
-    <w:p>
-      <w:pPr>
-        <w:pStyle w:val="TOC2"/>
-      </w:pPr>
-      <w:r>
-        <w:rPr>
-          <w:rFonts w:ascii="Times New Roman" w:hAnsi="Times New Roman"/>
-          <w:b w:val="0"/>
-          <w:i w:val="0"/>
-          <w:sz w:val="24"/>
-        </w:rPr>
-        <w:t xml:space="preserve">     4.1  Curvas de tempo por cenário ........................................................................  13</w:t>
-      </w:r>
-    </w:p>
-    <w:p>
-      <w:pPr>
-        <w:pStyle w:val="TOC2"/>
-      </w:pPr>
-      <w:r>
-        <w:rPr>
-          <w:rFonts w:ascii="Times New Roman" w:hAnsi="Times New Roman"/>
-          <w:b w:val="0"/>
-          <w:i w:val="0"/>
-          <w:sz w:val="24"/>
-        </w:rPr>
-        <w:t xml:space="preserve">     4.2  Comparação entre Python e JavaScript ...........................................................  16</w:t>
-      </w:r>
-    </w:p>
-    <w:p>
-      <w:pPr>
-        <w:pStyle w:val="TOC2"/>
-      </w:pPr>
-      <w:r>
-        <w:rPr>
-          <w:rFonts w:ascii="Times New Roman" w:hAnsi="Times New Roman"/>
-          <w:b w:val="0"/>
-          <w:i w:val="0"/>
-          <w:sz w:val="24"/>
-        </w:rPr>
-        <w:t xml:space="preserve">     4.3  Trabalho algorítmico: nós expandidos ............................................................  17</w:t>
-      </w:r>
-    </w:p>
-    <w:p>
-      <w:pPr>
-        <w:pStyle w:val="TOC2"/>
-      </w:pPr>
-      <w:r>
-        <w:rPr>
-          <w:rFonts w:ascii="Times New Roman" w:hAnsi="Times New Roman"/>
-          <w:b w:val="0"/>
-          <w:i w:val="0"/>
-          <w:sz w:val="24"/>
-        </w:rPr>
-        <w:t xml:space="preserve">     4.4  Validação do modelo teórico .......................................................................  18</w:t>
-      </w:r>
-    </w:p>
-    <w:p>
-      <w:pPr>
-        <w:pStyle w:val="TOC1"/>
-      </w:pPr>
-      <w:r>
-        <w:rPr>
-          <w:rFonts w:ascii="Times New Roman" w:hAnsi="Times New Roman"/>
-          <w:b w:val="0"/>
-          <w:i w:val="0"/>
-          <w:sz w:val="24"/>
-        </w:rPr>
-        <w:t>5  Aplicabilidade: Eficiência e Limitações ...............................................................  19</w:t>
-      </w:r>
-    </w:p>
-    <w:p>
-      <w:pPr>
-        <w:pStyle w:val="TOC2"/>
-      </w:pPr>
-      <w:r>
-        <w:rPr>
-          <w:rFonts w:ascii="Times New Roman" w:hAnsi="Times New Roman"/>
-          <w:b w:val="0"/>
-          <w:i w:val="0"/>
-          <w:sz w:val="24"/>
-        </w:rPr>
-        <w:t xml:space="preserve">     5.1  Contextos de eficiência e aplicações ............................................................  19</w:t>
-      </w:r>
-    </w:p>
-    <w:p>
-      <w:pPr>
-        <w:pStyle w:val="TOC2"/>
-      </w:pPr>
-      <w:r>
-        <w:rPr>
-          <w:rFonts w:ascii="Times New Roman" w:hAnsi="Times New Roman"/>
-          <w:b w:val="0"/>
-          <w:i w:val="0"/>
-          <w:sz w:val="24"/>
-        </w:rPr>
-        <w:t xml:space="preserve">     5.2  Limitações ............................................................................................  20</w:t>
-      </w:r>
-    </w:p>
-    <w:p>
-      <w:pPr>
-        <w:pStyle w:val="TOC1"/>
-      </w:pPr>
-      <w:r>
-        <w:rPr>
-          <w:rFonts w:ascii="Times New Roman" w:hAnsi="Times New Roman"/>
-          <w:b w:val="0"/>
-          <w:i w:val="0"/>
-          <w:sz w:val="24"/>
-        </w:rPr>
-        <w:t>6  Reflexão Teórica: Classes de Complexidade ...........................................................  21</w:t>
-      </w:r>
-    </w:p>
-    <w:p>
-      <w:pPr>
-        <w:pStyle w:val="TOC2"/>
-      </w:pPr>
-      <w:r>
-        <w:rPr>
-          <w:rFonts w:ascii="Times New Roman" w:hAnsi="Times New Roman"/>
-          <w:b w:val="0"/>
-          <w:i w:val="0"/>
-          <w:sz w:val="24"/>
-        </w:rPr>
-        <w:t xml:space="preserve">     6.1  O problema pertence à classe P? ..................................................................  21</w:t>
-      </w:r>
-    </w:p>
-    <w:p>
-      <w:pPr>
-        <w:pStyle w:val="TOC2"/>
-      </w:pPr>
-      <w:r>
-        <w:rPr>
-          <w:rFonts w:ascii="Times New Roman" w:hAnsi="Times New Roman"/>
-          <w:b w:val="0"/>
-          <w:i w:val="0"/>
-          <w:sz w:val="24"/>
-        </w:rPr>
-        <w:t xml:space="preserve">     6.2  Existe uma versão NP do problema? ...............................................................  21</w:t>
-      </w:r>
-    </w:p>
-    <w:p>
-      <w:pPr>
-        <w:pStyle w:val="TOC2"/>
-      </w:pPr>
-      <w:r>
-        <w:rPr>
-          <w:rFonts w:ascii="Times New Roman" w:hAnsi="Times New Roman"/>
-          <w:b w:val="0"/>
-          <w:i w:val="0"/>
-          <w:sz w:val="24"/>
-        </w:rPr>
-        <w:t xml:space="preserve">     6.3  Problemas semelhantes NP-completos ..............................................................  22</w:t>
-      </w:r>
-    </w:p>
-    <w:p>
-      <w:pPr>
-        <w:pStyle w:val="TOC1"/>
-      </w:pPr>
-      <w:r>
-        <w:rPr>
-          <w:rFonts w:ascii="Times New Roman" w:hAnsi="Times New Roman"/>
-          <w:b w:val="0"/>
-          <w:i w:val="0"/>
-          <w:sz w:val="24"/>
-        </w:rPr>
-        <w:t>7  Execução do Projeto .........................................................................................  23</w:t>
-      </w:r>
-    </w:p>
-    <w:p>
-      <w:pPr>
-        <w:pStyle w:val="TOC1"/>
-      </w:pPr>
-      <w:r>
-        <w:rPr>
-          <w:rFonts w:ascii="Times New Roman" w:hAnsi="Times New Roman"/>
-          <w:b w:val="0"/>
-          <w:i w:val="0"/>
-          <w:sz w:val="24"/>
-        </w:rPr>
-        <w:t>8  Conclusão .....................................................................................................  24</w:t>
-      </w:r>
-    </w:p>
-    <w:p>
-      <w:pPr>
-        <w:pStyle w:val="TOC1"/>
-      </w:pPr>
-      <w:r>
-        <w:rPr>
-          <w:rFonts w:ascii="Times New Roman" w:hAnsi="Times New Roman"/>
-          <w:b w:val="0"/>
-          <w:i w:val="0"/>
-          <w:sz w:val="24"/>
-        </w:rPr>
-        <w:t>REFERÊNCIAS .......................................................................................................  25</w:t>
-      </w:r>
-    </w:p>
-    <w:p>
-      <w:pPr>
-        <w:spacing w:line="240" w:lineRule="auto"/>
-      </w:pPr>
-      <w:r>
-        <w:br w:type="page"/>
-      </w:r>
-    </w:p>
-    <w:p>
-      <w:pPr>
-        <w:pStyle w:val="Heading1"/>
-        <w:spacing w:line="240" w:lineRule="auto" w:before="65"/>
-        <w:ind w:left="337" w:hanging="280"/>
+          <w:sz w:val="24"/>
+        </w:rPr>
+        <w:t>caminho de menor custo entre dois vértices</w:t>
+      </w:r>
+      <w:r>
+        <w:rPr>
+          <w:rFonts w:ascii="Times New Roman" w:hAnsi="Times New Roman"/>
+          <w:b w:val="0"/>
+          <w:i w:val="0"/>
+          <w:sz w:val="24"/>
+        </w:rPr>
+        <w:t xml:space="preserve"> de um grafo com pesos não negativos nas arestas, utilizando uma </w:t>
+      </w:r>
+      <w:r>
+        <w:rPr>
+          <w:rFonts w:ascii="Times New Roman" w:hAnsi="Times New Roman"/>
+          <w:b/>
+          <w:i w:val="0"/>
+          <w:sz w:val="24"/>
+        </w:rPr>
+        <w:t>função heurística</w:t>
+      </w:r>
+      <w:r>
+        <w:rPr>
+          <w:rFonts w:ascii="Times New Roman" w:hAnsi="Times New Roman"/>
+          <w:b w:val="0"/>
+          <w:i w:val="0"/>
+          <w:sz w:val="24"/>
+        </w:rPr>
+        <w:t xml:space="preserve"> que estima o custo restante até o destino. Enquanto o Dijkstra explora todos os vértices em ordem crescente de distância à origem — equivalente ao A* com h ≡ 0 —, o A* “puxa” a busca na direção do destino, expandindo primeiro os vértices com maior potencial de levar a um caminho ótimo. Isso pode reduzir drasticamente o número de vértices processados, especialmente quando a heurística é precisa.</w:t>
+      </w:r>
+    </w:p>
+    <w:p>
+      <w:pPr>
+        <w:pStyle w:val="BodyText"/>
+        <w:spacing w:line="360" w:lineRule="auto"/>
+        <w:ind w:firstLine="709"/>
+        <w:jc w:val="both"/>
+      </w:pPr>
+      <w:r>
+        <w:rPr>
+          <w:rFonts w:ascii="Times New Roman" w:hAnsi="Times New Roman"/>
+          <w:b w:val="0"/>
+          <w:i w:val="0"/>
+          <w:sz w:val="24"/>
+        </w:rPr>
+        <w:t>Duas propriedades da heurística são suficientes para garantir a otimalidade:</w:t>
+      </w:r>
+    </w:p>
+    <w:p>
+      <w:pPr>
+        <w:pStyle w:val="ListParagraph"/>
+        <w:spacing w:line="360" w:lineRule="auto"/>
+        <w:ind w:left="709" w:hanging="709"/>
+        <w:jc w:val="both"/>
+      </w:pPr>
+      <w:r>
+        <w:rPr>
+          <w:rFonts w:ascii="Times New Roman" w:hAnsi="Times New Roman"/>
+          <w:b w:val="0"/>
+          <w:i w:val="0"/>
+          <w:sz w:val="24"/>
+        </w:rPr>
+        <w:t>– Admissibilidade: h(v) ≤ custo_real(v, destino) para todo v. A heurística nunca superestima, portanto o algoritmo nunca descarta prematuramente um caminho ótimo.</w:t>
+      </w:r>
+    </w:p>
+    <w:p>
+      <w:pPr>
+        <w:pStyle w:val="ListParagraph"/>
+        <w:spacing w:line="360" w:lineRule="auto"/>
+        <w:ind w:left="709" w:hanging="709"/>
+        <w:jc w:val="both"/>
+      </w:pPr>
+      <w:r>
+        <w:rPr>
+          <w:rFonts w:ascii="Times New Roman" w:hAnsi="Times New Roman"/>
+          <w:b w:val="0"/>
+          <w:i w:val="0"/>
+          <w:sz w:val="24"/>
+        </w:rPr>
+        <w:t>– Consistência (monotonicidade): h(u) ≤ custo(u,v) + h(v) para toda aresta (u,v). Com consistência, cada vértice é expandido no máximo uma vez.</w:t>
+      </w:r>
+    </w:p>
+    <w:p>
+      <w:pPr>
+        <w:pStyle w:val="BodyText"/>
+        <w:spacing w:line="360" w:lineRule="auto"/>
+        <w:ind w:firstLine="709"/>
+        <w:jc w:val="both"/>
+      </w:pPr>
+      <w:r>
+        <w:rPr>
+          <w:rFonts w:ascii="Times New Roman" w:hAnsi="Times New Roman"/>
+          <w:b w:val="0"/>
+          <w:i w:val="0"/>
+          <w:sz w:val="24"/>
+        </w:rPr>
+        <w:t>A distância de Manhattan satisfaz ambas as propriedades para movimento em quatro direções com custo unitário: cada passo reduz a distância de Manhattan em exatamente 1 (direção correta) ou aumenta em 1 (perpendicular), portanto a estimativa nunca excede o custo real.</w:t>
+      </w:r>
+    </w:p>
+    <w:p>
+      <w:pPr>
+        <w:pStyle w:val="Heading2"/>
+        <w:numPr>
+          <w:ilvl w:val="0"/>
+          <w:numId w:val="0"/>
+        </w:numPr>
+        <w:spacing w:line="360" w:lineRule="auto" w:before="120"/>
         <w:jc w:val="left"/>
       </w:pPr>
       <w:r>
         <w:rPr>
           <w:rFonts w:ascii="Times New Roman" w:hAnsi="Times New Roman"/>
-        </w:rPr>
-        <w:t>INTRODUÇÃO</w:t>
+          <w:sz w:val="24"/>
+        </w:rPr>
+        <w:t>2.2 Funcionamento passo a passo</w:t>
       </w:r>
     </w:p>
     <w:p>
       <w:pPr>
         <w:pStyle w:val="BodyText"/>
-        <w:spacing w:line="312" w:lineRule="auto" w:before="281"/>
-        <w:ind w:left="766" w:right="196"/>
-        <w:jc w:val="both"/>
-      </w:pPr>
-      <w:r>
-        <w:rPr>
-          <w:rFonts w:ascii="Times New Roman" w:hAnsi="Times New Roman"/>
-          <w:b w:val="0"/>
-          <w:i w:val="0"/>
-          <w:sz w:val="24"/>
-        </w:rPr>
-        <w:t>O problema do caminho mínimo é central na Teoria da Computação e em inúmeras aplicações práticas. Em contextos onde se dispõe de um destino conhecido e de uma estimativa do custo restante para alcançá-lo, a busca pode ser guiada de forma muito mais eficiente do que na exploração cega. O algoritmo A* (lê-se “A-estrela”), proposto por Peter Hart, Nils Nilsson e Bertram Raphael em 1968, formaliza essa intuição: ele ordena a fronteira de busca por uma função f(v) = g(v) + h(v), onde g(v) é o custo real acumulado da origem até v e h(v) é uma estimativa heurística do custo de v até o destino. Quando a heurística é admissível — nunca superestima o custo real — o A* é garantidamente ótimo: o primeiro caminho encontrado é o de menor custo. Quando é também consistente (monótona), cada vértice é expandido no máximo uma vez, eliminando retrabalho.</w:t>
+        <w:spacing w:line="360" w:lineRule="auto"/>
+        <w:ind w:firstLine="709"/>
+        <w:jc w:val="both"/>
+      </w:pPr>
+      <w:r>
+        <w:rPr>
+          <w:rFonts w:ascii="Times New Roman" w:hAnsi="Times New Roman"/>
+          <w:b w:val="0"/>
+          <w:i w:val="0"/>
+          <w:sz w:val="24"/>
+        </w:rPr>
+        <w:t>O funcionamento do A* pode ser resumido nos seguintes passos:</w:t>
+      </w:r>
+    </w:p>
+    <w:p>
+      <w:pPr>
+        <w:pStyle w:val="ListParagraph"/>
+        <w:spacing w:line="360" w:lineRule="auto"/>
+        <w:ind w:left="709" w:hanging="709"/>
+        <w:jc w:val="both"/>
+      </w:pPr>
+      <w:r>
+        <w:rPr>
+          <w:rFonts w:ascii="Times New Roman" w:hAnsi="Times New Roman"/>
+          <w:b w:val="0"/>
+          <w:i w:val="0"/>
+          <w:sz w:val="24"/>
+        </w:rPr>
+        <w:t>– Inicialização: g(origem) ← 0; origem inserida na lista aberta com f = h(origem); demais g-scores considerados infinitos.</w:t>
+      </w:r>
+    </w:p>
+    <w:p>
+      <w:pPr>
+        <w:pStyle w:val="ListParagraph"/>
+        <w:spacing w:line="360" w:lineRule="auto"/>
+        <w:ind w:left="709" w:hanging="709"/>
+        <w:jc w:val="both"/>
+      </w:pPr>
+      <w:r>
+        <w:rPr>
+          <w:rFonts w:ascii="Times New Roman" w:hAnsi="Times New Roman"/>
+          <w:b w:val="0"/>
+          <w:i w:val="0"/>
+          <w:sz w:val="24"/>
+        </w:rPr>
+        <w:t>– Extração do mínimo: remove-se da lista aberta o vértice v com menor f. Se já foi expandido (entrada obsoleta — lazy deletion), descarta-se e continua.</w:t>
+      </w:r>
+    </w:p>
+    <w:p>
+      <w:pPr>
+        <w:pStyle w:val="ListParagraph"/>
+        <w:spacing w:line="360" w:lineRule="auto"/>
+        <w:ind w:left="709" w:hanging="709"/>
+        <w:jc w:val="both"/>
+      </w:pPr>
+      <w:r>
+        <w:rPr>
+          <w:rFonts w:ascii="Times New Roman" w:hAnsi="Times New Roman"/>
+          <w:b w:val="0"/>
+          <w:i w:val="0"/>
+          <w:sz w:val="24"/>
+        </w:rPr>
+        <w:t>– Verificação do objetivo: se v = destino, retorna o caminho reconstruído pelos pais e g(v).</w:t>
+      </w:r>
+    </w:p>
+    <w:p>
+      <w:pPr>
+        <w:pStyle w:val="ListParagraph"/>
+        <w:spacing w:line="360" w:lineRule="auto"/>
+        <w:ind w:left="709" w:hanging="709"/>
+        <w:jc w:val="both"/>
+      </w:pPr>
+      <w:r>
+        <w:rPr>
+          <w:rFonts w:ascii="Times New Roman" w:hAnsi="Times New Roman"/>
+          <w:b w:val="0"/>
+          <w:i w:val="0"/>
+          <w:sz w:val="24"/>
+        </w:rPr>
+        <w:t>– Expansão dos vizinhos: para cada vizinho u livre de v, calcula-se g' = g(v) + 1. Se g' &lt; g(u), atualiza-se g(u), registra-se v como pai de u e insere-se u na lista aberta com f = g' + h(u).</w:t>
+      </w:r>
+    </w:p>
+    <w:p>
+      <w:pPr>
+        <w:pStyle w:val="ListParagraph"/>
+        <w:spacing w:line="360" w:lineRule="auto"/>
+        <w:ind w:left="709" w:hanging="709"/>
+        <w:jc w:val="both"/>
+      </w:pPr>
+      <w:r>
+        <w:rPr>
+          <w:rFonts w:ascii="Times New Roman" w:hAnsi="Times New Roman"/>
+          <w:b w:val="0"/>
+          <w:i w:val="0"/>
+          <w:sz w:val="24"/>
+        </w:rPr>
+        <w:t>– Repetição: extração e expansão se repetem até a lista ficar vazia (sem caminho) ou o destino ser extraído.</w:t>
       </w:r>
     </w:p>
     <w:p>
       <w:pPr>
         <w:pStyle w:val="BodyText"/>
-        <w:spacing w:line="312" w:lineRule="auto" w:before="281"/>
-        <w:ind w:left="766" w:right="196"/>
-        <w:jc w:val="both"/>
-      </w:pPr>
-      <w:r>
-        <w:rPr>
-          <w:rFonts w:ascii="Times New Roman" w:hAnsi="Times New Roman"/>
-          <w:b w:val="0"/>
-          <w:i w:val="0"/>
-          <w:sz w:val="24"/>
-        </w:rPr>
-        <w:t>Este trabalho tem como objetivo estudar o algoritmo A* sob duas perspectivas complementares. Na perspectiva teórica, descreve-se o que o algoritmo faz, como funciona passo a passo, qual a estrutura de dados empregada e qual a sua complexidade assintótica nas notações O, Ω e Θ. Na perspectiva experimental, o algoritmo foi implementado em duas linguagens de programação — Python e JavaScript (executado no Node.js) — e submetido a um conjunto de experimentos controlados com o objetivo de medir o tempo de execução em três cenários distintos e validar empiricamente o comportamento previsto pela teoria.</w:t>
+        <w:spacing w:line="360" w:lineRule="auto"/>
+        <w:ind w:firstLine="709"/>
+        <w:jc w:val="both"/>
+      </w:pPr>
+      <w:r>
+        <w:rPr>
+          <w:rFonts w:ascii="Times New Roman" w:hAnsi="Times New Roman"/>
+          <w:b w:val="0"/>
+          <w:i w:val="0"/>
+          <w:sz w:val="24"/>
+        </w:rPr>
+        <w:t xml:space="preserve">A </w:t>
+      </w:r>
+      <w:r>
+        <w:rPr>
+          <w:rFonts w:ascii="Times New Roman" w:hAnsi="Times New Roman"/>
+          <w:b/>
+          <w:i w:val="0"/>
+          <w:sz w:val="24"/>
+        </w:rPr>
+        <w:t>lazy deletion</w:t>
+      </w:r>
+      <w:r>
+        <w:rPr>
+          <w:rFonts w:ascii="Times New Roman" w:hAnsi="Times New Roman"/>
+          <w:b w:val="0"/>
+          <w:i w:val="0"/>
+          <w:sz w:val="24"/>
+        </w:rPr>
+        <w:t xml:space="preserve"> evita remoções custosas do meio do heap: entradas obsoletas são descartadas ao serem extraídas, preservando a complexidade assintótica e simplificando a implementação.</w:t>
+      </w:r>
+    </w:p>
+    <w:p>
+      <w:pPr>
+        <w:pStyle w:val="Heading2"/>
+        <w:numPr>
+          <w:ilvl w:val="0"/>
+          <w:numId w:val="0"/>
+        </w:numPr>
+        <w:spacing w:line="360" w:lineRule="auto" w:before="120"/>
+        <w:jc w:val="left"/>
+      </w:pPr>
+      <w:r>
+        <w:rPr>
+          <w:rFonts w:ascii="Times New Roman" w:hAnsi="Times New Roman"/>
+          <w:sz w:val="24"/>
+        </w:rPr>
+        <w:t>2.3 Estrutura de dados: heap binário de mínimo</w:t>
       </w:r>
     </w:p>
     <w:p>
       <w:pPr>
         <w:pStyle w:val="BodyText"/>
-        <w:spacing w:line="312" w:lineRule="auto" w:before="281"/>
-        <w:ind w:left="766" w:right="196"/>
-        <w:jc w:val="both"/>
-      </w:pPr>
-      <w:r>
-        <w:rPr>
-          <w:rFonts w:ascii="Times New Roman" w:hAnsi="Times New Roman"/>
-          <w:b w:val="0"/>
-          <w:i w:val="0"/>
-          <w:sz w:val="24"/>
-        </w:rPr>
-        <w:t xml:space="preserve">O domínio escolhido para os experimentos é uma </w:t>
+        <w:spacing w:line="360" w:lineRule="auto"/>
+        <w:ind w:firstLine="709"/>
+        <w:jc w:val="both"/>
+      </w:pPr>
+      <w:r>
+        <w:rPr>
+          <w:rFonts w:ascii="Times New Roman" w:hAnsi="Times New Roman"/>
+          <w:b w:val="0"/>
+          <w:i w:val="0"/>
+          <w:sz w:val="24"/>
+        </w:rPr>
+        <w:t xml:space="preserve">A eficiência do A* depende da estrutura usada para extrair o vértice com menor f. Utilizou-se uma </w:t>
       </w:r>
       <w:r>
         <w:rPr>
@@ -951,16 +1167,50 @@
           <w:i w:val="0"/>
           <w:sz w:val="24"/>
         </w:rPr>
-        <w:t>grade 2D com obstáculos</w:t>
-      </w:r>
-      <w:r>
-        <w:rPr>
-          <w:rFonts w:ascii="Times New Roman" w:hAnsi="Times New Roman"/>
-          <w:b w:val="0"/>
-          <w:i w:val="0"/>
-          <w:sz w:val="24"/>
-        </w:rPr>
-        <w:t xml:space="preserve">: cada célula livre é um vértice, vizinha das células livres adjacentes em quatro direções (cima, baixo, esquerda, direita), com custo unitário por passo. A heurística empregada é a </w:t>
+        <w:t>fila de prioridade implementada como heap binário de mínimo</w:t>
+      </w:r>
+      <w:r>
+        <w:rPr>
+          <w:rFonts w:ascii="Times New Roman" w:hAnsi="Times New Roman"/>
+          <w:b w:val="0"/>
+          <w:i w:val="0"/>
+          <w:sz w:val="24"/>
+        </w:rPr>
+        <w:t>, com inserção e remoção em O(log n).</w:t>
+      </w:r>
+    </w:p>
+    <w:p>
+      <w:pPr>
+        <w:pStyle w:val="BodyText"/>
+        <w:spacing w:line="360" w:lineRule="auto"/>
+        <w:ind w:firstLine="709"/>
+        <w:jc w:val="both"/>
+      </w:pPr>
+      <w:r>
+        <w:rPr>
+          <w:rFonts w:ascii="Times New Roman" w:hAnsi="Times New Roman"/>
+          <w:b w:val="0"/>
+          <w:i w:val="0"/>
+          <w:sz w:val="24"/>
+        </w:rPr>
+        <w:t>O critério de desempate possui três níveis: (1) menor f = g + h; (2) menor h (vértice mais próximo do destino); (3) menor ordem de inserção (determinismo total). O desempate determinístico é essencial para a comparabilidade entre linguagens.</w:t>
+      </w:r>
+    </w:p>
+    <w:p>
+      <w:pPr>
+        <w:pStyle w:val="BodyText"/>
+        <w:spacing w:line="360" w:lineRule="auto"/>
+        <w:ind w:firstLine="709"/>
+        <w:jc w:val="both"/>
+      </w:pPr>
+      <w:r>
+        <w:rPr>
+          <w:rFonts w:ascii="Times New Roman" w:hAnsi="Times New Roman"/>
+          <w:b w:val="0"/>
+          <w:i w:val="0"/>
+          <w:sz w:val="24"/>
+        </w:rPr>
+        <w:t xml:space="preserve">Em </w:t>
       </w:r>
       <w:r>
         <w:rPr>
@@ -969,473 +1219,59 @@
           <w:i w:val="0"/>
           <w:sz w:val="24"/>
         </w:rPr>
-        <w:t>distância de Manhattan</w:t>
-      </w:r>
-      <w:r>
-        <w:rPr>
-          <w:rFonts w:ascii="Times New Roman" w:hAnsi="Times New Roman"/>
-          <w:b w:val="0"/>
-          <w:i w:val="0"/>
-          <w:sz w:val="24"/>
-        </w:rPr>
-        <w:t>, h(v) = |v.linha − destino.linha| + |v.coluna − destino.coluna|, que é admissível e consistente para movimento em quatro direções com custo unitário — garantindo a otimalidade do algoritmo.</w:t>
+        <w:t>Python</w:t>
+      </w:r>
+      <w:r>
+        <w:rPr>
+          <w:rFonts w:ascii="Times New Roman" w:hAnsi="Times New Roman"/>
+          <w:b w:val="0"/>
+          <w:i w:val="0"/>
+          <w:sz w:val="24"/>
+        </w:rPr>
+        <w:t xml:space="preserve"> utilizou-se o módulo heapq. Em </w:t>
+      </w:r>
+      <w:r>
+        <w:rPr>
+          <w:rFonts w:ascii="Times New Roman" w:hAnsi="Times New Roman"/>
+          <w:b/>
+          <w:i w:val="0"/>
+          <w:sz w:val="24"/>
+        </w:rPr>
+        <w:t>JavaScript</w:t>
+      </w:r>
+      <w:r>
+        <w:rPr>
+          <w:rFonts w:ascii="Times New Roman" w:hAnsi="Times New Roman"/>
+          <w:b w:val="0"/>
+          <w:i w:val="0"/>
+          <w:sz w:val="24"/>
+        </w:rPr>
+        <w:t xml:space="preserve"> desenvolveu-se uma classe MinHeap própria (bubble up / sink down). Ambas as implementações usam Map/Set para g-scores, pais e conjunto de expandidos — O(1) médio.</w:t>
+      </w:r>
+    </w:p>
+    <w:p>
+      <w:pPr>
+        <w:pStyle w:val="Heading2"/>
+        <w:numPr>
+          <w:ilvl w:val="0"/>
+          <w:numId w:val="0"/>
+        </w:numPr>
+        <w:spacing w:line="360" w:lineRule="auto" w:before="120"/>
+        <w:jc w:val="left"/>
+      </w:pPr>
+      <w:r>
+        <w:rPr>
+          <w:rFonts w:ascii="Times New Roman" w:hAnsi="Times New Roman"/>
+          <w:sz w:val="24"/>
+        </w:rPr>
+        <w:t>2.4 Pseudocódigo</w:t>
       </w:r>
     </w:p>
     <w:p>
       <w:pPr>
         <w:pStyle w:val="BodyText"/>
-        <w:spacing w:line="312" w:lineRule="auto" w:before="281"/>
-        <w:ind w:left="766" w:right="196"/>
-        <w:jc w:val="both"/>
-      </w:pPr>
-      <w:r>
-        <w:rPr>
-          <w:rFonts w:ascii="Times New Roman" w:hAnsi="Times New Roman"/>
-          <w:b w:val="0"/>
-          <w:i w:val="0"/>
-          <w:sz w:val="24"/>
-        </w:rPr>
-        <w:t>O relatório está organizado da seguinte forma. A Seção 2 apresenta a fundamentação teórica do algoritmo. A Seção 3 detalha a metodologia experimental, incluindo os cenários de teste, a geração das entradas, os tamanhos avaliados, o ambiente de execução e o protocolo de medição. A Seção 4 discute os resultados, analisando individualmente cada gráfico gerado. A Seção 5 aborda a aplicabilidade do algoritmo, com seus contextos de eficiência e limitações. A Seção 6 traz a reflexão teórica sobre as classes de complexidade P e NP. A Seção 7 explica como executar os códigos do projeto e a Seção 8 apresenta as conclusões.</w:t>
-      </w:r>
-    </w:p>
-    <w:p>
-      <w:pPr>
-        <w:pStyle w:val="Heading1"/>
-        <w:spacing w:line="240" w:lineRule="auto" w:before="65"/>
-        <w:ind w:left="337" w:hanging="280"/>
-        <w:jc w:val="left"/>
-      </w:pPr>
-      <w:r>
-        <w:rPr>
-          <w:rFonts w:ascii="Times New Roman" w:hAnsi="Times New Roman"/>
-        </w:rPr>
-        <w:t>O ALGORITMO A*</w:t>
-      </w:r>
-    </w:p>
-    <w:p>
-      <w:pPr>
-        <w:pStyle w:val="Heading2"/>
-        <w:spacing w:line="240" w:lineRule="auto" w:before="65"/>
-        <w:jc w:val="left"/>
-      </w:pPr>
-      <w:r>
-        <w:rPr>
-          <w:rFonts w:ascii="Times New Roman" w:hAnsi="Times New Roman"/>
-          <w:sz w:val="24"/>
-        </w:rPr>
-        <w:t>Definição e objetivo</w:t>
-      </w:r>
-    </w:p>
-    <w:p>
-      <w:pPr>
-        <w:pStyle w:val="BodyText"/>
-        <w:spacing w:line="312" w:lineRule="auto" w:before="281"/>
-        <w:ind w:left="766" w:right="196"/>
-        <w:jc w:val="both"/>
-      </w:pPr>
-      <w:r>
-        <w:rPr>
-          <w:rFonts w:ascii="Times New Roman" w:hAnsi="Times New Roman"/>
-          <w:b w:val="0"/>
-          <w:i w:val="0"/>
-          <w:sz w:val="24"/>
-        </w:rPr>
-        <w:t xml:space="preserve">O algoritmo A* resolve o problema do </w:t>
-      </w:r>
-      <w:r>
-        <w:rPr>
-          <w:rFonts w:ascii="Times New Roman" w:hAnsi="Times New Roman"/>
-          <w:b/>
-          <w:i w:val="0"/>
-          <w:sz w:val="24"/>
-        </w:rPr>
-        <w:t>caminho de menor custo entre dois vértices</w:t>
-      </w:r>
-      <w:r>
-        <w:rPr>
-          <w:rFonts w:ascii="Times New Roman" w:hAnsi="Times New Roman"/>
-          <w:b w:val="0"/>
-          <w:i w:val="0"/>
-          <w:sz w:val="24"/>
-        </w:rPr>
-        <w:t xml:space="preserve"> de um grafo com pesos não negativos nas arestas, utilizando uma </w:t>
-      </w:r>
-      <w:r>
-        <w:rPr>
-          <w:rFonts w:ascii="Times New Roman" w:hAnsi="Times New Roman"/>
-          <w:b/>
-          <w:i w:val="0"/>
-          <w:sz w:val="24"/>
-        </w:rPr>
-        <w:t>função heurística</w:t>
-      </w:r>
-      <w:r>
-        <w:rPr>
-          <w:rFonts w:ascii="Times New Roman" w:hAnsi="Times New Roman"/>
-          <w:b w:val="0"/>
-          <w:i w:val="0"/>
-          <w:sz w:val="24"/>
-        </w:rPr>
-        <w:t xml:space="preserve"> que estima o custo restante até o destino. Enquanto o algoritmo de Dijkstra explora todos os vértices em ordem crescente de distância à origem — comportamento equivalente ao A* com heurística h ≡ 0 —, o A* “puxa” a busca na direção do destino, expandindo primeiro os vértices com maior potencial de levar a um caminho ótimo. Isso pode reduzir drasticamente o número de vértices processados, especialmente quando a heurística é precisa.</w:t>
-      </w:r>
-    </w:p>
-    <w:p>
-      <w:pPr>
-        <w:pStyle w:val="BodyText"/>
-        <w:spacing w:line="312" w:lineRule="auto" w:before="281"/>
-        <w:ind w:left="766" w:right="196"/>
-        <w:jc w:val="both"/>
-      </w:pPr>
-      <w:r>
-        <w:rPr>
-          <w:rFonts w:ascii="Times New Roman" w:hAnsi="Times New Roman"/>
-          <w:b w:val="0"/>
-          <w:i w:val="0"/>
-          <w:sz w:val="24"/>
-        </w:rPr>
-        <w:t>Duas propriedades da heurística são suficientes para garantir a otimalidade:</w:t>
-      </w:r>
-    </w:p>
-    <w:p>
-      <w:pPr>
-        <w:pStyle w:val="ListParagraph"/>
-        <w:spacing w:line="312" w:lineRule="auto"/>
-        <w:ind w:left="766" w:right="196"/>
-        <w:jc w:val="both"/>
-      </w:pPr>
-      <w:r>
-        <w:rPr>
-          <w:rFonts w:ascii="Times New Roman" w:hAnsi="Times New Roman"/>
-          <w:b w:val="0"/>
-          <w:i w:val="0"/>
-          <w:sz w:val="24"/>
-        </w:rPr>
-        <w:t>Admissibilidade: h(v) ≤ custo_real(v, destino) para todo vértice v. A heurística nunca superestima, portanto o algoritmo nunca descarta prematuramente um caminho ótimo.</w:t>
-      </w:r>
-    </w:p>
-    <w:p>
-      <w:pPr>
-        <w:pStyle w:val="ListParagraph"/>
-        <w:spacing w:line="312" w:lineRule="auto"/>
-        <w:ind w:left="766" w:right="196"/>
-        <w:jc w:val="both"/>
-      </w:pPr>
-      <w:r>
-        <w:rPr>
-          <w:rFonts w:ascii="Times New Roman" w:hAnsi="Times New Roman"/>
-          <w:b w:val="0"/>
-          <w:i w:val="0"/>
-          <w:sz w:val="24"/>
-        </w:rPr>
-        <w:t>Consistência (monotonicidade): h(u) ≤ custo(u, v) + h(v) para toda aresta (u, v). Com consistência, a sequência de valores f ao longo de qualquer caminho explorado é não decrescente, e cada vértice é expandido no máximo uma vez — o que reduz significativamente o trabalho total.</w:t>
-      </w:r>
-    </w:p>
-    <w:p>
-      <w:pPr>
-        <w:pStyle w:val="BodyText"/>
-        <w:spacing w:line="312" w:lineRule="auto" w:before="281"/>
-        <w:ind w:left="766" w:right="196"/>
-        <w:jc w:val="both"/>
-      </w:pPr>
-      <w:r>
-        <w:rPr>
-          <w:rFonts w:ascii="Times New Roman" w:hAnsi="Times New Roman"/>
-          <w:b w:val="0"/>
-          <w:i w:val="0"/>
-          <w:sz w:val="24"/>
-        </w:rPr>
-        <w:t>A distância de Manhattan satisfaz ambas as propriedades para movimento em quatro direções com custo unitário: cada passo reduz a distância de Manhattan em exatamente 1 (se for na direção certa) ou aumenta em 1 (se for perpendicular), portanto a estimativa nunca excede o custo real.</w:t>
-      </w:r>
-    </w:p>
-    <w:p>
-      <w:pPr>
-        <w:pStyle w:val="Heading2"/>
-        <w:spacing w:line="240" w:lineRule="auto" w:before="65"/>
-        <w:jc w:val="left"/>
-      </w:pPr>
-      <w:r>
-        <w:rPr>
-          <w:rFonts w:ascii="Times New Roman" w:hAnsi="Times New Roman"/>
-          <w:sz w:val="24"/>
-        </w:rPr>
-        <w:t>Funcionamento passo a passo</w:t>
-      </w:r>
-    </w:p>
-    <w:p>
-      <w:pPr>
-        <w:pStyle w:val="BodyText"/>
-        <w:spacing w:line="312" w:lineRule="auto" w:before="281"/>
-        <w:ind w:left="766" w:right="196"/>
-        <w:jc w:val="both"/>
-      </w:pPr>
-      <w:r>
-        <w:rPr>
-          <w:rFonts w:ascii="Times New Roman" w:hAnsi="Times New Roman"/>
-          <w:b w:val="0"/>
-          <w:i w:val="0"/>
-          <w:sz w:val="24"/>
-        </w:rPr>
-        <w:t>O funcionamento do algoritmo A* pode ser resumido nos seguintes passos:</w:t>
-      </w:r>
-    </w:p>
-    <w:p>
-      <w:pPr>
-        <w:pStyle w:val="ListParagraph"/>
-        <w:spacing w:line="312" w:lineRule="auto"/>
-        <w:ind w:left="766" w:right="196"/>
-        <w:jc w:val="both"/>
-      </w:pPr>
-      <w:r>
-        <w:rPr>
-          <w:rFonts w:ascii="Times New Roman" w:hAnsi="Times New Roman"/>
-          <w:b w:val="0"/>
-          <w:i w:val="0"/>
-          <w:sz w:val="24"/>
-        </w:rPr>
-        <w:t>Inicialização: o custo real g(origem) é definido como 0. O vértice de origem é inserido na fila de prioridade (lista aberta) com prioridade f(origem) = g(origem) + h(origem) = h(origem). Todos os demais g-scores são considerados infinitos.</w:t>
-      </w:r>
-    </w:p>
-    <w:p>
-      <w:pPr>
-        <w:pStyle w:val="ListParagraph"/>
-        <w:spacing w:line="312" w:lineRule="auto"/>
-        <w:ind w:left="766" w:right="196"/>
-        <w:jc w:val="both"/>
-      </w:pPr>
-      <w:r>
-        <w:rPr>
-          <w:rFonts w:ascii="Times New Roman" w:hAnsi="Times New Roman"/>
-          <w:b w:val="0"/>
-          <w:i w:val="0"/>
-          <w:sz w:val="24"/>
-        </w:rPr>
-        <w:t>Extração do mínimo: remove-se da lista aberta o vértice v com o menor valor de f. Se v já foi expandido anteriormente (entrada obsoleta — ver lazy deletion abaixo), a entrada é descartada e passa-se para a próxima.</w:t>
-      </w:r>
-    </w:p>
-    <w:p>
-      <w:pPr>
-        <w:pStyle w:val="ListParagraph"/>
-        <w:spacing w:line="312" w:lineRule="auto"/>
-        <w:ind w:left="766" w:right="196"/>
-        <w:jc w:val="both"/>
-      </w:pPr>
-      <w:r>
-        <w:rPr>
-          <w:rFonts w:ascii="Times New Roman" w:hAnsi="Times New Roman"/>
-          <w:b w:val="0"/>
-          <w:i w:val="0"/>
-          <w:sz w:val="24"/>
-        </w:rPr>
-        <w:t>Verificação do objetivo: se v é o vértice de destino, o algoritmo retorna o caminho reconstruído pela cadeia de ponteiros de pai e o custo g(v).</w:t>
-      </w:r>
-    </w:p>
-    <w:p>
-      <w:pPr>
-        <w:pStyle w:val="ListParagraph"/>
-        <w:spacing w:line="312" w:lineRule="auto"/>
-        <w:ind w:left="766" w:right="196"/>
-        <w:jc w:val="both"/>
-      </w:pPr>
-      <w:r>
-        <w:rPr>
-          <w:rFonts w:ascii="Times New Roman" w:hAnsi="Times New Roman"/>
-          <w:b w:val="0"/>
-          <w:i w:val="0"/>
-          <w:sz w:val="24"/>
-        </w:rPr>
-        <w:t>Expansão dos vizinhos: para cada vizinho u de v acessível (célula livre e dentro da grade), calcula-se o custo tentativo g' = g(v) + 1. Se g' &lt; g(u) (caminho melhor encontrado), atualiza-se g(u), registra-se v como pai de u e insere-se u na lista aberta com prioridade f(u) = g' + h(u).</w:t>
-      </w:r>
-    </w:p>
-    <w:p>
-      <w:pPr>
-        <w:pStyle w:val="ListParagraph"/>
-        <w:spacing w:line="312" w:lineRule="auto"/>
-        <w:ind w:left="766" w:right="196"/>
-        <w:jc w:val="both"/>
-      </w:pPr>
-      <w:r>
-        <w:rPr>
-          <w:rFonts w:ascii="Times New Roman" w:hAnsi="Times New Roman"/>
-          <w:b w:val="0"/>
-          <w:i w:val="0"/>
-          <w:sz w:val="24"/>
-        </w:rPr>
-        <w:t>Repetição: os passos de extração e expansão se repetem até que a lista aberta fique vazia (nenhum caminho existe) ou o destino seja extraído.</w:t>
-      </w:r>
-    </w:p>
-    <w:p>
-      <w:pPr>
-        <w:pStyle w:val="BodyText"/>
-        <w:spacing w:line="312" w:lineRule="auto" w:before="281"/>
-        <w:ind w:left="766" w:right="196"/>
-        <w:jc w:val="both"/>
-      </w:pPr>
-      <w:r>
-        <w:rPr>
-          <w:rFonts w:ascii="Times New Roman" w:hAnsi="Times New Roman"/>
-          <w:b w:val="0"/>
-          <w:i w:val="0"/>
-          <w:sz w:val="24"/>
-        </w:rPr>
-        <w:t xml:space="preserve">Uma técnica importante de implementação é a </w:t>
-      </w:r>
-      <w:r>
-        <w:rPr>
-          <w:rFonts w:ascii="Times New Roman" w:hAnsi="Times New Roman"/>
-          <w:b/>
-          <w:i w:val="0"/>
-          <w:sz w:val="24"/>
-        </w:rPr>
-        <w:t>lazy deletion</w:t>
-      </w:r>
-      <w:r>
-        <w:rPr>
-          <w:rFonts w:ascii="Times New Roman" w:hAnsi="Times New Roman"/>
-          <w:b w:val="0"/>
-          <w:i w:val="0"/>
-          <w:sz w:val="24"/>
-        </w:rPr>
-        <w:t xml:space="preserve"> (deleção preguiçosa): como um vértice pode ser inserido na fila múltiplas vezes com g-scores diferentes (quando um caminho melhor é descoberto), cada extração verifica se a entrada é obsoleta. Em vez de remover elementos do meio do heap — operação custosa —, as entradas obsoletas são simplesmente descartadas ao serem extraídas. Essa técnica preserva a complexidade assintótica e simplifica a implementação.</w:t>
-      </w:r>
-    </w:p>
-    <w:p>
-      <w:pPr>
-        <w:pStyle w:val="Heading2"/>
-        <w:spacing w:line="240" w:lineRule="auto" w:before="65"/>
-        <w:jc w:val="left"/>
-      </w:pPr>
-      <w:r>
-        <w:rPr>
-          <w:rFonts w:ascii="Times New Roman" w:hAnsi="Times New Roman"/>
-          <w:sz w:val="24"/>
-        </w:rPr>
-        <w:t>Estrutura de dados: heap binário de mínimo</w:t>
-      </w:r>
-    </w:p>
-    <w:p>
-      <w:pPr>
-        <w:pStyle w:val="BodyText"/>
-        <w:spacing w:line="312" w:lineRule="auto" w:before="281"/>
-        <w:ind w:left="766" w:right="196"/>
-        <w:jc w:val="both"/>
-      </w:pPr>
-      <w:r>
-        <w:rPr>
-          <w:rFonts w:ascii="Times New Roman" w:hAnsi="Times New Roman"/>
-          <w:b w:val="0"/>
-          <w:i w:val="0"/>
-          <w:sz w:val="24"/>
-        </w:rPr>
-        <w:t xml:space="preserve">A eficiência do algoritmo depende fundamentalmente da estrutura usada para extrair, a cada passo, o vértice com menor valor de f. Neste trabalho utilizou-se uma </w:t>
-      </w:r>
-      <w:r>
-        <w:rPr>
-          <w:rFonts w:ascii="Times New Roman" w:hAnsi="Times New Roman"/>
-          <w:b/>
-          <w:i w:val="0"/>
-          <w:sz w:val="24"/>
-        </w:rPr>
-        <w:t>fila de prioridade implementada como heap binário de mínimo</w:t>
-      </w:r>
-      <w:r>
-        <w:rPr>
-          <w:rFonts w:ascii="Times New Roman" w:hAnsi="Times New Roman"/>
-          <w:b w:val="0"/>
-          <w:i w:val="0"/>
-          <w:sz w:val="24"/>
-        </w:rPr>
-        <w:t>, que garante inserção e remoção do menor elemento em tempo O(log n), onde n é o número de elementos no heap.</w:t>
-      </w:r>
-    </w:p>
-    <w:p>
-      <w:pPr>
-        <w:pStyle w:val="BodyText"/>
-        <w:spacing w:line="312" w:lineRule="auto" w:before="281"/>
-        <w:ind w:left="766" w:right="196"/>
-        <w:jc w:val="both"/>
-      </w:pPr>
-      <w:r>
-        <w:rPr>
-          <w:rFonts w:ascii="Times New Roman" w:hAnsi="Times New Roman"/>
-          <w:b w:val="0"/>
-          <w:i w:val="0"/>
-          <w:sz w:val="24"/>
-        </w:rPr>
-        <w:t>O critério de comparação entre elementos foi definido com três níveis de desempate: (1) menor f = g + h, (2) menor h (favorece vértices mais próximos do destino entre aqueles com mesmo custo total), (3) menor ordem de inserção (garante determinismo total na expansão). O desempate determinístico é essencial para a comparabilidade entre as duas linguagens: com o mesmo critério, as implementações expandem exatamente os mesmos vértices, na mesma ordem.</w:t>
-      </w:r>
-    </w:p>
-    <w:p>
-      <w:pPr>
-        <w:pStyle w:val="BodyText"/>
-        <w:spacing w:line="312" w:lineRule="auto" w:before="281"/>
-        <w:ind w:left="766" w:right="196"/>
-        <w:jc w:val="both"/>
-      </w:pPr>
-      <w:r>
-        <w:rPr>
-          <w:rFonts w:ascii="Times New Roman" w:hAnsi="Times New Roman"/>
-          <w:b w:val="0"/>
-          <w:i w:val="0"/>
-          <w:sz w:val="24"/>
-        </w:rPr>
-        <w:t xml:space="preserve">Na implementação em </w:t>
-      </w:r>
-      <w:r>
-        <w:rPr>
-          <w:rFonts w:ascii="Times New Roman" w:hAnsi="Times New Roman"/>
-          <w:b/>
-          <w:i w:val="0"/>
-          <w:sz w:val="24"/>
-        </w:rPr>
-        <w:t>Python</w:t>
-      </w:r>
-      <w:r>
-        <w:rPr>
-          <w:rFonts w:ascii="Times New Roman" w:hAnsi="Times New Roman"/>
-          <w:b w:val="0"/>
-          <w:i w:val="0"/>
-          <w:sz w:val="24"/>
-        </w:rPr>
-        <w:t xml:space="preserve">, utilizou-se o módulo padrão heapq. Na implementação em </w:t>
-      </w:r>
-      <w:r>
-        <w:rPr>
-          <w:rFonts w:ascii="Times New Roman" w:hAnsi="Times New Roman"/>
-          <w:b/>
-          <w:i w:val="0"/>
-          <w:sz w:val="24"/>
-        </w:rPr>
-        <w:t>JavaScript</w:t>
-      </w:r>
-      <w:r>
-        <w:rPr>
-          <w:rFonts w:ascii="Times New Roman" w:hAnsi="Times New Roman"/>
-          <w:b w:val="0"/>
-          <w:i w:val="0"/>
-          <w:sz w:val="24"/>
-        </w:rPr>
-        <w:t>, como a linguagem não oferece uma fila de prioridade nativa, foi desenvolvida uma classe MinHeap própria, com os métodos de subida (bubble up) e descida (sink down) que mantêm a propriedade do heap. Ambas as implementações utilizam Map e Set (ou dicionários em Python) para armazenar g-scores, ponteiros de pai e o conjunto de vértices já expandidos — estruturas com acesso médio O(1), que não alteram a complexidade assintótica.</w:t>
-      </w:r>
-    </w:p>
-    <w:p>
-      <w:pPr>
-        <w:pStyle w:val="Heading2"/>
-        <w:spacing w:line="240" w:lineRule="auto" w:before="65"/>
-        <w:jc w:val="left"/>
-      </w:pPr>
-      <w:r>
-        <w:rPr>
-          <w:rFonts w:ascii="Times New Roman" w:hAnsi="Times New Roman"/>
-          <w:sz w:val="24"/>
-        </w:rPr>
-        <w:t>Pseudocódigo</w:t>
-      </w:r>
-    </w:p>
-    <w:p>
-      <w:pPr>
-        <w:pStyle w:val="BodyText"/>
-        <w:spacing w:line="312" w:lineRule="auto" w:before="281"/>
-        <w:ind w:left="766" w:right="196"/>
+        <w:spacing w:line="360" w:lineRule="auto"/>
+        <w:ind w:firstLine="709"/>
         <w:jc w:val="both"/>
       </w:pPr>
       <w:r>
@@ -1452,7 +1288,7 @@
       <w:pPr>
         <w:jc w:val="left"/>
         <w:spacing w:line="240" w:lineRule="auto"/>
-        <w:ind w:left="720"/>
+        <w:ind w:left="709"/>
       </w:pPr>
       <w:r>
         <w:rPr>
@@ -1468,7 +1304,7 @@
       <w:pPr>
         <w:jc w:val="left"/>
         <w:spacing w:line="240" w:lineRule="auto"/>
-        <w:ind w:left="720"/>
+        <w:ind w:left="709"/>
       </w:pPr>
       <w:r>
         <w:rPr>
@@ -1484,7 +1320,7 @@
       <w:pPr>
         <w:jc w:val="left"/>
         <w:spacing w:line="240" w:lineRule="auto"/>
-        <w:ind w:left="720"/>
+        <w:ind w:left="709"/>
       </w:pPr>
       <w:r>
         <w:rPr>
@@ -1500,7 +1336,7 @@
       <w:pPr>
         <w:jc w:val="left"/>
         <w:spacing w:line="240" w:lineRule="auto"/>
-        <w:ind w:left="720"/>
+        <w:ind w:left="709"/>
       </w:pPr>
       <w:r>
         <w:rPr>
@@ -1516,7 +1352,7 @@
       <w:pPr>
         <w:jc w:val="left"/>
         <w:spacing w:line="240" w:lineRule="auto"/>
-        <w:ind w:left="720"/>
+        <w:ind w:left="709"/>
       </w:pPr>
       <w:r>
         <w:rPr>
@@ -1531,7 +1367,7 @@
       <w:pPr>
         <w:jc w:val="left"/>
         <w:spacing w:line="240" w:lineRule="auto"/>
-        <w:ind w:left="720"/>
+        <w:ind w:left="709"/>
       </w:pPr>
       <w:r>
         <w:rPr>
@@ -1547,7 +1383,7 @@
       <w:pPr>
         <w:jc w:val="left"/>
         <w:spacing w:line="240" w:lineRule="auto"/>
-        <w:ind w:left="720"/>
+        <w:ind w:left="709"/>
       </w:pPr>
       <w:r>
         <w:rPr>
@@ -1563,7 +1399,7 @@
       <w:pPr>
         <w:jc w:val="left"/>
         <w:spacing w:line="240" w:lineRule="auto"/>
-        <w:ind w:left="720"/>
+        <w:ind w:left="709"/>
       </w:pPr>
       <w:r>
         <w:rPr>
@@ -1572,14 +1408,14 @@
           <w:i w:val="0"/>
           <w:sz w:val="20"/>
         </w:rPr>
-        <w:t xml:space="preserve">        se v já foi expandido: continua    # entrada obsoleta (lazy deletion)</w:t>
+        <w:t xml:space="preserve">        se v já foi expandido: continua    # lazy deletion</w:t>
       </w:r>
     </w:p>
     <w:p>
       <w:pPr>
         <w:jc w:val="left"/>
         <w:spacing w:line="240" w:lineRule="auto"/>
-        <w:ind w:left="720"/>
+        <w:ind w:left="709"/>
       </w:pPr>
       <w:r>
         <w:rPr>
@@ -1595,7 +1431,7 @@
       <w:pPr>
         <w:jc w:val="left"/>
         <w:spacing w:line="240" w:lineRule="auto"/>
-        <w:ind w:left="720"/>
+        <w:ind w:left="709"/>
       </w:pPr>
       <w:r>
         <w:rPr>
@@ -1610,7 +1446,7 @@
       <w:pPr>
         <w:jc w:val="left"/>
         <w:spacing w:line="240" w:lineRule="auto"/>
-        <w:ind w:left="720"/>
+        <w:ind w:left="709"/>
       </w:pPr>
       <w:r>
         <w:rPr>
@@ -1626,7 +1462,7 @@
       <w:pPr>
         <w:jc w:val="left"/>
         <w:spacing w:line="240" w:lineRule="auto"/>
-        <w:ind w:left="720"/>
+        <w:ind w:left="709"/>
       </w:pPr>
       <w:r>
         <w:rPr>
@@ -1642,7 +1478,7 @@
       <w:pPr>
         <w:jc w:val="left"/>
         <w:spacing w:line="240" w:lineRule="auto"/>
-        <w:ind w:left="720"/>
+        <w:ind w:left="709"/>
       </w:pPr>
       <w:r>
         <w:rPr>
@@ -1657,7 +1493,7 @@
       <w:pPr>
         <w:jc w:val="left"/>
         <w:spacing w:line="240" w:lineRule="auto"/>
-        <w:ind w:left="720"/>
+        <w:ind w:left="709"/>
       </w:pPr>
       <w:r>
         <w:rPr>
@@ -1673,7 +1509,7 @@
       <w:pPr>
         <w:jc w:val="left"/>
         <w:spacing w:line="240" w:lineRule="auto"/>
-        <w:ind w:left="720"/>
+        <w:ind w:left="709"/>
       </w:pPr>
       <w:r>
         <w:rPr>
@@ -1689,7 +1525,7 @@
       <w:pPr>
         <w:jc w:val="left"/>
         <w:spacing w:line="240" w:lineRule="auto"/>
-        <w:ind w:left="720"/>
+        <w:ind w:left="709"/>
       </w:pPr>
       <w:r>
         <w:rPr>
@@ -1698,14 +1534,14 @@
           <w:i w:val="0"/>
           <w:sz w:val="20"/>
         </w:rPr>
-        <w:t xml:space="preserve">            se g' &lt; g[u]:                  # caminho melhor até u</w:t>
+        <w:t xml:space="preserve">            se g' &lt; g[u]:</w:t>
       </w:r>
     </w:p>
     <w:p>
       <w:pPr>
         <w:jc w:val="left"/>
         <w:spacing w:line="240" w:lineRule="auto"/>
-        <w:ind w:left="720"/>
+        <w:ind w:left="709"/>
       </w:pPr>
       <w:r>
         <w:rPr>
@@ -1721,7 +1557,7 @@
       <w:pPr>
         <w:jc w:val="left"/>
         <w:spacing w:line="240" w:lineRule="auto"/>
-        <w:ind w:left="720"/>
+        <w:ind w:left="709"/>
       </w:pPr>
       <w:r>
         <w:rPr>
@@ -1737,7 +1573,7 @@
       <w:pPr>
         <w:jc w:val="left"/>
         <w:spacing w:line="240" w:lineRule="auto"/>
-        <w:ind w:left="720"/>
+        <w:ind w:left="709"/>
       </w:pPr>
       <w:r>
         <w:rPr>
@@ -1753,7 +1589,7 @@
       <w:pPr>
         <w:jc w:val="left"/>
         <w:spacing w:line="240" w:lineRule="auto"/>
-        <w:ind w:left="720"/>
+        <w:ind w:left="709"/>
       </w:pPr>
       <w:r>
         <w:rPr>
@@ -1769,7 +1605,7 @@
       <w:pPr>
         <w:jc w:val="left"/>
         <w:spacing w:line="240" w:lineRule="auto"/>
-        <w:ind w:left="720"/>
+        <w:ind w:left="709"/>
       </w:pPr>
       <w:r>
         <w:rPr>
@@ -1784,7 +1620,7 @@
       <w:pPr>
         <w:jc w:val="left"/>
         <w:spacing w:line="240" w:lineRule="auto"/>
-        <w:ind w:left="720"/>
+        <w:ind w:left="709"/>
       </w:pPr>
       <w:r>
         <w:rPr>
@@ -1799,7 +1635,11 @@
     <w:p>
       <w:pPr>
         <w:pStyle w:val="Heading2"/>
-        <w:spacing w:line="240" w:lineRule="auto" w:before="65"/>
+        <w:numPr>
+          <w:ilvl w:val="0"/>
+          <w:numId w:val="0"/>
+        </w:numPr>
+        <w:spacing w:line="360" w:lineRule="auto" w:before="120"/>
         <w:jc w:val="left"/>
       </w:pPr>
       <w:r>
@@ -1807,24 +1647,24 @@
           <w:rFonts w:ascii="Times New Roman" w:hAnsi="Times New Roman"/>
           <w:sz w:val="24"/>
         </w:rPr>
-        <w:t>Complexidade computacional (O, Ω e Θ)</w:t>
+        <w:t>2.5 Complexidade computacional (O, Ω e Θ)</w:t>
       </w:r>
     </w:p>
     <w:p>
       <w:pPr>
         <w:pStyle w:val="BodyText"/>
-        <w:spacing w:line="312" w:lineRule="auto" w:before="281"/>
-        <w:ind w:left="766" w:right="196"/>
-        <w:jc w:val="both"/>
-      </w:pPr>
-      <w:r>
-        <w:rPr>
-          <w:rFonts w:ascii="Times New Roman" w:hAnsi="Times New Roman"/>
-          <w:b w:val="0"/>
-          <w:i w:val="0"/>
-          <w:sz w:val="24"/>
-        </w:rPr>
-        <w:t xml:space="preserve">A análise de complexidade descreve como o tempo de execução cresce em função do tamanho da entrada. Para o A* em grades, define-se </w:t>
+        <w:spacing w:line="360" w:lineRule="auto"/>
+        <w:ind w:firstLine="709"/>
+        <w:jc w:val="both"/>
+      </w:pPr>
+      <w:r>
+        <w:rPr>
+          <w:rFonts w:ascii="Times New Roman" w:hAnsi="Times New Roman"/>
+          <w:b w:val="0"/>
+          <w:i w:val="0"/>
+          <w:sz w:val="24"/>
+        </w:rPr>
+        <w:t xml:space="preserve">Define-se </w:t>
       </w:r>
       <w:r>
         <w:rPr>
@@ -1842,14 +1682,14 @@
           <w:i w:val="0"/>
           <w:sz w:val="24"/>
         </w:rPr>
-        <w:t xml:space="preserve"> como o número total de células (n = lado²) e observa-se que cada célula livre tem no máximo 4 vizinhos, logo o número de arestas E = O(n). Com heap binário, cada operação de inserção ou remoção custa O(log n).</w:t>
+        <w:t xml:space="preserve"> como o número total de células (n = lado²). Cada célula tem no máximo 4 vizinhos (E = O(n)); com heap binário, cada operação custa O(log n).</w:t>
       </w:r>
     </w:p>
     <w:p>
       <w:pPr>
         <w:pStyle w:val="BodyText"/>
-        <w:spacing w:line="312" w:lineRule="auto" w:before="281"/>
-        <w:ind w:left="766" w:right="196"/>
+        <w:spacing w:line="360" w:lineRule="auto"/>
+        <w:ind w:firstLine="709"/>
         <w:jc w:val="both"/>
       </w:pPr>
       <w:r>
@@ -1868,14 +1708,14 @@
           <w:i w:val="0"/>
           <w:sz w:val="24"/>
         </w:rPr>
-        <w:t xml:space="preserve"> no pior caso, todos os n vértices passam pelo heap. Cada vértice pode ser inserido no máximo uma vez por vizinho que descobre um caminho melhor (no máximo 4 inserções por vértice), e cada inserção/remoção custa O(log n). O número total de operações no heap é portanto O(4n) = O(n), e o custo total O(n log n). Nenhuma execução ultrapassa esse limite, independentemente da configuração da grade ou da heurística usada.</w:t>
+        <w:t xml:space="preserve"> no pior caso todos os n vértices passam pelo heap (até 4 inserções por vértice). Custo total O(n log n). Nenhuma execução ultrapassa esse limite.</w:t>
       </w:r>
     </w:p>
     <w:p>
       <w:pPr>
         <w:pStyle w:val="BodyText"/>
-        <w:spacing w:line="312" w:lineRule="auto" w:before="281"/>
-        <w:ind w:left="766" w:right="196"/>
+        <w:spacing w:line="360" w:lineRule="auto"/>
+        <w:ind w:firstLine="709"/>
         <w:jc w:val="both"/>
       </w:pPr>
       <w:r>
@@ -1885,23 +1725,23 @@
           <w:i w:val="0"/>
           <w:sz w:val="24"/>
         </w:rPr>
-        <w:t>Limite inferior — Ω(L):</w:t>
-      </w:r>
-      <w:r>
-        <w:rPr>
-          <w:rFonts w:ascii="Times New Roman" w:hAnsi="Times New Roman"/>
-          <w:b w:val="0"/>
-          <w:i w:val="0"/>
-          <w:sz w:val="24"/>
-        </w:rPr>
-        <w:t xml:space="preserve"> o algoritmo precisa, obrigatoriamente, expandir cada vértice do caminho ótimo pelo menos uma vez — caso contrário, o caminho não seria retornado. Se o caminho ótimo tem comprimento L (em passos), são necessárias pelo menos L + 1 expansões. Cada expansão envolve ao menos uma operação de heap de custo O(log n), portanto o limite inferior é Ω(L · log n). No cenário de melhor caso deste trabalho, o caminho reto na grade tem L = lado − 1 ≈ √n passos, resultando em Ω(√n · log n) — empiricamente aproximado por Θ(√n), pois log n cresce muito lentamente para os tamanhos testados.</w:t>
+        <w:t>Limite inferior — Ω(L·log n):</w:t>
+      </w:r>
+      <w:r>
+        <w:rPr>
+          <w:rFonts w:ascii="Times New Roman" w:hAnsi="Times New Roman"/>
+          <w:b w:val="0"/>
+          <w:i w:val="0"/>
+          <w:sz w:val="24"/>
+        </w:rPr>
+        <w:t xml:space="preserve"> o algoritmo precisa expandir cada vértice do caminho ótimo de comprimento L. No melhor caso L ≈ √n, resultando em Ω(√n·log n), empiricamente Θ(√n).</w:t>
       </w:r>
     </w:p>
     <w:p>
       <w:pPr>
         <w:pStyle w:val="BodyText"/>
-        <w:spacing w:line="312" w:lineRule="auto" w:before="281"/>
-        <w:ind w:left="766" w:right="196"/>
+        <w:spacing w:line="360" w:lineRule="auto"/>
+        <w:ind w:firstLine="709"/>
         <w:jc w:val="both"/>
       </w:pPr>
       <w:r>
@@ -1920,76 +1760,67 @@
           <w:i w:val="0"/>
           <w:sz w:val="24"/>
         </w:rPr>
-        <w:t xml:space="preserve"> não existe um limite Θ global para o A*, pois os limites superior e inferior não coincidem para todo conjunto de entradas. A análise deve ser feita por caso:</w:t>
+        <w:t xml:space="preserve"> não existe Θ global, pois os limites superior e inferior não coincidem para todo conjunto de entradas. A análise por caso é:</w:t>
       </w:r>
     </w:p>
     <w:p>
       <w:pPr>
         <w:pStyle w:val="ListParagraph"/>
-        <w:spacing w:line="312" w:lineRule="auto"/>
-        <w:ind w:left="766" w:right="196"/>
-        <w:jc w:val="both"/>
-      </w:pPr>
-      <w:r>
-        <w:rPr>
-          <w:rFonts w:ascii="Times New Roman" w:hAnsi="Times New Roman"/>
-          <w:b w:val="0"/>
-          <w:i w:val="0"/>
-          <w:sz w:val="24"/>
-        </w:rPr>
-        <w:t>Melhor caso (grade vazia, caminho reto): a heurística de Manhattan é perfeita — ela assume exatamente o valor do custo real para todos os vértices do caminho reto. O A* expande apenas os L + 1 ≈ √n + 1 vértices do caminho, e nenhum outro; o tempo é Θ(√n · log n), empiricamente Θ(√n). Confirmado pelos dados: 51, 151 e 301 expansões para grades 51×51, 151×151 e 301×301, respectivamente.</w:t>
+        <w:spacing w:line="360" w:lineRule="auto"/>
+        <w:ind w:left="709" w:hanging="709"/>
+        <w:jc w:val="both"/>
+      </w:pPr>
+      <w:r>
+        <w:rPr>
+          <w:rFonts w:ascii="Times New Roman" w:hAnsi="Times New Roman"/>
+          <w:b w:val="0"/>
+          <w:i w:val="0"/>
+          <w:sz w:val="24"/>
+        </w:rPr>
+        <w:t>– Melhor caso (grade vazia, caminho reto): heurística perfeita; A* expande exatamente √n + 1 vértices. Tempo Θ(√n·log n), empiricamente Θ(√n). Confirmado: 51, 151 e 301 expansões para grades 51×51, 151×151 e 301×301.</w:t>
       </w:r>
     </w:p>
     <w:p>
       <w:pPr>
         <w:pStyle w:val="ListParagraph"/>
-        <w:spacing w:line="312" w:lineRule="auto"/>
-        <w:ind w:left="766" w:right="196"/>
-        <w:jc w:val="both"/>
-      </w:pPr>
-      <w:r>
-        <w:rPr>
-          <w:rFonts w:ascii="Times New Roman" w:hAnsi="Times New Roman"/>
-          <w:b w:val="0"/>
-          <w:i w:val="0"/>
-          <w:sz w:val="24"/>
-        </w:rPr>
-        <w:t>Caso médio (obstáculos aleatórios 25%): a heurística orienta a busca, mas os desvios em torno dos obstáculos forçam exploração extra. Os experimentos mostram aproximadamente 8% das células expandidas (251 de 2.601, 1.768 de 22.801, 6.756 de 90.601) — fração aproximadamente constante, independente de n. O tempo é portanto ≈ Θ(n · log n) com constante pequena, empiricamente ajustado como Θ(n).</w:t>
+        <w:spacing w:line="360" w:lineRule="auto"/>
+        <w:ind w:left="709" w:hanging="709"/>
+        <w:jc w:val="both"/>
+      </w:pPr>
+      <w:r>
+        <w:rPr>
+          <w:rFonts w:ascii="Times New Roman" w:hAnsi="Times New Roman"/>
+          <w:b w:val="0"/>
+          <w:i w:val="0"/>
+          <w:sz w:val="24"/>
+        </w:rPr>
+        <w:t>– Caso médio (obstáculos aleatórios 25%): ~8% das células expandidas, fração aproximadamente constante em n. Tempo ≈ Θ(n·log n) com constante pequena, empiricamente Θ(n).</w:t>
       </w:r>
     </w:p>
     <w:p>
       <w:pPr>
         <w:pStyle w:val="ListParagraph"/>
-        <w:spacing w:line="312" w:lineRule="auto"/>
-        <w:ind w:left="766" w:right="196"/>
-        <w:jc w:val="both"/>
-      </w:pPr>
-      <w:r>
-        <w:rPr>
-          <w:rFonts w:ascii="Times New Roman" w:hAnsi="Times New Roman"/>
-          <w:b w:val="0"/>
-          <w:i w:val="0"/>
-          <w:sz w:val="24"/>
-        </w:rPr>
-        <w:t>Pior caso (labirinto em serpentina): a heurística aponta “para baixo” enquanto o caminho precisa percorrer todos os corredores do labirinto em zigue-zague. O A* expande exatamente os vértices no único caminho possível, que percorre aproximadamente metade das células da grade (1.301, 11.401 e 45.601 expansões para n = 2.601, 22.801 e 90.601, respectivamente — cerca de n/2 vértices). O tempo é Θ(n log n).</w:t>
+        <w:spacing w:line="360" w:lineRule="auto"/>
+        <w:ind w:left="709" w:hanging="709"/>
+        <w:jc w:val="both"/>
+      </w:pPr>
+      <w:r>
+        <w:rPr>
+          <w:rFonts w:ascii="Times New Roman" w:hAnsi="Times New Roman"/>
+          <w:b w:val="0"/>
+          <w:i w:val="0"/>
+          <w:sz w:val="24"/>
+        </w:rPr>
+        <w:t>– Pior caso (labirinto em serpentina): ~n/2 vértices expandidos. Tempo Θ(n log n). 1.301, 11.401 e 45.601 expansões para n = 2.601, 22.801 e 90.601.</w:t>
       </w:r>
     </w:p>
     <w:p>
       <w:pPr>
         <w:pStyle w:val="BodyText"/>
-        <w:spacing w:line="312" w:lineRule="auto" w:before="281"/>
-        <w:ind w:left="766" w:right="196"/>
-        <w:jc w:val="both"/>
-      </w:pPr>
-      <w:r>
-        <w:rPr>
-          <w:rFonts w:ascii="Times New Roman" w:hAnsi="Times New Roman"/>
-          <w:b w:val="0"/>
-          <w:i w:val="0"/>
-          <w:sz w:val="24"/>
-        </w:rPr>
-        <w:t xml:space="preserve">A </w:t>
-      </w:r>
+        <w:spacing w:line="360" w:lineRule="auto"/>
+        <w:ind w:firstLine="709"/>
+        <w:jc w:val="both"/>
+      </w:pPr>
       <w:r>
         <w:rPr>
           <w:rFonts w:ascii="Times New Roman" w:hAnsi="Times New Roman"/>
@@ -1997,53 +1828,256 @@
           <w:i w:val="0"/>
           <w:sz w:val="24"/>
         </w:rPr>
-        <w:t>complexidade de espaço</w:t>
-      </w:r>
-      <w:r>
-        <w:rPr>
-          <w:rFonts w:ascii="Times New Roman" w:hAnsi="Times New Roman"/>
-          <w:b w:val="0"/>
-          <w:i w:val="0"/>
-          <w:sz w:val="24"/>
-        </w:rPr>
-        <w:t xml:space="preserve"> é Θ(n) em todos os casos: o mapa de g-scores, o conjunto de vértices expandidos, o mapa de ponteiros de pai e o heap crescem no máximo até cobrir os n vértices da grade.</w:t>
+        <w:t>Complexidade de espaço:</w:t>
+      </w:r>
+      <w:r>
+        <w:rPr>
+          <w:rFonts w:ascii="Times New Roman" w:hAnsi="Times New Roman"/>
+          <w:b w:val="0"/>
+          <w:i w:val="0"/>
+          <w:sz w:val="24"/>
+        </w:rPr>
+        <w:t xml:space="preserve"> Θ(n) em todos os casos — g-scores, pais e heap crescem no máximo até n vértices.</w:t>
+      </w:r>
+    </w:p>
+    <w:p>
+      <w:pPr>
+        <w:pStyle w:val="Heading1"/>
+        <w:numPr>
+          <w:ilvl w:val="0"/>
+          <w:numId w:val="0"/>
+        </w:numPr>
+        <w:spacing w:line="360" w:lineRule="auto" w:before="240"/>
+        <w:jc w:val="left"/>
+      </w:pPr>
+      <w:r>
+        <w:rPr>
+          <w:rFonts w:ascii="Times New Roman" w:hAnsi="Times New Roman"/>
+          <w:b w:val="0"/>
+          <w:i w:val="0"/>
+          <w:sz w:val="24"/>
+        </w:rPr>
+        <w:t>3 METODOLOGIA EXPERIMENTAL</w:t>
+      </w:r>
+    </w:p>
+    <w:p>
+      <w:pPr>
+        <w:pStyle w:val="Heading2"/>
+        <w:numPr>
+          <w:ilvl w:val="0"/>
+          <w:numId w:val="0"/>
+        </w:numPr>
+        <w:spacing w:line="360" w:lineRule="auto" w:before="120"/>
+        <w:jc w:val="left"/>
+      </w:pPr>
+      <w:r>
+        <w:rPr>
+          <w:rFonts w:ascii="Times New Roman" w:hAnsi="Times New Roman"/>
+          <w:sz w:val="24"/>
+        </w:rPr>
+        <w:t>3.1 Implementações</w:t>
       </w:r>
     </w:p>
     <w:p>
       <w:pPr>
         <w:pStyle w:val="BodyText"/>
-        <w:spacing w:line="312" w:lineRule="auto" w:before="281"/>
-        <w:ind w:left="766" w:right="196"/>
-        <w:jc w:val="both"/>
-      </w:pPr>
-      <w:r>
-        <w:rPr>
-          <w:rFonts w:ascii="Times New Roman" w:hAnsi="Times New Roman"/>
-          <w:b w:val="0"/>
-          <w:i w:val="0"/>
-          <w:sz w:val="24"/>
-        </w:rPr>
-        <w:t>Esse comportamento teórico é exatamente o que se busca confirmar nos experimentos da Seção 4: espera-se que o tempo cresça como √n no melhor caso, linearmente no caso médio e como n log n no pior caso — e que grafos com mais vértices expandidos sejam consideravelmente mais lentos que grafos onde a heurística guia diretamente ao destino.</w:t>
-      </w:r>
-    </w:p>
-    <w:p>
-      <w:pPr>
-        <w:pStyle w:val="Heading1"/>
-        <w:spacing w:line="240" w:lineRule="auto" w:before="65"/>
-        <w:ind w:left="337" w:hanging="280"/>
+        <w:spacing w:line="360" w:lineRule="auto"/>
+        <w:ind w:firstLine="709"/>
+        <w:jc w:val="both"/>
+      </w:pPr>
+      <w:r>
+        <w:rPr>
+          <w:rFonts w:ascii="Times New Roman" w:hAnsi="Times New Roman"/>
+          <w:b w:val="0"/>
+          <w:i w:val="0"/>
+          <w:sz w:val="24"/>
+        </w:rPr>
+        <w:t xml:space="preserve">O algoritmo foi implementado em duas linguagens: </w:t>
+      </w:r>
+      <w:r>
+        <w:rPr>
+          <w:rFonts w:ascii="Times New Roman" w:hAnsi="Times New Roman"/>
+          <w:b/>
+          <w:i w:val="0"/>
+          <w:sz w:val="24"/>
+        </w:rPr>
+        <w:t>Python</w:t>
+      </w:r>
+      <w:r>
+        <w:rPr>
+          <w:rFonts w:ascii="Times New Roman" w:hAnsi="Times New Roman"/>
+          <w:b w:val="0"/>
+          <w:i w:val="0"/>
+          <w:sz w:val="24"/>
+        </w:rPr>
+        <w:t xml:space="preserve"> (python/astar.py) e </w:t>
+      </w:r>
+      <w:r>
+        <w:rPr>
+          <w:rFonts w:ascii="Times New Roman" w:hAnsi="Times New Roman"/>
+          <w:b/>
+          <w:i w:val="0"/>
+          <w:sz w:val="24"/>
+        </w:rPr>
+        <w:t>JavaScript</w:t>
+      </w:r>
+      <w:r>
+        <w:rPr>
+          <w:rFonts w:ascii="Times New Roman" w:hAnsi="Times New Roman"/>
+          <w:b w:val="0"/>
+          <w:i w:val="0"/>
+          <w:sz w:val="24"/>
+        </w:rPr>
+        <w:t xml:space="preserve"> no Node.js (javascript/astar.js). Ambas usam heap binário com o mesmo critério de desempate e os mesmos mapeamentos para g-scores, pais e expandidos.</w:t>
+      </w:r>
+    </w:p>
+    <w:p>
+      <w:pPr>
+        <w:pStyle w:val="BodyText"/>
+        <w:spacing w:line="360" w:lineRule="auto"/>
+        <w:ind w:firstLine="709"/>
+        <w:jc w:val="both"/>
+      </w:pPr>
+      <w:r>
+        <w:rPr>
+          <w:rFonts w:ascii="Times New Roman" w:hAnsi="Times New Roman"/>
+          <w:b w:val="0"/>
+          <w:i w:val="0"/>
+          <w:sz w:val="24"/>
+        </w:rPr>
+        <w:t xml:space="preserve">Três mecanismos garantem equivalência: (1) o PRNG </w:t>
+      </w:r>
+      <w:r>
+        <w:rPr>
+          <w:rFonts w:ascii="Times New Roman" w:hAnsi="Times New Roman"/>
+          <w:b/>
+          <w:i w:val="0"/>
+          <w:sz w:val="24"/>
+        </w:rPr>
+        <w:t>mulberry32</w:t>
+      </w:r>
+      <w:r>
+        <w:rPr>
+          <w:rFonts w:ascii="Times New Roman" w:hAnsi="Times New Roman"/>
+          <w:b w:val="0"/>
+          <w:i w:val="0"/>
+          <w:sz w:val="24"/>
+        </w:rPr>
+        <w:t xml:space="preserve">, reproduzido bit a bit nas duas linguagens (aritmética módulo 2³²), garante grades idênticas; (2) o mesmo desempate garante expansão dos mesmos vértices na mesma ordem; (3) um script de verificação (tools/verificar_equivalencia.py) confirma via hash FNV-1a. Resultado: nós expandidos e custos são </w:t>
+      </w:r>
+      <w:r>
+        <w:rPr>
+          <w:rFonts w:ascii="Times New Roman" w:hAnsi="Times New Roman"/>
+          <w:b/>
+          <w:i w:val="0"/>
+          <w:sz w:val="24"/>
+        </w:rPr>
+        <w:t>idênticos</w:t>
+      </w:r>
+      <w:r>
+        <w:rPr>
+          <w:rFonts w:ascii="Times New Roman" w:hAnsi="Times New Roman"/>
+          <w:b w:val="0"/>
+          <w:i w:val="0"/>
+          <w:sz w:val="24"/>
+        </w:rPr>
+        <w:t xml:space="preserve"> nas duas linguagens em todas as 540 medições.</w:t>
+      </w:r>
+    </w:p>
+    <w:p>
+      <w:pPr>
+        <w:pStyle w:val="Heading2"/>
+        <w:numPr>
+          <w:ilvl w:val="0"/>
+          <w:numId w:val="0"/>
+        </w:numPr>
+        <w:spacing w:line="360" w:lineRule="auto" w:before="120"/>
         <w:jc w:val="left"/>
       </w:pPr>
       <w:r>
         <w:rPr>
           <w:rFonts w:ascii="Times New Roman" w:hAnsi="Times New Roman"/>
-        </w:rPr>
-        <w:t>METODOLOGIA EXPERIMENTAL</w:t>
+          <w:sz w:val="24"/>
+        </w:rPr>
+        <w:t>3.2 Cenários de teste e geração das entradas</w:t>
+      </w:r>
+    </w:p>
+    <w:p>
+      <w:pPr>
+        <w:pStyle w:val="BodyText"/>
+        <w:spacing w:line="360" w:lineRule="auto"/>
+        <w:ind w:firstLine="709"/>
+        <w:jc w:val="both"/>
+      </w:pPr>
+      <w:r>
+        <w:rPr>
+          <w:rFonts w:ascii="Times New Roman" w:hAnsi="Times New Roman"/>
+          <w:b w:val="0"/>
+          <w:i w:val="0"/>
+          <w:sz w:val="24"/>
+        </w:rPr>
+        <w:t>Foram definidos três cenários representando os limites assintóticos do algoritmo:</w:t>
+      </w:r>
+    </w:p>
+    <w:p>
+      <w:pPr>
+        <w:pStyle w:val="ListParagraph"/>
+        <w:spacing w:line="360" w:lineRule="auto"/>
+        <w:ind w:left="709" w:hanging="709"/>
+        <w:jc w:val="both"/>
+      </w:pPr>
+      <w:r>
+        <w:rPr>
+          <w:rFonts w:ascii="Times New Roman" w:hAnsi="Times New Roman"/>
+          <w:b w:val="0"/>
+          <w:i w:val="0"/>
+          <w:sz w:val="24"/>
+        </w:rPr>
+        <w:t>– Melhor caso — grade vazia: sem obstáculos; origem na célula central da primeira coluna, destino na central da última coluna (mesma linha). O A* expande exatamente L + 1 ≈ √n + 1 vértices do caminho reto, sem explorar nenhum outro.</w:t>
+      </w:r>
+    </w:p>
+    <w:p>
+      <w:pPr>
+        <w:pStyle w:val="ListParagraph"/>
+        <w:spacing w:line="360" w:lineRule="auto"/>
+        <w:ind w:left="709" w:hanging="709"/>
+        <w:jc w:val="both"/>
+      </w:pPr>
+      <w:r>
+        <w:rPr>
+          <w:rFonts w:ascii="Times New Roman" w:hAnsi="Times New Roman"/>
+          <w:b w:val="0"/>
+          <w:i w:val="0"/>
+          <w:sz w:val="24"/>
+        </w:rPr>
+        <w:t>– Caso médio — obstáculos aleatórios (25%): células bloqueadas com probabilidade 25% usando mulberry32 com semente = número da rodada. Origem no canto superior esquerdo, destino no inferior direito. Se a grade não for conexa, tenta-se a próxima semente.</w:t>
+      </w:r>
+    </w:p>
+    <w:p>
+      <w:pPr>
+        <w:pStyle w:val="ListParagraph"/>
+        <w:spacing w:line="360" w:lineRule="auto"/>
+        <w:ind w:left="709" w:hanging="709"/>
+        <w:jc w:val="both"/>
+      </w:pPr>
+      <w:r>
+        <w:rPr>
+          <w:rFonts w:ascii="Times New Roman" w:hAnsi="Times New Roman"/>
+          <w:b w:val="0"/>
+          <w:i w:val="0"/>
+          <w:sz w:val="24"/>
+        </w:rPr>
+        <w:t>– Pior caso — labirinto em serpentina: paredes horizontais completas nas linhas ímpares, cada uma com abertura alternando entre extremo direito e esquerdo. A heurística aponta “para baixo” enquanto o caminho percorre todos os corredores em zigue-zague. Resultado: ~n/2 vértices expandidos.</w:t>
       </w:r>
     </w:p>
     <w:p>
       <w:pPr>
         <w:pStyle w:val="Heading2"/>
-        <w:spacing w:line="240" w:lineRule="auto" w:before="65"/>
+        <w:numPr>
+          <w:ilvl w:val="0"/>
+          <w:numId w:val="0"/>
+        </w:numPr>
+        <w:spacing w:line="360" w:lineRule="auto" w:before="120"/>
         <w:jc w:val="left"/>
       </w:pPr>
       <w:r>
@@ -2051,24 +2085,24 @@
           <w:rFonts w:ascii="Times New Roman" w:hAnsi="Times New Roman"/>
           <w:sz w:val="24"/>
         </w:rPr>
-        <w:t>Implementações</w:t>
+        <w:t>3.3 Tamanhos avaliados</w:t>
       </w:r>
     </w:p>
     <w:p>
       <w:pPr>
         <w:pStyle w:val="BodyText"/>
-        <w:spacing w:line="312" w:lineRule="auto" w:before="281"/>
-        <w:ind w:left="766" w:right="196"/>
-        <w:jc w:val="both"/>
-      </w:pPr>
-      <w:r>
-        <w:rPr>
-          <w:rFonts w:ascii="Times New Roman" w:hAnsi="Times New Roman"/>
-          <w:b w:val="0"/>
-          <w:i w:val="0"/>
-          <w:sz w:val="24"/>
-        </w:rPr>
-        <w:t xml:space="preserve">O algoritmo foi implementado de forma equivalente em duas linguagens: </w:t>
+        <w:spacing w:line="360" w:lineRule="auto"/>
+        <w:ind w:firstLine="709"/>
+        <w:jc w:val="both"/>
+      </w:pPr>
+      <w:r>
+        <w:rPr>
+          <w:rFonts w:ascii="Times New Roman" w:hAnsi="Times New Roman"/>
+          <w:b w:val="0"/>
+          <w:i w:val="0"/>
+          <w:sz w:val="24"/>
+        </w:rPr>
+        <w:t xml:space="preserve">Cada cenário foi executado em seis tamanhos de lado: </w:t>
       </w:r>
       <w:r>
         <w:rPr>
@@ -2077,16 +2111,16 @@
           <w:i w:val="0"/>
           <w:sz w:val="24"/>
         </w:rPr>
-        <w:t>Python</w:t>
-      </w:r>
-      <w:r>
-        <w:rPr>
-          <w:rFonts w:ascii="Times New Roman" w:hAnsi="Times New Roman"/>
-          <w:b w:val="0"/>
-          <w:i w:val="0"/>
-          <w:sz w:val="24"/>
-        </w:rPr>
-        <w:t xml:space="preserve"> (arquivo python/astar.py) e </w:t>
+        <w:t>51, 101, 151, 201, 251 e 301</w:t>
+      </w:r>
+      <w:r>
+        <w:rPr>
+          <w:rFonts w:ascii="Times New Roman" w:hAnsi="Times New Roman"/>
+          <w:b w:val="0"/>
+          <w:i w:val="0"/>
+          <w:sz w:val="24"/>
+        </w:rPr>
+        <w:t xml:space="preserve"> células (n = 2.601 a 90.601 células). Os tamanhos nomeados são </w:t>
       </w:r>
       <w:r>
         <w:rPr>
@@ -2095,33 +2129,51 @@
           <w:i w:val="0"/>
           <w:sz w:val="24"/>
         </w:rPr>
-        <w:t>JavaScript</w:t>
-      </w:r>
-      <w:r>
-        <w:rPr>
-          <w:rFonts w:ascii="Times New Roman" w:hAnsi="Times New Roman"/>
-          <w:b w:val="0"/>
-          <w:i w:val="0"/>
-          <w:sz w:val="24"/>
-        </w:rPr>
-        <w:t xml:space="preserve"> executado no Node.js (arquivo javascript/astar.js). Ambas as versões utilizam heap binário de mínimo com o mesmo critério de desempate — (f, h, ordem de inserção) — e os mesmos mapeamentos para g-scores, ponteiros de pai e conjunto de expandidos.</w:t>
+        <w:t>pequena (51×51), média (151×151) e grande (301×301)</w:t>
+      </w:r>
+      <w:r>
+        <w:rPr>
+          <w:rFonts w:ascii="Times New Roman" w:hAnsi="Times New Roman"/>
+          <w:b w:val="0"/>
+          <w:i w:val="0"/>
+          <w:sz w:val="24"/>
+        </w:rPr>
+        <w:t>; os três intermediários aumentam a resolução das curvas.</w:t>
+      </w:r>
+    </w:p>
+    <w:p>
+      <w:pPr>
+        <w:pStyle w:val="Heading2"/>
+        <w:numPr>
+          <w:ilvl w:val="0"/>
+          <w:numId w:val="0"/>
+        </w:numPr>
+        <w:spacing w:line="360" w:lineRule="auto" w:before="120"/>
+        <w:jc w:val="left"/>
+      </w:pPr>
+      <w:r>
+        <w:rPr>
+          <w:rFonts w:ascii="Times New Roman" w:hAnsi="Times New Roman"/>
+          <w:sz w:val="24"/>
+        </w:rPr>
+        <w:t>3.4 Protocolo de medição</w:t>
       </w:r>
     </w:p>
     <w:p>
       <w:pPr>
         <w:pStyle w:val="BodyText"/>
-        <w:spacing w:line="312" w:lineRule="auto" w:before="281"/>
-        <w:ind w:left="766" w:right="196"/>
-        <w:jc w:val="both"/>
-      </w:pPr>
-      <w:r>
-        <w:rPr>
-          <w:rFonts w:ascii="Times New Roman" w:hAnsi="Times New Roman"/>
-          <w:b w:val="0"/>
-          <w:i w:val="0"/>
-          <w:sz w:val="24"/>
-        </w:rPr>
-        <w:t>Para garantir uma comparação justa entre as linguagens, adotaram-se três mecanismos de equivalência: (1) o mesmo gerador pseudoaleatório (</w:t>
+        <w:spacing w:line="360" w:lineRule="auto"/>
+        <w:ind w:firstLine="709"/>
+        <w:jc w:val="both"/>
+      </w:pPr>
+      <w:r>
+        <w:rPr>
+          <w:rFonts w:ascii="Times New Roman" w:hAnsi="Times New Roman"/>
+          <w:b w:val="0"/>
+          <w:i w:val="0"/>
+          <w:sz w:val="24"/>
+        </w:rPr>
+        <w:t xml:space="preserve">Cada combinação de cenário e tamanho foi executada </w:t>
       </w:r>
       <w:r>
         <w:rPr>
@@ -2130,16 +2182,33 @@
           <w:i w:val="0"/>
           <w:sz w:val="24"/>
         </w:rPr>
-        <w:t>mulberry32</w:t>
-      </w:r>
-      <w:r>
-        <w:rPr>
-          <w:rFonts w:ascii="Times New Roman" w:hAnsi="Times New Roman"/>
-          <w:b w:val="0"/>
-          <w:i w:val="0"/>
-          <w:sz w:val="24"/>
-        </w:rPr>
-        <w:t xml:space="preserve">, reproduzido bit a bit nas duas linguagens, incluindo aritmética módulo 2³²) garante grades idênticas; (2) o mesmo critério de desempate no heap garante a expansão dos mesmos vértices, na mesma ordem; (3) um script de verificação (tools/verificar_equivalencia.py) confirma automaticamente, via hash FNV-1a das grades e comparação de nós expandidos e custos, que as saídas das duas implementações são idênticas. Os CSVs de resultados confirmam: nós expandidos e custos de caminho são </w:t>
+        <w:t>30 vezes</w:t>
+      </w:r>
+      <w:r>
+        <w:rPr>
+          <w:rFonts w:ascii="Times New Roman" w:hAnsi="Times New Roman"/>
+          <w:b w:val="0"/>
+          <w:i w:val="0"/>
+          <w:sz w:val="24"/>
+        </w:rPr>
+        <w:t xml:space="preserve"> (540 medições por linguagem). A geração das grades fica fora da cronometragem.</w:t>
+      </w:r>
+    </w:p>
+    <w:p>
+      <w:pPr>
+        <w:pStyle w:val="BodyText"/>
+        <w:spacing w:line="360" w:lineRule="auto"/>
+        <w:ind w:firstLine="709"/>
+        <w:jc w:val="both"/>
+      </w:pPr>
+      <w:r>
+        <w:rPr>
+          <w:rFonts w:ascii="Times New Roman" w:hAnsi="Times New Roman"/>
+          <w:b w:val="0"/>
+          <w:i w:val="0"/>
+          <w:sz w:val="24"/>
+        </w:rPr>
+        <w:t xml:space="preserve">Antes das 30 rodadas, realizaram-se </w:t>
       </w:r>
       <w:r>
         <w:rPr>
@@ -2148,22 +2217,60 @@
           <w:i w:val="0"/>
           <w:sz w:val="24"/>
         </w:rPr>
-        <w:t>idênticos</w:t>
-      </w:r>
-      <w:r>
-        <w:rPr>
-          <w:rFonts w:ascii="Times New Roman" w:hAnsi="Times New Roman"/>
-          <w:b w:val="0"/>
-          <w:i w:val="0"/>
-          <w:sz w:val="24"/>
-        </w:rPr>
-        <w:t xml:space="preserve"> nas duas linguagens em todas as 540 medições (30 rodadas × 3 cenários × 6 tamanhos × 2 linguagens).</w:t>
+        <w:t>3 rodadas de aquecimento descartadas</w:t>
+      </w:r>
+      <w:r>
+        <w:rPr>
+          <w:rFonts w:ascii="Times New Roman" w:hAnsi="Times New Roman"/>
+          <w:b w:val="0"/>
+          <w:i w:val="0"/>
+          <w:sz w:val="24"/>
+        </w:rPr>
+        <w:t xml:space="preserve"> em ambas as linguagens — essencial no Node.js, onde o JIT do V8 otimiza o código nas primeiras execuções.</w:t>
+      </w:r>
+    </w:p>
+    <w:p>
+      <w:pPr>
+        <w:pStyle w:val="BodyText"/>
+        <w:spacing w:line="360" w:lineRule="auto"/>
+        <w:ind w:firstLine="709"/>
+        <w:jc w:val="both"/>
+      </w:pPr>
+      <w:r>
+        <w:rPr>
+          <w:rFonts w:ascii="Times New Roman" w:hAnsi="Times New Roman"/>
+          <w:b w:val="0"/>
+          <w:i w:val="0"/>
+          <w:sz w:val="24"/>
+        </w:rPr>
+        <w:t>No caso médio cada rodada usa uma grade diferente (semente = número da rodada), de modo que o desvio-padrão reflete tanto ruído de medição quanto variabilidade real das instâncias.</w:t>
+      </w:r>
+    </w:p>
+    <w:p>
+      <w:pPr>
+        <w:pStyle w:val="BodyText"/>
+        <w:spacing w:line="360" w:lineRule="auto"/>
+        <w:ind w:firstLine="709"/>
+        <w:jc w:val="both"/>
+      </w:pPr>
+      <w:r>
+        <w:rPr>
+          <w:rFonts w:ascii="Times New Roman" w:hAnsi="Times New Roman"/>
+          <w:b w:val="0"/>
+          <w:i w:val="0"/>
+          <w:sz w:val="24"/>
+        </w:rPr>
+        <w:t>Funções de alta precisão: Python: time.perf_counter_ns() (nanossegunos); JavaScript: process.hrtime.bigint(). Ambas cronometram exclusivamente a chamada do algoritmo.</w:t>
       </w:r>
     </w:p>
     <w:p>
       <w:pPr>
         <w:pStyle w:val="Heading2"/>
-        <w:spacing w:line="240" w:lineRule="auto" w:before="65"/>
+        <w:numPr>
+          <w:ilvl w:val="0"/>
+          <w:numId w:val="0"/>
+        </w:numPr>
+        <w:spacing w:line="360" w:lineRule="auto" w:before="120"/>
         <w:jc w:val="left"/>
       </w:pPr>
       <w:r>
@@ -2171,81 +2278,136 @@
           <w:rFonts w:ascii="Times New Roman" w:hAnsi="Times New Roman"/>
           <w:sz w:val="24"/>
         </w:rPr>
-        <w:t>Cenários de teste e geração das entradas</w:t>
+        <w:t>3.5 Ambiente de execução</w:t>
       </w:r>
     </w:p>
     <w:p>
       <w:pPr>
         <w:pStyle w:val="BodyText"/>
-        <w:spacing w:line="312" w:lineRule="auto" w:before="281"/>
-        <w:ind w:left="766" w:right="196"/>
-        <w:jc w:val="both"/>
-      </w:pPr>
-      <w:r>
-        <w:rPr>
-          <w:rFonts w:ascii="Times New Roman" w:hAnsi="Times New Roman"/>
-          <w:b w:val="0"/>
-          <w:i w:val="0"/>
-          <w:sz w:val="24"/>
-        </w:rPr>
-        <w:t>Para avaliar o algoritmo em condições que representem seus limites assintóticos, foram definidos três cenários que correspondem ao melhor caso, caso médio e pior caso em termos de nós expandidos.</w:t>
+        <w:spacing w:line="360" w:lineRule="auto"/>
+        <w:ind w:firstLine="709"/>
+        <w:jc w:val="both"/>
+      </w:pPr>
+      <w:r>
+        <w:rPr>
+          <w:rFonts w:ascii="Times New Roman" w:hAnsi="Times New Roman"/>
+          <w:b w:val="0"/>
+          <w:i w:val="0"/>
+          <w:sz w:val="24"/>
+        </w:rPr>
+        <w:t>Especificações da máquina utilizada:</w:t>
       </w:r>
     </w:p>
     <w:p>
       <w:pPr>
         <w:pStyle w:val="ListParagraph"/>
-        <w:spacing w:line="312" w:lineRule="auto"/>
-        <w:ind w:left="766" w:right="196"/>
-        <w:jc w:val="both"/>
-      </w:pPr>
-      <w:r>
-        <w:rPr>
-          <w:rFonts w:ascii="Times New Roman" w:hAnsi="Times New Roman"/>
-          <w:b w:val="0"/>
-          <w:i w:val="0"/>
-          <w:sz w:val="24"/>
-        </w:rPr>
-        <w:t>Melhor caso — grade vazia: a grade não contém obstáculos. A origem é a célula central da primeira coluna e o destino é a célula central da última coluna, ambos na mesma linha (linha do meio). O caminho ótimo é uma linha reta com L = lado − 1 passos. A heurística de Manhattan é exata para todo vértice nessa linha, garantindo que o A* expanda exatamente os L + 1 vértices do caminho reto, sem explorar nenhum outro.</w:t>
+        <w:spacing w:line="360" w:lineRule="auto"/>
+        <w:ind w:left="709" w:hanging="709"/>
+        <w:jc w:val="both"/>
+      </w:pPr>
+      <w:r>
+        <w:rPr>
+          <w:rFonts w:ascii="Times New Roman" w:hAnsi="Times New Roman"/>
+          <w:b w:val="0"/>
+          <w:i w:val="0"/>
+          <w:sz w:val="24"/>
+        </w:rPr>
+        <w:t>– Processador: Intel Core i5-10500 @ 3,10 GHz (6 núcleos / 12 threads).</w:t>
       </w:r>
     </w:p>
     <w:p>
       <w:pPr>
         <w:pStyle w:val="ListParagraph"/>
-        <w:spacing w:line="312" w:lineRule="auto"/>
-        <w:ind w:left="766" w:right="196"/>
-        <w:jc w:val="both"/>
-      </w:pPr>
-      <w:r>
-        <w:rPr>
-          <w:rFonts w:ascii="Times New Roman" w:hAnsi="Times New Roman"/>
-          <w:b w:val="0"/>
-          <w:i w:val="0"/>
-          <w:sz w:val="24"/>
-        </w:rPr>
-        <w:t>Caso médio — obstáculos aleatórios (25%): cada célula da grade é bloqueada com probabilidade 25%, usando o gerador mulberry32 com a semente correspondente ao número da rodada (sementes 1 a 30). A origem é o canto superior esquerdo e o destino é o canto inferior direito. Se a grade sorteada não possuir caminho entre os cantos, tenta-se a próxima semente derivada até encontrar uma grade conexa. A regra de tentativa é idêntica nas duas linguagens, garantindo que processem as mesmas grades.</w:t>
+        <w:spacing w:line="360" w:lineRule="auto"/>
+        <w:ind w:left="709" w:hanging="709"/>
+        <w:jc w:val="both"/>
+      </w:pPr>
+      <w:r>
+        <w:rPr>
+          <w:rFonts w:ascii="Times New Roman" w:hAnsi="Times New Roman"/>
+          <w:b w:val="0"/>
+          <w:i w:val="0"/>
+          <w:sz w:val="24"/>
+        </w:rPr>
+        <w:t>– Memória: 16 GB de RAM.</w:t>
       </w:r>
     </w:p>
     <w:p>
       <w:pPr>
         <w:pStyle w:val="ListParagraph"/>
-        <w:spacing w:line="312" w:lineRule="auto"/>
-        <w:ind w:left="766" w:right="196"/>
-        <w:jc w:val="both"/>
-      </w:pPr>
-      <w:r>
-        <w:rPr>
-          <w:rFonts w:ascii="Times New Roman" w:hAnsi="Times New Roman"/>
-          <w:b w:val="0"/>
-          <w:i w:val="0"/>
-          <w:sz w:val="24"/>
-        </w:rPr>
-        <w:t>Pior caso — labirinto em serpentina: a grade contém paredes horizontais completas nas linhas ímpares (1, 3, 5, ...), cada uma com uma única abertura que alterna entre o extremo direito e o extremo esquerdo. O trajeto entre os cantos opostos obriga o algoritmo a percorrer todos os corredores em zigue-zague. A heurística de Manhattan aponta sistematicamente “para baixo” (em direção ao destino), enquanto o caminho real exige ir e voltar por cada corredor. O resultado é que o A* expande todos os vértices no único caminho possível — aproximadamente n/2 vértices —, degenerando para o comportamento do Dijkstra sem benefício heurístico efetivo.</w:t>
+        <w:spacing w:line="360" w:lineRule="auto"/>
+        <w:ind w:left="709" w:hanging="709"/>
+        <w:jc w:val="both"/>
+      </w:pPr>
+      <w:r>
+        <w:rPr>
+          <w:rFonts w:ascii="Times New Roman" w:hAnsi="Times New Roman"/>
+          <w:b w:val="0"/>
+          <w:i w:val="0"/>
+          <w:sz w:val="24"/>
+        </w:rPr>
+        <w:t>– Sistema operacional: Windows 11 Pro (build 26200).</w:t>
+      </w:r>
+    </w:p>
+    <w:p>
+      <w:pPr>
+        <w:pStyle w:val="ListParagraph"/>
+        <w:spacing w:line="360" w:lineRule="auto"/>
+        <w:ind w:left="709" w:hanging="709"/>
+        <w:jc w:val="both"/>
+      </w:pPr>
+      <w:r>
+        <w:rPr>
+          <w:rFonts w:ascii="Times New Roman" w:hAnsi="Times New Roman"/>
+          <w:b w:val="0"/>
+          <w:i w:val="0"/>
+          <w:sz w:val="24"/>
+        </w:rPr>
+        <w:t>– Interpretador Python: Python 3.13.7 (CPython).</w:t>
+      </w:r>
+    </w:p>
+    <w:p>
+      <w:pPr>
+        <w:pStyle w:val="ListParagraph"/>
+        <w:spacing w:line="360" w:lineRule="auto"/>
+        <w:ind w:left="709" w:hanging="709"/>
+        <w:jc w:val="both"/>
+      </w:pPr>
+      <w:r>
+        <w:rPr>
+          <w:rFonts w:ascii="Times New Roman" w:hAnsi="Times New Roman"/>
+          <w:b w:val="0"/>
+          <w:i w:val="0"/>
+          <w:sz w:val="24"/>
+        </w:rPr>
+        <w:t>– Ambiente JavaScript: Node.js v22.21.1 (motor V8).</w:t>
+      </w:r>
+    </w:p>
+    <w:p>
+      <w:pPr>
+        <w:pStyle w:val="BodyText"/>
+        <w:spacing w:line="360" w:lineRule="auto"/>
+        <w:ind w:firstLine="709"/>
+        <w:jc w:val="both"/>
+      </w:pPr>
+      <w:r>
+        <w:rPr>
+          <w:rFonts w:ascii="Times New Roman" w:hAnsi="Times New Roman"/>
+          <w:b w:val="0"/>
+          <w:i w:val="0"/>
+          <w:sz w:val="24"/>
+        </w:rPr>
+        <w:t>Os benchmarks foram executados de forma isolada: um cenário por vez, em processo dedicado, sem outras aplicações pesadas em execução concorrente.</w:t>
       </w:r>
     </w:p>
     <w:p>
       <w:pPr>
         <w:pStyle w:val="Heading2"/>
-        <w:spacing w:line="240" w:lineRule="auto" w:before="65"/>
+        <w:numPr>
+          <w:ilvl w:val="0"/>
+          <w:numId w:val="0"/>
+        </w:numPr>
+        <w:spacing w:line="360" w:lineRule="auto" w:before="120"/>
         <w:jc w:val="left"/>
       </w:pPr>
       <w:r>
@@ -2253,366 +2415,30 @@
           <w:rFonts w:ascii="Times New Roman" w:hAnsi="Times New Roman"/>
           <w:sz w:val="24"/>
         </w:rPr>
-        <w:t>Tamanhos avaliados</w:t>
+        <w:t>3.6 Resumo dos cenários executados</w:t>
       </w:r>
     </w:p>
     <w:p>
       <w:pPr>
         <w:pStyle w:val="BodyText"/>
-        <w:spacing w:line="312" w:lineRule="auto" w:before="281"/>
-        <w:ind w:left="766" w:right="196"/>
-        <w:jc w:val="both"/>
-      </w:pPr>
-      <w:r>
-        <w:rPr>
-          <w:rFonts w:ascii="Times New Roman" w:hAnsi="Times New Roman"/>
-          <w:b w:val="0"/>
-          <w:i w:val="0"/>
-          <w:sz w:val="24"/>
-        </w:rPr>
-        <w:t xml:space="preserve">Cada cenário foi executado em seis tamanhos de grade, definidos pelo comprimento do lado: </w:t>
-      </w:r>
-      <w:r>
-        <w:rPr>
-          <w:rFonts w:ascii="Times New Roman" w:hAnsi="Times New Roman"/>
-          <w:b/>
-          <w:i w:val="0"/>
-          <w:sz w:val="24"/>
-        </w:rPr>
-        <w:t>51, 101, 151, 201, 251 e 301</w:t>
-      </w:r>
-      <w:r>
-        <w:rPr>
-          <w:rFonts w:ascii="Times New Roman" w:hAnsi="Times New Roman"/>
-          <w:b w:val="0"/>
-          <w:i w:val="0"/>
-          <w:sz w:val="24"/>
-        </w:rPr>
-        <w:t xml:space="preserve"> células. Isso corresponde a grades com </w:t>
-      </w:r>
-      <w:r>
-        <w:rPr>
-          <w:rFonts w:ascii="Times New Roman" w:hAnsi="Times New Roman"/>
-          <w:b/>
-          <w:i w:val="0"/>
-          <w:sz w:val="24"/>
-        </w:rPr>
-        <w:t>2.601, 10.201, 22.801, 40.401, 63.001 e 90.601</w:t>
-      </w:r>
-      <w:r>
-        <w:rPr>
-          <w:rFonts w:ascii="Times New Roman" w:hAnsi="Times New Roman"/>
-          <w:b w:val="0"/>
-          <w:i w:val="0"/>
-          <w:sz w:val="24"/>
-        </w:rPr>
-        <w:t xml:space="preserve"> células totais, respectivamente. Os três tamanhos nomeados — </w:t>
-      </w:r>
-      <w:r>
-        <w:rPr>
-          <w:rFonts w:ascii="Times New Roman" w:hAnsi="Times New Roman"/>
-          <w:b/>
-          <w:i w:val="0"/>
-          <w:sz w:val="24"/>
-        </w:rPr>
-        <w:t>pequena (51×51), média (151×151) e grande (301×301)</w:t>
-      </w:r>
-      <w:r>
-        <w:rPr>
-          <w:rFonts w:ascii="Times New Roman" w:hAnsi="Times New Roman"/>
-          <w:b w:val="0"/>
-          <w:i w:val="0"/>
-          <w:sz w:val="24"/>
-        </w:rPr>
-        <w:t xml:space="preserve"> — são os exigidos pela especificação; os três intermediários (101, 201, 251) foram incluídos para dar maior resolução às curvas dos gráficos e facilitar a verificação visual da tendência assintótica.</w:t>
-      </w:r>
-    </w:p>
-    <w:p>
-      <w:pPr>
-        <w:pStyle w:val="Heading2"/>
-        <w:spacing w:line="240" w:lineRule="auto" w:before="65"/>
-        <w:jc w:val="left"/>
-      </w:pPr>
-      <w:r>
-        <w:rPr>
-          <w:rFonts w:ascii="Times New Roman" w:hAnsi="Times New Roman"/>
-          <w:sz w:val="24"/>
-        </w:rPr>
-        <w:t>Protocolo de medição</w:t>
-      </w:r>
-    </w:p>
-    <w:p>
-      <w:pPr>
-        <w:pStyle w:val="BodyText"/>
-        <w:spacing w:line="312" w:lineRule="auto" w:before="281"/>
-        <w:ind w:left="766" w:right="196"/>
-        <w:jc w:val="both"/>
-      </w:pPr>
-      <w:r>
-        <w:rPr>
-          <w:rFonts w:ascii="Times New Roman" w:hAnsi="Times New Roman"/>
-          <w:b w:val="0"/>
-          <w:i w:val="0"/>
-          <w:sz w:val="24"/>
-        </w:rPr>
-        <w:t xml:space="preserve">Cada combinação de cenário e tamanho foi executada </w:t>
-      </w:r>
-      <w:r>
-        <w:rPr>
-          <w:rFonts w:ascii="Times New Roman" w:hAnsi="Times New Roman"/>
-          <w:b/>
-          <w:i w:val="0"/>
-          <w:sz w:val="24"/>
-        </w:rPr>
-        <w:t>30 vezes (rodadas)</w:t>
-      </w:r>
-      <w:r>
-        <w:rPr>
-          <w:rFonts w:ascii="Times New Roman" w:hAnsi="Times New Roman"/>
-          <w:b w:val="0"/>
-          <w:i w:val="0"/>
-          <w:sz w:val="24"/>
-        </w:rPr>
-        <w:t>, totalizando 18 combinações por linguagem e 540 medições no total. Para cada rodada mediu-se o tempo de execução do algoritmo, excluindo a geração da grade (que é realizada antes do início da cronometragem). A repetição em 30 rodadas reduz o efeito de ruídos do sistema operacional e do compilador JIT.</w:t>
-      </w:r>
-    </w:p>
-    <w:p>
-      <w:pPr>
-        <w:pStyle w:val="BodyText"/>
-        <w:spacing w:line="312" w:lineRule="auto" w:before="281"/>
-        <w:ind w:left="766" w:right="196"/>
-        <w:jc w:val="both"/>
-      </w:pPr>
-      <w:r>
-        <w:rPr>
-          <w:rFonts w:ascii="Times New Roman" w:hAnsi="Times New Roman"/>
-          <w:b w:val="0"/>
-          <w:i w:val="0"/>
-          <w:sz w:val="24"/>
-        </w:rPr>
-        <w:t xml:space="preserve">Antes das 30 rodadas medidas, realizaram-se </w:t>
-      </w:r>
-      <w:r>
-        <w:rPr>
-          <w:rFonts w:ascii="Times New Roman" w:hAnsi="Times New Roman"/>
-          <w:b/>
-          <w:i w:val="0"/>
-          <w:sz w:val="24"/>
-        </w:rPr>
-        <w:t>3 rodadas de aquecimento descartadas</w:t>
-      </w:r>
-      <w:r>
-        <w:rPr>
-          <w:rFonts w:ascii="Times New Roman" w:hAnsi="Times New Roman"/>
-          <w:b w:val="0"/>
-          <w:i w:val="0"/>
-          <w:sz w:val="24"/>
-        </w:rPr>
-        <w:t xml:space="preserve"> em ambas as linguagens. O aquecimento é especialmente importante no Node.js, onde o compilador JIT do motor V8 otimiza o código nas primeiras execuções: sem aquecimento, as primeiras rodadas incluiriam o custo de compilação, distorcendo as medições.</w:t>
-      </w:r>
-    </w:p>
-    <w:p>
-      <w:pPr>
-        <w:pStyle w:val="BodyText"/>
-        <w:spacing w:line="312" w:lineRule="auto" w:before="281"/>
-        <w:ind w:left="766" w:right="196"/>
-        <w:jc w:val="both"/>
-      </w:pPr>
-      <w:r>
-        <w:rPr>
-          <w:rFonts w:ascii="Times New Roman" w:hAnsi="Times New Roman"/>
-          <w:b w:val="0"/>
-          <w:i w:val="0"/>
-          <w:sz w:val="24"/>
-        </w:rPr>
-        <w:t>Para o caso médio, cada rodada usa uma grade diferente (semente = número da rodada), de modo que as 30 medições refletem tanto a variabilidade do tempo de execução quanto a variabilidade das instâncias — por isso o desvio-padrão do caso médio é maior do que nos cenários determinísticos.</w:t>
-      </w:r>
-    </w:p>
-    <w:p>
-      <w:pPr>
-        <w:pStyle w:val="BodyText"/>
-        <w:spacing w:line="312" w:lineRule="auto" w:before="281"/>
-        <w:ind w:left="766" w:right="196"/>
-        <w:jc w:val="both"/>
-      </w:pPr>
-      <w:r>
-        <w:rPr>
-          <w:rFonts w:ascii="Times New Roman" w:hAnsi="Times New Roman"/>
-          <w:b w:val="0"/>
-          <w:i w:val="0"/>
-          <w:sz w:val="24"/>
-        </w:rPr>
-        <w:t>Para garantir a validade das medições, utilizaram-se funções de cronometragem de alta precisão: Python: time.perf_counter_ns() — contador monotônico com resolução de nanossegundos; JavaScript: process.hrtime.bigint() — equivalente em Node.js. Ambas cronometram exclusivamente a chamada do algoritmo, sem incluir a geração da grade.</w:t>
-      </w:r>
-    </w:p>
-    <w:p>
-      <w:pPr>
-        <w:pStyle w:val="Heading2"/>
-        <w:spacing w:line="240" w:lineRule="auto" w:before="65"/>
-        <w:jc w:val="left"/>
-      </w:pPr>
-      <w:r>
-        <w:rPr>
-          <w:rFonts w:ascii="Times New Roman" w:hAnsi="Times New Roman"/>
-          <w:sz w:val="24"/>
-        </w:rPr>
-        <w:t>Ambiente de execução</w:t>
-      </w:r>
-    </w:p>
-    <w:p>
-      <w:pPr>
-        <w:pStyle w:val="BodyText"/>
-        <w:spacing w:line="312" w:lineRule="auto" w:before="281"/>
-        <w:ind w:left="766" w:right="196"/>
-        <w:jc w:val="both"/>
-      </w:pPr>
-      <w:r>
-        <w:rPr>
-          <w:rFonts w:ascii="Times New Roman" w:hAnsi="Times New Roman"/>
-          <w:b w:val="0"/>
-          <w:i w:val="0"/>
-          <w:sz w:val="24"/>
-        </w:rPr>
-        <w:t>Como o tempo de execução é sensível ao hardware e ao sistema operacional, todos os experimentos foram realizados na mesma máquina, cujas especificações são:</w:t>
-      </w:r>
-    </w:p>
-    <w:p>
-      <w:pPr>
-        <w:pStyle w:val="ListParagraph"/>
-        <w:spacing w:line="312" w:lineRule="auto"/>
-        <w:ind w:left="766" w:right="196"/>
-        <w:jc w:val="both"/>
-      </w:pPr>
-      <w:r>
-        <w:rPr>
-          <w:rFonts w:ascii="Times New Roman" w:hAnsi="Times New Roman"/>
-          <w:b w:val="0"/>
-          <w:i w:val="0"/>
-          <w:sz w:val="24"/>
-        </w:rPr>
-        <w:t>Processador: Intel Core i5-10500 @ 3,10 GHz (6 núcleos / 12 threads).</w:t>
-      </w:r>
-    </w:p>
-    <w:p>
-      <w:pPr>
-        <w:pStyle w:val="ListParagraph"/>
-        <w:spacing w:line="312" w:lineRule="auto"/>
-        <w:ind w:left="766" w:right="196"/>
-        <w:jc w:val="both"/>
-      </w:pPr>
-      <w:r>
-        <w:rPr>
-          <w:rFonts w:ascii="Times New Roman" w:hAnsi="Times New Roman"/>
-          <w:b w:val="0"/>
-          <w:i w:val="0"/>
-          <w:sz w:val="24"/>
-        </w:rPr>
-        <w:t>Memória: 16 GB de RAM.</w:t>
-      </w:r>
-    </w:p>
-    <w:p>
-      <w:pPr>
-        <w:pStyle w:val="ListParagraph"/>
-        <w:spacing w:line="312" w:lineRule="auto"/>
-        <w:ind w:left="766" w:right="196"/>
-        <w:jc w:val="both"/>
-      </w:pPr>
-      <w:r>
-        <w:rPr>
-          <w:rFonts w:ascii="Times New Roman" w:hAnsi="Times New Roman"/>
-          <w:b w:val="0"/>
-          <w:i w:val="0"/>
-          <w:sz w:val="24"/>
-        </w:rPr>
-        <w:t>Sistema operacional: Windows 11 Pro (build 26200).</w:t>
-      </w:r>
-    </w:p>
-    <w:p>
-      <w:pPr>
-        <w:pStyle w:val="ListParagraph"/>
-        <w:spacing w:line="312" w:lineRule="auto"/>
-        <w:ind w:left="766" w:right="196"/>
-        <w:jc w:val="both"/>
-      </w:pPr>
-      <w:r>
-        <w:rPr>
-          <w:rFonts w:ascii="Times New Roman" w:hAnsi="Times New Roman"/>
-          <w:b w:val="0"/>
-          <w:i w:val="0"/>
-          <w:sz w:val="24"/>
-        </w:rPr>
-        <w:t>Interpretador Python: Python 3.13.7 (CPython).</w:t>
-      </w:r>
-    </w:p>
-    <w:p>
-      <w:pPr>
-        <w:pStyle w:val="ListParagraph"/>
-        <w:spacing w:line="312" w:lineRule="auto"/>
-        <w:ind w:left="766" w:right="196"/>
-        <w:jc w:val="both"/>
-      </w:pPr>
-      <w:r>
-        <w:rPr>
-          <w:rFonts w:ascii="Times New Roman" w:hAnsi="Times New Roman"/>
-          <w:b w:val="0"/>
-          <w:i w:val="0"/>
-          <w:sz w:val="24"/>
-        </w:rPr>
-        <w:t>Ambiente JavaScript: Node.js v22.21.1 (motor V8).</w:t>
-      </w:r>
-    </w:p>
-    <w:p>
-      <w:pPr>
-        <w:pStyle w:val="BodyText"/>
-        <w:spacing w:line="312" w:lineRule="auto" w:before="281"/>
-        <w:ind w:left="766" w:right="196"/>
-        <w:jc w:val="both"/>
-      </w:pPr>
-      <w:r>
-        <w:rPr>
-          <w:rFonts w:ascii="Times New Roman" w:hAnsi="Times New Roman"/>
-          <w:b w:val="0"/>
-          <w:i w:val="0"/>
-          <w:sz w:val="24"/>
-        </w:rPr>
-        <w:t>Os benchmarks foram executados de forma isolada: um cenário por vez, em processo dedicado, sem outras aplicações pesadas em execução concorrente. O tempo medido refere-se exclusivamente à execução do algoritmo, excluindo a geração das grades.</w:t>
-      </w:r>
-    </w:p>
-    <w:p>
-      <w:pPr>
-        <w:pStyle w:val="Heading2"/>
-        <w:spacing w:line="240" w:lineRule="auto" w:before="65"/>
-        <w:jc w:val="left"/>
-      </w:pPr>
-      <w:r>
-        <w:rPr>
-          <w:rFonts w:ascii="Times New Roman" w:hAnsi="Times New Roman"/>
-          <w:sz w:val="24"/>
-        </w:rPr>
-        <w:t>Resumo dos cenários executados</w:t>
-      </w:r>
-    </w:p>
-    <w:p>
-      <w:pPr>
-        <w:pStyle w:val="BodyText"/>
-        <w:spacing w:line="312" w:lineRule="auto" w:before="281"/>
-        <w:ind w:left="766" w:right="196"/>
-        <w:jc w:val="both"/>
-      </w:pPr>
-      <w:r>
-        <w:rPr>
-          <w:rFonts w:ascii="Times New Roman" w:hAnsi="Times New Roman"/>
-          <w:b w:val="0"/>
-          <w:i w:val="0"/>
-          <w:sz w:val="24"/>
-        </w:rPr>
-        <w:t>As Tabelas 1, 2 e 3 consolidam as estatísticas obtidas em cada tamanho e linguagem para os três cenários (média e desvio-padrão das 30 rodadas, além dos valores mínimo e máximo). Os dados completos estão disponíveis nos arquivos results/resultados_python.csv e results/resultados_javascript.csv.</w:t>
+        <w:spacing w:line="360" w:lineRule="auto"/>
+        <w:ind w:firstLine="709"/>
+        <w:jc w:val="both"/>
+      </w:pPr>
+      <w:r>
+        <w:rPr>
+          <w:rFonts w:ascii="Times New Roman" w:hAnsi="Times New Roman"/>
+          <w:b w:val="0"/>
+          <w:i w:val="0"/>
+          <w:sz w:val="24"/>
+        </w:rPr>
+        <w:t>As Tabelas 1, 2 e 3 consolidam as estatísticas obtidas (média ± desvio-padrão das 30 rodadas, mínimo e máximo) para os três cenários. Dados completos disponíveis em results/resultados_python.csv e results/resultados_javascript.csv.</w:t>
       </w:r>
     </w:p>
     <w:p>
       <w:pPr>
         <w:jc w:val="center"/>
-        <w:spacing w:line="240" w:lineRule="auto" w:before="160"/>
+        <w:spacing w:line="240" w:lineRule="auto" w:before="160" w:after="40"/>
       </w:pPr>
       <w:r>
         <w:rPr>
@@ -2638,25 +2464,25 @@
         </w:tblBorders>
       </w:tblPr>
       <w:tblGrid>
-        <w:gridCol w:w="1317"/>
-        <w:gridCol w:w="1317"/>
-        <w:gridCol w:w="1317"/>
-        <w:gridCol w:w="1317"/>
-        <w:gridCol w:w="1317"/>
-        <w:gridCol w:w="1317"/>
-        <w:gridCol w:w="1317"/>
+        <w:gridCol w:w="1296"/>
+        <w:gridCol w:w="1296"/>
+        <w:gridCol w:w="1296"/>
+        <w:gridCol w:w="1296"/>
+        <w:gridCol w:w="1296"/>
+        <w:gridCol w:w="1296"/>
+        <w:gridCol w:w="1296"/>
       </w:tblGrid>
       <w:tr>
         <w:tc>
           <w:tcPr>
-            <w:tcW w:type="dxa" w:w="1317"/>
+            <w:tcW w:type="dxa" w:w="1296"/>
             <w:shd w:val="clear" w:color="auto" w:fill="E1E1E1"/>
           </w:tcPr>
           <w:p>
             <w:pPr>
               <w:pStyle w:val="TableParagraph"/>
               <w:jc w:val="center"/>
-              <w:spacing w:line="240" w:lineRule="auto" w:before="77"/>
+              <w:spacing w:line="240" w:lineRule="auto" w:before="60"/>
               <w:ind w:left="11" w:right="1"/>
             </w:pPr>
             <w:r>
@@ -2672,14 +2498,14 @@
         </w:tc>
         <w:tc>
           <w:tcPr>
-            <w:tcW w:type="dxa" w:w="1317"/>
+            <w:tcW w:type="dxa" w:w="1296"/>
             <w:shd w:val="clear" w:color="auto" w:fill="E1E1E1"/>
           </w:tcPr>
           <w:p>
             <w:pPr>
               <w:pStyle w:val="TableParagraph"/>
               <w:jc w:val="center"/>
-              <w:spacing w:line="240" w:lineRule="auto" w:before="77"/>
+              <w:spacing w:line="240" w:lineRule="auto" w:before="60"/>
               <w:ind w:left="11" w:right="1"/>
             </w:pPr>
             <w:r>
@@ -2689,20 +2515,20 @@
                 <w:i w:val="0"/>
                 <w:sz w:val="18"/>
               </w:rPr>
-              <w:t>Tam.</w:t>
-            </w:r>
-          </w:p>
-        </w:tc>
-        <w:tc>
-          <w:tcPr>
-            <w:tcW w:type="dxa" w:w="1317"/>
+              <w:t>Tamanho</w:t>
+            </w:r>
+          </w:p>
+        </w:tc>
+        <w:tc>
+          <w:tcPr>
+            <w:tcW w:type="dxa" w:w="1296"/>
             <w:shd w:val="clear" w:color="auto" w:fill="E1E1E1"/>
           </w:tcPr>
           <w:p>
             <w:pPr>
               <w:pStyle w:val="TableParagraph"/>
               <w:jc w:val="center"/>
-              <w:spacing w:line="240" w:lineRule="auto" w:before="77"/>
+              <w:spacing w:line="240" w:lineRule="auto" w:before="60"/>
               <w:ind w:left="11" w:right="1"/>
             </w:pPr>
             <w:r>
@@ -2718,14 +2544,14 @@
         </w:tc>
         <w:tc>
           <w:tcPr>
-            <w:tcW w:type="dxa" w:w="1317"/>
+            <w:tcW w:type="dxa" w:w="1296"/>
             <w:shd w:val="clear" w:color="auto" w:fill="E1E1E1"/>
           </w:tcPr>
           <w:p>
             <w:pPr>
               <w:pStyle w:val="TableParagraph"/>
               <w:jc w:val="center"/>
-              <w:spacing w:line="240" w:lineRule="auto" w:before="77"/>
+              <w:spacing w:line="240" w:lineRule="auto" w:before="60"/>
               <w:ind w:left="11" w:right="1"/>
             </w:pPr>
             <w:r>
@@ -2741,14 +2567,14 @@
         </w:tc>
         <w:tc>
           <w:tcPr>
-            <w:tcW w:type="dxa" w:w="1317"/>
+            <w:tcW w:type="dxa" w:w="1296"/>
             <w:shd w:val="clear" w:color="auto" w:fill="E1E1E1"/>
           </w:tcPr>
           <w:p>
             <w:pPr>
               <w:pStyle w:val="TableParagraph"/>
               <w:jc w:val="center"/>
-              <w:spacing w:line="240" w:lineRule="auto" w:before="77"/>
+              <w:spacing w:line="240" w:lineRule="auto" w:before="60"/>
               <w:ind w:left="11" w:right="1"/>
             </w:pPr>
             <w:r>
@@ -2764,14 +2590,14 @@
         </w:tc>
         <w:tc>
           <w:tcPr>
-            <w:tcW w:type="dxa" w:w="1317"/>
+            <w:tcW w:type="dxa" w:w="1296"/>
             <w:shd w:val="clear" w:color="auto" w:fill="E1E1E1"/>
           </w:tcPr>
           <w:p>
             <w:pPr>
               <w:pStyle w:val="TableParagraph"/>
               <w:jc w:val="center"/>
-              <w:spacing w:line="240" w:lineRule="auto" w:before="77"/>
+              <w:spacing w:line="240" w:lineRule="auto" w:before="60"/>
               <w:ind w:left="11" w:right="1"/>
             </w:pPr>
             <w:r>
@@ -2787,14 +2613,14 @@
         </w:tc>
         <w:tc>
           <w:tcPr>
-            <w:tcW w:type="dxa" w:w="1317"/>
+            <w:tcW w:type="dxa" w:w="1296"/>
             <w:shd w:val="clear" w:color="auto" w:fill="E1E1E1"/>
           </w:tcPr>
           <w:p>
             <w:pPr>
               <w:pStyle w:val="TableParagraph"/>
               <w:jc w:val="center"/>
-              <w:spacing w:line="240" w:lineRule="auto" w:before="77"/>
+              <w:spacing w:line="240" w:lineRule="auto" w:before="60"/>
               <w:ind w:left="11" w:right="1"/>
             </w:pPr>
             <w:r>
@@ -2812,13 +2638,13 @@
       <w:tr>
         <w:tc>
           <w:tcPr>
-            <w:tcW w:type="dxa" w:w="1317"/>
-          </w:tcPr>
-          <w:p>
-            <w:pPr>
-              <w:pStyle w:val="TableParagraph"/>
-              <w:jc w:val="center"/>
-              <w:spacing w:line="240" w:lineRule="auto" w:before="77"/>
+            <w:tcW w:type="dxa" w:w="1296"/>
+          </w:tcPr>
+          <w:p>
+            <w:pPr>
+              <w:pStyle w:val="TableParagraph"/>
+              <w:jc w:val="center"/>
+              <w:spacing w:line="240" w:lineRule="auto" w:before="60"/>
               <w:ind w:left="11" w:right="1"/>
             </w:pPr>
             <w:r>
@@ -2834,13 +2660,13 @@
         </w:tc>
         <w:tc>
           <w:tcPr>
-            <w:tcW w:type="dxa" w:w="1317"/>
-          </w:tcPr>
-          <w:p>
-            <w:pPr>
-              <w:pStyle w:val="TableParagraph"/>
-              <w:jc w:val="center"/>
-              <w:spacing w:line="240" w:lineRule="auto" w:before="77"/>
+            <w:tcW w:type="dxa" w:w="1296"/>
+          </w:tcPr>
+          <w:p>
+            <w:pPr>
+              <w:pStyle w:val="TableParagraph"/>
+              <w:jc w:val="center"/>
+              <w:spacing w:line="240" w:lineRule="auto" w:before="60"/>
               <w:ind w:left="11" w:right="1"/>
             </w:pPr>
             <w:r>
@@ -2856,13 +2682,13 @@
         </w:tc>
         <w:tc>
           <w:tcPr>
-            <w:tcW w:type="dxa" w:w="1317"/>
-          </w:tcPr>
-          <w:p>
-            <w:pPr>
-              <w:pStyle w:val="TableParagraph"/>
-              <w:jc w:val="center"/>
-              <w:spacing w:line="240" w:lineRule="auto" w:before="77"/>
+            <w:tcW w:type="dxa" w:w="1296"/>
+          </w:tcPr>
+          <w:p>
+            <w:pPr>
+              <w:pStyle w:val="TableParagraph"/>
+              <w:jc w:val="center"/>
+              <w:spacing w:line="240" w:lineRule="auto" w:before="60"/>
               <w:ind w:left="11" w:right="1"/>
             </w:pPr>
             <w:r>
@@ -2878,13 +2704,13 @@
         </w:tc>
         <w:tc>
           <w:tcPr>
-            <w:tcW w:type="dxa" w:w="1317"/>
-          </w:tcPr>
-          <w:p>
-            <w:pPr>
-              <w:pStyle w:val="TableParagraph"/>
-              <w:jc w:val="center"/>
-              <w:spacing w:line="240" w:lineRule="auto" w:before="77"/>
+            <w:tcW w:type="dxa" w:w="1296"/>
+          </w:tcPr>
+          <w:p>
+            <w:pPr>
+              <w:pStyle w:val="TableParagraph"/>
+              <w:jc w:val="center"/>
+              <w:spacing w:line="240" w:lineRule="auto" w:before="60"/>
               <w:ind w:left="11" w:right="1"/>
             </w:pPr>
             <w:r>
@@ -2900,13 +2726,13 @@
         </w:tc>
         <w:tc>
           <w:tcPr>
-            <w:tcW w:type="dxa" w:w="1317"/>
-          </w:tcPr>
-          <w:p>
-            <w:pPr>
-              <w:pStyle w:val="TableParagraph"/>
-              <w:jc w:val="center"/>
-              <w:spacing w:line="240" w:lineRule="auto" w:before="77"/>
+            <w:tcW w:type="dxa" w:w="1296"/>
+          </w:tcPr>
+          <w:p>
+            <w:pPr>
+              <w:pStyle w:val="TableParagraph"/>
+              <w:jc w:val="center"/>
+              <w:spacing w:line="240" w:lineRule="auto" w:before="60"/>
               <w:ind w:left="11" w:right="1"/>
             </w:pPr>
             <w:r>
@@ -2922,13 +2748,13 @@
         </w:tc>
         <w:tc>
           <w:tcPr>
-            <w:tcW w:type="dxa" w:w="1317"/>
-          </w:tcPr>
-          <w:p>
-            <w:pPr>
-              <w:pStyle w:val="TableParagraph"/>
-              <w:jc w:val="center"/>
-              <w:spacing w:line="240" w:lineRule="auto" w:before="77"/>
+            <w:tcW w:type="dxa" w:w="1296"/>
+          </w:tcPr>
+          <w:p>
+            <w:pPr>
+              <w:pStyle w:val="TableParagraph"/>
+              <w:jc w:val="center"/>
+              <w:spacing w:line="240" w:lineRule="auto" w:before="60"/>
               <w:ind w:left="11" w:right="1"/>
             </w:pPr>
             <w:r>
@@ -2944,13 +2770,13 @@
         </w:tc>
         <w:tc>
           <w:tcPr>
-            <w:tcW w:type="dxa" w:w="1317"/>
-          </w:tcPr>
-          <w:p>
-            <w:pPr>
-              <w:pStyle w:val="TableParagraph"/>
-              <w:jc w:val="center"/>
-              <w:spacing w:line="240" w:lineRule="auto" w:before="77"/>
+            <w:tcW w:type="dxa" w:w="1296"/>
+          </w:tcPr>
+          <w:p>
+            <w:pPr>
+              <w:pStyle w:val="TableParagraph"/>
+              <w:jc w:val="center"/>
+              <w:spacing w:line="240" w:lineRule="auto" w:before="60"/>
               <w:ind w:left="11" w:right="1"/>
             </w:pPr>
             <w:r>
@@ -2968,13 +2794,13 @@
       <w:tr>
         <w:tc>
           <w:tcPr>
-            <w:tcW w:type="dxa" w:w="1317"/>
-          </w:tcPr>
-          <w:p>
-            <w:pPr>
-              <w:pStyle w:val="TableParagraph"/>
-              <w:jc w:val="center"/>
-              <w:spacing w:line="240" w:lineRule="auto" w:before="77"/>
+            <w:tcW w:type="dxa" w:w="1296"/>
+          </w:tcPr>
+          <w:p>
+            <w:pPr>
+              <w:pStyle w:val="TableParagraph"/>
+              <w:jc w:val="center"/>
+              <w:spacing w:line="240" w:lineRule="auto" w:before="60"/>
               <w:ind w:left="11" w:right="1"/>
             </w:pPr>
             <w:r>
@@ -2990,13 +2816,13 @@
         </w:tc>
         <w:tc>
           <w:tcPr>
-            <w:tcW w:type="dxa" w:w="1317"/>
-          </w:tcPr>
-          <w:p>
-            <w:pPr>
-              <w:pStyle w:val="TableParagraph"/>
-              <w:jc w:val="center"/>
-              <w:spacing w:line="240" w:lineRule="auto" w:before="77"/>
+            <w:tcW w:type="dxa" w:w="1296"/>
+          </w:tcPr>
+          <w:p>
+            <w:pPr>
+              <w:pStyle w:val="TableParagraph"/>
+              <w:jc w:val="center"/>
+              <w:spacing w:line="240" w:lineRule="auto" w:before="60"/>
               <w:ind w:left="11" w:right="1"/>
             </w:pPr>
             <w:r>
@@ -3012,13 +2838,13 @@
         </w:tc>
         <w:tc>
           <w:tcPr>
-            <w:tcW w:type="dxa" w:w="1317"/>
-          </w:tcPr>
-          <w:p>
-            <w:pPr>
-              <w:pStyle w:val="TableParagraph"/>
-              <w:jc w:val="center"/>
-              <w:spacing w:line="240" w:lineRule="auto" w:before="77"/>
+            <w:tcW w:type="dxa" w:w="1296"/>
+          </w:tcPr>
+          <w:p>
+            <w:pPr>
+              <w:pStyle w:val="TableParagraph"/>
+              <w:jc w:val="center"/>
+              <w:spacing w:line="240" w:lineRule="auto" w:before="60"/>
               <w:ind w:left="11" w:right="1"/>
             </w:pPr>
             <w:r>
@@ -3034,13 +2860,13 @@
         </w:tc>
         <w:tc>
           <w:tcPr>
-            <w:tcW w:type="dxa" w:w="1317"/>
-          </w:tcPr>
-          <w:p>
-            <w:pPr>
-              <w:pStyle w:val="TableParagraph"/>
-              <w:jc w:val="center"/>
-              <w:spacing w:line="240" w:lineRule="auto" w:before="77"/>
+            <w:tcW w:type="dxa" w:w="1296"/>
+          </w:tcPr>
+          <w:p>
+            <w:pPr>
+              <w:pStyle w:val="TableParagraph"/>
+              <w:jc w:val="center"/>
+              <w:spacing w:line="240" w:lineRule="auto" w:before="60"/>
               <w:ind w:left="11" w:right="1"/>
             </w:pPr>
             <w:r>
@@ -3056,13 +2882,13 @@
         </w:tc>
         <w:tc>
           <w:tcPr>
-            <w:tcW w:type="dxa" w:w="1317"/>
-          </w:tcPr>
-          <w:p>
-            <w:pPr>
-              <w:pStyle w:val="TableParagraph"/>
-              <w:jc w:val="center"/>
-              <w:spacing w:line="240" w:lineRule="auto" w:before="77"/>
+            <w:tcW w:type="dxa" w:w="1296"/>
+          </w:tcPr>
+          <w:p>
+            <w:pPr>
+              <w:pStyle w:val="TableParagraph"/>
+              <w:jc w:val="center"/>
+              <w:spacing w:line="240" w:lineRule="auto" w:before="60"/>
               <w:ind w:left="11" w:right="1"/>
             </w:pPr>
             <w:r>
@@ -3078,13 +2904,13 @@
         </w:tc>
         <w:tc>
           <w:tcPr>
-            <w:tcW w:type="dxa" w:w="1317"/>
-          </w:tcPr>
-          <w:p>
-            <w:pPr>
-              <w:pStyle w:val="TableParagraph"/>
-              <w:jc w:val="center"/>
-              <w:spacing w:line="240" w:lineRule="auto" w:before="77"/>
+            <w:tcW w:type="dxa" w:w="1296"/>
+          </w:tcPr>
+          <w:p>
+            <w:pPr>
+              <w:pStyle w:val="TableParagraph"/>
+              <w:jc w:val="center"/>
+              <w:spacing w:line="240" w:lineRule="auto" w:before="60"/>
               <w:ind w:left="11" w:right="1"/>
             </w:pPr>
             <w:r>
@@ -3100,13 +2926,13 @@
         </w:tc>
         <w:tc>
           <w:tcPr>
-            <w:tcW w:type="dxa" w:w="1317"/>
-          </w:tcPr>
-          <w:p>
-            <w:pPr>
-              <w:pStyle w:val="TableParagraph"/>
-              <w:jc w:val="center"/>
-              <w:spacing w:line="240" w:lineRule="auto" w:before="77"/>
+            <w:tcW w:type="dxa" w:w="1296"/>
+          </w:tcPr>
+          <w:p>
+            <w:pPr>
+              <w:pStyle w:val="TableParagraph"/>
+              <w:jc w:val="center"/>
+              <w:spacing w:line="240" w:lineRule="auto" w:before="60"/>
               <w:ind w:left="11" w:right="1"/>
             </w:pPr>
             <w:r>
@@ -3124,13 +2950,13 @@
       <w:tr>
         <w:tc>
           <w:tcPr>
-            <w:tcW w:type="dxa" w:w="1317"/>
-          </w:tcPr>
-          <w:p>
-            <w:pPr>
-              <w:pStyle w:val="TableParagraph"/>
-              <w:jc w:val="center"/>
-              <w:spacing w:line="240" w:lineRule="auto" w:before="77"/>
+            <w:tcW w:type="dxa" w:w="1296"/>
+          </w:tcPr>
+          <w:p>
+            <w:pPr>
+              <w:pStyle w:val="TableParagraph"/>
+              <w:jc w:val="center"/>
+              <w:spacing w:line="240" w:lineRule="auto" w:before="60"/>
               <w:ind w:left="11" w:right="1"/>
             </w:pPr>
             <w:r>
@@ -3146,13 +2972,13 @@
         </w:tc>
         <w:tc>
           <w:tcPr>
-            <w:tcW w:type="dxa" w:w="1317"/>
-          </w:tcPr>
-          <w:p>
-            <w:pPr>
-              <w:pStyle w:val="TableParagraph"/>
-              <w:jc w:val="center"/>
-              <w:spacing w:line="240" w:lineRule="auto" w:before="77"/>
+            <w:tcW w:type="dxa" w:w="1296"/>
+          </w:tcPr>
+          <w:p>
+            <w:pPr>
+              <w:pStyle w:val="TableParagraph"/>
+              <w:jc w:val="center"/>
+              <w:spacing w:line="240" w:lineRule="auto" w:before="60"/>
               <w:ind w:left="11" w:right="1"/>
             </w:pPr>
             <w:r>
@@ -3168,13 +2994,13 @@
         </w:tc>
         <w:tc>
           <w:tcPr>
-            <w:tcW w:type="dxa" w:w="1317"/>
-          </w:tcPr>
-          <w:p>
-            <w:pPr>
-              <w:pStyle w:val="TableParagraph"/>
-              <w:jc w:val="center"/>
-              <w:spacing w:line="240" w:lineRule="auto" w:before="77"/>
+            <w:tcW w:type="dxa" w:w="1296"/>
+          </w:tcPr>
+          <w:p>
+            <w:pPr>
+              <w:pStyle w:val="TableParagraph"/>
+              <w:jc w:val="center"/>
+              <w:spacing w:line="240" w:lineRule="auto" w:before="60"/>
               <w:ind w:left="11" w:right="1"/>
             </w:pPr>
             <w:r>
@@ -3190,13 +3016,13 @@
         </w:tc>
         <w:tc>
           <w:tcPr>
-            <w:tcW w:type="dxa" w:w="1317"/>
-          </w:tcPr>
-          <w:p>
-            <w:pPr>
-              <w:pStyle w:val="TableParagraph"/>
-              <w:jc w:val="center"/>
-              <w:spacing w:line="240" w:lineRule="auto" w:before="77"/>
+            <w:tcW w:type="dxa" w:w="1296"/>
+          </w:tcPr>
+          <w:p>
+            <w:pPr>
+              <w:pStyle w:val="TableParagraph"/>
+              <w:jc w:val="center"/>
+              <w:spacing w:line="240" w:lineRule="auto" w:before="60"/>
               <w:ind w:left="11" w:right="1"/>
             </w:pPr>
             <w:r>
@@ -3212,13 +3038,13 @@
         </w:tc>
         <w:tc>
           <w:tcPr>
-            <w:tcW w:type="dxa" w:w="1317"/>
-          </w:tcPr>
-          <w:p>
-            <w:pPr>
-              <w:pStyle w:val="TableParagraph"/>
-              <w:jc w:val="center"/>
-              <w:spacing w:line="240" w:lineRule="auto" w:before="77"/>
+            <w:tcW w:type="dxa" w:w="1296"/>
+          </w:tcPr>
+          <w:p>
+            <w:pPr>
+              <w:pStyle w:val="TableParagraph"/>
+              <w:jc w:val="center"/>
+              <w:spacing w:line="240" w:lineRule="auto" w:before="60"/>
               <w:ind w:left="11" w:right="1"/>
             </w:pPr>
             <w:r>
@@ -3234,13 +3060,13 @@
         </w:tc>
         <w:tc>
           <w:tcPr>
-            <w:tcW w:type="dxa" w:w="1317"/>
-          </w:tcPr>
-          <w:p>
-            <w:pPr>
-              <w:pStyle w:val="TableParagraph"/>
-              <w:jc w:val="center"/>
-              <w:spacing w:line="240" w:lineRule="auto" w:before="77"/>
+            <w:tcW w:type="dxa" w:w="1296"/>
+          </w:tcPr>
+          <w:p>
+            <w:pPr>
+              <w:pStyle w:val="TableParagraph"/>
+              <w:jc w:val="center"/>
+              <w:spacing w:line="240" w:lineRule="auto" w:before="60"/>
               <w:ind w:left="11" w:right="1"/>
             </w:pPr>
             <w:r>
@@ -3256,13 +3082,13 @@
         </w:tc>
         <w:tc>
           <w:tcPr>
-            <w:tcW w:type="dxa" w:w="1317"/>
-          </w:tcPr>
-          <w:p>
-            <w:pPr>
-              <w:pStyle w:val="TableParagraph"/>
-              <w:jc w:val="center"/>
-              <w:spacing w:line="240" w:lineRule="auto" w:before="77"/>
+            <w:tcW w:type="dxa" w:w="1296"/>
+          </w:tcPr>
+          <w:p>
+            <w:pPr>
+              <w:pStyle w:val="TableParagraph"/>
+              <w:jc w:val="center"/>
+              <w:spacing w:line="240" w:lineRule="auto" w:before="60"/>
               <w:ind w:left="11" w:right="1"/>
             </w:pPr>
             <w:r>
@@ -3280,13 +3106,13 @@
       <w:tr>
         <w:tc>
           <w:tcPr>
-            <w:tcW w:type="dxa" w:w="1317"/>
-          </w:tcPr>
-          <w:p>
-            <w:pPr>
-              <w:pStyle w:val="TableParagraph"/>
-              <w:jc w:val="center"/>
-              <w:spacing w:line="240" w:lineRule="auto" w:before="77"/>
+            <w:tcW w:type="dxa" w:w="1296"/>
+          </w:tcPr>
+          <w:p>
+            <w:pPr>
+              <w:pStyle w:val="TableParagraph"/>
+              <w:jc w:val="center"/>
+              <w:spacing w:line="240" w:lineRule="auto" w:before="60"/>
               <w:ind w:left="11" w:right="1"/>
             </w:pPr>
             <w:r>
@@ -3302,13 +3128,13 @@
         </w:tc>
         <w:tc>
           <w:tcPr>
-            <w:tcW w:type="dxa" w:w="1317"/>
-          </w:tcPr>
-          <w:p>
-            <w:pPr>
-              <w:pStyle w:val="TableParagraph"/>
-              <w:jc w:val="center"/>
-              <w:spacing w:line="240" w:lineRule="auto" w:before="77"/>
+            <w:tcW w:type="dxa" w:w="1296"/>
+          </w:tcPr>
+          <w:p>
+            <w:pPr>
+              <w:pStyle w:val="TableParagraph"/>
+              <w:jc w:val="center"/>
+              <w:spacing w:line="240" w:lineRule="auto" w:before="60"/>
               <w:ind w:left="11" w:right="1"/>
             </w:pPr>
             <w:r>
@@ -3324,13 +3150,13 @@
         </w:tc>
         <w:tc>
           <w:tcPr>
-            <w:tcW w:type="dxa" w:w="1317"/>
-          </w:tcPr>
-          <w:p>
-            <w:pPr>
-              <w:pStyle w:val="TableParagraph"/>
-              <w:jc w:val="center"/>
-              <w:spacing w:line="240" w:lineRule="auto" w:before="77"/>
+            <w:tcW w:type="dxa" w:w="1296"/>
+          </w:tcPr>
+          <w:p>
+            <w:pPr>
+              <w:pStyle w:val="TableParagraph"/>
+              <w:jc w:val="center"/>
+              <w:spacing w:line="240" w:lineRule="auto" w:before="60"/>
               <w:ind w:left="11" w:right="1"/>
             </w:pPr>
             <w:r>
@@ -3346,13 +3172,13 @@
         </w:tc>
         <w:tc>
           <w:tcPr>
-            <w:tcW w:type="dxa" w:w="1317"/>
-          </w:tcPr>
-          <w:p>
-            <w:pPr>
-              <w:pStyle w:val="TableParagraph"/>
-              <w:jc w:val="center"/>
-              <w:spacing w:line="240" w:lineRule="auto" w:before="77"/>
+            <w:tcW w:type="dxa" w:w="1296"/>
+          </w:tcPr>
+          <w:p>
+            <w:pPr>
+              <w:pStyle w:val="TableParagraph"/>
+              <w:jc w:val="center"/>
+              <w:spacing w:line="240" w:lineRule="auto" w:before="60"/>
               <w:ind w:left="11" w:right="1"/>
             </w:pPr>
             <w:r>
@@ -3368,13 +3194,13 @@
         </w:tc>
         <w:tc>
           <w:tcPr>
-            <w:tcW w:type="dxa" w:w="1317"/>
-          </w:tcPr>
-          <w:p>
-            <w:pPr>
-              <w:pStyle w:val="TableParagraph"/>
-              <w:jc w:val="center"/>
-              <w:spacing w:line="240" w:lineRule="auto" w:before="77"/>
+            <w:tcW w:type="dxa" w:w="1296"/>
+          </w:tcPr>
+          <w:p>
+            <w:pPr>
+              <w:pStyle w:val="TableParagraph"/>
+              <w:jc w:val="center"/>
+              <w:spacing w:line="240" w:lineRule="auto" w:before="60"/>
               <w:ind w:left="11" w:right="1"/>
             </w:pPr>
             <w:r>
@@ -3390,13 +3216,13 @@
         </w:tc>
         <w:tc>
           <w:tcPr>
-            <w:tcW w:type="dxa" w:w="1317"/>
-          </w:tcPr>
-          <w:p>
-            <w:pPr>
-              <w:pStyle w:val="TableParagraph"/>
-              <w:jc w:val="center"/>
-              <w:spacing w:line="240" w:lineRule="auto" w:before="77"/>
+            <w:tcW w:type="dxa" w:w="1296"/>
+          </w:tcPr>
+          <w:p>
+            <w:pPr>
+              <w:pStyle w:val="TableParagraph"/>
+              <w:jc w:val="center"/>
+              <w:spacing w:line="240" w:lineRule="auto" w:before="60"/>
               <w:ind w:left="11" w:right="1"/>
             </w:pPr>
             <w:r>
@@ -3412,13 +3238,13 @@
         </w:tc>
         <w:tc>
           <w:tcPr>
-            <w:tcW w:type="dxa" w:w="1317"/>
-          </w:tcPr>
-          <w:p>
-            <w:pPr>
-              <w:pStyle w:val="TableParagraph"/>
-              <w:jc w:val="center"/>
-              <w:spacing w:line="240" w:lineRule="auto" w:before="77"/>
+            <w:tcW w:type="dxa" w:w="1296"/>
+          </w:tcPr>
+          <w:p>
+            <w:pPr>
+              <w:pStyle w:val="TableParagraph"/>
+              <w:jc w:val="center"/>
+              <w:spacing w:line="240" w:lineRule="auto" w:before="60"/>
               <w:ind w:left="11" w:right="1"/>
             </w:pPr>
             <w:r>
@@ -3436,13 +3262,13 @@
       <w:tr>
         <w:tc>
           <w:tcPr>
-            <w:tcW w:type="dxa" w:w="1317"/>
-          </w:tcPr>
-          <w:p>
-            <w:pPr>
-              <w:pStyle w:val="TableParagraph"/>
-              <w:jc w:val="center"/>
-              <w:spacing w:line="240" w:lineRule="auto" w:before="77"/>
+            <w:tcW w:type="dxa" w:w="1296"/>
+          </w:tcPr>
+          <w:p>
+            <w:pPr>
+              <w:pStyle w:val="TableParagraph"/>
+              <w:jc w:val="center"/>
+              <w:spacing w:line="240" w:lineRule="auto" w:before="60"/>
               <w:ind w:left="11" w:right="1"/>
             </w:pPr>
             <w:r>
@@ -3458,13 +3284,13 @@
         </w:tc>
         <w:tc>
           <w:tcPr>
-            <w:tcW w:type="dxa" w:w="1317"/>
-          </w:tcPr>
-          <w:p>
-            <w:pPr>
-              <w:pStyle w:val="TableParagraph"/>
-              <w:jc w:val="center"/>
-              <w:spacing w:line="240" w:lineRule="auto" w:before="77"/>
+            <w:tcW w:type="dxa" w:w="1296"/>
+          </w:tcPr>
+          <w:p>
+            <w:pPr>
+              <w:pStyle w:val="TableParagraph"/>
+              <w:jc w:val="center"/>
+              <w:spacing w:line="240" w:lineRule="auto" w:before="60"/>
               <w:ind w:left="11" w:right="1"/>
             </w:pPr>
             <w:r>
@@ -3480,13 +3306,13 @@
         </w:tc>
         <w:tc>
           <w:tcPr>
-            <w:tcW w:type="dxa" w:w="1317"/>
-          </w:tcPr>
-          <w:p>
-            <w:pPr>
-              <w:pStyle w:val="TableParagraph"/>
-              <w:jc w:val="center"/>
-              <w:spacing w:line="240" w:lineRule="auto" w:before="77"/>
+            <w:tcW w:type="dxa" w:w="1296"/>
+          </w:tcPr>
+          <w:p>
+            <w:pPr>
+              <w:pStyle w:val="TableParagraph"/>
+              <w:jc w:val="center"/>
+              <w:spacing w:line="240" w:lineRule="auto" w:before="60"/>
               <w:ind w:left="11" w:right="1"/>
             </w:pPr>
             <w:r>
@@ -3502,13 +3328,13 @@
         </w:tc>
         <w:tc>
           <w:tcPr>
-            <w:tcW w:type="dxa" w:w="1317"/>
-          </w:tcPr>
-          <w:p>
-            <w:pPr>
-              <w:pStyle w:val="TableParagraph"/>
-              <w:jc w:val="center"/>
-              <w:spacing w:line="240" w:lineRule="auto" w:before="77"/>
+            <w:tcW w:type="dxa" w:w="1296"/>
+          </w:tcPr>
+          <w:p>
+            <w:pPr>
+              <w:pStyle w:val="TableParagraph"/>
+              <w:jc w:val="center"/>
+              <w:spacing w:line="240" w:lineRule="auto" w:before="60"/>
               <w:ind w:left="11" w:right="1"/>
             </w:pPr>
             <w:r>
@@ -3524,13 +3350,13 @@
         </w:tc>
         <w:tc>
           <w:tcPr>
-            <w:tcW w:type="dxa" w:w="1317"/>
-          </w:tcPr>
-          <w:p>
-            <w:pPr>
-              <w:pStyle w:val="TableParagraph"/>
-              <w:jc w:val="center"/>
-              <w:spacing w:line="240" w:lineRule="auto" w:before="77"/>
+            <w:tcW w:type="dxa" w:w="1296"/>
+          </w:tcPr>
+          <w:p>
+            <w:pPr>
+              <w:pStyle w:val="TableParagraph"/>
+              <w:jc w:val="center"/>
+              <w:spacing w:line="240" w:lineRule="auto" w:before="60"/>
               <w:ind w:left="11" w:right="1"/>
             </w:pPr>
             <w:r>
@@ -3546,13 +3372,13 @@
         </w:tc>
         <w:tc>
           <w:tcPr>
-            <w:tcW w:type="dxa" w:w="1317"/>
-          </w:tcPr>
-          <w:p>
-            <w:pPr>
-              <w:pStyle w:val="TableParagraph"/>
-              <w:jc w:val="center"/>
-              <w:spacing w:line="240" w:lineRule="auto" w:before="77"/>
+            <w:tcW w:type="dxa" w:w="1296"/>
+          </w:tcPr>
+          <w:p>
+            <w:pPr>
+              <w:pStyle w:val="TableParagraph"/>
+              <w:jc w:val="center"/>
+              <w:spacing w:line="240" w:lineRule="auto" w:before="60"/>
               <w:ind w:left="11" w:right="1"/>
             </w:pPr>
             <w:r>
@@ -3568,13 +3394,13 @@
         </w:tc>
         <w:tc>
           <w:tcPr>
-            <w:tcW w:type="dxa" w:w="1317"/>
-          </w:tcPr>
-          <w:p>
-            <w:pPr>
-              <w:pStyle w:val="TableParagraph"/>
-              <w:jc w:val="center"/>
-              <w:spacing w:line="240" w:lineRule="auto" w:before="77"/>
+            <w:tcW w:type="dxa" w:w="1296"/>
+          </w:tcPr>
+          <w:p>
+            <w:pPr>
+              <w:pStyle w:val="TableParagraph"/>
+              <w:jc w:val="center"/>
+              <w:spacing w:line="240" w:lineRule="auto" w:before="60"/>
               <w:ind w:left="11" w:right="1"/>
             </w:pPr>
             <w:r>
@@ -3592,13 +3418,13 @@
       <w:tr>
         <w:tc>
           <w:tcPr>
-            <w:tcW w:type="dxa" w:w="1317"/>
-          </w:tcPr>
-          <w:p>
-            <w:pPr>
-              <w:pStyle w:val="TableParagraph"/>
-              <w:jc w:val="center"/>
-              <w:spacing w:line="240" w:lineRule="auto" w:before="77"/>
+            <w:tcW w:type="dxa" w:w="1296"/>
+          </w:tcPr>
+          <w:p>
+            <w:pPr>
+              <w:pStyle w:val="TableParagraph"/>
+              <w:jc w:val="center"/>
+              <w:spacing w:line="240" w:lineRule="auto" w:before="60"/>
               <w:ind w:left="11" w:right="1"/>
             </w:pPr>
             <w:r>
@@ -3614,13 +3440,13 @@
         </w:tc>
         <w:tc>
           <w:tcPr>
-            <w:tcW w:type="dxa" w:w="1317"/>
-          </w:tcPr>
-          <w:p>
-            <w:pPr>
-              <w:pStyle w:val="TableParagraph"/>
-              <w:jc w:val="center"/>
-              <w:spacing w:line="240" w:lineRule="auto" w:before="77"/>
+            <w:tcW w:type="dxa" w:w="1296"/>
+          </w:tcPr>
+          <w:p>
+            <w:pPr>
+              <w:pStyle w:val="TableParagraph"/>
+              <w:jc w:val="center"/>
+              <w:spacing w:line="240" w:lineRule="auto" w:before="60"/>
               <w:ind w:left="11" w:right="1"/>
             </w:pPr>
             <w:r>
@@ -3636,13 +3462,13 @@
         </w:tc>
         <w:tc>
           <w:tcPr>
-            <w:tcW w:type="dxa" w:w="1317"/>
-          </w:tcPr>
-          <w:p>
-            <w:pPr>
-              <w:pStyle w:val="TableParagraph"/>
-              <w:jc w:val="center"/>
-              <w:spacing w:line="240" w:lineRule="auto" w:before="77"/>
+            <w:tcW w:type="dxa" w:w="1296"/>
+          </w:tcPr>
+          <w:p>
+            <w:pPr>
+              <w:pStyle w:val="TableParagraph"/>
+              <w:jc w:val="center"/>
+              <w:spacing w:line="240" w:lineRule="auto" w:before="60"/>
               <w:ind w:left="11" w:right="1"/>
             </w:pPr>
             <w:r>
@@ -3658,13 +3484,13 @@
         </w:tc>
         <w:tc>
           <w:tcPr>
-            <w:tcW w:type="dxa" w:w="1317"/>
-          </w:tcPr>
-          <w:p>
-            <w:pPr>
-              <w:pStyle w:val="TableParagraph"/>
-              <w:jc w:val="center"/>
-              <w:spacing w:line="240" w:lineRule="auto" w:before="77"/>
+            <w:tcW w:type="dxa" w:w="1296"/>
+          </w:tcPr>
+          <w:p>
+            <w:pPr>
+              <w:pStyle w:val="TableParagraph"/>
+              <w:jc w:val="center"/>
+              <w:spacing w:line="240" w:lineRule="auto" w:before="60"/>
               <w:ind w:left="11" w:right="1"/>
             </w:pPr>
             <w:r>
@@ -3680,13 +3506,13 @@
         </w:tc>
         <w:tc>
           <w:tcPr>
-            <w:tcW w:type="dxa" w:w="1317"/>
-          </w:tcPr>
-          <w:p>
-            <w:pPr>
-              <w:pStyle w:val="TableParagraph"/>
-              <w:jc w:val="center"/>
-              <w:spacing w:line="240" w:lineRule="auto" w:before="77"/>
+            <w:tcW w:type="dxa" w:w="1296"/>
+          </w:tcPr>
+          <w:p>
+            <w:pPr>
+              <w:pStyle w:val="TableParagraph"/>
+              <w:jc w:val="center"/>
+              <w:spacing w:line="240" w:lineRule="auto" w:before="60"/>
               <w:ind w:left="11" w:right="1"/>
             </w:pPr>
             <w:r>
@@ -3702,13 +3528,13 @@
         </w:tc>
         <w:tc>
           <w:tcPr>
-            <w:tcW w:type="dxa" w:w="1317"/>
-          </w:tcPr>
-          <w:p>
-            <w:pPr>
-              <w:pStyle w:val="TableParagraph"/>
-              <w:jc w:val="center"/>
-              <w:spacing w:line="240" w:lineRule="auto" w:before="77"/>
+            <w:tcW w:type="dxa" w:w="1296"/>
+          </w:tcPr>
+          <w:p>
+            <w:pPr>
+              <w:pStyle w:val="TableParagraph"/>
+              <w:jc w:val="center"/>
+              <w:spacing w:line="240" w:lineRule="auto" w:before="60"/>
               <w:ind w:left="11" w:right="1"/>
             </w:pPr>
             <w:r>
@@ -3724,13 +3550,13 @@
         </w:tc>
         <w:tc>
           <w:tcPr>
-            <w:tcW w:type="dxa" w:w="1317"/>
-          </w:tcPr>
-          <w:p>
-            <w:pPr>
-              <w:pStyle w:val="TableParagraph"/>
-              <w:jc w:val="center"/>
-              <w:spacing w:line="240" w:lineRule="auto" w:before="77"/>
+            <w:tcW w:type="dxa" w:w="1296"/>
+          </w:tcPr>
+          <w:p>
+            <w:pPr>
+              <w:pStyle w:val="TableParagraph"/>
+              <w:jc w:val="center"/>
+              <w:spacing w:line="240" w:lineRule="auto" w:before="60"/>
               <w:ind w:left="11" w:right="1"/>
             </w:pPr>
             <w:r>
@@ -3756,7 +3582,7 @@
           <w:rFonts w:ascii="Times New Roman" w:hAnsi="Times New Roman"/>
           <w:b w:val="0"/>
           <w:i w:val="0"/>
-          <w:sz w:val="18"/>
+          <w:sz w:val="20"/>
         </w:rPr>
         <w:t>Fonte: elaborado pelos autores (2026).</w:t>
       </w:r>
@@ -3764,7 +3590,7 @@
     <w:p>
       <w:pPr>
         <w:jc w:val="center"/>
-        <w:spacing w:line="240" w:lineRule="auto" w:before="160"/>
+        <w:spacing w:line="240" w:lineRule="auto" w:before="160" w:after="40"/>
       </w:pPr>
       <w:r>
         <w:rPr>
@@ -3790,25 +3616,25 @@
         </w:tblBorders>
       </w:tblPr>
       <w:tblGrid>
-        <w:gridCol w:w="1317"/>
-        <w:gridCol w:w="1317"/>
-        <w:gridCol w:w="1317"/>
-        <w:gridCol w:w="1317"/>
-        <w:gridCol w:w="1317"/>
-        <w:gridCol w:w="1317"/>
-        <w:gridCol w:w="1317"/>
+        <w:gridCol w:w="1296"/>
+        <w:gridCol w:w="1296"/>
+        <w:gridCol w:w="1296"/>
+        <w:gridCol w:w="1296"/>
+        <w:gridCol w:w="1296"/>
+        <w:gridCol w:w="1296"/>
+        <w:gridCol w:w="1296"/>
       </w:tblGrid>
       <w:tr>
         <w:tc>
           <w:tcPr>
-            <w:tcW w:type="dxa" w:w="1317"/>
+            <w:tcW w:type="dxa" w:w="1296"/>
             <w:shd w:val="clear" w:color="auto" w:fill="E1E1E1"/>
           </w:tcPr>
           <w:p>
             <w:pPr>
               <w:pStyle w:val="TableParagraph"/>
               <w:jc w:val="center"/>
-              <w:spacing w:line="240" w:lineRule="auto" w:before="77"/>
+              <w:spacing w:line="240" w:lineRule="auto" w:before="60"/>
               <w:ind w:left="11" w:right="1"/>
             </w:pPr>
             <w:r>
@@ -3824,14 +3650,14 @@
         </w:tc>
         <w:tc>
           <w:tcPr>
-            <w:tcW w:type="dxa" w:w="1317"/>
+            <w:tcW w:type="dxa" w:w="1296"/>
             <w:shd w:val="clear" w:color="auto" w:fill="E1E1E1"/>
           </w:tcPr>
           <w:p>
             <w:pPr>
               <w:pStyle w:val="TableParagraph"/>
               <w:jc w:val="center"/>
-              <w:spacing w:line="240" w:lineRule="auto" w:before="77"/>
+              <w:spacing w:line="240" w:lineRule="auto" w:before="60"/>
               <w:ind w:left="11" w:right="1"/>
             </w:pPr>
             <w:r>
@@ -3841,20 +3667,20 @@
                 <w:i w:val="0"/>
                 <w:sz w:val="18"/>
               </w:rPr>
-              <w:t>Tam.</w:t>
-            </w:r>
-          </w:p>
-        </w:tc>
-        <w:tc>
-          <w:tcPr>
-            <w:tcW w:type="dxa" w:w="1317"/>
+              <w:t>Tamanho</w:t>
+            </w:r>
+          </w:p>
+        </w:tc>
+        <w:tc>
+          <w:tcPr>
+            <w:tcW w:type="dxa" w:w="1296"/>
             <w:shd w:val="clear" w:color="auto" w:fill="E1E1E1"/>
           </w:tcPr>
           <w:p>
             <w:pPr>
               <w:pStyle w:val="TableParagraph"/>
               <w:jc w:val="center"/>
-              <w:spacing w:line="240" w:lineRule="auto" w:before="77"/>
+              <w:spacing w:line="240" w:lineRule="auto" w:before="60"/>
               <w:ind w:left="11" w:right="1"/>
             </w:pPr>
             <w:r>
@@ -3870,14 +3696,14 @@
         </w:tc>
         <w:tc>
           <w:tcPr>
-            <w:tcW w:type="dxa" w:w="1317"/>
+            <w:tcW w:type="dxa" w:w="1296"/>
             <w:shd w:val="clear" w:color="auto" w:fill="E1E1E1"/>
           </w:tcPr>
           <w:p>
             <w:pPr>
               <w:pStyle w:val="TableParagraph"/>
               <w:jc w:val="center"/>
-              <w:spacing w:line="240" w:lineRule="auto" w:before="77"/>
+              <w:spacing w:line="240" w:lineRule="auto" w:before="60"/>
               <w:ind w:left="11" w:right="1"/>
             </w:pPr>
             <w:r>
@@ -3893,14 +3719,14 @@
         </w:tc>
         <w:tc>
           <w:tcPr>
-            <w:tcW w:type="dxa" w:w="1317"/>
+            <w:tcW w:type="dxa" w:w="1296"/>
             <w:shd w:val="clear" w:color="auto" w:fill="E1E1E1"/>
           </w:tcPr>
           <w:p>
             <w:pPr>
               <w:pStyle w:val="TableParagraph"/>
               <w:jc w:val="center"/>
-              <w:spacing w:line="240" w:lineRule="auto" w:before="77"/>
+              <w:spacing w:line="240" w:lineRule="auto" w:before="60"/>
               <w:ind w:left="11" w:right="1"/>
             </w:pPr>
             <w:r>
@@ -3916,14 +3742,14 @@
         </w:tc>
         <w:tc>
           <w:tcPr>
-            <w:tcW w:type="dxa" w:w="1317"/>
+            <w:tcW w:type="dxa" w:w="1296"/>
             <w:shd w:val="clear" w:color="auto" w:fill="E1E1E1"/>
           </w:tcPr>
           <w:p>
             <w:pPr>
               <w:pStyle w:val="TableParagraph"/>
               <w:jc w:val="center"/>
-              <w:spacing w:line="240" w:lineRule="auto" w:before="77"/>
+              <w:spacing w:line="240" w:lineRule="auto" w:before="60"/>
               <w:ind w:left="11" w:right="1"/>
             </w:pPr>
             <w:r>
@@ -3939,14 +3765,14 @@
         </w:tc>
         <w:tc>
           <w:tcPr>
-            <w:tcW w:type="dxa" w:w="1317"/>
+            <w:tcW w:type="dxa" w:w="1296"/>
             <w:shd w:val="clear" w:color="auto" w:fill="E1E1E1"/>
           </w:tcPr>
           <w:p>
             <w:pPr>
               <w:pStyle w:val="TableParagraph"/>
               <w:jc w:val="center"/>
-              <w:spacing w:line="240" w:lineRule="auto" w:before="77"/>
+              <w:spacing w:line="240" w:lineRule="auto" w:before="60"/>
               <w:ind w:left="11" w:right="1"/>
             </w:pPr>
             <w:r>
@@ -3964,13 +3790,13 @@
       <w:tr>
         <w:tc>
           <w:tcPr>
-            <w:tcW w:type="dxa" w:w="1317"/>
-          </w:tcPr>
-          <w:p>
-            <w:pPr>
-              <w:pStyle w:val="TableParagraph"/>
-              <w:jc w:val="center"/>
-              <w:spacing w:line="240" w:lineRule="auto" w:before="77"/>
+            <w:tcW w:type="dxa" w:w="1296"/>
+          </w:tcPr>
+          <w:p>
+            <w:pPr>
+              <w:pStyle w:val="TableParagraph"/>
+              <w:jc w:val="center"/>
+              <w:spacing w:line="240" w:lineRule="auto" w:before="60"/>
               <w:ind w:left="11" w:right="1"/>
             </w:pPr>
             <w:r>
@@ -3986,13 +3812,13 @@
         </w:tc>
         <w:tc>
           <w:tcPr>
-            <w:tcW w:type="dxa" w:w="1317"/>
-          </w:tcPr>
-          <w:p>
-            <w:pPr>
-              <w:pStyle w:val="TableParagraph"/>
-              <w:jc w:val="center"/>
-              <w:spacing w:line="240" w:lineRule="auto" w:before="77"/>
+            <w:tcW w:type="dxa" w:w="1296"/>
+          </w:tcPr>
+          <w:p>
+            <w:pPr>
+              <w:pStyle w:val="TableParagraph"/>
+              <w:jc w:val="center"/>
+              <w:spacing w:line="240" w:lineRule="auto" w:before="60"/>
               <w:ind w:left="11" w:right="1"/>
             </w:pPr>
             <w:r>
@@ -4008,13 +3834,13 @@
         </w:tc>
         <w:tc>
           <w:tcPr>
-            <w:tcW w:type="dxa" w:w="1317"/>
-          </w:tcPr>
-          <w:p>
-            <w:pPr>
-              <w:pStyle w:val="TableParagraph"/>
-              <w:jc w:val="center"/>
-              <w:spacing w:line="240" w:lineRule="auto" w:before="77"/>
+            <w:tcW w:type="dxa" w:w="1296"/>
+          </w:tcPr>
+          <w:p>
+            <w:pPr>
+              <w:pStyle w:val="TableParagraph"/>
+              <w:jc w:val="center"/>
+              <w:spacing w:line="240" w:lineRule="auto" w:before="60"/>
               <w:ind w:left="11" w:right="1"/>
             </w:pPr>
             <w:r>
@@ -4030,13 +3856,13 @@
         </w:tc>
         <w:tc>
           <w:tcPr>
-            <w:tcW w:type="dxa" w:w="1317"/>
-          </w:tcPr>
-          <w:p>
-            <w:pPr>
-              <w:pStyle w:val="TableParagraph"/>
-              <w:jc w:val="center"/>
-              <w:spacing w:line="240" w:lineRule="auto" w:before="77"/>
+            <w:tcW w:type="dxa" w:w="1296"/>
+          </w:tcPr>
+          <w:p>
+            <w:pPr>
+              <w:pStyle w:val="TableParagraph"/>
+              <w:jc w:val="center"/>
+              <w:spacing w:line="240" w:lineRule="auto" w:before="60"/>
               <w:ind w:left="11" w:right="1"/>
             </w:pPr>
             <w:r>
@@ -4052,13 +3878,13 @@
         </w:tc>
         <w:tc>
           <w:tcPr>
-            <w:tcW w:type="dxa" w:w="1317"/>
-          </w:tcPr>
-          <w:p>
-            <w:pPr>
-              <w:pStyle w:val="TableParagraph"/>
-              <w:jc w:val="center"/>
-              <w:spacing w:line="240" w:lineRule="auto" w:before="77"/>
+            <w:tcW w:type="dxa" w:w="1296"/>
+          </w:tcPr>
+          <w:p>
+            <w:pPr>
+              <w:pStyle w:val="TableParagraph"/>
+              <w:jc w:val="center"/>
+              <w:spacing w:line="240" w:lineRule="auto" w:before="60"/>
               <w:ind w:left="11" w:right="1"/>
             </w:pPr>
             <w:r>
@@ -4074,13 +3900,13 @@
         </w:tc>
         <w:tc>
           <w:tcPr>
-            <w:tcW w:type="dxa" w:w="1317"/>
-          </w:tcPr>
-          <w:p>
-            <w:pPr>
-              <w:pStyle w:val="TableParagraph"/>
-              <w:jc w:val="center"/>
-              <w:spacing w:line="240" w:lineRule="auto" w:before="77"/>
+            <w:tcW w:type="dxa" w:w="1296"/>
+          </w:tcPr>
+          <w:p>
+            <w:pPr>
+              <w:pStyle w:val="TableParagraph"/>
+              <w:jc w:val="center"/>
+              <w:spacing w:line="240" w:lineRule="auto" w:before="60"/>
               <w:ind w:left="11" w:right="1"/>
             </w:pPr>
             <w:r>
@@ -4096,13 +3922,13 @@
         </w:tc>
         <w:tc>
           <w:tcPr>
-            <w:tcW w:type="dxa" w:w="1317"/>
-          </w:tcPr>
-          <w:p>
-            <w:pPr>
-              <w:pStyle w:val="TableParagraph"/>
-              <w:jc w:val="center"/>
-              <w:spacing w:line="240" w:lineRule="auto" w:before="77"/>
+            <w:tcW w:type="dxa" w:w="1296"/>
+          </w:tcPr>
+          <w:p>
+            <w:pPr>
+              <w:pStyle w:val="TableParagraph"/>
+              <w:jc w:val="center"/>
+              <w:spacing w:line="240" w:lineRule="auto" w:before="60"/>
               <w:ind w:left="11" w:right="1"/>
             </w:pPr>
             <w:r>
@@ -4120,13 +3946,13 @@
       <w:tr>
         <w:tc>
           <w:tcPr>
-            <w:tcW w:type="dxa" w:w="1317"/>
-          </w:tcPr>
-          <w:p>
-            <w:pPr>
-              <w:pStyle w:val="TableParagraph"/>
-              <w:jc w:val="center"/>
-              <w:spacing w:line="240" w:lineRule="auto" w:before="77"/>
+            <w:tcW w:type="dxa" w:w="1296"/>
+          </w:tcPr>
+          <w:p>
+            <w:pPr>
+              <w:pStyle w:val="TableParagraph"/>
+              <w:jc w:val="center"/>
+              <w:spacing w:line="240" w:lineRule="auto" w:before="60"/>
               <w:ind w:left="11" w:right="1"/>
             </w:pPr>
             <w:r>
@@ -4142,13 +3968,13 @@
         </w:tc>
         <w:tc>
           <w:tcPr>
-            <w:tcW w:type="dxa" w:w="1317"/>
-          </w:tcPr>
-          <w:p>
-            <w:pPr>
-              <w:pStyle w:val="TableParagraph"/>
-              <w:jc w:val="center"/>
-              <w:spacing w:line="240" w:lineRule="auto" w:before="77"/>
+            <w:tcW w:type="dxa" w:w="1296"/>
+          </w:tcPr>
+          <w:p>
+            <w:pPr>
+              <w:pStyle w:val="TableParagraph"/>
+              <w:jc w:val="center"/>
+              <w:spacing w:line="240" w:lineRule="auto" w:before="60"/>
               <w:ind w:left="11" w:right="1"/>
             </w:pPr>
             <w:r>
@@ -4164,13 +3990,13 @@
         </w:tc>
         <w:tc>
           <w:tcPr>
-            <w:tcW w:type="dxa" w:w="1317"/>
-          </w:tcPr>
-          <w:p>
-            <w:pPr>
-              <w:pStyle w:val="TableParagraph"/>
-              <w:jc w:val="center"/>
-              <w:spacing w:line="240" w:lineRule="auto" w:before="77"/>
+            <w:tcW w:type="dxa" w:w="1296"/>
+          </w:tcPr>
+          <w:p>
+            <w:pPr>
+              <w:pStyle w:val="TableParagraph"/>
+              <w:jc w:val="center"/>
+              <w:spacing w:line="240" w:lineRule="auto" w:before="60"/>
               <w:ind w:left="11" w:right="1"/>
             </w:pPr>
             <w:r>
@@ -4186,13 +4012,13 @@
         </w:tc>
         <w:tc>
           <w:tcPr>
-            <w:tcW w:type="dxa" w:w="1317"/>
-          </w:tcPr>
-          <w:p>
-            <w:pPr>
-              <w:pStyle w:val="TableParagraph"/>
-              <w:jc w:val="center"/>
-              <w:spacing w:line="240" w:lineRule="auto" w:before="77"/>
+            <w:tcW w:type="dxa" w:w="1296"/>
+          </w:tcPr>
+          <w:p>
+            <w:pPr>
+              <w:pStyle w:val="TableParagraph"/>
+              <w:jc w:val="center"/>
+              <w:spacing w:line="240" w:lineRule="auto" w:before="60"/>
               <w:ind w:left="11" w:right="1"/>
             </w:pPr>
             <w:r>
@@ -4208,13 +4034,13 @@
         </w:tc>
         <w:tc>
           <w:tcPr>
-            <w:tcW w:type="dxa" w:w="1317"/>
-          </w:tcPr>
-          <w:p>
-            <w:pPr>
-              <w:pStyle w:val="TableParagraph"/>
-              <w:jc w:val="center"/>
-              <w:spacing w:line="240" w:lineRule="auto" w:before="77"/>
+            <w:tcW w:type="dxa" w:w="1296"/>
+          </w:tcPr>
+          <w:p>
+            <w:pPr>
+              <w:pStyle w:val="TableParagraph"/>
+              <w:jc w:val="center"/>
+              <w:spacing w:line="240" w:lineRule="auto" w:before="60"/>
               <w:ind w:left="11" w:right="1"/>
             </w:pPr>
             <w:r>
@@ -4230,13 +4056,13 @@
         </w:tc>
         <w:tc>
           <w:tcPr>
-            <w:tcW w:type="dxa" w:w="1317"/>
-          </w:tcPr>
-          <w:p>
-            <w:pPr>
-              <w:pStyle w:val="TableParagraph"/>
-              <w:jc w:val="center"/>
-              <w:spacing w:line="240" w:lineRule="auto" w:before="77"/>
+            <w:tcW w:type="dxa" w:w="1296"/>
+          </w:tcPr>
+          <w:p>
+            <w:pPr>
+              <w:pStyle w:val="TableParagraph"/>
+              <w:jc w:val="center"/>
+              <w:spacing w:line="240" w:lineRule="auto" w:before="60"/>
               <w:ind w:left="11" w:right="1"/>
             </w:pPr>
             <w:r>
@@ -4252,13 +4078,13 @@
         </w:tc>
         <w:tc>
           <w:tcPr>
-            <w:tcW w:type="dxa" w:w="1317"/>
-          </w:tcPr>
-          <w:p>
-            <w:pPr>
-              <w:pStyle w:val="TableParagraph"/>
-              <w:jc w:val="center"/>
-              <w:spacing w:line="240" w:lineRule="auto" w:before="77"/>
+            <w:tcW w:type="dxa" w:w="1296"/>
+          </w:tcPr>
+          <w:p>
+            <w:pPr>
+              <w:pStyle w:val="TableParagraph"/>
+              <w:jc w:val="center"/>
+              <w:spacing w:line="240" w:lineRule="auto" w:before="60"/>
               <w:ind w:left="11" w:right="1"/>
             </w:pPr>
             <w:r>
@@ -4276,13 +4102,13 @@
       <w:tr>
         <w:tc>
           <w:tcPr>
-            <w:tcW w:type="dxa" w:w="1317"/>
-          </w:tcPr>
-          <w:p>
-            <w:pPr>
-              <w:pStyle w:val="TableParagraph"/>
-              <w:jc w:val="center"/>
-              <w:spacing w:line="240" w:lineRule="auto" w:before="77"/>
+            <w:tcW w:type="dxa" w:w="1296"/>
+          </w:tcPr>
+          <w:p>
+            <w:pPr>
+              <w:pStyle w:val="TableParagraph"/>
+              <w:jc w:val="center"/>
+              <w:spacing w:line="240" w:lineRule="auto" w:before="60"/>
               <w:ind w:left="11" w:right="1"/>
             </w:pPr>
             <w:r>
@@ -4298,13 +4124,13 @@
         </w:tc>
         <w:tc>
           <w:tcPr>
-            <w:tcW w:type="dxa" w:w="1317"/>
-          </w:tcPr>
-          <w:p>
-            <w:pPr>
-              <w:pStyle w:val="TableParagraph"/>
-              <w:jc w:val="center"/>
-              <w:spacing w:line="240" w:lineRule="auto" w:before="77"/>
+            <w:tcW w:type="dxa" w:w="1296"/>
+          </w:tcPr>
+          <w:p>
+            <w:pPr>
+              <w:pStyle w:val="TableParagraph"/>
+              <w:jc w:val="center"/>
+              <w:spacing w:line="240" w:lineRule="auto" w:before="60"/>
               <w:ind w:left="11" w:right="1"/>
             </w:pPr>
             <w:r>
@@ -4320,13 +4146,13 @@
         </w:tc>
         <w:tc>
           <w:tcPr>
-            <w:tcW w:type="dxa" w:w="1317"/>
-          </w:tcPr>
-          <w:p>
-            <w:pPr>
-              <w:pStyle w:val="TableParagraph"/>
-              <w:jc w:val="center"/>
-              <w:spacing w:line="240" w:lineRule="auto" w:before="77"/>
+            <w:tcW w:type="dxa" w:w="1296"/>
+          </w:tcPr>
+          <w:p>
+            <w:pPr>
+              <w:pStyle w:val="TableParagraph"/>
+              <w:jc w:val="center"/>
+              <w:spacing w:line="240" w:lineRule="auto" w:before="60"/>
               <w:ind w:left="11" w:right="1"/>
             </w:pPr>
             <w:r>
@@ -4342,13 +4168,13 @@
         </w:tc>
         <w:tc>
           <w:tcPr>
-            <w:tcW w:type="dxa" w:w="1317"/>
-          </w:tcPr>
-          <w:p>
-            <w:pPr>
-              <w:pStyle w:val="TableParagraph"/>
-              <w:jc w:val="center"/>
-              <w:spacing w:line="240" w:lineRule="auto" w:before="77"/>
+            <w:tcW w:type="dxa" w:w="1296"/>
+          </w:tcPr>
+          <w:p>
+            <w:pPr>
+              <w:pStyle w:val="TableParagraph"/>
+              <w:jc w:val="center"/>
+              <w:spacing w:line="240" w:lineRule="auto" w:before="60"/>
               <w:ind w:left="11" w:right="1"/>
             </w:pPr>
             <w:r>
@@ -4364,13 +4190,13 @@
         </w:tc>
         <w:tc>
           <w:tcPr>
-            <w:tcW w:type="dxa" w:w="1317"/>
-          </w:tcPr>
-          <w:p>
-            <w:pPr>
-              <w:pStyle w:val="TableParagraph"/>
-              <w:jc w:val="center"/>
-              <w:spacing w:line="240" w:lineRule="auto" w:before="77"/>
+            <w:tcW w:type="dxa" w:w="1296"/>
+          </w:tcPr>
+          <w:p>
+            <w:pPr>
+              <w:pStyle w:val="TableParagraph"/>
+              <w:jc w:val="center"/>
+              <w:spacing w:line="240" w:lineRule="auto" w:before="60"/>
               <w:ind w:left="11" w:right="1"/>
             </w:pPr>
             <w:r>
@@ -4386,13 +4212,13 @@
         </w:tc>
         <w:tc>
           <w:tcPr>
-            <w:tcW w:type="dxa" w:w="1317"/>
-          </w:tcPr>
-          <w:p>
-            <w:pPr>
-              <w:pStyle w:val="TableParagraph"/>
-              <w:jc w:val="center"/>
-              <w:spacing w:line="240" w:lineRule="auto" w:before="77"/>
+            <w:tcW w:type="dxa" w:w="1296"/>
+          </w:tcPr>
+          <w:p>
+            <w:pPr>
+              <w:pStyle w:val="TableParagraph"/>
+              <w:jc w:val="center"/>
+              <w:spacing w:line="240" w:lineRule="auto" w:before="60"/>
               <w:ind w:left="11" w:right="1"/>
             </w:pPr>
             <w:r>
@@ -4408,13 +4234,13 @@
         </w:tc>
         <w:tc>
           <w:tcPr>
-            <w:tcW w:type="dxa" w:w="1317"/>
-          </w:tcPr>
-          <w:p>
-            <w:pPr>
-              <w:pStyle w:val="TableParagraph"/>
-              <w:jc w:val="center"/>
-              <w:spacing w:line="240" w:lineRule="auto" w:before="77"/>
+            <w:tcW w:type="dxa" w:w="1296"/>
+          </w:tcPr>
+          <w:p>
+            <w:pPr>
+              <w:pStyle w:val="TableParagraph"/>
+              <w:jc w:val="center"/>
+              <w:spacing w:line="240" w:lineRule="auto" w:before="60"/>
               <w:ind w:left="11" w:right="1"/>
             </w:pPr>
             <w:r>
@@ -4432,13 +4258,13 @@
       <w:tr>
         <w:tc>
           <w:tcPr>
-            <w:tcW w:type="dxa" w:w="1317"/>
-          </w:tcPr>
-          <w:p>
-            <w:pPr>
-              <w:pStyle w:val="TableParagraph"/>
-              <w:jc w:val="center"/>
-              <w:spacing w:line="240" w:lineRule="auto" w:before="77"/>
+            <w:tcW w:type="dxa" w:w="1296"/>
+          </w:tcPr>
+          <w:p>
+            <w:pPr>
+              <w:pStyle w:val="TableParagraph"/>
+              <w:jc w:val="center"/>
+              <w:spacing w:line="240" w:lineRule="auto" w:before="60"/>
               <w:ind w:left="11" w:right="1"/>
             </w:pPr>
             <w:r>
@@ -4454,13 +4280,13 @@
         </w:tc>
         <w:tc>
           <w:tcPr>
-            <w:tcW w:type="dxa" w:w="1317"/>
-          </w:tcPr>
-          <w:p>
-            <w:pPr>
-              <w:pStyle w:val="TableParagraph"/>
-              <w:jc w:val="center"/>
-              <w:spacing w:line="240" w:lineRule="auto" w:before="77"/>
+            <w:tcW w:type="dxa" w:w="1296"/>
+          </w:tcPr>
+          <w:p>
+            <w:pPr>
+              <w:pStyle w:val="TableParagraph"/>
+              <w:jc w:val="center"/>
+              <w:spacing w:line="240" w:lineRule="auto" w:before="60"/>
               <w:ind w:left="11" w:right="1"/>
             </w:pPr>
             <w:r>
@@ -4476,13 +4302,13 @@
         </w:tc>
         <w:tc>
           <w:tcPr>
-            <w:tcW w:type="dxa" w:w="1317"/>
-          </w:tcPr>
-          <w:p>
-            <w:pPr>
-              <w:pStyle w:val="TableParagraph"/>
-              <w:jc w:val="center"/>
-              <w:spacing w:line="240" w:lineRule="auto" w:before="77"/>
+            <w:tcW w:type="dxa" w:w="1296"/>
+          </w:tcPr>
+          <w:p>
+            <w:pPr>
+              <w:pStyle w:val="TableParagraph"/>
+              <w:jc w:val="center"/>
+              <w:spacing w:line="240" w:lineRule="auto" w:before="60"/>
               <w:ind w:left="11" w:right="1"/>
             </w:pPr>
             <w:r>
@@ -4498,13 +4324,13 @@
         </w:tc>
         <w:tc>
           <w:tcPr>
-            <w:tcW w:type="dxa" w:w="1317"/>
-          </w:tcPr>
-          <w:p>
-            <w:pPr>
-              <w:pStyle w:val="TableParagraph"/>
-              <w:jc w:val="center"/>
-              <w:spacing w:line="240" w:lineRule="auto" w:before="77"/>
+            <w:tcW w:type="dxa" w:w="1296"/>
+          </w:tcPr>
+          <w:p>
+            <w:pPr>
+              <w:pStyle w:val="TableParagraph"/>
+              <w:jc w:val="center"/>
+              <w:spacing w:line="240" w:lineRule="auto" w:before="60"/>
               <w:ind w:left="11" w:right="1"/>
             </w:pPr>
             <w:r>
@@ -4520,13 +4346,13 @@
         </w:tc>
         <w:tc>
           <w:tcPr>
-            <w:tcW w:type="dxa" w:w="1317"/>
-          </w:tcPr>
-          <w:p>
-            <w:pPr>
-              <w:pStyle w:val="TableParagraph"/>
-              <w:jc w:val="center"/>
-              <w:spacing w:line="240" w:lineRule="auto" w:before="77"/>
+            <w:tcW w:type="dxa" w:w="1296"/>
+          </w:tcPr>
+          <w:p>
+            <w:pPr>
+              <w:pStyle w:val="TableParagraph"/>
+              <w:jc w:val="center"/>
+              <w:spacing w:line="240" w:lineRule="auto" w:before="60"/>
               <w:ind w:left="11" w:right="1"/>
             </w:pPr>
             <w:r>
@@ -4542,13 +4368,13 @@
         </w:tc>
         <w:tc>
           <w:tcPr>
-            <w:tcW w:type="dxa" w:w="1317"/>
-          </w:tcPr>
-          <w:p>
-            <w:pPr>
-              <w:pStyle w:val="TableParagraph"/>
-              <w:jc w:val="center"/>
-              <w:spacing w:line="240" w:lineRule="auto" w:before="77"/>
+            <w:tcW w:type="dxa" w:w="1296"/>
+          </w:tcPr>
+          <w:p>
+            <w:pPr>
+              <w:pStyle w:val="TableParagraph"/>
+              <w:jc w:val="center"/>
+              <w:spacing w:line="240" w:lineRule="auto" w:before="60"/>
               <w:ind w:left="11" w:right="1"/>
             </w:pPr>
             <w:r>
@@ -4564,13 +4390,13 @@
         </w:tc>
         <w:tc>
           <w:tcPr>
-            <w:tcW w:type="dxa" w:w="1317"/>
-          </w:tcPr>
-          <w:p>
-            <w:pPr>
-              <w:pStyle w:val="TableParagraph"/>
-              <w:jc w:val="center"/>
-              <w:spacing w:line="240" w:lineRule="auto" w:before="77"/>
+            <w:tcW w:type="dxa" w:w="1296"/>
+          </w:tcPr>
+          <w:p>
+            <w:pPr>
+              <w:pStyle w:val="TableParagraph"/>
+              <w:jc w:val="center"/>
+              <w:spacing w:line="240" w:lineRule="auto" w:before="60"/>
               <w:ind w:left="11" w:right="1"/>
             </w:pPr>
             <w:r>
@@ -4588,13 +4414,13 @@
       <w:tr>
         <w:tc>
           <w:tcPr>
-            <w:tcW w:type="dxa" w:w="1317"/>
-          </w:tcPr>
-          <w:p>
-            <w:pPr>
-              <w:pStyle w:val="TableParagraph"/>
-              <w:jc w:val="center"/>
-              <w:spacing w:line="240" w:lineRule="auto" w:before="77"/>
+            <w:tcW w:type="dxa" w:w="1296"/>
+          </w:tcPr>
+          <w:p>
+            <w:pPr>
+              <w:pStyle w:val="TableParagraph"/>
+              <w:jc w:val="center"/>
+              <w:spacing w:line="240" w:lineRule="auto" w:before="60"/>
               <w:ind w:left="11" w:right="1"/>
             </w:pPr>
             <w:r>
@@ -4610,13 +4436,13 @@
         </w:tc>
         <w:tc>
           <w:tcPr>
-            <w:tcW w:type="dxa" w:w="1317"/>
-          </w:tcPr>
-          <w:p>
-            <w:pPr>
-              <w:pStyle w:val="TableParagraph"/>
-              <w:jc w:val="center"/>
-              <w:spacing w:line="240" w:lineRule="auto" w:before="77"/>
+            <w:tcW w:type="dxa" w:w="1296"/>
+          </w:tcPr>
+          <w:p>
+            <w:pPr>
+              <w:pStyle w:val="TableParagraph"/>
+              <w:jc w:val="center"/>
+              <w:spacing w:line="240" w:lineRule="auto" w:before="60"/>
               <w:ind w:left="11" w:right="1"/>
             </w:pPr>
             <w:r>
@@ -4632,13 +4458,13 @@
         </w:tc>
         <w:tc>
           <w:tcPr>
-            <w:tcW w:type="dxa" w:w="1317"/>
-          </w:tcPr>
-          <w:p>
-            <w:pPr>
-              <w:pStyle w:val="TableParagraph"/>
-              <w:jc w:val="center"/>
-              <w:spacing w:line="240" w:lineRule="auto" w:before="77"/>
+            <w:tcW w:type="dxa" w:w="1296"/>
+          </w:tcPr>
+          <w:p>
+            <w:pPr>
+              <w:pStyle w:val="TableParagraph"/>
+              <w:jc w:val="center"/>
+              <w:spacing w:line="240" w:lineRule="auto" w:before="60"/>
               <w:ind w:left="11" w:right="1"/>
             </w:pPr>
             <w:r>
@@ -4654,13 +4480,13 @@
         </w:tc>
         <w:tc>
           <w:tcPr>
-            <w:tcW w:type="dxa" w:w="1317"/>
-          </w:tcPr>
-          <w:p>
-            <w:pPr>
-              <w:pStyle w:val="TableParagraph"/>
-              <w:jc w:val="center"/>
-              <w:spacing w:line="240" w:lineRule="auto" w:before="77"/>
+            <w:tcW w:type="dxa" w:w="1296"/>
+          </w:tcPr>
+          <w:p>
+            <w:pPr>
+              <w:pStyle w:val="TableParagraph"/>
+              <w:jc w:val="center"/>
+              <w:spacing w:line="240" w:lineRule="auto" w:before="60"/>
               <w:ind w:left="11" w:right="1"/>
             </w:pPr>
             <w:r>
@@ -4676,13 +4502,13 @@
         </w:tc>
         <w:tc>
           <w:tcPr>
-            <w:tcW w:type="dxa" w:w="1317"/>
-          </w:tcPr>
-          <w:p>
-            <w:pPr>
-              <w:pStyle w:val="TableParagraph"/>
-              <w:jc w:val="center"/>
-              <w:spacing w:line="240" w:lineRule="auto" w:before="77"/>
+            <w:tcW w:type="dxa" w:w="1296"/>
+          </w:tcPr>
+          <w:p>
+            <w:pPr>
+              <w:pStyle w:val="TableParagraph"/>
+              <w:jc w:val="center"/>
+              <w:spacing w:line="240" w:lineRule="auto" w:before="60"/>
               <w:ind w:left="11" w:right="1"/>
             </w:pPr>
             <w:r>
@@ -4698,13 +4524,13 @@
         </w:tc>
         <w:tc>
           <w:tcPr>
-            <w:tcW w:type="dxa" w:w="1317"/>
-          </w:tcPr>
-          <w:p>
-            <w:pPr>
-              <w:pStyle w:val="TableParagraph"/>
-              <w:jc w:val="center"/>
-              <w:spacing w:line="240" w:lineRule="auto" w:before="77"/>
+            <w:tcW w:type="dxa" w:w="1296"/>
+          </w:tcPr>
+          <w:p>
+            <w:pPr>
+              <w:pStyle w:val="TableParagraph"/>
+              <w:jc w:val="center"/>
+              <w:spacing w:line="240" w:lineRule="auto" w:before="60"/>
               <w:ind w:left="11" w:right="1"/>
             </w:pPr>
             <w:r>
@@ -4720,13 +4546,13 @@
         </w:tc>
         <w:tc>
           <w:tcPr>
-            <w:tcW w:type="dxa" w:w="1317"/>
-          </w:tcPr>
-          <w:p>
-            <w:pPr>
-              <w:pStyle w:val="TableParagraph"/>
-              <w:jc w:val="center"/>
-              <w:spacing w:line="240" w:lineRule="auto" w:before="77"/>
+            <w:tcW w:type="dxa" w:w="1296"/>
+          </w:tcPr>
+          <w:p>
+            <w:pPr>
+              <w:pStyle w:val="TableParagraph"/>
+              <w:jc w:val="center"/>
+              <w:spacing w:line="240" w:lineRule="auto" w:before="60"/>
               <w:ind w:left="11" w:right="1"/>
             </w:pPr>
             <w:r>
@@ -4744,13 +4570,13 @@
       <w:tr>
         <w:tc>
           <w:tcPr>
-            <w:tcW w:type="dxa" w:w="1317"/>
-          </w:tcPr>
-          <w:p>
-            <w:pPr>
-              <w:pStyle w:val="TableParagraph"/>
-              <w:jc w:val="center"/>
-              <w:spacing w:line="240" w:lineRule="auto" w:before="77"/>
+            <w:tcW w:type="dxa" w:w="1296"/>
+          </w:tcPr>
+          <w:p>
+            <w:pPr>
+              <w:pStyle w:val="TableParagraph"/>
+              <w:jc w:val="center"/>
+              <w:spacing w:line="240" w:lineRule="auto" w:before="60"/>
               <w:ind w:left="11" w:right="1"/>
             </w:pPr>
             <w:r>
@@ -4766,13 +4592,13 @@
         </w:tc>
         <w:tc>
           <w:tcPr>
-            <w:tcW w:type="dxa" w:w="1317"/>
-          </w:tcPr>
-          <w:p>
-            <w:pPr>
-              <w:pStyle w:val="TableParagraph"/>
-              <w:jc w:val="center"/>
-              <w:spacing w:line="240" w:lineRule="auto" w:before="77"/>
+            <w:tcW w:type="dxa" w:w="1296"/>
+          </w:tcPr>
+          <w:p>
+            <w:pPr>
+              <w:pStyle w:val="TableParagraph"/>
+              <w:jc w:val="center"/>
+              <w:spacing w:line="240" w:lineRule="auto" w:before="60"/>
               <w:ind w:left="11" w:right="1"/>
             </w:pPr>
             <w:r>
@@ -4788,13 +4614,13 @@
         </w:tc>
         <w:tc>
           <w:tcPr>
-            <w:tcW w:type="dxa" w:w="1317"/>
-          </w:tcPr>
-          <w:p>
-            <w:pPr>
-              <w:pStyle w:val="TableParagraph"/>
-              <w:jc w:val="center"/>
-              <w:spacing w:line="240" w:lineRule="auto" w:before="77"/>
+            <w:tcW w:type="dxa" w:w="1296"/>
+          </w:tcPr>
+          <w:p>
+            <w:pPr>
+              <w:pStyle w:val="TableParagraph"/>
+              <w:jc w:val="center"/>
+              <w:spacing w:line="240" w:lineRule="auto" w:before="60"/>
               <w:ind w:left="11" w:right="1"/>
             </w:pPr>
             <w:r>
@@ -4810,13 +4636,13 @@
         </w:tc>
         <w:tc>
           <w:tcPr>
-            <w:tcW w:type="dxa" w:w="1317"/>
-          </w:tcPr>
-          <w:p>
-            <w:pPr>
-              <w:pStyle w:val="TableParagraph"/>
-              <w:jc w:val="center"/>
-              <w:spacing w:line="240" w:lineRule="auto" w:before="77"/>
+            <w:tcW w:type="dxa" w:w="1296"/>
+          </w:tcPr>
+          <w:p>
+            <w:pPr>
+              <w:pStyle w:val="TableParagraph"/>
+              <w:jc w:val="center"/>
+              <w:spacing w:line="240" w:lineRule="auto" w:before="60"/>
               <w:ind w:left="11" w:right="1"/>
             </w:pPr>
             <w:r>
@@ -4832,13 +4658,13 @@
         </w:tc>
         <w:tc>
           <w:tcPr>
-            <w:tcW w:type="dxa" w:w="1317"/>
-          </w:tcPr>
-          <w:p>
-            <w:pPr>
-              <w:pStyle w:val="TableParagraph"/>
-              <w:jc w:val="center"/>
-              <w:spacing w:line="240" w:lineRule="auto" w:before="77"/>
+            <w:tcW w:type="dxa" w:w="1296"/>
+          </w:tcPr>
+          <w:p>
+            <w:pPr>
+              <w:pStyle w:val="TableParagraph"/>
+              <w:jc w:val="center"/>
+              <w:spacing w:line="240" w:lineRule="auto" w:before="60"/>
               <w:ind w:left="11" w:right="1"/>
             </w:pPr>
             <w:r>
@@ -4854,13 +4680,13 @@
         </w:tc>
         <w:tc>
           <w:tcPr>
-            <w:tcW w:type="dxa" w:w="1317"/>
-          </w:tcPr>
-          <w:p>
-            <w:pPr>
-              <w:pStyle w:val="TableParagraph"/>
-              <w:jc w:val="center"/>
-              <w:spacing w:line="240" w:lineRule="auto" w:before="77"/>
+            <w:tcW w:type="dxa" w:w="1296"/>
+          </w:tcPr>
+          <w:p>
+            <w:pPr>
+              <w:pStyle w:val="TableParagraph"/>
+              <w:jc w:val="center"/>
+              <w:spacing w:line="240" w:lineRule="auto" w:before="60"/>
               <w:ind w:left="11" w:right="1"/>
             </w:pPr>
             <w:r>
@@ -4876,13 +4702,13 @@
         </w:tc>
         <w:tc>
           <w:tcPr>
-            <w:tcW w:type="dxa" w:w="1317"/>
-          </w:tcPr>
-          <w:p>
-            <w:pPr>
-              <w:pStyle w:val="TableParagraph"/>
-              <w:jc w:val="center"/>
-              <w:spacing w:line="240" w:lineRule="auto" w:before="77"/>
+            <w:tcW w:type="dxa" w:w="1296"/>
+          </w:tcPr>
+          <w:p>
+            <w:pPr>
+              <w:pStyle w:val="TableParagraph"/>
+              <w:jc w:val="center"/>
+              <w:spacing w:line="240" w:lineRule="auto" w:before="60"/>
               <w:ind w:left="11" w:right="1"/>
             </w:pPr>
             <w:r>
@@ -4908,7 +4734,7 @@
           <w:rFonts w:ascii="Times New Roman" w:hAnsi="Times New Roman"/>
           <w:b w:val="0"/>
           <w:i w:val="0"/>
-          <w:sz w:val="18"/>
+          <w:sz w:val="20"/>
         </w:rPr>
         <w:t>Fonte: elaborado pelos autores (2026).</w:t>
       </w:r>
@@ -4916,7 +4742,7 @@
     <w:p>
       <w:pPr>
         <w:jc w:val="center"/>
-        <w:spacing w:line="240" w:lineRule="auto" w:before="160"/>
+        <w:spacing w:line="240" w:lineRule="auto" w:before="160" w:after="40"/>
       </w:pPr>
       <w:r>
         <w:rPr>
@@ -4942,25 +4768,25 @@
         </w:tblBorders>
       </w:tblPr>
       <w:tblGrid>
-        <w:gridCol w:w="1317"/>
-        <w:gridCol w:w="1317"/>
-        <w:gridCol w:w="1317"/>
-        <w:gridCol w:w="1317"/>
-        <w:gridCol w:w="1317"/>
-        <w:gridCol w:w="1317"/>
-        <w:gridCol w:w="1317"/>
+        <w:gridCol w:w="1296"/>
+        <w:gridCol w:w="1296"/>
+        <w:gridCol w:w="1296"/>
+        <w:gridCol w:w="1296"/>
+        <w:gridCol w:w="1296"/>
+        <w:gridCol w:w="1296"/>
+        <w:gridCol w:w="1296"/>
       </w:tblGrid>
       <w:tr>
         <w:tc>
           <w:tcPr>
-            <w:tcW w:type="dxa" w:w="1317"/>
+            <w:tcW w:type="dxa" w:w="1296"/>
             <w:shd w:val="clear" w:color="auto" w:fill="E1E1E1"/>
           </w:tcPr>
           <w:p>
             <w:pPr>
               <w:pStyle w:val="TableParagraph"/>
               <w:jc w:val="center"/>
-              <w:spacing w:line="240" w:lineRule="auto" w:before="77"/>
+              <w:spacing w:line="240" w:lineRule="auto" w:before="60"/>
               <w:ind w:left="11" w:right="1"/>
             </w:pPr>
             <w:r>
@@ -4976,14 +4802,14 @@
         </w:tc>
         <w:tc>
           <w:tcPr>
-            <w:tcW w:type="dxa" w:w="1317"/>
+            <w:tcW w:type="dxa" w:w="1296"/>
             <w:shd w:val="clear" w:color="auto" w:fill="E1E1E1"/>
           </w:tcPr>
           <w:p>
             <w:pPr>
               <w:pStyle w:val="TableParagraph"/>
               <w:jc w:val="center"/>
-              <w:spacing w:line="240" w:lineRule="auto" w:before="77"/>
+              <w:spacing w:line="240" w:lineRule="auto" w:before="60"/>
               <w:ind w:left="11" w:right="1"/>
             </w:pPr>
             <w:r>
@@ -4993,20 +4819,20 @@
                 <w:i w:val="0"/>
                 <w:sz w:val="18"/>
               </w:rPr>
-              <w:t>Tam.</w:t>
-            </w:r>
-          </w:p>
-        </w:tc>
-        <w:tc>
-          <w:tcPr>
-            <w:tcW w:type="dxa" w:w="1317"/>
+              <w:t>Tamanho</w:t>
+            </w:r>
+          </w:p>
+        </w:tc>
+        <w:tc>
+          <w:tcPr>
+            <w:tcW w:type="dxa" w:w="1296"/>
             <w:shd w:val="clear" w:color="auto" w:fill="E1E1E1"/>
           </w:tcPr>
           <w:p>
             <w:pPr>
               <w:pStyle w:val="TableParagraph"/>
               <w:jc w:val="center"/>
-              <w:spacing w:line="240" w:lineRule="auto" w:before="77"/>
+              <w:spacing w:line="240" w:lineRule="auto" w:before="60"/>
               <w:ind w:left="11" w:right="1"/>
             </w:pPr>
             <w:r>
@@ -5022,14 +4848,14 @@
         </w:tc>
         <w:tc>
           <w:tcPr>
-            <w:tcW w:type="dxa" w:w="1317"/>
+            <w:tcW w:type="dxa" w:w="1296"/>
             <w:shd w:val="clear" w:color="auto" w:fill="E1E1E1"/>
           </w:tcPr>
           <w:p>
             <w:pPr>
               <w:pStyle w:val="TableParagraph"/>
               <w:jc w:val="center"/>
-              <w:spacing w:line="240" w:lineRule="auto" w:before="77"/>
+              <w:spacing w:line="240" w:lineRule="auto" w:before="60"/>
               <w:ind w:left="11" w:right="1"/>
             </w:pPr>
             <w:r>
@@ -5045,14 +4871,14 @@
         </w:tc>
         <w:tc>
           <w:tcPr>
-            <w:tcW w:type="dxa" w:w="1317"/>
+            <w:tcW w:type="dxa" w:w="1296"/>
             <w:shd w:val="clear" w:color="auto" w:fill="E1E1E1"/>
           </w:tcPr>
           <w:p>
             <w:pPr>
               <w:pStyle w:val="TableParagraph"/>
               <w:jc w:val="center"/>
-              <w:spacing w:line="240" w:lineRule="auto" w:before="77"/>
+              <w:spacing w:line="240" w:lineRule="auto" w:before="60"/>
               <w:ind w:left="11" w:right="1"/>
             </w:pPr>
             <w:r>
@@ -5068,14 +4894,14 @@
         </w:tc>
         <w:tc>
           <w:tcPr>
-            <w:tcW w:type="dxa" w:w="1317"/>
+            <w:tcW w:type="dxa" w:w="1296"/>
             <w:shd w:val="clear" w:color="auto" w:fill="E1E1E1"/>
           </w:tcPr>
           <w:p>
             <w:pPr>
               <w:pStyle w:val="TableParagraph"/>
               <w:jc w:val="center"/>
-              <w:spacing w:line="240" w:lineRule="auto" w:before="77"/>
+              <w:spacing w:line="240" w:lineRule="auto" w:before="60"/>
               <w:ind w:left="11" w:right="1"/>
             </w:pPr>
             <w:r>
@@ -5091,14 +4917,14 @@
         </w:tc>
         <w:tc>
           <w:tcPr>
-            <w:tcW w:type="dxa" w:w="1317"/>
+            <w:tcW w:type="dxa" w:w="1296"/>
             <w:shd w:val="clear" w:color="auto" w:fill="E1E1E1"/>
           </w:tcPr>
           <w:p>
             <w:pPr>
               <w:pStyle w:val="TableParagraph"/>
               <w:jc w:val="center"/>
-              <w:spacing w:line="240" w:lineRule="auto" w:before="77"/>
+              <w:spacing w:line="240" w:lineRule="auto" w:before="60"/>
               <w:ind w:left="11" w:right="1"/>
             </w:pPr>
             <w:r>
@@ -5116,13 +4942,13 @@
       <w:tr>
         <w:tc>
           <w:tcPr>
-            <w:tcW w:type="dxa" w:w="1317"/>
-          </w:tcPr>
-          <w:p>
-            <w:pPr>
-              <w:pStyle w:val="TableParagraph"/>
-              <w:jc w:val="center"/>
-              <w:spacing w:line="240" w:lineRule="auto" w:before="77"/>
+            <w:tcW w:type="dxa" w:w="1296"/>
+          </w:tcPr>
+          <w:p>
+            <w:pPr>
+              <w:pStyle w:val="TableParagraph"/>
+              <w:jc w:val="center"/>
+              <w:spacing w:line="240" w:lineRule="auto" w:before="60"/>
               <w:ind w:left="11" w:right="1"/>
             </w:pPr>
             <w:r>
@@ -5138,13 +4964,13 @@
         </w:tc>
         <w:tc>
           <w:tcPr>
-            <w:tcW w:type="dxa" w:w="1317"/>
-          </w:tcPr>
-          <w:p>
-            <w:pPr>
-              <w:pStyle w:val="TableParagraph"/>
-              <w:jc w:val="center"/>
-              <w:spacing w:line="240" w:lineRule="auto" w:before="77"/>
+            <w:tcW w:type="dxa" w:w="1296"/>
+          </w:tcPr>
+          <w:p>
+            <w:pPr>
+              <w:pStyle w:val="TableParagraph"/>
+              <w:jc w:val="center"/>
+              <w:spacing w:line="240" w:lineRule="auto" w:before="60"/>
               <w:ind w:left="11" w:right="1"/>
             </w:pPr>
             <w:r>
@@ -5160,13 +4986,13 @@
         </w:tc>
         <w:tc>
           <w:tcPr>
-            <w:tcW w:type="dxa" w:w="1317"/>
-          </w:tcPr>
-          <w:p>
-            <w:pPr>
-              <w:pStyle w:val="TableParagraph"/>
-              <w:jc w:val="center"/>
-              <w:spacing w:line="240" w:lineRule="auto" w:before="77"/>
+            <w:tcW w:type="dxa" w:w="1296"/>
+          </w:tcPr>
+          <w:p>
+            <w:pPr>
+              <w:pStyle w:val="TableParagraph"/>
+              <w:jc w:val="center"/>
+              <w:spacing w:line="240" w:lineRule="auto" w:before="60"/>
               <w:ind w:left="11" w:right="1"/>
             </w:pPr>
             <w:r>
@@ -5182,13 +5008,13 @@
         </w:tc>
         <w:tc>
           <w:tcPr>
-            <w:tcW w:type="dxa" w:w="1317"/>
-          </w:tcPr>
-          <w:p>
-            <w:pPr>
-              <w:pStyle w:val="TableParagraph"/>
-              <w:jc w:val="center"/>
-              <w:spacing w:line="240" w:lineRule="auto" w:before="77"/>
+            <w:tcW w:type="dxa" w:w="1296"/>
+          </w:tcPr>
+          <w:p>
+            <w:pPr>
+              <w:pStyle w:val="TableParagraph"/>
+              <w:jc w:val="center"/>
+              <w:spacing w:line="240" w:lineRule="auto" w:before="60"/>
               <w:ind w:left="11" w:right="1"/>
             </w:pPr>
             <w:r>
@@ -5204,13 +5030,13 @@
         </w:tc>
         <w:tc>
           <w:tcPr>
-            <w:tcW w:type="dxa" w:w="1317"/>
-          </w:tcPr>
-          <w:p>
-            <w:pPr>
-              <w:pStyle w:val="TableParagraph"/>
-              <w:jc w:val="center"/>
-              <w:spacing w:line="240" w:lineRule="auto" w:before="77"/>
+            <w:tcW w:type="dxa" w:w="1296"/>
+          </w:tcPr>
+          <w:p>
+            <w:pPr>
+              <w:pStyle w:val="TableParagraph"/>
+              <w:jc w:val="center"/>
+              <w:spacing w:line="240" w:lineRule="auto" w:before="60"/>
               <w:ind w:left="11" w:right="1"/>
             </w:pPr>
             <w:r>
@@ -5226,13 +5052,13 @@
         </w:tc>
         <w:tc>
           <w:tcPr>
-            <w:tcW w:type="dxa" w:w="1317"/>
-          </w:tcPr>
-          <w:p>
-            <w:pPr>
-              <w:pStyle w:val="TableParagraph"/>
-              <w:jc w:val="center"/>
-              <w:spacing w:line="240" w:lineRule="auto" w:before="77"/>
+            <w:tcW w:type="dxa" w:w="1296"/>
+          </w:tcPr>
+          <w:p>
+            <w:pPr>
+              <w:pStyle w:val="TableParagraph"/>
+              <w:jc w:val="center"/>
+              <w:spacing w:line="240" w:lineRule="auto" w:before="60"/>
               <w:ind w:left="11" w:right="1"/>
             </w:pPr>
             <w:r>
@@ -5248,13 +5074,13 @@
         </w:tc>
         <w:tc>
           <w:tcPr>
-            <w:tcW w:type="dxa" w:w="1317"/>
-          </w:tcPr>
-          <w:p>
-            <w:pPr>
-              <w:pStyle w:val="TableParagraph"/>
-              <w:jc w:val="center"/>
-              <w:spacing w:line="240" w:lineRule="auto" w:before="77"/>
+            <w:tcW w:type="dxa" w:w="1296"/>
+          </w:tcPr>
+          <w:p>
+            <w:pPr>
+              <w:pStyle w:val="TableParagraph"/>
+              <w:jc w:val="center"/>
+              <w:spacing w:line="240" w:lineRule="auto" w:before="60"/>
               <w:ind w:left="11" w:right="1"/>
             </w:pPr>
             <w:r>
@@ -5272,13 +5098,13 @@
       <w:tr>
         <w:tc>
           <w:tcPr>
-            <w:tcW w:type="dxa" w:w="1317"/>
-          </w:tcPr>
-          <w:p>
-            <w:pPr>
-              <w:pStyle w:val="TableParagraph"/>
-              <w:jc w:val="center"/>
-              <w:spacing w:line="240" w:lineRule="auto" w:before="77"/>
+            <w:tcW w:type="dxa" w:w="1296"/>
+          </w:tcPr>
+          <w:p>
+            <w:pPr>
+              <w:pStyle w:val="TableParagraph"/>
+              <w:jc w:val="center"/>
+              <w:spacing w:line="240" w:lineRule="auto" w:before="60"/>
               <w:ind w:left="11" w:right="1"/>
             </w:pPr>
             <w:r>
@@ -5294,13 +5120,13 @@
         </w:tc>
         <w:tc>
           <w:tcPr>
-            <w:tcW w:type="dxa" w:w="1317"/>
-          </w:tcPr>
-          <w:p>
-            <w:pPr>
-              <w:pStyle w:val="TableParagraph"/>
-              <w:jc w:val="center"/>
-              <w:spacing w:line="240" w:lineRule="auto" w:before="77"/>
+            <w:tcW w:type="dxa" w:w="1296"/>
+          </w:tcPr>
+          <w:p>
+            <w:pPr>
+              <w:pStyle w:val="TableParagraph"/>
+              <w:jc w:val="center"/>
+              <w:spacing w:line="240" w:lineRule="auto" w:before="60"/>
               <w:ind w:left="11" w:right="1"/>
             </w:pPr>
             <w:r>
@@ -5316,13 +5142,13 @@
         </w:tc>
         <w:tc>
           <w:tcPr>
-            <w:tcW w:type="dxa" w:w="1317"/>
-          </w:tcPr>
-          <w:p>
-            <w:pPr>
-              <w:pStyle w:val="TableParagraph"/>
-              <w:jc w:val="center"/>
-              <w:spacing w:line="240" w:lineRule="auto" w:before="77"/>
+            <w:tcW w:type="dxa" w:w="1296"/>
+          </w:tcPr>
+          <w:p>
+            <w:pPr>
+              <w:pStyle w:val="TableParagraph"/>
+              <w:jc w:val="center"/>
+              <w:spacing w:line="240" w:lineRule="auto" w:before="60"/>
               <w:ind w:left="11" w:right="1"/>
             </w:pPr>
             <w:r>
@@ -5338,13 +5164,13 @@
         </w:tc>
         <w:tc>
           <w:tcPr>
-            <w:tcW w:type="dxa" w:w="1317"/>
-          </w:tcPr>
-          <w:p>
-            <w:pPr>
-              <w:pStyle w:val="TableParagraph"/>
-              <w:jc w:val="center"/>
-              <w:spacing w:line="240" w:lineRule="auto" w:before="77"/>
+            <w:tcW w:type="dxa" w:w="1296"/>
+          </w:tcPr>
+          <w:p>
+            <w:pPr>
+              <w:pStyle w:val="TableParagraph"/>
+              <w:jc w:val="center"/>
+              <w:spacing w:line="240" w:lineRule="auto" w:before="60"/>
               <w:ind w:left="11" w:right="1"/>
             </w:pPr>
             <w:r>
@@ -5360,13 +5186,13 @@
         </w:tc>
         <w:tc>
           <w:tcPr>
-            <w:tcW w:type="dxa" w:w="1317"/>
-          </w:tcPr>
-          <w:p>
-            <w:pPr>
-              <w:pStyle w:val="TableParagraph"/>
-              <w:jc w:val="center"/>
-              <w:spacing w:line="240" w:lineRule="auto" w:before="77"/>
+            <w:tcW w:type="dxa" w:w="1296"/>
+          </w:tcPr>
+          <w:p>
+            <w:pPr>
+              <w:pStyle w:val="TableParagraph"/>
+              <w:jc w:val="center"/>
+              <w:spacing w:line="240" w:lineRule="auto" w:before="60"/>
               <w:ind w:left="11" w:right="1"/>
             </w:pPr>
             <w:r>
@@ -5382,13 +5208,13 @@
         </w:tc>
         <w:tc>
           <w:tcPr>
-            <w:tcW w:type="dxa" w:w="1317"/>
-          </w:tcPr>
-          <w:p>
-            <w:pPr>
-              <w:pStyle w:val="TableParagraph"/>
-              <w:jc w:val="center"/>
-              <w:spacing w:line="240" w:lineRule="auto" w:before="77"/>
+            <w:tcW w:type="dxa" w:w="1296"/>
+          </w:tcPr>
+          <w:p>
+            <w:pPr>
+              <w:pStyle w:val="TableParagraph"/>
+              <w:jc w:val="center"/>
+              <w:spacing w:line="240" w:lineRule="auto" w:before="60"/>
               <w:ind w:left="11" w:right="1"/>
             </w:pPr>
             <w:r>
@@ -5404,13 +5230,13 @@
         </w:tc>
         <w:tc>
           <w:tcPr>
-            <w:tcW w:type="dxa" w:w="1317"/>
-          </w:tcPr>
-          <w:p>
-            <w:pPr>
-              <w:pStyle w:val="TableParagraph"/>
-              <w:jc w:val="center"/>
-              <w:spacing w:line="240" w:lineRule="auto" w:before="77"/>
+            <w:tcW w:type="dxa" w:w="1296"/>
+          </w:tcPr>
+          <w:p>
+            <w:pPr>
+              <w:pStyle w:val="TableParagraph"/>
+              <w:jc w:val="center"/>
+              <w:spacing w:line="240" w:lineRule="auto" w:before="60"/>
               <w:ind w:left="11" w:right="1"/>
             </w:pPr>
             <w:r>
@@ -5428,13 +5254,13 @@
       <w:tr>
         <w:tc>
           <w:tcPr>
-            <w:tcW w:type="dxa" w:w="1317"/>
-          </w:tcPr>
-          <w:p>
-            <w:pPr>
-              <w:pStyle w:val="TableParagraph"/>
-              <w:jc w:val="center"/>
-              <w:spacing w:line="240" w:lineRule="auto" w:before="77"/>
+            <w:tcW w:type="dxa" w:w="1296"/>
+          </w:tcPr>
+          <w:p>
+            <w:pPr>
+              <w:pStyle w:val="TableParagraph"/>
+              <w:jc w:val="center"/>
+              <w:spacing w:line="240" w:lineRule="auto" w:before="60"/>
               <w:ind w:left="11" w:right="1"/>
             </w:pPr>
             <w:r>
@@ -5450,13 +5276,13 @@
         </w:tc>
         <w:tc>
           <w:tcPr>
-            <w:tcW w:type="dxa" w:w="1317"/>
-          </w:tcPr>
-          <w:p>
-            <w:pPr>
-              <w:pStyle w:val="TableParagraph"/>
-              <w:jc w:val="center"/>
-              <w:spacing w:line="240" w:lineRule="auto" w:before="77"/>
+            <w:tcW w:type="dxa" w:w="1296"/>
+          </w:tcPr>
+          <w:p>
+            <w:pPr>
+              <w:pStyle w:val="TableParagraph"/>
+              <w:jc w:val="center"/>
+              <w:spacing w:line="240" w:lineRule="auto" w:before="60"/>
               <w:ind w:left="11" w:right="1"/>
             </w:pPr>
             <w:r>
@@ -5472,13 +5298,13 @@
         </w:tc>
         <w:tc>
           <w:tcPr>
-            <w:tcW w:type="dxa" w:w="1317"/>
-          </w:tcPr>
-          <w:p>
-            <w:pPr>
-              <w:pStyle w:val="TableParagraph"/>
-              <w:jc w:val="center"/>
-              <w:spacing w:line="240" w:lineRule="auto" w:before="77"/>
+            <w:tcW w:type="dxa" w:w="1296"/>
+          </w:tcPr>
+          <w:p>
+            <w:pPr>
+              <w:pStyle w:val="TableParagraph"/>
+              <w:jc w:val="center"/>
+              <w:spacing w:line="240" w:lineRule="auto" w:before="60"/>
               <w:ind w:left="11" w:right="1"/>
             </w:pPr>
             <w:r>
@@ -5494,13 +5320,13 @@
         </w:tc>
         <w:tc>
           <w:tcPr>
-            <w:tcW w:type="dxa" w:w="1317"/>
-          </w:tcPr>
-          <w:p>
-            <w:pPr>
-              <w:pStyle w:val="TableParagraph"/>
-              <w:jc w:val="center"/>
-              <w:spacing w:line="240" w:lineRule="auto" w:before="77"/>
+            <w:tcW w:type="dxa" w:w="1296"/>
+          </w:tcPr>
+          <w:p>
+            <w:pPr>
+              <w:pStyle w:val="TableParagraph"/>
+              <w:jc w:val="center"/>
+              <w:spacing w:line="240" w:lineRule="auto" w:before="60"/>
               <w:ind w:left="11" w:right="1"/>
             </w:pPr>
             <w:r>
@@ -5516,13 +5342,13 @@
         </w:tc>
         <w:tc>
           <w:tcPr>
-            <w:tcW w:type="dxa" w:w="1317"/>
-          </w:tcPr>
-          <w:p>
-            <w:pPr>
-              <w:pStyle w:val="TableParagraph"/>
-              <w:jc w:val="center"/>
-              <w:spacing w:line="240" w:lineRule="auto" w:before="77"/>
+            <w:tcW w:type="dxa" w:w="1296"/>
+          </w:tcPr>
+          <w:p>
+            <w:pPr>
+              <w:pStyle w:val="TableParagraph"/>
+              <w:jc w:val="center"/>
+              <w:spacing w:line="240" w:lineRule="auto" w:before="60"/>
               <w:ind w:left="11" w:right="1"/>
             </w:pPr>
             <w:r>
@@ -5538,13 +5364,13 @@
         </w:tc>
         <w:tc>
           <w:tcPr>
-            <w:tcW w:type="dxa" w:w="1317"/>
-          </w:tcPr>
-          <w:p>
-            <w:pPr>
-              <w:pStyle w:val="TableParagraph"/>
-              <w:jc w:val="center"/>
-              <w:spacing w:line="240" w:lineRule="auto" w:before="77"/>
+            <w:tcW w:type="dxa" w:w="1296"/>
+          </w:tcPr>
+          <w:p>
+            <w:pPr>
+              <w:pStyle w:val="TableParagraph"/>
+              <w:jc w:val="center"/>
+              <w:spacing w:line="240" w:lineRule="auto" w:before="60"/>
               <w:ind w:left="11" w:right="1"/>
             </w:pPr>
             <w:r>
@@ -5560,13 +5386,13 @@
         </w:tc>
         <w:tc>
           <w:tcPr>
-            <w:tcW w:type="dxa" w:w="1317"/>
-          </w:tcPr>
-          <w:p>
-            <w:pPr>
-              <w:pStyle w:val="TableParagraph"/>
-              <w:jc w:val="center"/>
-              <w:spacing w:line="240" w:lineRule="auto" w:before="77"/>
+            <w:tcW w:type="dxa" w:w="1296"/>
+          </w:tcPr>
+          <w:p>
+            <w:pPr>
+              <w:pStyle w:val="TableParagraph"/>
+              <w:jc w:val="center"/>
+              <w:spacing w:line="240" w:lineRule="auto" w:before="60"/>
               <w:ind w:left="11" w:right="1"/>
             </w:pPr>
             <w:r>
@@ -5584,13 +5410,13 @@
       <w:tr>
         <w:tc>
           <w:tcPr>
-            <w:tcW w:type="dxa" w:w="1317"/>
-          </w:tcPr>
-          <w:p>
-            <w:pPr>
-              <w:pStyle w:val="TableParagraph"/>
-              <w:jc w:val="center"/>
-              <w:spacing w:line="240" w:lineRule="auto" w:before="77"/>
+            <w:tcW w:type="dxa" w:w="1296"/>
+          </w:tcPr>
+          <w:p>
+            <w:pPr>
+              <w:pStyle w:val="TableParagraph"/>
+              <w:jc w:val="center"/>
+              <w:spacing w:line="240" w:lineRule="auto" w:before="60"/>
               <w:ind w:left="11" w:right="1"/>
             </w:pPr>
             <w:r>
@@ -5606,13 +5432,13 @@
         </w:tc>
         <w:tc>
           <w:tcPr>
-            <w:tcW w:type="dxa" w:w="1317"/>
-          </w:tcPr>
-          <w:p>
-            <w:pPr>
-              <w:pStyle w:val="TableParagraph"/>
-              <w:jc w:val="center"/>
-              <w:spacing w:line="240" w:lineRule="auto" w:before="77"/>
+            <w:tcW w:type="dxa" w:w="1296"/>
+          </w:tcPr>
+          <w:p>
+            <w:pPr>
+              <w:pStyle w:val="TableParagraph"/>
+              <w:jc w:val="center"/>
+              <w:spacing w:line="240" w:lineRule="auto" w:before="60"/>
               <w:ind w:left="11" w:right="1"/>
             </w:pPr>
             <w:r>
@@ -5628,13 +5454,13 @@
         </w:tc>
         <w:tc>
           <w:tcPr>
-            <w:tcW w:type="dxa" w:w="1317"/>
-          </w:tcPr>
-          <w:p>
-            <w:pPr>
-              <w:pStyle w:val="TableParagraph"/>
-              <w:jc w:val="center"/>
-              <w:spacing w:line="240" w:lineRule="auto" w:before="77"/>
+            <w:tcW w:type="dxa" w:w="1296"/>
+          </w:tcPr>
+          <w:p>
+            <w:pPr>
+              <w:pStyle w:val="TableParagraph"/>
+              <w:jc w:val="center"/>
+              <w:spacing w:line="240" w:lineRule="auto" w:before="60"/>
               <w:ind w:left="11" w:right="1"/>
             </w:pPr>
             <w:r>
@@ -5650,13 +5476,13 @@
         </w:tc>
         <w:tc>
           <w:tcPr>
-            <w:tcW w:type="dxa" w:w="1317"/>
-          </w:tcPr>
-          <w:p>
-            <w:pPr>
-              <w:pStyle w:val="TableParagraph"/>
-              <w:jc w:val="center"/>
-              <w:spacing w:line="240" w:lineRule="auto" w:before="77"/>
+            <w:tcW w:type="dxa" w:w="1296"/>
+          </w:tcPr>
+          <w:p>
+            <w:pPr>
+              <w:pStyle w:val="TableParagraph"/>
+              <w:jc w:val="center"/>
+              <w:spacing w:line="240" w:lineRule="auto" w:before="60"/>
               <w:ind w:left="11" w:right="1"/>
             </w:pPr>
             <w:r>
@@ -5672,13 +5498,13 @@
         </w:tc>
         <w:tc>
           <w:tcPr>
-            <w:tcW w:type="dxa" w:w="1317"/>
-          </w:tcPr>
-          <w:p>
-            <w:pPr>
-              <w:pStyle w:val="TableParagraph"/>
-              <w:jc w:val="center"/>
-              <w:spacing w:line="240" w:lineRule="auto" w:before="77"/>
+            <w:tcW w:type="dxa" w:w="1296"/>
+          </w:tcPr>
+          <w:p>
+            <w:pPr>
+              <w:pStyle w:val="TableParagraph"/>
+              <w:jc w:val="center"/>
+              <w:spacing w:line="240" w:lineRule="auto" w:before="60"/>
               <w:ind w:left="11" w:right="1"/>
             </w:pPr>
             <w:r>
@@ -5694,13 +5520,13 @@
         </w:tc>
         <w:tc>
           <w:tcPr>
-            <w:tcW w:type="dxa" w:w="1317"/>
-          </w:tcPr>
-          <w:p>
-            <w:pPr>
-              <w:pStyle w:val="TableParagraph"/>
-              <w:jc w:val="center"/>
-              <w:spacing w:line="240" w:lineRule="auto" w:before="77"/>
+            <w:tcW w:type="dxa" w:w="1296"/>
+          </w:tcPr>
+          <w:p>
+            <w:pPr>
+              <w:pStyle w:val="TableParagraph"/>
+              <w:jc w:val="center"/>
+              <w:spacing w:line="240" w:lineRule="auto" w:before="60"/>
               <w:ind w:left="11" w:right="1"/>
             </w:pPr>
             <w:r>
@@ -5716,13 +5542,13 @@
         </w:tc>
         <w:tc>
           <w:tcPr>
-            <w:tcW w:type="dxa" w:w="1317"/>
-          </w:tcPr>
-          <w:p>
-            <w:pPr>
-              <w:pStyle w:val="TableParagraph"/>
-              <w:jc w:val="center"/>
-              <w:spacing w:line="240" w:lineRule="auto" w:before="77"/>
+            <w:tcW w:type="dxa" w:w="1296"/>
+          </w:tcPr>
+          <w:p>
+            <w:pPr>
+              <w:pStyle w:val="TableParagraph"/>
+              <w:jc w:val="center"/>
+              <w:spacing w:line="240" w:lineRule="auto" w:before="60"/>
               <w:ind w:left="11" w:right="1"/>
             </w:pPr>
             <w:r>
@@ -5740,13 +5566,13 @@
       <w:tr>
         <w:tc>
           <w:tcPr>
-            <w:tcW w:type="dxa" w:w="1317"/>
-          </w:tcPr>
-          <w:p>
-            <w:pPr>
-              <w:pStyle w:val="TableParagraph"/>
-              <w:jc w:val="center"/>
-              <w:spacing w:line="240" w:lineRule="auto" w:before="77"/>
+            <w:tcW w:type="dxa" w:w="1296"/>
+          </w:tcPr>
+          <w:p>
+            <w:pPr>
+              <w:pStyle w:val="TableParagraph"/>
+              <w:jc w:val="center"/>
+              <w:spacing w:line="240" w:lineRule="auto" w:before="60"/>
               <w:ind w:left="11" w:right="1"/>
             </w:pPr>
             <w:r>
@@ -5762,13 +5588,13 @@
         </w:tc>
         <w:tc>
           <w:tcPr>
-            <w:tcW w:type="dxa" w:w="1317"/>
-          </w:tcPr>
-          <w:p>
-            <w:pPr>
-              <w:pStyle w:val="TableParagraph"/>
-              <w:jc w:val="center"/>
-              <w:spacing w:line="240" w:lineRule="auto" w:before="77"/>
+            <w:tcW w:type="dxa" w:w="1296"/>
+          </w:tcPr>
+          <w:p>
+            <w:pPr>
+              <w:pStyle w:val="TableParagraph"/>
+              <w:jc w:val="center"/>
+              <w:spacing w:line="240" w:lineRule="auto" w:before="60"/>
               <w:ind w:left="11" w:right="1"/>
             </w:pPr>
             <w:r>
@@ -5784,13 +5610,13 @@
         </w:tc>
         <w:tc>
           <w:tcPr>
-            <w:tcW w:type="dxa" w:w="1317"/>
-          </w:tcPr>
-          <w:p>
-            <w:pPr>
-              <w:pStyle w:val="TableParagraph"/>
-              <w:jc w:val="center"/>
-              <w:spacing w:line="240" w:lineRule="auto" w:before="77"/>
+            <w:tcW w:type="dxa" w:w="1296"/>
+          </w:tcPr>
+          <w:p>
+            <w:pPr>
+              <w:pStyle w:val="TableParagraph"/>
+              <w:jc w:val="center"/>
+              <w:spacing w:line="240" w:lineRule="auto" w:before="60"/>
               <w:ind w:left="11" w:right="1"/>
             </w:pPr>
             <w:r>
@@ -5806,13 +5632,13 @@
         </w:tc>
         <w:tc>
           <w:tcPr>
-            <w:tcW w:type="dxa" w:w="1317"/>
-          </w:tcPr>
-          <w:p>
-            <w:pPr>
-              <w:pStyle w:val="TableParagraph"/>
-              <w:jc w:val="center"/>
-              <w:spacing w:line="240" w:lineRule="auto" w:before="77"/>
+            <w:tcW w:type="dxa" w:w="1296"/>
+          </w:tcPr>
+          <w:p>
+            <w:pPr>
+              <w:pStyle w:val="TableParagraph"/>
+              <w:jc w:val="center"/>
+              <w:spacing w:line="240" w:lineRule="auto" w:before="60"/>
               <w:ind w:left="11" w:right="1"/>
             </w:pPr>
             <w:r>
@@ -5828,13 +5654,13 @@
         </w:tc>
         <w:tc>
           <w:tcPr>
-            <w:tcW w:type="dxa" w:w="1317"/>
-          </w:tcPr>
-          <w:p>
-            <w:pPr>
-              <w:pStyle w:val="TableParagraph"/>
-              <w:jc w:val="center"/>
-              <w:spacing w:line="240" w:lineRule="auto" w:before="77"/>
+            <w:tcW w:type="dxa" w:w="1296"/>
+          </w:tcPr>
+          <w:p>
+            <w:pPr>
+              <w:pStyle w:val="TableParagraph"/>
+              <w:jc w:val="center"/>
+              <w:spacing w:line="240" w:lineRule="auto" w:before="60"/>
               <w:ind w:left="11" w:right="1"/>
             </w:pPr>
             <w:r>
@@ -5850,13 +5676,13 @@
         </w:tc>
         <w:tc>
           <w:tcPr>
-            <w:tcW w:type="dxa" w:w="1317"/>
-          </w:tcPr>
-          <w:p>
-            <w:pPr>
-              <w:pStyle w:val="TableParagraph"/>
-              <w:jc w:val="center"/>
-              <w:spacing w:line="240" w:lineRule="auto" w:before="77"/>
+            <w:tcW w:type="dxa" w:w="1296"/>
+          </w:tcPr>
+          <w:p>
+            <w:pPr>
+              <w:pStyle w:val="TableParagraph"/>
+              <w:jc w:val="center"/>
+              <w:spacing w:line="240" w:lineRule="auto" w:before="60"/>
               <w:ind w:left="11" w:right="1"/>
             </w:pPr>
             <w:r>
@@ -5872,13 +5698,13 @@
         </w:tc>
         <w:tc>
           <w:tcPr>
-            <w:tcW w:type="dxa" w:w="1317"/>
-          </w:tcPr>
-          <w:p>
-            <w:pPr>
-              <w:pStyle w:val="TableParagraph"/>
-              <w:jc w:val="center"/>
-              <w:spacing w:line="240" w:lineRule="auto" w:before="77"/>
+            <w:tcW w:type="dxa" w:w="1296"/>
+          </w:tcPr>
+          <w:p>
+            <w:pPr>
+              <w:pStyle w:val="TableParagraph"/>
+              <w:jc w:val="center"/>
+              <w:spacing w:line="240" w:lineRule="auto" w:before="60"/>
               <w:ind w:left="11" w:right="1"/>
             </w:pPr>
             <w:r>
@@ -5896,13 +5722,13 @@
       <w:tr>
         <w:tc>
           <w:tcPr>
-            <w:tcW w:type="dxa" w:w="1317"/>
-          </w:tcPr>
-          <w:p>
-            <w:pPr>
-              <w:pStyle w:val="TableParagraph"/>
-              <w:jc w:val="center"/>
-              <w:spacing w:line="240" w:lineRule="auto" w:before="77"/>
+            <w:tcW w:type="dxa" w:w="1296"/>
+          </w:tcPr>
+          <w:p>
+            <w:pPr>
+              <w:pStyle w:val="TableParagraph"/>
+              <w:jc w:val="center"/>
+              <w:spacing w:line="240" w:lineRule="auto" w:before="60"/>
               <w:ind w:left="11" w:right="1"/>
             </w:pPr>
             <w:r>
@@ -5918,13 +5744,13 @@
         </w:tc>
         <w:tc>
           <w:tcPr>
-            <w:tcW w:type="dxa" w:w="1317"/>
-          </w:tcPr>
-          <w:p>
-            <w:pPr>
-              <w:pStyle w:val="TableParagraph"/>
-              <w:jc w:val="center"/>
-              <w:spacing w:line="240" w:lineRule="auto" w:before="77"/>
+            <w:tcW w:type="dxa" w:w="1296"/>
+          </w:tcPr>
+          <w:p>
+            <w:pPr>
+              <w:pStyle w:val="TableParagraph"/>
+              <w:jc w:val="center"/>
+              <w:spacing w:line="240" w:lineRule="auto" w:before="60"/>
               <w:ind w:left="11" w:right="1"/>
             </w:pPr>
             <w:r>
@@ -5940,13 +5766,13 @@
         </w:tc>
         <w:tc>
           <w:tcPr>
-            <w:tcW w:type="dxa" w:w="1317"/>
-          </w:tcPr>
-          <w:p>
-            <w:pPr>
-              <w:pStyle w:val="TableParagraph"/>
-              <w:jc w:val="center"/>
-              <w:spacing w:line="240" w:lineRule="auto" w:before="77"/>
+            <w:tcW w:type="dxa" w:w="1296"/>
+          </w:tcPr>
+          <w:p>
+            <w:pPr>
+              <w:pStyle w:val="TableParagraph"/>
+              <w:jc w:val="center"/>
+              <w:spacing w:line="240" w:lineRule="auto" w:before="60"/>
               <w:ind w:left="11" w:right="1"/>
             </w:pPr>
             <w:r>
@@ -5962,13 +5788,13 @@
         </w:tc>
         <w:tc>
           <w:tcPr>
-            <w:tcW w:type="dxa" w:w="1317"/>
-          </w:tcPr>
-          <w:p>
-            <w:pPr>
-              <w:pStyle w:val="TableParagraph"/>
-              <w:jc w:val="center"/>
-              <w:spacing w:line="240" w:lineRule="auto" w:before="77"/>
+            <w:tcW w:type="dxa" w:w="1296"/>
+          </w:tcPr>
+          <w:p>
+            <w:pPr>
+              <w:pStyle w:val="TableParagraph"/>
+              <w:jc w:val="center"/>
+              <w:spacing w:line="240" w:lineRule="auto" w:before="60"/>
               <w:ind w:left="11" w:right="1"/>
             </w:pPr>
             <w:r>
@@ -5984,13 +5810,13 @@
         </w:tc>
         <w:tc>
           <w:tcPr>
-            <w:tcW w:type="dxa" w:w="1317"/>
-          </w:tcPr>
-          <w:p>
-            <w:pPr>
-              <w:pStyle w:val="TableParagraph"/>
-              <w:jc w:val="center"/>
-              <w:spacing w:line="240" w:lineRule="auto" w:before="77"/>
+            <w:tcW w:type="dxa" w:w="1296"/>
+          </w:tcPr>
+          <w:p>
+            <w:pPr>
+              <w:pStyle w:val="TableParagraph"/>
+              <w:jc w:val="center"/>
+              <w:spacing w:line="240" w:lineRule="auto" w:before="60"/>
               <w:ind w:left="11" w:right="1"/>
             </w:pPr>
             <w:r>
@@ -6006,13 +5832,13 @@
         </w:tc>
         <w:tc>
           <w:tcPr>
-            <w:tcW w:type="dxa" w:w="1317"/>
-          </w:tcPr>
-          <w:p>
-            <w:pPr>
-              <w:pStyle w:val="TableParagraph"/>
-              <w:jc w:val="center"/>
-              <w:spacing w:line="240" w:lineRule="auto" w:before="77"/>
+            <w:tcW w:type="dxa" w:w="1296"/>
+          </w:tcPr>
+          <w:p>
+            <w:pPr>
+              <w:pStyle w:val="TableParagraph"/>
+              <w:jc w:val="center"/>
+              <w:spacing w:line="240" w:lineRule="auto" w:before="60"/>
               <w:ind w:left="11" w:right="1"/>
             </w:pPr>
             <w:r>
@@ -6028,13 +5854,13 @@
         </w:tc>
         <w:tc>
           <w:tcPr>
-            <w:tcW w:type="dxa" w:w="1317"/>
-          </w:tcPr>
-          <w:p>
-            <w:pPr>
-              <w:pStyle w:val="TableParagraph"/>
-              <w:jc w:val="center"/>
-              <w:spacing w:line="240" w:lineRule="auto" w:before="77"/>
+            <w:tcW w:type="dxa" w:w="1296"/>
+          </w:tcPr>
+          <w:p>
+            <w:pPr>
+              <w:pStyle w:val="TableParagraph"/>
+              <w:jc w:val="center"/>
+              <w:spacing w:line="240" w:lineRule="auto" w:before="60"/>
               <w:ind w:left="11" w:right="1"/>
             </w:pPr>
             <w:r>
@@ -6060,7 +5886,7 @@
           <w:rFonts w:ascii="Times New Roman" w:hAnsi="Times New Roman"/>
           <w:b w:val="0"/>
           <w:i w:val="0"/>
-          <w:sz w:val="18"/>
+          <w:sz w:val="20"/>
         </w:rPr>
         <w:t>Fonte: elaborado pelos autores (2026).</w:t>
       </w:r>
@@ -6068,38 +5894,48 @@
     <w:p>
       <w:pPr>
         <w:pStyle w:val="Heading1"/>
-        <w:spacing w:line="240" w:lineRule="auto" w:before="65"/>
-        <w:ind w:left="337" w:hanging="280"/>
+        <w:numPr>
+          <w:ilvl w:val="0"/>
+          <w:numId w:val="0"/>
+        </w:numPr>
+        <w:spacing w:line="360" w:lineRule="auto" w:before="240"/>
         <w:jc w:val="left"/>
       </w:pPr>
       <w:r>
         <w:rPr>
           <w:rFonts w:ascii="Times New Roman" w:hAnsi="Times New Roman"/>
-        </w:rPr>
-        <w:t>RESULTADOS E ANÁLISE DOS GRÁFICOS</w:t>
+          <w:b w:val="0"/>
+          <w:i w:val="0"/>
+          <w:sz w:val="24"/>
+        </w:rPr>
+        <w:t>4 RESULTADOS E ANÁLISE DOS GRÁFICOS</w:t>
       </w:r>
     </w:p>
     <w:p>
       <w:pPr>
         <w:pStyle w:val="BodyText"/>
-        <w:spacing w:line="312" w:lineRule="auto" w:before="281"/>
-        <w:ind w:left="766" w:right="196"/>
-        <w:jc w:val="both"/>
-      </w:pPr>
-      <w:r>
-        <w:rPr>
-          <w:rFonts w:ascii="Times New Roman" w:hAnsi="Times New Roman"/>
-          <w:b w:val="0"/>
-          <w:i w:val="0"/>
-          <w:sz w:val="24"/>
-        </w:rPr>
-        <w:t>Esta seção apresenta e interpreta todos os gráficos gerados pelos experimentos, armazenados em results/graficos/. Os gráficos estão organizados em quatro grupos: (i) curvas de tempo por cenário com sobreposição do modelo teórico, (ii) análise de casos por linguagem, (iii) comparação direta entre Python e JavaScript e (iv) trabalho algorítmico medido pelos nós expandidos. Para cada figura é fornecida uma análise do que ela mostra e de como confirma ou matiza as previsões teóricas.</w:t>
+        <w:spacing w:line="360" w:lineRule="auto"/>
+        <w:ind w:firstLine="709"/>
+        <w:jc w:val="both"/>
+      </w:pPr>
+      <w:r>
+        <w:rPr>
+          <w:rFonts w:ascii="Times New Roman" w:hAnsi="Times New Roman"/>
+          <w:b w:val="0"/>
+          <w:i w:val="0"/>
+          <w:sz w:val="24"/>
+        </w:rPr>
+        <w:t>Esta seção apresenta e interpreta todos os gráficos gerados pelos experimentos (results/graficos/), organizados em quatro grupos: curvas de aderência ao modelo teórico, análise de casos por linguagem, comparação direta Python × JavaScript e trabalho algorítmico pelos nós expandidos.</w:t>
       </w:r>
     </w:p>
     <w:p>
       <w:pPr>
         <w:pStyle w:val="Heading2"/>
-        <w:spacing w:line="240" w:lineRule="auto" w:before="65"/>
+        <w:numPr>
+          <w:ilvl w:val="0"/>
+          <w:numId w:val="0"/>
+        </w:numPr>
+        <w:spacing w:line="360" w:lineRule="auto" w:before="120"/>
         <w:jc w:val="left"/>
       </w:pPr>
       <w:r>
@@ -6107,7 +5943,7 @@
           <w:rFonts w:ascii="Times New Roman" w:hAnsi="Times New Roman"/>
           <w:sz w:val="24"/>
         </w:rPr>
-        <w:t>Curvas de tempo por cenário</w:t>
+        <w:t>4.1 Curvas de tempo por cenário</w:t>
       </w:r>
     </w:p>
     <w:p>
@@ -6175,7 +6011,7 @@
           <w:rFonts w:ascii="Times New Roman" w:hAnsi="Times New Roman"/>
           <w:b w:val="0"/>
           <w:i w:val="0"/>
-          <w:sz w:val="18"/>
+          <w:sz w:val="20"/>
         </w:rPr>
         <w:t>Fonte: elaborado pelos autores (2026).</w:t>
       </w:r>
@@ -6183,18 +6019,18 @@
     <w:p>
       <w:pPr>
         <w:pStyle w:val="BodyText"/>
-        <w:spacing w:line="312" w:lineRule="auto" w:before="281"/>
-        <w:ind w:left="766" w:right="196"/>
-        <w:jc w:val="both"/>
-      </w:pPr>
-      <w:r>
-        <w:rPr>
-          <w:rFonts w:ascii="Times New Roman" w:hAnsi="Times New Roman"/>
-          <w:b w:val="0"/>
-          <w:i w:val="0"/>
-          <w:sz w:val="24"/>
-        </w:rPr>
-        <w:t>O gráfico exibe, em escala log-log, os tempos medidos de Python e JavaScript no pior caso (labirinto em serpentina), sobrepostos à curva teórica c · n · log₂(n), normalizada pelo último ponto de cada série. Em escala log-log, a função n log n manifesta-se como uma reta ligeiramente côncava (crescimento superlinear porém subquadrático). Os pontos medidos de ambas as linguagens acompanham de perto essa reta ao longo de quase duas ordens de grandeza (de n = 2.601 a n = 90.601), confirmando a previsão teórica Θ(n log n) para esse cenário. O desvio-padrão é pequeno nas duas linguagens — Python: ±0,181 ms a ±2,263 ms; JavaScript: ±0,105 ms a ±3,672 ms — evidenciando medições estáveis e reprodutíveis, característica dos cenários determinísticos. A vantagem absoluta do JavaScript é expressiva: para n = 90.601, Python atinge 94,1 ms enquanto JavaScript leva 20,9 ms, uma diferença de 4,5 vezes.</w:t>
+        <w:spacing w:line="360" w:lineRule="auto"/>
+        <w:ind w:firstLine="709"/>
+        <w:jc w:val="both"/>
+      </w:pPr>
+      <w:r>
+        <w:rPr>
+          <w:rFonts w:ascii="Times New Roman" w:hAnsi="Times New Roman"/>
+          <w:b w:val="0"/>
+          <w:i w:val="0"/>
+          <w:sz w:val="24"/>
+        </w:rPr>
+        <w:t>O gráfico em escala log-log apresenta os tempos medidos de Python e JavaScript no pior caso sobrepostos à curva c·n·log₂(n). Os pontos de ambas as linguagens acompanham essa reta ao longo de quase duas ordens de grandeza (n = 2.601 a 90.601), confirmando Θ(n log n). O desvio-padrão é pequeno (Python: ±0,181 ms a ±2,263 ms; JS: ±0,105 ms a ±3,672 ms), evidenciando medições estáveis. JavaScript é 4,5× mais rápido que Python para n = 90.601.</w:t>
       </w:r>
     </w:p>
     <w:p>
@@ -6262,7 +6098,7 @@
           <w:rFonts w:ascii="Times New Roman" w:hAnsi="Times New Roman"/>
           <w:b w:val="0"/>
           <w:i w:val="0"/>
-          <w:sz w:val="18"/>
+          <w:sz w:val="20"/>
         </w:rPr>
         <w:t>Fonte: elaborado pelos autores (2026).</w:t>
       </w:r>
@@ -6270,18 +6106,18 @@
     <w:p>
       <w:pPr>
         <w:pStyle w:val="BodyText"/>
-        <w:spacing w:line="312" w:lineRule="auto" w:before="281"/>
-        <w:ind w:left="766" w:right="196"/>
-        <w:jc w:val="both"/>
-      </w:pPr>
-      <w:r>
-        <w:rPr>
-          <w:rFonts w:ascii="Times New Roman" w:hAnsi="Times New Roman"/>
-          <w:b w:val="0"/>
-          <w:i w:val="0"/>
-          <w:sz w:val="24"/>
-        </w:rPr>
-        <w:t>O gráfico apresenta os tempos medidos no caso médio sobrepostos à curva c · n (crescimento linear), normalizada pelo último ponto de cada série. A escala log-log transforma a função linear em uma reta de inclinação 1, que os pontos seguem razoavelmente bem. As barras de erro, porém, são consideravelmente maiores do que no pior caso: para n = 90.601, o desvio-padrão do Python chega a 19,169 ms sobre uma média de 22,101 ms, e o do JavaScript a 6,448 ms sobre 9,693 ms. Esse comportamento é esperado e reflete a variabilidade real do problema: cada uma das 30 rodadas usa uma grade sorteada diferente, com disposição de obstáculos distinta, e o número de nós expandidos varia de instância para instância. O desvio não é ruído de medição — é a dispersão legítima do caso médio. A fração média de células expandidas (~8%) é aproximadamente constante entre os tamanhos, confirmando o crescimento ≈ linear.</w:t>
+        <w:spacing w:line="360" w:lineRule="auto"/>
+        <w:ind w:firstLine="709"/>
+        <w:jc w:val="both"/>
+      </w:pPr>
+      <w:r>
+        <w:rPr>
+          <w:rFonts w:ascii="Times New Roman" w:hAnsi="Times New Roman"/>
+          <w:b w:val="0"/>
+          <w:i w:val="0"/>
+          <w:sz w:val="24"/>
+        </w:rPr>
+        <w:t>Os tempos medidos são sobrepostos à curva c·n (crescimento linear). As barras de erro são consideravelmente maiores do que no pior caso: para n = 90.601, o desvio do Python chega a 19,169 ms sobre média de 22,101 ms; o do JavaScript a 6,448 ms sobre 9,693 ms. Esse comportamento é esperado: cada rodada usa uma grade sorteada diferente, e o número de nós expandidos varia entre instâncias. A fração constante de ~8% de células expandidas confirma o crescimento ≈ linear.</w:t>
       </w:r>
     </w:p>
     <w:p>
@@ -6349,7 +6185,7 @@
           <w:rFonts w:ascii="Times New Roman" w:hAnsi="Times New Roman"/>
           <w:b w:val="0"/>
           <w:i w:val="0"/>
-          <w:sz w:val="18"/>
+          <w:sz w:val="20"/>
         </w:rPr>
         <w:t>Fonte: elaborado pelos autores (2026).</w:t>
       </w:r>
@@ -6357,18 +6193,18 @@
     <w:p>
       <w:pPr>
         <w:pStyle w:val="BodyText"/>
-        <w:spacing w:line="312" w:lineRule="auto" w:before="281"/>
-        <w:ind w:left="766" w:right="196"/>
-        <w:jc w:val="both"/>
-      </w:pPr>
-      <w:r>
-        <w:rPr>
-          <w:rFonts w:ascii="Times New Roman" w:hAnsi="Times New Roman"/>
-          <w:b w:val="0"/>
-          <w:i w:val="0"/>
-          <w:sz w:val="24"/>
-        </w:rPr>
-        <w:t>O gráfico apresenta os tempos medidos no melhor caso sobrepostos à curva c · √n, em escala log-log. Para o Python, os pontos seguem bem a reta de inclinação 0,5 esperada (função raiz quadrada em escala log-log), confirmando que o número de nós expandidos — exatamente √n — domina o tempo de execução. O JavaScript, entretanto, apresenta um comportamento distinto: os tempos ficam praticamente constantes em torno de 0,3–0,4 ms para todos os tamanhos testados. Isso revela que, quando o trabalho útil é reduzidíssimo (apenas 51 a 301 nós expandidos), o custo fixo de despacho de funções, alocação de objetos e eventuais verificações do motor V8 domina o tempo total — fenômeno bem documentado em ambientes com JIT e garbage collection. Para n = 2.601 (51 nós expandidos), o Python chega a ser mais rápido que o JavaScript (0,166 ms contra 0,261 ms) justamente por esse motivo: o overhead fixo do V8 supera o ganho do JIT em execuções tão curtas. A situação se inverte a partir de n = 22.801 (151 nós).</w:t>
+        <w:spacing w:line="360" w:lineRule="auto"/>
+        <w:ind w:firstLine="709"/>
+        <w:jc w:val="both"/>
+      </w:pPr>
+      <w:r>
+        <w:rPr>
+          <w:rFonts w:ascii="Times New Roman" w:hAnsi="Times New Roman"/>
+          <w:b w:val="0"/>
+          <w:i w:val="0"/>
+          <w:sz w:val="24"/>
+        </w:rPr>
+        <w:t>Os pontos são sobrepostos à curva c·√n. O Python segue bem a reta de inclinação 0,5 em escala log-log, confirmando que o número de nós expandidos (exatamente √n) domina o tempo. O JavaScript apresenta tempos praticamente constantes (~0,3–0,4 ms), pois o custo fixo do motor V8 domina quando apenas 51 a 301 nós são expandidos. Para n = 2.601, o Python (0,166 ms) é mais rápido que o JavaScript (0,261 ms); a situação se inverte a partir de n = 22.801.</w:t>
       </w:r>
     </w:p>
     <w:p>
@@ -6436,7 +6272,7 @@
           <w:rFonts w:ascii="Times New Roman" w:hAnsi="Times New Roman"/>
           <w:b w:val="0"/>
           <w:i w:val="0"/>
-          <w:sz w:val="18"/>
+          <w:sz w:val="20"/>
         </w:rPr>
         <w:t>Fonte: elaborado pelos autores (2026).</w:t>
       </w:r>
@@ -6444,18 +6280,18 @@
     <w:p>
       <w:pPr>
         <w:pStyle w:val="BodyText"/>
-        <w:spacing w:line="312" w:lineRule="auto" w:before="281"/>
-        <w:ind w:left="766" w:right="196"/>
-        <w:jc w:val="both"/>
-      </w:pPr>
-      <w:r>
-        <w:rPr>
-          <w:rFonts w:ascii="Times New Roman" w:hAnsi="Times New Roman"/>
-          <w:b w:val="0"/>
-          <w:i w:val="0"/>
-          <w:sz w:val="24"/>
-        </w:rPr>
-        <w:t>O gráfico exibe as três curvas de tempo (melhor, médio e pior caso) para o Python, em escala log-log. As inclinações distintas das três curvas refletem claramente as diferentes classes de crescimento previstas: a curva do melhor caso tem inclinação ≈ 0,5 (crescimento sub-linear, proporcional a √n), a do caso médio tem inclinação ≈ 1 (linear em n) e a do pior caso tem inclinação ligeiramente superior a 1 (superlinear, proporcional a n log n). A separação visual entre as curvas confirma que o cenário tem impacto muito maior no desempenho do que o tamanho da entrada: para n = 90.601, o pior caso é 82 vezes mais lento que o melhor caso (94,1 ms contra 1,15 ms). A variabilidade do caso médio (barras de erro) também é visível no gráfico, enquanto os cenários determinísticos (melhor e pior) apresentam barras muito menores.</w:t>
+        <w:spacing w:line="360" w:lineRule="auto"/>
+        <w:ind w:firstLine="709"/>
+        <w:jc w:val="both"/>
+      </w:pPr>
+      <w:r>
+        <w:rPr>
+          <w:rFonts w:ascii="Times New Roman" w:hAnsi="Times New Roman"/>
+          <w:b w:val="0"/>
+          <w:i w:val="0"/>
+          <w:sz w:val="24"/>
+        </w:rPr>
+        <w:t>As três curvas (melhor, médio e pior caso) exibem inclinações distintas em escala log-log: ≈ 0,5 (√n), ≈ 1 (linear) e &gt; 1 (n log n). Para n = 90.601, o pior caso é 82× mais lento que o melhor caso (94,1 ms contra 1,15 ms). A variabilidade do caso médio é visível pelas barras de erro, enquanto os cenários determinísticos têm barras muito menores.</w:t>
       </w:r>
     </w:p>
     <w:p>
@@ -6523,7 +6359,7 @@
           <w:rFonts w:ascii="Times New Roman" w:hAnsi="Times New Roman"/>
           <w:b w:val="0"/>
           <w:i w:val="0"/>
-          <w:sz w:val="18"/>
+          <w:sz w:val="20"/>
         </w:rPr>
         <w:t>Fonte: elaborado pelos autores (2026).</w:t>
       </w:r>
@@ -6531,24 +6367,28 @@
     <w:p>
       <w:pPr>
         <w:pStyle w:val="BodyText"/>
-        <w:spacing w:line="312" w:lineRule="auto" w:before="281"/>
-        <w:ind w:left="766" w:right="196"/>
-        <w:jc w:val="both"/>
-      </w:pPr>
-      <w:r>
-        <w:rPr>
-          <w:rFonts w:ascii="Times New Roman" w:hAnsi="Times New Roman"/>
-          <w:b w:val="0"/>
-          <w:i w:val="0"/>
-          <w:sz w:val="24"/>
-        </w:rPr>
-        <w:t>O gráfico correspondente para JavaScript exibe a mesma estrutura geral de três curvas com inclinações distintas, mas com diferenças relevantes. A curva do melhor caso é praticamente plana — as barras de erro são maiores e o crescimento com n é quase imperceptível —, como já discutido na análise da Figura 3. A curva do pior caso tem inclinação ligeiramente superior a 1 (conforme esperado para n log n) e é claramente dominante para entradas grandes. A proporção entre pior e melhor caso no JavaScript para n = 90.601 é de ~62 vezes (20,9 ms contra 0,34 ms), ligeiramente menor do que no Python (82×), em parte porque o denominador (melhor caso) é menor no JS do que no Python quando n é grande. As barras de erro do caso médio em JavaScript também são proporcionalmente grandes, refletindo a mesma variabilidade legítima de instâncias.</w:t>
+        <w:spacing w:line="360" w:lineRule="auto"/>
+        <w:ind w:firstLine="709"/>
+        <w:jc w:val="both"/>
+      </w:pPr>
+      <w:r>
+        <w:rPr>
+          <w:rFonts w:ascii="Times New Roman" w:hAnsi="Times New Roman"/>
+          <w:b w:val="0"/>
+          <w:i w:val="0"/>
+          <w:sz w:val="24"/>
+        </w:rPr>
+        <w:t>O JavaScript exibe a mesma estrutura de três curvas, mas a curva do melhor caso é praticamente plana. A razão pior/melhor para n = 90.601 é ~62× (20,9 ms contra 0,34 ms), ligeiramente menor do que no Python (82×), pois o denominador JavaScript é menor nas entradas grandes. As barras de erro do caso médio também são proporcionalmente grandes.</w:t>
       </w:r>
     </w:p>
     <w:p>
       <w:pPr>
         <w:pStyle w:val="Heading2"/>
-        <w:spacing w:line="240" w:lineRule="auto" w:before="65"/>
+        <w:numPr>
+          <w:ilvl w:val="0"/>
+          <w:numId w:val="0"/>
+        </w:numPr>
+        <w:spacing w:line="360" w:lineRule="auto" w:before="120"/>
         <w:jc w:val="left"/>
       </w:pPr>
       <w:r>
@@ -6556,7 +6396,7 @@
           <w:rFonts w:ascii="Times New Roman" w:hAnsi="Times New Roman"/>
           <w:sz w:val="24"/>
         </w:rPr>
-        <w:t>Comparação entre Python e JavaScript</w:t>
+        <w:t>4.2 Comparação entre Python e JavaScript</w:t>
       </w:r>
     </w:p>
     <w:p>
@@ -6624,7 +6464,7 @@
           <w:rFonts w:ascii="Times New Roman" w:hAnsi="Times New Roman"/>
           <w:b w:val="0"/>
           <w:i w:val="0"/>
-          <w:sz w:val="18"/>
+          <w:sz w:val="20"/>
         </w:rPr>
         <w:t>Fonte: elaborado pelos autores (2026).</w:t>
       </w:r>
@@ -6632,112 +6472,28 @@
     <w:p>
       <w:pPr>
         <w:pStyle w:val="BodyText"/>
-        <w:spacing w:line="312" w:lineRule="auto" w:before="281"/>
-        <w:ind w:left="766" w:right="196"/>
-        <w:jc w:val="both"/>
-      </w:pPr>
-      <w:r>
-        <w:rPr>
-          <w:rFonts w:ascii="Times New Roman" w:hAnsi="Times New Roman"/>
-          <w:b w:val="0"/>
-          <w:i w:val="0"/>
-          <w:sz w:val="24"/>
-        </w:rPr>
-        <w:t>O gráfico de barras exibe os tempos médios de Python e JavaScript lado a lado para os três tamanhos nomeados no pior caso. A diferença é expressiva e cresce com n: a razão Python/JavaScript vai de 6,4× na grade pequena (2,235 ms contra 0,351 ms) a 4,5× na grade grande (94,109 ms contra 20,874 ms). A aparente redução da vantagem do JavaScript com o aumento de n deve-se ao aquecimento completo do JIT: nas entradas pequenas, o V8 ainda está otimizando o código nas primeiras rodadas, o que eleva ligeiramente os tempos e a variância. Com entradas maiores, o laço principal está completamente compilado para código de máquina nativo, e a razão se estabiliza.</w:t>
-      </w:r>
-    </w:p>
-    <w:p>
-      <w:pPr>
-        <w:pStyle w:val="BodyText"/>
-        <w:spacing w:line="312" w:lineRule="auto" w:before="281"/>
-        <w:ind w:left="766" w:right="196"/>
-        <w:jc w:val="both"/>
-      </w:pPr>
-      <w:r>
-        <w:rPr>
-          <w:rFonts w:ascii="Times New Roman" w:hAnsi="Times New Roman"/>
-          <w:b w:val="0"/>
-          <w:i w:val="0"/>
-          <w:sz w:val="24"/>
-        </w:rPr>
-        <w:t xml:space="preserve">A diferença entre as linguagens reflete a natureza dos runtimes: o </w:t>
-      </w:r>
-      <w:r>
-        <w:rPr>
-          <w:rFonts w:ascii="Times New Roman" w:hAnsi="Times New Roman"/>
-          <w:b/>
-          <w:i w:val="0"/>
-          <w:sz w:val="24"/>
-        </w:rPr>
-        <w:t>CPython</w:t>
-      </w:r>
-      <w:r>
-        <w:rPr>
-          <w:rFonts w:ascii="Times New Roman" w:hAnsi="Times New Roman"/>
-          <w:b w:val="0"/>
-          <w:i w:val="0"/>
-          <w:sz w:val="24"/>
-        </w:rPr>
-        <w:t xml:space="preserve"> executa o algoritmo por interpretação de bytecodes (cada operação envolve despacho dinâmico e verificações de tipo em tempo de execução), enquanto o </w:t>
-      </w:r>
-      <w:r>
-        <w:rPr>
-          <w:rFonts w:ascii="Times New Roman" w:hAnsi="Times New Roman"/>
-          <w:b/>
-          <w:i w:val="0"/>
-          <w:sz w:val="24"/>
-        </w:rPr>
-        <w:t>Node.js (V8)</w:t>
-      </w:r>
-      <w:r>
-        <w:rPr>
-          <w:rFonts w:ascii="Times New Roman" w:hAnsi="Times New Roman"/>
-          <w:b w:val="0"/>
-          <w:i w:val="0"/>
-          <w:sz w:val="24"/>
-        </w:rPr>
-        <w:t xml:space="preserve"> compila o código JavaScript para código de máquina com otimizações agressivas via JIT (Just-In-Time compilation) — incluindo inline caching, eliminação de verificações de tipo e vetorização dos laços internos.</w:t>
-      </w:r>
-    </w:p>
-    <w:p>
-      <w:pPr>
-        <w:pStyle w:val="BodyText"/>
-        <w:spacing w:line="312" w:lineRule="auto" w:before="281"/>
-        <w:ind w:left="766" w:right="196"/>
-        <w:jc w:val="both"/>
-      </w:pPr>
-      <w:r>
-        <w:rPr>
-          <w:rFonts w:ascii="Times New Roman" w:hAnsi="Times New Roman"/>
-          <w:b w:val="0"/>
-          <w:i w:val="0"/>
-          <w:sz w:val="24"/>
-        </w:rPr>
-        <w:t xml:space="preserve">É fundamental observar que, apesar das diferenças absolutas de tempo, </w:t>
-      </w:r>
-      <w:r>
-        <w:rPr>
-          <w:rFonts w:ascii="Times New Roman" w:hAnsi="Times New Roman"/>
-          <w:b/>
-          <w:i w:val="0"/>
-          <w:sz w:val="24"/>
-        </w:rPr>
-        <w:t>ambas as implementações exibem a mesma curva assintótica</w:t>
-      </w:r>
-      <w:r>
-        <w:rPr>
-          <w:rFonts w:ascii="Times New Roman" w:hAnsi="Times New Roman"/>
-          <w:b w:val="0"/>
-          <w:i w:val="0"/>
-          <w:sz w:val="24"/>
-        </w:rPr>
-        <w:t>: o crescimento relativo entre os tamanhos é idêntico nas duas linguagens, confirmando que a complexidade é uma propriedade do algoritmo, não do ambiente de execução.</w:t>
+        <w:spacing w:line="360" w:lineRule="auto"/>
+        <w:ind w:firstLine="709"/>
+        <w:jc w:val="both"/>
+      </w:pPr>
+      <w:r>
+        <w:rPr>
+          <w:rFonts w:ascii="Times New Roman" w:hAnsi="Times New Roman"/>
+          <w:b w:val="0"/>
+          <w:i w:val="0"/>
+          <w:sz w:val="24"/>
+        </w:rPr>
+        <w:t>O gráfico de barras exibe os tempos médios lado a lado para os três tamanhos nomeados. A razão Python/JavaScript vai de 6,4× na grade pequena (2,235 ms contra 0,351 ms) a 4,5× na grade grande (94,109 ms contra 20,874 ms). A diferença reflete a natureza dos runtimes: CPython interpreta bytecodes com despacho dinâmico, enquanto o Node.js (V8) compila para código de máquina com otimizações JIT agressivas. Apesar disso, ambas as implementações exibem o mesmo crescimento assintótico, confirmando que a complexidade é propriedade do algoritmo, não do ambiente de execução.</w:t>
       </w:r>
     </w:p>
     <w:p>
       <w:pPr>
         <w:pStyle w:val="Heading2"/>
-        <w:spacing w:line="240" w:lineRule="auto" w:before="65"/>
+        <w:numPr>
+          <w:ilvl w:val="0"/>
+          <w:numId w:val="0"/>
+        </w:numPr>
+        <w:spacing w:line="360" w:lineRule="auto" w:before="120"/>
         <w:jc w:val="left"/>
       </w:pPr>
       <w:r>
@@ -6745,7 +6501,7 @@
           <w:rFonts w:ascii="Times New Roman" w:hAnsi="Times New Roman"/>
           <w:sz w:val="24"/>
         </w:rPr>
-        <w:t>Trabalho algorítmico: nós expandidos</w:t>
+        <w:t>4.3 Trabalho algorítmico: nós expandidos</w:t>
       </w:r>
     </w:p>
     <w:p>
@@ -6813,7 +6569,7 @@
           <w:rFonts w:ascii="Times New Roman" w:hAnsi="Times New Roman"/>
           <w:b w:val="0"/>
           <w:i w:val="0"/>
-          <w:sz w:val="18"/>
+          <w:sz w:val="20"/>
         </w:rPr>
         <w:t>Fonte: elaborado pelos autores (2026).</w:t>
       </w:r>
@@ -6821,109 +6577,322 @@
     <w:p>
       <w:pPr>
         <w:pStyle w:val="BodyText"/>
-        <w:spacing w:line="312" w:lineRule="auto" w:before="281"/>
-        <w:ind w:left="766" w:right="196"/>
-        <w:jc w:val="both"/>
-      </w:pPr>
-      <w:r>
-        <w:rPr>
-          <w:rFonts w:ascii="Times New Roman" w:hAnsi="Times New Roman"/>
-          <w:b w:val="0"/>
-          <w:i w:val="0"/>
-          <w:sz w:val="24"/>
-        </w:rPr>
-        <w:t>Este gráfico é único em relação aos anteriores: em vez de medir tempo de CPU (que varia entre linguagens e máquinas), ele mede o trabalho algorítmico puro — o número de nós expandidos pelo A* em cada cenário. Como as duas implementações expandem exatamente os mesmos nós (verificado pelo script de equivalência), os valores são idênticos entre Python e JavaScript e a série é única por cenário.</w:t>
+        <w:spacing w:line="360" w:lineRule="auto"/>
+        <w:ind w:firstLine="709"/>
+        <w:jc w:val="both"/>
+      </w:pPr>
+      <w:r>
+        <w:rPr>
+          <w:rFonts w:ascii="Times New Roman" w:hAnsi="Times New Roman"/>
+          <w:b w:val="0"/>
+          <w:i w:val="0"/>
+          <w:sz w:val="24"/>
+        </w:rPr>
+        <w:t>Este gráfico mede o trabalho algorítmico puro — nós expandidos — em vez de tempo de CPU. Os valores são idênticos em Python e JavaScript (verificado pelo script de equivalência).</w:t>
+      </w:r>
+    </w:p>
+    <w:p>
+      <w:pPr>
+        <w:pStyle w:val="ListParagraph"/>
+        <w:spacing w:line="360" w:lineRule="auto"/>
+        <w:ind w:left="709" w:hanging="709"/>
+        <w:jc w:val="both"/>
+      </w:pPr>
+      <w:r>
+        <w:rPr>
+          <w:rFonts w:ascii="Times New Roman" w:hAnsi="Times New Roman"/>
+          <w:b w:val="0"/>
+          <w:i w:val="0"/>
+          <w:sz w:val="24"/>
+        </w:rPr>
+        <w:t>– Melhor caso: proporcional a √n (51, 151, 301 nós). Heurística perfeita; nenhum vértice além do caminho é expandido.</w:t>
+      </w:r>
+    </w:p>
+    <w:p>
+      <w:pPr>
+        <w:pStyle w:val="ListParagraph"/>
+        <w:spacing w:line="360" w:lineRule="auto"/>
+        <w:ind w:left="709" w:hanging="709"/>
+        <w:jc w:val="both"/>
+      </w:pPr>
+      <w:r>
+        <w:rPr>
+          <w:rFonts w:ascii="Times New Roman" w:hAnsi="Times New Roman"/>
+          <w:b w:val="0"/>
+          <w:i w:val="0"/>
+          <w:sz w:val="24"/>
+        </w:rPr>
+        <w:t>– Caso médio: aproximadamente linear (~251, ~1.768, ~6.756 nós, representando ~8–9% de n). Fração constante expandida.</w:t>
+      </w:r>
+    </w:p>
+    <w:p>
+      <w:pPr>
+        <w:pStyle w:val="ListParagraph"/>
+        <w:spacing w:line="360" w:lineRule="auto"/>
+        <w:ind w:left="709" w:hanging="709"/>
+        <w:jc w:val="both"/>
+      </w:pPr>
+      <w:r>
+        <w:rPr>
+          <w:rFonts w:ascii="Times New Roman" w:hAnsi="Times New Roman"/>
+          <w:b w:val="0"/>
+          <w:i w:val="0"/>
+          <w:sz w:val="24"/>
+        </w:rPr>
+        <w:t>– Pior caso: proporcional a n/2 (1.301, 11.401, 45.601 nós, ~50% de n). O algoritmo percorre todos os vértices do único caminho possível.</w:t>
+      </w:r>
+    </w:p>
+    <w:p>
+      <w:pPr>
+        <w:pStyle w:val="Heading2"/>
+        <w:numPr>
+          <w:ilvl w:val="0"/>
+          <w:numId w:val="0"/>
+        </w:numPr>
+        <w:spacing w:line="360" w:lineRule="auto" w:before="120"/>
+        <w:jc w:val="left"/>
+      </w:pPr>
+      <w:r>
+        <w:rPr>
+          <w:rFonts w:ascii="Times New Roman" w:hAnsi="Times New Roman"/>
+          <w:sz w:val="24"/>
+        </w:rPr>
+        <w:t>4.4 Validação do modelo teórico</w:t>
       </w:r>
     </w:p>
     <w:p>
       <w:pPr>
         <w:pStyle w:val="BodyText"/>
-        <w:spacing w:line="312" w:lineRule="auto" w:before="281"/>
-        <w:ind w:left="766" w:right="196"/>
-        <w:jc w:val="both"/>
-      </w:pPr>
-      <w:r>
-        <w:rPr>
-          <w:rFonts w:ascii="Times New Roman" w:hAnsi="Times New Roman"/>
-          <w:b w:val="0"/>
-          <w:i w:val="0"/>
-          <w:sz w:val="24"/>
-        </w:rPr>
-        <w:t>Os três cenários mostram crescimentos claramente distintos com n:</w:t>
+        <w:spacing w:line="360" w:lineRule="auto"/>
+        <w:ind w:firstLine="709"/>
+        <w:jc w:val="both"/>
+      </w:pPr>
+      <w:r>
+        <w:rPr>
+          <w:rFonts w:ascii="Times New Roman" w:hAnsi="Times New Roman"/>
+          <w:b w:val="0"/>
+          <w:i w:val="0"/>
+          <w:sz w:val="24"/>
+        </w:rPr>
+        <w:t>A comparação entre os tempos medidos e as curvas teóricas normalizadas (linhas tracejadas nas Figuras 1, 2 e 3) demonstra boa aderência empírica:</w:t>
       </w:r>
     </w:p>
     <w:p>
       <w:pPr>
         <w:pStyle w:val="ListParagraph"/>
-        <w:spacing w:line="312" w:lineRule="auto"/>
-        <w:ind w:left="766" w:right="196"/>
-        <w:jc w:val="both"/>
-      </w:pPr>
-      <w:r>
-        <w:rPr>
-          <w:rFonts w:ascii="Times New Roman" w:hAnsi="Times New Roman"/>
-          <w:b w:val="0"/>
-          <w:i w:val="0"/>
-          <w:sz w:val="24"/>
-        </w:rPr>
-        <w:t>Melhor caso: crescimento proporcional a √n (51, 151, 301 nós para n = 2.601, 22.801 e 90.601). A heurística de Manhattan é perfeita para o caminho reto, e o A* não expande nenhum vértice além do necessário.</w:t>
+        <w:spacing w:line="360" w:lineRule="auto"/>
+        <w:ind w:left="709" w:hanging="709"/>
+        <w:jc w:val="both"/>
+      </w:pPr>
+      <w:r>
+        <w:rPr>
+          <w:rFonts w:ascii="Times New Roman" w:hAnsi="Times New Roman"/>
+          <w:b w:val="0"/>
+          <w:i w:val="0"/>
+          <w:sz w:val="24"/>
+        </w:rPr>
+        <w:t>– Pior caso: curva n log n confirmada ao longo de dois fatores de 10 em n; constante multiplicativa estável para todos os tamanhos.</w:t>
       </w:r>
     </w:p>
     <w:p>
       <w:pPr>
         <w:pStyle w:val="ListParagraph"/>
-        <w:spacing w:line="312" w:lineRule="auto"/>
-        <w:ind w:left="766" w:right="196"/>
-        <w:jc w:val="both"/>
-      </w:pPr>
-      <w:r>
-        <w:rPr>
-          <w:rFonts w:ascii="Times New Roman" w:hAnsi="Times New Roman"/>
-          <w:b w:val="0"/>
-          <w:i w:val="0"/>
-          <w:sz w:val="24"/>
-        </w:rPr>
-        <w:t>Caso médio: crescimento aproximadamente linear (~251, ~1.768, ~6.756 nós, representando ~8–9% de n). A fração constante expandida reflete que, com obstáculos aleatórios de densidade 25%, a heurística orienta a busca de forma consistente, explorando apenas uma porção quase constante da grade.</w:t>
+        <w:spacing w:line="360" w:lineRule="auto"/>
+        <w:ind w:left="709" w:hanging="709"/>
+        <w:jc w:val="both"/>
+      </w:pPr>
+      <w:r>
+        <w:rPr>
+          <w:rFonts w:ascii="Times New Roman" w:hAnsi="Times New Roman"/>
+          <w:b w:val="0"/>
+          <w:i w:val="0"/>
+          <w:sz w:val="24"/>
+        </w:rPr>
+        <w:t>– Caso médio: reta de inclinação 1 em log-log; maior variância devida à heterogeneidade das instâncias. Fração constante ~8% de nós sustenta Θ(n).</w:t>
       </w:r>
     </w:p>
     <w:p>
       <w:pPr>
         <w:pStyle w:val="ListParagraph"/>
-        <w:spacing w:line="312" w:lineRule="auto"/>
-        <w:ind w:left="766" w:right="196"/>
-        <w:jc w:val="both"/>
-      </w:pPr>
-      <w:r>
-        <w:rPr>
-          <w:rFonts w:ascii="Times New Roman" w:hAnsi="Times New Roman"/>
-          <w:b w:val="0"/>
-          <w:i w:val="0"/>
-          <w:sz w:val="24"/>
-        </w:rPr>
-        <w:t>Pior caso: crescimento proporcional a n/2 (1.301, 11.401, 45.601 nós, representando ~50% de n). No labirinto em serpentina, o algoritmo é obrigado a percorrer todos os vértices do único caminho possível, sem poder podar nenhum.</w:t>
+        <w:spacing w:line="360" w:lineRule="auto"/>
+        <w:ind w:left="709" w:hanging="709"/>
+        <w:jc w:val="both"/>
+      </w:pPr>
+      <w:r>
+        <w:rPr>
+          <w:rFonts w:ascii="Times New Roman" w:hAnsi="Times New Roman"/>
+          <w:b w:val="0"/>
+          <w:i w:val="0"/>
+          <w:sz w:val="24"/>
+        </w:rPr>
+        <w:t>– Melhor caso: Python segue √n claramente; JavaScript mostra overhead fixo dominante para n pequeno, convergindo para √n só nas entradas maiores.</w:t>
+      </w:r>
+    </w:p>
+    <w:p>
+      <w:pPr>
+        <w:pStyle w:val="Heading1"/>
+        <w:numPr>
+          <w:ilvl w:val="0"/>
+          <w:numId w:val="0"/>
+        </w:numPr>
+        <w:spacing w:line="360" w:lineRule="auto" w:before="240"/>
+        <w:jc w:val="left"/>
+      </w:pPr>
+      <w:r>
+        <w:rPr>
+          <w:rFonts w:ascii="Times New Roman" w:hAnsi="Times New Roman"/>
+          <w:b w:val="0"/>
+          <w:i w:val="0"/>
+          <w:sz w:val="24"/>
+        </w:rPr>
+        <w:t>5 APLICABILIDADE: EFICIÊNCIA E LIMITAÇÕES</w:t>
+      </w:r>
+    </w:p>
+    <w:p>
+      <w:pPr>
+        <w:pStyle w:val="Heading2"/>
+        <w:numPr>
+          <w:ilvl w:val="0"/>
+          <w:numId w:val="0"/>
+        </w:numPr>
+        <w:spacing w:line="360" w:lineRule="auto" w:before="120"/>
+        <w:jc w:val="left"/>
+      </w:pPr>
+      <w:r>
+        <w:rPr>
+          <w:rFonts w:ascii="Times New Roman" w:hAnsi="Times New Roman"/>
+          <w:sz w:val="24"/>
+        </w:rPr>
+        <w:t>5.1 Contextos de eficiência e aplicações</w:t>
       </w:r>
     </w:p>
     <w:p>
       <w:pPr>
         <w:pStyle w:val="BodyText"/>
-        <w:spacing w:line="312" w:lineRule="auto" w:before="281"/>
-        <w:ind w:left="766" w:right="196"/>
-        <w:jc w:val="both"/>
-      </w:pPr>
-      <w:r>
-        <w:rPr>
-          <w:rFonts w:ascii="Times New Roman" w:hAnsi="Times New Roman"/>
-          <w:b w:val="0"/>
-          <w:i w:val="0"/>
-          <w:sz w:val="24"/>
-        </w:rPr>
-        <w:t>Este gráfico demonstra com clareza que o cenário — determinado pela estrutura da entrada e pela qualidade da heurística — é o principal determinante do desempenho do A*, muito mais do que o tamanho absoluto da grade.</w:t>
+        <w:spacing w:line="360" w:lineRule="auto"/>
+        <w:ind w:firstLine="709"/>
+        <w:jc w:val="both"/>
+      </w:pPr>
+      <w:r>
+        <w:rPr>
+          <w:rFonts w:ascii="Times New Roman" w:hAnsi="Times New Roman"/>
+          <w:b w:val="0"/>
+          <w:i w:val="0"/>
+          <w:sz w:val="24"/>
+        </w:rPr>
+        <w:t>O A* é o algoritmo de pathfinding mais amplamente utilizado quando: (a) há um único par origem-destino por consulta; (b) os pesos são não negativos; (c) existe heurística admissível barata. Nessas condições, o A* supera o Dijkstra: o melhor caso expande apenas √n vértices, enquanto o Dijkstra exploraria toda a grade (n vértices).</w:t>
+      </w:r>
+    </w:p>
+    <w:p>
+      <w:pPr>
+        <w:pStyle w:val="BodyText"/>
+        <w:spacing w:line="360" w:lineRule="auto"/>
+        <w:ind w:firstLine="709"/>
+        <w:jc w:val="both"/>
+      </w:pPr>
+      <w:r>
+        <w:rPr>
+          <w:rFonts w:ascii="Times New Roman" w:hAnsi="Times New Roman"/>
+          <w:b w:val="0"/>
+          <w:i w:val="0"/>
+          <w:sz w:val="24"/>
+        </w:rPr>
+        <w:t>Principais contextos de aplicação:</w:t>
+      </w:r>
+    </w:p>
+    <w:p>
+      <w:pPr>
+        <w:pStyle w:val="ListParagraph"/>
+        <w:spacing w:line="360" w:lineRule="auto"/>
+        <w:ind w:left="709" w:hanging="709"/>
+        <w:jc w:val="both"/>
+      </w:pPr>
+      <w:r>
+        <w:rPr>
+          <w:rFonts w:ascii="Times New Roman" w:hAnsi="Times New Roman"/>
+          <w:b w:val="0"/>
+          <w:i w:val="0"/>
+          <w:sz w:val="24"/>
+        </w:rPr>
+        <w:t>– Jogos e motores de jogo: pathfinding em grades e navmesh (superfícies 3D). Padrão nas bibliotecas Recast/Detour (Unity, Unreal Engine).</w:t>
+      </w:r>
+    </w:p>
+    <w:p>
+      <w:pPr>
+        <w:pStyle w:val="ListParagraph"/>
+        <w:spacing w:line="360" w:lineRule="auto"/>
+        <w:ind w:left="709" w:hanging="709"/>
+        <w:jc w:val="both"/>
+      </w:pPr>
+      <w:r>
+        <w:rPr>
+          <w:rFonts w:ascii="Times New Roman" w:hAnsi="Times New Roman"/>
+          <w:b w:val="0"/>
+          <w:i w:val="0"/>
+          <w:sz w:val="24"/>
+        </w:rPr>
+        <w:t>– Robótica e veículos autônomos: planejamento de rota em mapas de ocupação 2D/3D.</w:t>
+      </w:r>
+    </w:p>
+    <w:p>
+      <w:pPr>
+        <w:pStyle w:val="ListParagraph"/>
+        <w:spacing w:line="360" w:lineRule="auto"/>
+        <w:ind w:left="709" w:hanging="709"/>
+        <w:jc w:val="both"/>
+      </w:pPr>
+      <w:r>
+        <w:rPr>
+          <w:rFonts w:ascii="Times New Roman" w:hAnsi="Times New Roman"/>
+          <w:b w:val="0"/>
+          <w:i w:val="0"/>
+          <w:sz w:val="24"/>
+        </w:rPr>
+        <w:t>– Navegação e GPS: algoritmo ALT (A* with Landmarks and Triangle inequality) e hierarquias de contração para consultas de sub-milissegundo.</w:t>
+      </w:r>
+    </w:p>
+    <w:p>
+      <w:pPr>
+        <w:pStyle w:val="ListParagraph"/>
+        <w:spacing w:line="360" w:lineRule="auto"/>
+        <w:ind w:left="709" w:hanging="709"/>
+        <w:jc w:val="both"/>
+      </w:pPr>
+      <w:r>
+        <w:rPr>
+          <w:rFonts w:ascii="Times New Roman" w:hAnsi="Times New Roman"/>
+          <w:b w:val="0"/>
+          <w:i w:val="0"/>
+          <w:sz w:val="24"/>
+        </w:rPr>
+        <w:t>– Planejamento automático (IA clássica): puzzles como 15-puzzle e cubo mágico com heurísticas de padrão (pattern databases).</w:t>
+      </w:r>
+    </w:p>
+    <w:p>
+      <w:pPr>
+        <w:pStyle w:val="ListParagraph"/>
+        <w:spacing w:line="360" w:lineRule="auto"/>
+        <w:ind w:left="709" w:hanging="709"/>
+        <w:jc w:val="both"/>
+      </w:pPr>
+      <w:r>
+        <w:rPr>
+          <w:rFonts w:ascii="Times New Roman" w:hAnsi="Times New Roman"/>
+          <w:b w:val="0"/>
+          <w:i w:val="0"/>
+          <w:sz w:val="24"/>
+        </w:rPr>
+        <w:t>– Redes e telecomunicações: roteamento com estimativas de latência como heurística.</w:t>
       </w:r>
     </w:p>
     <w:p>
       <w:pPr>
         <w:pStyle w:val="Heading2"/>
-        <w:spacing w:line="240" w:lineRule="auto" w:before="65"/>
+        <w:numPr>
+          <w:ilvl w:val="0"/>
+          <w:numId w:val="0"/>
+        </w:numPr>
+        <w:spacing w:line="360" w:lineRule="auto" w:before="120"/>
         <w:jc w:val="left"/>
       </w:pPr>
       <w:r>
@@ -6931,95 +6900,173 @@
           <w:rFonts w:ascii="Times New Roman" w:hAnsi="Times New Roman"/>
           <w:sz w:val="24"/>
         </w:rPr>
-        <w:t>Validação do modelo teórico</w:t>
+        <w:t>5.2 Limitações</w:t>
       </w:r>
     </w:p>
     <w:p>
       <w:pPr>
         <w:pStyle w:val="BodyText"/>
-        <w:spacing w:line="312" w:lineRule="auto" w:before="281"/>
-        <w:ind w:left="766" w:right="196"/>
-        <w:jc w:val="both"/>
-      </w:pPr>
-      <w:r>
-        <w:rPr>
-          <w:rFonts w:ascii="Times New Roman" w:hAnsi="Times New Roman"/>
-          <w:b w:val="0"/>
-          <w:i w:val="0"/>
-          <w:sz w:val="24"/>
-        </w:rPr>
-        <w:t>A comparação entre os tempos medidos e as curvas teóricas normalizadas (linhas tracejadas nas Figuras 1, 2 e 3) demonstra boa aderência do comportamento empírico às previsões da análise assintótica:</w:t>
+        <w:spacing w:line="360" w:lineRule="auto"/>
+        <w:ind w:firstLine="709"/>
+        <w:jc w:val="both"/>
+      </w:pPr>
+      <w:r>
+        <w:rPr>
+          <w:rFonts w:ascii="Times New Roman" w:hAnsi="Times New Roman"/>
+          <w:b w:val="0"/>
+          <w:i w:val="0"/>
+          <w:sz w:val="24"/>
+        </w:rPr>
+        <w:t>O A* possui limitações relevantes:</w:t>
       </w:r>
     </w:p>
     <w:p>
       <w:pPr>
         <w:pStyle w:val="ListParagraph"/>
-        <w:spacing w:line="312" w:lineRule="auto"/>
-        <w:ind w:left="766" w:right="196"/>
-        <w:jc w:val="both"/>
-      </w:pPr>
-      <w:r>
-        <w:rPr>
-          <w:rFonts w:ascii="Times New Roman" w:hAnsi="Times New Roman"/>
-          <w:b w:val="0"/>
-          <w:i w:val="0"/>
-          <w:sz w:val="24"/>
-        </w:rPr>
-        <w:t>No pior caso, as medições de Python e JavaScript seguem a curva n log n ao longo de quase dois fatores de 10 em n, com pequenos desvios que ficam dentro das barras de erro. A constante multiplicativa empírica — razão entre o tempo medido e o valor n log n — é estável para todos os tamanhos, confirmando Θ(n log n).</w:t>
+        <w:spacing w:line="360" w:lineRule="auto"/>
+        <w:ind w:left="709" w:hanging="709"/>
+        <w:jc w:val="both"/>
+      </w:pPr>
+      <w:r>
+        <w:rPr>
+          <w:rFonts w:ascii="Times New Roman" w:hAnsi="Times New Roman"/>
+          <w:b w:val="0"/>
+          <w:i w:val="0"/>
+          <w:sz w:val="24"/>
+        </w:rPr>
+        <w:t>– Memória O(n): mantém todos os vértices descobertos em memória. Em espaços exponenciais (≈ 10¹³ estados no 15-puzzle), a fronteira pode esgotar a RAM. Variantes IDA*, SMA* e fringe search trocam memória por recomputação.</w:t>
       </w:r>
     </w:p>
     <w:p>
       <w:pPr>
         <w:pStyle w:val="ListParagraph"/>
-        <w:spacing w:line="312" w:lineRule="auto"/>
-        <w:ind w:left="766" w:right="196"/>
-        <w:jc w:val="both"/>
-      </w:pPr>
-      <w:r>
-        <w:rPr>
-          <w:rFonts w:ascii="Times New Roman" w:hAnsi="Times New Roman"/>
-          <w:b w:val="0"/>
-          <w:i w:val="0"/>
-          <w:sz w:val="24"/>
-        </w:rPr>
-        <w:t>No caso médio, os pontos seguem a reta de inclinação 1 (função linear) em escala log-log, com variância maior devida à heterogeneidade das instâncias. A fração constante de ~8% de nós expandidos sustenta a classificação empírica ≈ Θ(n).</w:t>
+        <w:spacing w:line="360" w:lineRule="auto"/>
+        <w:ind w:left="709" w:hanging="709"/>
+        <w:jc w:val="both"/>
+      </w:pPr>
+      <w:r>
+        <w:rPr>
+          <w:rFonts w:ascii="Times New Roman" w:hAnsi="Times New Roman"/>
+          <w:b w:val="0"/>
+          <w:i w:val="0"/>
+          <w:sz w:val="24"/>
+        </w:rPr>
+        <w:t>– Qualidade da heurística: com h ≡ 0 o algoritmo degenera para Dijkstra, explorando n vértices sem benefício heurístico — como no pior caso deste trabalho. Weighted A* explora deliberadamente o trade-off admissibilidade × velocidade.</w:t>
       </w:r>
     </w:p>
     <w:p>
       <w:pPr>
         <w:pStyle w:val="ListParagraph"/>
-        <w:spacing w:line="312" w:lineRule="auto"/>
-        <w:ind w:left="766" w:right="196"/>
-        <w:jc w:val="both"/>
-      </w:pPr>
-      <w:r>
-        <w:rPr>
-          <w:rFonts w:ascii="Times New Roman" w:hAnsi="Times New Roman"/>
-          <w:b w:val="0"/>
-          <w:i w:val="0"/>
-          <w:sz w:val="24"/>
-        </w:rPr>
-        <w:t>No melhor caso, o Python segue a curva √n de forma clara; o JavaScript mostra comportamento dominado por overhead fixo para n pequeno, convergindo para √n apenas nas entradas maiores. Esse desvio prático não invalida a análise teórica — ele ressalta que a análise assintótica descreve o crescimento para n suficientemente grande, e que constantes ocultas e custos fixos de runtime podem dominar em entradas pequenas.</w:t>
+        <w:spacing w:line="360" w:lineRule="auto"/>
+        <w:ind w:left="709" w:hanging="709"/>
+        <w:jc w:val="both"/>
+      </w:pPr>
+      <w:r>
+        <w:rPr>
+          <w:rFonts w:ascii="Times New Roman" w:hAnsi="Times New Roman"/>
+          <w:b w:val="0"/>
+          <w:i w:val="0"/>
+          <w:sz w:val="24"/>
+        </w:rPr>
+        <w:t>– Ambientes dinâmicos: o A* precisa ser reiniciado a cada mudança do mapa. D* e D* Lite foram desenvolvidos para replanejamento incremental eficiente.</w:t>
+      </w:r>
+    </w:p>
+    <w:p>
+      <w:pPr>
+        <w:pStyle w:val="ListParagraph"/>
+        <w:spacing w:line="360" w:lineRule="auto"/>
+        <w:ind w:left="709" w:hanging="709"/>
+        <w:jc w:val="both"/>
+      </w:pPr>
+      <w:r>
+        <w:rPr>
+          <w:rFonts w:ascii="Times New Roman" w:hAnsi="Times New Roman"/>
+          <w:b w:val="0"/>
+          <w:i w:val="0"/>
+          <w:sz w:val="24"/>
+        </w:rPr>
+        <w:t>– Pesos negativos: assim como o Dijkstra, o A* não funciona com arestas negativas. O Bellman-Ford (O(V·E)) é a alternativa.</w:t>
+      </w:r>
+    </w:p>
+    <w:p>
+      <w:pPr>
+        <w:pStyle w:val="ListParagraph"/>
+        <w:spacing w:line="360" w:lineRule="auto"/>
+        <w:ind w:left="709" w:hanging="709"/>
+        <w:jc w:val="both"/>
+      </w:pPr>
+      <w:r>
+        <w:rPr>
+          <w:rFonts w:ascii="Times New Roman" w:hAnsi="Times New Roman"/>
+          <w:b w:val="0"/>
+          <w:i w:val="0"/>
+          <w:sz w:val="24"/>
+        </w:rPr>
+        <w:t>– Múltiplas consultas: contraction hierarchies ou TRANSIT superam o A* puro quando muitos pares origem-destino precisam ser processados no mesmo grafo.</w:t>
+      </w:r>
+    </w:p>
+    <w:p>
+      <w:pPr>
+        <w:pStyle w:val="BodyText"/>
+        <w:spacing w:line="360" w:lineRule="auto"/>
+        <w:ind w:firstLine="709"/>
+        <w:jc w:val="both"/>
+      </w:pPr>
+      <w:r>
+        <w:rPr>
+          <w:rFonts w:ascii="Times New Roman" w:hAnsi="Times New Roman"/>
+          <w:b w:val="0"/>
+          <w:i w:val="0"/>
+          <w:sz w:val="24"/>
+        </w:rPr>
+        <w:t>Em resumo, o A* é altamente eficiente para consulta única em grafo estático com boa heurística, mas há situações — espaços imensos, ambientes dinâmicos ou múltiplas consultas — em que outras abordagens são preferíveis.</w:t>
       </w:r>
     </w:p>
     <w:p>
       <w:pPr>
         <w:pStyle w:val="Heading1"/>
-        <w:spacing w:line="240" w:lineRule="auto" w:before="65"/>
-        <w:ind w:left="337" w:hanging="280"/>
+        <w:numPr>
+          <w:ilvl w:val="0"/>
+          <w:numId w:val="0"/>
+        </w:numPr>
+        <w:spacing w:line="360" w:lineRule="auto" w:before="240"/>
         <w:jc w:val="left"/>
       </w:pPr>
       <w:r>
         <w:rPr>
           <w:rFonts w:ascii="Times New Roman" w:hAnsi="Times New Roman"/>
-        </w:rPr>
-        <w:t>APLICABILIDADE: EFICIÊNCIA E LIMITAÇÕES</w:t>
+          <w:b w:val="0"/>
+          <w:i w:val="0"/>
+          <w:sz w:val="24"/>
+        </w:rPr>
+        <w:t>6 REFLEXÃO TEÓRICA: CLASSES DE COMPLEXIDADE</w:t>
+      </w:r>
+    </w:p>
+    <w:p>
+      <w:pPr>
+        <w:pStyle w:val="BodyText"/>
+        <w:spacing w:line="360" w:lineRule="auto"/>
+        <w:ind w:firstLine="709"/>
+        <w:jc w:val="both"/>
+      </w:pPr>
+      <w:r>
+        <w:rPr>
+          <w:rFonts w:ascii="Times New Roman" w:hAnsi="Times New Roman"/>
+          <w:b w:val="0"/>
+          <w:i w:val="0"/>
+          <w:sz w:val="24"/>
+        </w:rPr>
+        <w:t>Esta seção relaciona o algoritmo estudado com as classes de complexidade P e NP e discute problemas correlatos de difícil solução.</w:t>
       </w:r>
     </w:p>
     <w:p>
       <w:pPr>
         <w:pStyle w:val="Heading2"/>
-        <w:spacing w:line="240" w:lineRule="auto" w:before="65"/>
+        <w:numPr>
+          <w:ilvl w:val="0"/>
+          <w:numId w:val="0"/>
+        </w:numPr>
+        <w:spacing w:line="360" w:lineRule="auto" w:before="120"/>
         <w:jc w:val="left"/>
       </w:pPr>
       <w:r>
@@ -7027,634 +7074,334 @@
           <w:rFonts w:ascii="Times New Roman" w:hAnsi="Times New Roman"/>
           <w:sz w:val="24"/>
         </w:rPr>
-        <w:t>Contextos de eficiência e aplicações</w:t>
+        <w:t>6.1 O problema pertence à classe P?</w:t>
       </w:r>
     </w:p>
     <w:p>
       <w:pPr>
         <w:pStyle w:val="BodyText"/>
-        <w:spacing w:line="312" w:lineRule="auto" w:before="281"/>
-        <w:ind w:left="766" w:right="196"/>
-        <w:jc w:val="both"/>
-      </w:pPr>
-      <w:r>
-        <w:rPr>
-          <w:rFonts w:ascii="Times New Roman" w:hAnsi="Times New Roman"/>
-          <w:b w:val="0"/>
-          <w:i w:val="0"/>
-          <w:sz w:val="24"/>
-        </w:rPr>
-        <w:t>O A* é o algoritmo de pathfinding mais amplamente utilizado em contextos onde: (a) existe um único par origem-destino por consulta, (b) os pesos das arestas são não negativos e (c) está disponível uma heurística admissível barata de calcular. Nessas condições, o A* supera o Dijkstra ao explorar muito menos vértices — como demonstrado neste trabalho, o melhor caso expande apenas √n vértices, enquanto o Dijkstra exploraria toda a grade (n vértices).</w:t>
+        <w:spacing w:line="360" w:lineRule="auto"/>
+        <w:ind w:firstLine="709"/>
+        <w:jc w:val="both"/>
+      </w:pPr>
+      <w:r>
+        <w:rPr>
+          <w:rFonts w:ascii="Times New Roman" w:hAnsi="Times New Roman"/>
+          <w:b w:val="0"/>
+          <w:i w:val="0"/>
+          <w:sz w:val="24"/>
+        </w:rPr>
+        <w:t>Sim. A classe P reúne os problemas de decisão resolúveis por algoritmo determinístico em tempo polinomial. O problema do caminho mínimo — versão de decisão: “existe caminho de custo ≤ k?” — é resolvido pelo A* em O(n log n), que é polinomial em n. Portanto o problema pertence a P.</w:t>
       </w:r>
     </w:p>
     <w:p>
       <w:pPr>
         <w:pStyle w:val="BodyText"/>
-        <w:spacing w:line="312" w:lineRule="auto" w:before="281"/>
-        <w:ind w:left="766" w:right="196"/>
-        <w:jc w:val="both"/>
-      </w:pPr>
-      <w:r>
-        <w:rPr>
-          <w:rFonts w:ascii="Times New Roman" w:hAnsi="Times New Roman"/>
-          <w:b w:val="0"/>
-          <w:i w:val="0"/>
-          <w:sz w:val="24"/>
-        </w:rPr>
-        <w:t>Entre os principais contextos de aplicação estão:</w:t>
+        <w:spacing w:line="360" w:lineRule="auto"/>
+        <w:ind w:firstLine="709"/>
+        <w:jc w:val="both"/>
+      </w:pPr>
+      <w:r>
+        <w:rPr>
+          <w:rFonts w:ascii="Times New Roman" w:hAnsi="Times New Roman"/>
+          <w:b w:val="0"/>
+          <w:i w:val="0"/>
+          <w:sz w:val="24"/>
+        </w:rPr>
+        <w:t>Como P ⊆ NP, o problema também pertence a NP: dado qualquer caminho proposto, basta percorrê-lo uma vez (O(n)) para verificar se o custo é ≤ k.</w:t>
+      </w:r>
+    </w:p>
+    <w:p>
+      <w:pPr>
+        <w:pStyle w:val="Heading2"/>
+        <w:numPr>
+          <w:ilvl w:val="0"/>
+          <w:numId w:val="0"/>
+        </w:numPr>
+        <w:spacing w:line="360" w:lineRule="auto" w:before="120"/>
+        <w:jc w:val="left"/>
+      </w:pPr>
+      <w:r>
+        <w:rPr>
+          <w:rFonts w:ascii="Times New Roman" w:hAnsi="Times New Roman"/>
+          <w:sz w:val="24"/>
+        </w:rPr>
+        <w:t>6.2 Existe uma versão NP do problema?</w:t>
+      </w:r>
+    </w:p>
+    <w:p>
+      <w:pPr>
+        <w:pStyle w:val="BodyText"/>
+        <w:spacing w:line="360" w:lineRule="auto"/>
+        <w:ind w:firstLine="709"/>
+        <w:jc w:val="both"/>
+      </w:pPr>
+      <w:r>
+        <w:rPr>
+          <w:rFonts w:ascii="Times New Roman" w:hAnsi="Times New Roman"/>
+          <w:b w:val="0"/>
+          <w:i w:val="0"/>
+          <w:sz w:val="24"/>
+        </w:rPr>
+        <w:t>O caminho mínimo usual não é NP-difícil, mas variações aparentemente pequenas elevam drasticamente a dificuldade:</w:t>
       </w:r>
     </w:p>
     <w:p>
       <w:pPr>
         <w:pStyle w:val="ListParagraph"/>
-        <w:spacing w:line="312" w:lineRule="auto"/>
-        <w:ind w:left="766" w:right="196"/>
-        <w:jc w:val="both"/>
-      </w:pPr>
-      <w:r>
-        <w:rPr>
-          <w:rFonts w:ascii="Times New Roman" w:hAnsi="Times New Roman"/>
-          <w:b w:val="0"/>
-          <w:i w:val="0"/>
-          <w:sz w:val="24"/>
-        </w:rPr>
-        <w:t>Jogos e motores de jogo: pathfinding de unidades em mapas em grade (estratégia em tempo real, RPGs) e em malhas de navegação (navmesh), que é a generalização do A* para superfícies 3D irregulares. O A* é o algoritmo padrão de bibliotecas como Recast/Detour (usada em Unity e Unreal Engine).</w:t>
+        <w:spacing w:line="360" w:lineRule="auto"/>
+        <w:ind w:left="709" w:hanging="709"/>
+        <w:jc w:val="both"/>
+      </w:pPr>
+      <w:r>
+        <w:rPr>
+          <w:rFonts w:ascii="Times New Roman" w:hAnsi="Times New Roman"/>
+          <w:b w:val="0"/>
+          <w:i w:val="0"/>
+          <w:sz w:val="24"/>
+        </w:rPr>
+        <w:t>– Caminho simples mais longo (longest path): NP-difícil. Trocar “menor” por “maior” elimina a subestrutura ótima que torna o caminho mínimo polinomial.</w:t>
       </w:r>
     </w:p>
     <w:p>
       <w:pPr>
         <w:pStyle w:val="ListParagraph"/>
-        <w:spacing w:line="312" w:lineRule="auto"/>
-        <w:ind w:left="766" w:right="196"/>
-        <w:jc w:val="both"/>
-      </w:pPr>
-      <w:r>
-        <w:rPr>
-          <w:rFonts w:ascii="Times New Roman" w:hAnsi="Times New Roman"/>
-          <w:b w:val="0"/>
-          <w:i w:val="0"/>
-          <w:sz w:val="24"/>
-        </w:rPr>
-        <w:t>Robótica e veículos autônomos: planejamento de rota em mapas de ocupação 2D ou 3D. A heurística euclideana (ou Manhattan para grades discretizadas) guia o robô de forma eficiente mesmo em ambientes com muitos obstáculos.</w:t>
+        <w:spacing w:line="360" w:lineRule="auto"/>
+        <w:ind w:left="709" w:hanging="709"/>
+        <w:jc w:val="both"/>
+      </w:pPr>
+      <w:r>
+        <w:rPr>
+          <w:rFonts w:ascii="Times New Roman" w:hAnsi="Times New Roman"/>
+          <w:b w:val="0"/>
+          <w:i w:val="0"/>
+          <w:sz w:val="24"/>
+        </w:rPr>
+        <w:t>– Caminho mínimo com restrições de recursos (RCSP): NP-difícil mesmo com pesos positivos. A restrição de orçamento adicional quebra a estrutura polinomial.</w:t>
       </w:r>
     </w:p>
     <w:p>
       <w:pPr>
         <w:pStyle w:val="ListParagraph"/>
-        <w:spacing w:line="312" w:lineRule="auto"/>
-        <w:ind w:left="766" w:right="196"/>
-        <w:jc w:val="both"/>
-      </w:pPr>
-      <w:r>
-        <w:rPr>
-          <w:rFonts w:ascii="Times New Roman" w:hAnsi="Times New Roman"/>
-          <w:b w:val="0"/>
-          <w:i w:val="0"/>
-          <w:sz w:val="24"/>
-        </w:rPr>
-        <w:t>Navegação e GPS: variantes do A* com heurísticas geográficas (distância em linha reta entre coordenadas) são a base de sistemas como o algoritmo ALT (A* with Landmarks and Triangle inequality) e das hierarquias de contração, que pré-processam grafos de rodovias para consultas de sub-milissegundo.</w:t>
+        <w:spacing w:line="360" w:lineRule="auto"/>
+        <w:ind w:left="709" w:hanging="709"/>
+        <w:jc w:val="both"/>
+      </w:pPr>
+      <w:r>
+        <w:rPr>
+          <w:rFonts w:ascii="Times New Roman" w:hAnsi="Times New Roman"/>
+          <w:b w:val="0"/>
+          <w:i w:val="0"/>
+          <w:sz w:val="24"/>
+        </w:rPr>
+        <w:t>– Planejamento multiagente (MAPF): NP-difícil. Encontrar caminhos de custo total mínimo para múltiplos agentes sem colisões não admite solução polinomial geral.</w:t>
       </w:r>
     </w:p>
     <w:p>
       <w:pPr>
         <w:pStyle w:val="ListParagraph"/>
-        <w:spacing w:line="312" w:lineRule="auto"/>
-        <w:ind w:left="766" w:right="196"/>
-        <w:jc w:val="both"/>
-      </w:pPr>
-      <w:r>
-        <w:rPr>
-          <w:rFonts w:ascii="Times New Roman" w:hAnsi="Times New Roman"/>
-          <w:b w:val="0"/>
-          <w:i w:val="0"/>
-          <w:sz w:val="24"/>
-        </w:rPr>
-        <w:t>Planejamento automático (IA clássica): resolução de puzzles como o 15-puzzle e o cubo mágico, usando heurísticas de padrão (pattern databases). O A* com essas heurísticas é o método ótimo de referência para benchmarks de planejamento.</w:t>
+        <w:spacing w:line="360" w:lineRule="auto"/>
+        <w:ind w:left="709" w:hanging="709"/>
+        <w:jc w:val="both"/>
+      </w:pPr>
+      <w:r>
+        <w:rPr>
+          <w:rFonts w:ascii="Times New Roman" w:hAnsi="Times New Roman"/>
+          <w:b w:val="0"/>
+          <w:i w:val="0"/>
+          <w:sz w:val="24"/>
+        </w:rPr>
+        <w:t>– Problema do (n²−1)-puzzle ótimo: NP-difícil (Ratner e Warmuth, 1990). O A* é ótimo nesses espaços, mas o número de estados é exponencial — logo o tempo também.</w:t>
+      </w:r>
+    </w:p>
+    <w:p>
+      <w:pPr>
+        <w:pStyle w:val="BodyText"/>
+        <w:spacing w:line="360" w:lineRule="auto"/>
+        <w:ind w:firstLine="709"/>
+        <w:jc w:val="both"/>
+      </w:pPr>
+      <w:r>
+        <w:rPr>
+          <w:rFonts w:ascii="Times New Roman" w:hAnsi="Times New Roman"/>
+          <w:b w:val="0"/>
+          <w:i w:val="0"/>
+          <w:sz w:val="24"/>
+        </w:rPr>
+        <w:t>A fronteira entre tratável e intratável é tênue: caminho mínimo em grafos explícitos está em P, mas restrições adicionais, troca do critério de otimização ou exponencialidade do espaço de estados mudam a classe.</w:t>
+      </w:r>
+    </w:p>
+    <w:p>
+      <w:pPr>
+        <w:pStyle w:val="Heading2"/>
+        <w:numPr>
+          <w:ilvl w:val="0"/>
+          <w:numId w:val="0"/>
+        </w:numPr>
+        <w:spacing w:line="360" w:lineRule="auto" w:before="120"/>
+        <w:jc w:val="left"/>
+      </w:pPr>
+      <w:r>
+        <w:rPr>
+          <w:rFonts w:ascii="Times New Roman" w:hAnsi="Times New Roman"/>
+          <w:sz w:val="24"/>
+        </w:rPr>
+        <w:t>6.3 Problemas semelhantes NP-completos</w:t>
+      </w:r>
+    </w:p>
+    <w:p>
+      <w:pPr>
+        <w:pStyle w:val="BodyText"/>
+        <w:spacing w:line="360" w:lineRule="auto"/>
+        <w:ind w:firstLine="709"/>
+        <w:jc w:val="both"/>
+      </w:pPr>
+      <w:r>
+        <w:rPr>
+          <w:rFonts w:ascii="Times New Roman" w:hAnsi="Times New Roman"/>
+          <w:b w:val="0"/>
+          <w:i w:val="0"/>
+          <w:sz w:val="24"/>
+        </w:rPr>
+        <w:t>Vários problemas de grafos se assemelham ao caminho mínimo mas são NP-completos:</w:t>
       </w:r>
     </w:p>
     <w:p>
       <w:pPr>
         <w:pStyle w:val="ListParagraph"/>
-        <w:spacing w:line="312" w:lineRule="auto"/>
-        <w:ind w:left="766" w:right="196"/>
-        <w:jc w:val="both"/>
-      </w:pPr>
-      <w:r>
-        <w:rPr>
-          <w:rFonts w:ascii="Times New Roman" w:hAnsi="Times New Roman"/>
-          <w:b w:val="0"/>
-          <w:i w:val="0"/>
-          <w:sz w:val="24"/>
-        </w:rPr>
-        <w:t>Redes e telecomunicações: roteamento em grafos de rede com estimativas de latência como heurística.</w:t>
+        <w:spacing w:line="360" w:lineRule="auto"/>
+        <w:ind w:left="709" w:hanging="709"/>
+        <w:jc w:val="both"/>
+      </w:pPr>
+      <w:r>
+        <w:rPr>
+          <w:rFonts w:ascii="Times New Roman" w:hAnsi="Times New Roman"/>
+          <w:b w:val="0"/>
+          <w:i w:val="0"/>
+          <w:sz w:val="24"/>
+        </w:rPr>
+        <w:t>– Problema do Caixeiro-Viajante (TSP): encontrar o ciclo de menor custo que visita todos os vértices exatamente uma vez. A versão de decisão (“existe tal ciclo com custo ≤ k?”) é NP-completa. A diferença fundamental: o TSP exige caminho hamiltoniano, o que quebra a propriedade de subestrutura ótima.</w:t>
+      </w:r>
+    </w:p>
+    <w:p>
+      <w:pPr>
+        <w:pStyle w:val="ListParagraph"/>
+        <w:spacing w:line="360" w:lineRule="auto"/>
+        <w:ind w:left="709" w:hanging="709"/>
+        <w:jc w:val="both"/>
+      </w:pPr>
+      <w:r>
+        <w:rPr>
+          <w:rFonts w:ascii="Times New Roman" w:hAnsi="Times New Roman"/>
+          <w:b w:val="0"/>
+          <w:i w:val="0"/>
+          <w:sz w:val="24"/>
+        </w:rPr>
+        <w:t>– Caminho Hamiltoniano: determinar se existe caminho simples passando por todos os vértices exatamente uma vez é NP-completo. O TSP com grafo completo é generalização ponderada.</w:t>
+      </w:r>
+    </w:p>
+    <w:p>
+      <w:pPr>
+        <w:pStyle w:val="ListParagraph"/>
+        <w:spacing w:line="360" w:lineRule="auto"/>
+        <w:ind w:left="709" w:hanging="709"/>
+        <w:jc w:val="both"/>
+      </w:pPr>
+      <w:r>
+        <w:rPr>
+          <w:rFonts w:ascii="Times New Roman" w:hAnsi="Times New Roman"/>
+          <w:b w:val="0"/>
+          <w:i w:val="0"/>
+          <w:sz w:val="24"/>
+        </w:rPr>
+        <w:t>– Múltiplos agentes com orçamento compartilhado: variantes em que n agentes minimizam custo total com restrição de orçamento são NP-difíceis.</w:t>
       </w:r>
     </w:p>
     <w:p>
       <w:pPr>
         <w:pStyle w:val="BodyText"/>
-        <w:spacing w:line="312" w:lineRule="auto" w:before="281"/>
-        <w:ind w:left="766" w:right="196"/>
-        <w:jc w:val="both"/>
-      </w:pPr>
-      <w:r>
-        <w:rPr>
-          <w:rFonts w:ascii="Times New Roman" w:hAnsi="Times New Roman"/>
-          <w:b w:val="0"/>
-          <w:i w:val="0"/>
-          <w:sz w:val="24"/>
-        </w:rPr>
-        <w:t>O algoritmo é especialmente eficiente quando a heurística é informativa (próxima do custo real), o grafo é esparso (baixa densidade de obstáculos) e o destino é único por consulta. Nessas condições, a prática confirma o comportamento do melhor e do caso médio: poucos vértices são explorados, e o tempo de execução é muito inferior ao custo do Dijkstra.</w:t>
-      </w:r>
-    </w:p>
-    <w:p>
-      <w:pPr>
-        <w:pStyle w:val="Heading2"/>
-        <w:spacing w:line="240" w:lineRule="auto" w:before="65"/>
+        <w:spacing w:line="360" w:lineRule="auto"/>
+        <w:ind w:firstLine="709"/>
+        <w:jc w:val="both"/>
+      </w:pPr>
+      <w:r>
+        <w:rPr>
+          <w:rFonts w:ascii="Times New Roman" w:hAnsi="Times New Roman"/>
+          <w:b w:val="0"/>
+          <w:i w:val="0"/>
+          <w:sz w:val="24"/>
+        </w:rPr>
+        <w:t>A comparação é instrutiva: o A* em P escala até 90.601 células em &lt; 100 ms, enquanto o TSP e o caminho hamiltoniano não têm solução polinomial conhecida. O fato de o A* pertencer a P é uma vantagem teórica expressiva: eficiência garantida e escalabilidade comprovada, ao contrário dos problemas NP-completos correlatos. Caso fosse descoberto algoritmo polinomial para qualquer NP-completo, ter-se-ia P = NP — uma das maiores questões em aberto da Ciência da Computação.</w:t>
+      </w:r>
+    </w:p>
+    <w:p>
+      <w:pPr>
+        <w:pStyle w:val="Heading1"/>
+        <w:numPr>
+          <w:ilvl w:val="0"/>
+          <w:numId w:val="0"/>
+        </w:numPr>
+        <w:spacing w:line="360" w:lineRule="auto" w:before="240"/>
         <w:jc w:val="left"/>
       </w:pPr>
       <w:r>
         <w:rPr>
           <w:rFonts w:ascii="Times New Roman" w:hAnsi="Times New Roman"/>
-          <w:sz w:val="24"/>
-        </w:rPr>
-        <w:t>Limitações</w:t>
+          <w:b w:val="0"/>
+          <w:i w:val="0"/>
+          <w:sz w:val="24"/>
+        </w:rPr>
+        <w:t>7 EXECUÇÃO DO PROJETO</w:t>
       </w:r>
     </w:p>
     <w:p>
       <w:pPr>
         <w:pStyle w:val="BodyText"/>
-        <w:spacing w:line="312" w:lineRule="auto" w:before="281"/>
-        <w:ind w:left="766" w:right="196"/>
-        <w:jc w:val="both"/>
-      </w:pPr>
-      <w:r>
-        <w:rPr>
-          <w:rFonts w:ascii="Times New Roman" w:hAnsi="Times New Roman"/>
-          <w:b w:val="0"/>
-          <w:i w:val="0"/>
-          <w:sz w:val="24"/>
-        </w:rPr>
-        <w:t>Apesar da ampla aplicabilidade, o A* possui limitações relevantes:</w:t>
-      </w:r>
-    </w:p>
-    <w:p>
-      <w:pPr>
-        <w:pStyle w:val="ListParagraph"/>
-        <w:spacing w:line="312" w:lineRule="auto"/>
-        <w:ind w:left="766" w:right="196"/>
-        <w:jc w:val="both"/>
-      </w:pPr>
-      <w:r>
-        <w:rPr>
-          <w:rFonts w:ascii="Times New Roman" w:hAnsi="Times New Roman"/>
-          <w:b w:val="0"/>
-          <w:i w:val="0"/>
-          <w:sz w:val="24"/>
-        </w:rPr>
-        <w:t>Memória O(n): o A* mantém em memória todos os vértices descobertos (g-scores, pais e heap). Em espaços de estados muito grandes — como o espaço de configurações do 15-puzzle (≈ 10¹³ estados) ou de planejamento de tarefas — a fronteira pode crescer exponencialmente até esgotar a memória. Variantes como IDA* (busca iterativa por aprofundamento), SMA* e fringe search trocam memória por recomputação, tornando-se mais adequadas nesses casos.</w:t>
-      </w:r>
-    </w:p>
-    <w:p>
-      <w:pPr>
-        <w:pStyle w:val="ListParagraph"/>
-        <w:spacing w:line="312" w:lineRule="auto"/>
-        <w:ind w:left="766" w:right="196"/>
-        <w:jc w:val="both"/>
-      </w:pPr>
-      <w:r>
-        <w:rPr>
-          <w:rFonts w:ascii="Times New Roman" w:hAnsi="Times New Roman"/>
-          <w:b w:val="0"/>
-          <w:i w:val="0"/>
-          <w:sz w:val="24"/>
-        </w:rPr>
-        <w:t>Qualidade da heurística: o desempenho do A* depende criticamente da precisão de h. Se a heurística for fraca (h ≡ 0, por exemplo), o algoritmo degenera para Dijkstra, explorando n vértices mesmo que o destino esteja próximo — como observado no pior caso deste trabalho. Por outro lado, heurísticas inadmissíveis (que superestimam o custo) aceleram a busca mas perdem a garantia de otimalidade; variantes como Weighted A* exploram esse trade-off deliberadamente.</w:t>
-      </w:r>
-    </w:p>
-    <w:p>
-      <w:pPr>
-        <w:pStyle w:val="ListParagraph"/>
-        <w:spacing w:line="312" w:lineRule="auto"/>
-        <w:ind w:left="766" w:right="196"/>
-        <w:jc w:val="both"/>
-      </w:pPr>
-      <w:r>
-        <w:rPr>
-          <w:rFonts w:ascii="Times New Roman" w:hAnsi="Times New Roman"/>
-          <w:b w:val="0"/>
-          <w:i w:val="0"/>
-          <w:sz w:val="24"/>
-        </w:rPr>
-        <w:t>Ambientes dinâmicos: em mapas que mudam durante a execução (obstáculos móveis, custos variáveis), o A* precisa ser executado do zero a cada mudança. Algoritmos como D* e D* Lite foram desenvolvidos especificamente para replanejamento incremental eficiente.</w:t>
-      </w:r>
-    </w:p>
-    <w:p>
-      <w:pPr>
-        <w:pStyle w:val="ListParagraph"/>
-        <w:spacing w:line="312" w:lineRule="auto"/>
-        <w:ind w:left="766" w:right="196"/>
-        <w:jc w:val="both"/>
-      </w:pPr>
-      <w:r>
-        <w:rPr>
-          <w:rFonts w:ascii="Times New Roman" w:hAnsi="Times New Roman"/>
-          <w:b w:val="0"/>
-          <w:i w:val="0"/>
-          <w:sz w:val="24"/>
-        </w:rPr>
-        <w:t>Pesos negativos: assim como o Dijkstra, o A* não funciona corretamente com arestas de peso negativo. O Bellman-Ford, com complexidade O(V·E), é a alternativa para esses casos.</w:t>
-      </w:r>
-    </w:p>
-    <w:p>
-      <w:pPr>
-        <w:pStyle w:val="ListParagraph"/>
-        <w:spacing w:line="312" w:lineRule="auto"/>
-        <w:ind w:left="766" w:right="196"/>
-        <w:jc w:val="both"/>
-      </w:pPr>
-      <w:r>
-        <w:rPr>
-          <w:rFonts w:ascii="Times New Roman" w:hAnsi="Times New Roman"/>
-          <w:b w:val="0"/>
-          <w:i w:val="0"/>
-          <w:sz w:val="24"/>
-        </w:rPr>
-        <w:t>Múltiplas consultas: quando são necessários caminhos entre muitos pares origem-destino no mesmo grafo, técnicas de pré-processamento como contraction hierarchies ou TRANSIT superam o A* puro por ordens de grandeza, ao armazenar atalhos pré-computados.</w:t>
+        <w:spacing w:line="360" w:lineRule="auto"/>
+        <w:ind w:firstLine="709"/>
+        <w:jc w:val="both"/>
+      </w:pPr>
+      <w:r>
+        <w:rPr>
+          <w:rFonts w:ascii="Times New Roman" w:hAnsi="Times New Roman"/>
+          <w:b w:val="0"/>
+          <w:i w:val="0"/>
+          <w:sz w:val="24"/>
+        </w:rPr>
+        <w:t xml:space="preserve">Esta seção descreve como reproduzir o experimento a partir do código-fonte. Repositório: </w:t>
+      </w:r>
+      <w:r>
+        <w:rPr>
+          <w:rFonts w:ascii="Times New Roman" w:hAnsi="Times New Roman"/>
+          <w:b w:val="0"/>
+          <w:i/>
+          <w:sz w:val="24"/>
+        </w:rPr>
+        <w:t>https://github.com/P4d1lh4/Projeto-Teoria-A-</w:t>
       </w:r>
     </w:p>
     <w:p>
       <w:pPr>
         <w:pStyle w:val="BodyText"/>
-        <w:spacing w:line="312" w:lineRule="auto" w:before="281"/>
-        <w:ind w:left="766" w:right="196"/>
-        <w:jc w:val="both"/>
-      </w:pPr>
-      <w:r>
-        <w:rPr>
-          <w:rFonts w:ascii="Times New Roman" w:hAnsi="Times New Roman"/>
-          <w:b w:val="0"/>
-          <w:i w:val="0"/>
-          <w:sz w:val="24"/>
-        </w:rPr>
-        <w:t>Em resumo, o A* é altamente eficiente para o cenário de consulta única em grafo estático com boa heurística, mas existem situações — espaços de estados imensos, ambientes dinâmicos ou múltiplas consultas — em que outras abordagens são preferíveis.</w:t>
-      </w:r>
-    </w:p>
-    <w:p>
-      <w:pPr>
-        <w:pStyle w:val="Heading1"/>
-        <w:spacing w:line="240" w:lineRule="auto" w:before="65"/>
-        <w:ind w:left="337" w:hanging="280"/>
-        <w:jc w:val="left"/>
-      </w:pPr>
-      <w:r>
-        <w:rPr>
-          <w:rFonts w:ascii="Times New Roman" w:hAnsi="Times New Roman"/>
-        </w:rPr>
-        <w:t>REFLEXÃO TEÓRICA: CLASSES DE COMPLEXIDADE</w:t>
-      </w:r>
-    </w:p>
-    <w:p>
-      <w:pPr>
-        <w:pStyle w:val="BodyText"/>
-        <w:spacing w:line="312" w:lineRule="auto" w:before="281"/>
-        <w:ind w:left="766" w:right="196"/>
-        <w:jc w:val="both"/>
-      </w:pPr>
-      <w:r>
-        <w:rPr>
-          <w:rFonts w:ascii="Times New Roman" w:hAnsi="Times New Roman"/>
-          <w:b w:val="0"/>
-          <w:i w:val="0"/>
-          <w:sz w:val="24"/>
-        </w:rPr>
-        <w:t>Esta seção relaciona o algoritmo estudado com as classes de complexidade computacional, em especial as classes P e NP, e discute a existência de problemas correlatos de difícil solução.</w:t>
-      </w:r>
-    </w:p>
-    <w:p>
-      <w:pPr>
-        <w:pStyle w:val="Heading2"/>
-        <w:spacing w:line="240" w:lineRule="auto" w:before="65"/>
-        <w:jc w:val="left"/>
-      </w:pPr>
-      <w:r>
-        <w:rPr>
-          <w:rFonts w:ascii="Times New Roman" w:hAnsi="Times New Roman"/>
-          <w:sz w:val="24"/>
-        </w:rPr>
-        <w:t>O problema pertence à classe P?</w:t>
-      </w:r>
-    </w:p>
-    <w:p>
-      <w:pPr>
-        <w:pStyle w:val="BodyText"/>
-        <w:spacing w:line="312" w:lineRule="auto" w:before="281"/>
-        <w:ind w:left="766" w:right="196"/>
-        <w:jc w:val="both"/>
-      </w:pPr>
-      <w:r>
-        <w:rPr>
-          <w:rFonts w:ascii="Times New Roman" w:hAnsi="Times New Roman"/>
-          <w:b w:val="0"/>
-          <w:i w:val="0"/>
-          <w:sz w:val="24"/>
-        </w:rPr>
-        <w:t>Sim. A classe P é composta pelos problemas de decisão que podem ser resolvidos por um algoritmo determinístico em tempo polinomial em relação ao tamanho da entrada. O problema do caminho mínimo entre dois vértices — na versão de decisão "existe caminho de custo ≤ k?" — é resolvido pelo A* em tempo O(n log n), que é polinomial em n (número de células). Portanto, o problema pertence à classe P: existe um algoritmo eficiente e exato que o resolve em tempo polinomial.</w:t>
-      </w:r>
-    </w:p>
-    <w:p>
-      <w:pPr>
-        <w:pStyle w:val="BodyText"/>
-        <w:spacing w:line="312" w:lineRule="auto" w:before="281"/>
-        <w:ind w:left="766" w:right="196"/>
-        <w:jc w:val="both"/>
-      </w:pPr>
-      <w:r>
-        <w:rPr>
-          <w:rFonts w:ascii="Times New Roman" w:hAnsi="Times New Roman"/>
-          <w:b w:val="0"/>
-          <w:i w:val="0"/>
-          <w:sz w:val="24"/>
-        </w:rPr>
-        <w:t>Uma consequência direta é que o problema também pertence à classe NP, já que P ⊆ NP. Em termos práticos, isso significa que para qualquer caminho proposto como solução, basta percorrê-lo uma vez (em tempo O(n)) para verificar se o custo é ≤ k — verificação polinomial e fácil.</w:t>
-      </w:r>
-    </w:p>
-    <w:p>
-      <w:pPr>
-        <w:pStyle w:val="Heading2"/>
-        <w:spacing w:line="240" w:lineRule="auto" w:before="65"/>
-        <w:jc w:val="left"/>
-      </w:pPr>
-      <w:r>
-        <w:rPr>
-          <w:rFonts w:ascii="Times New Roman" w:hAnsi="Times New Roman"/>
-          <w:sz w:val="24"/>
-        </w:rPr>
-        <w:t>Existe uma versão NP do problema?</w:t>
-      </w:r>
-    </w:p>
-    <w:p>
-      <w:pPr>
-        <w:pStyle w:val="BodyText"/>
-        <w:spacing w:line="312" w:lineRule="auto" w:before="281"/>
-        <w:ind w:left="766" w:right="196"/>
-        <w:jc w:val="both"/>
-      </w:pPr>
-      <w:r>
-        <w:rPr>
-          <w:rFonts w:ascii="Times New Roman" w:hAnsi="Times New Roman"/>
-          <w:b w:val="0"/>
-          <w:i w:val="0"/>
-          <w:sz w:val="24"/>
-        </w:rPr>
-        <w:t>O problema do caminho mínimo, na sua forma usual, não é NP-difícil. Contudo, variações aparentemente pequenas no enunciado podem elevar drasticamente a dificuldade:</w:t>
-      </w:r>
-    </w:p>
-    <w:p>
-      <w:pPr>
-        <w:pStyle w:val="ListParagraph"/>
-        <w:spacing w:line="312" w:lineRule="auto"/>
-        <w:ind w:left="766" w:right="196"/>
-        <w:jc w:val="both"/>
-      </w:pPr>
-      <w:r>
-        <w:rPr>
-          <w:rFonts w:ascii="Times New Roman" w:hAnsi="Times New Roman"/>
-          <w:b w:val="0"/>
-          <w:i w:val="0"/>
-          <w:sz w:val="24"/>
-        </w:rPr>
-        <w:t>Caminho simples mais longo (longest path): encontrar o caminho simples de maior custo entre dois vértices é NP-difícil. A diferença em relação ao caminho mínimo é apenas trocar "menor" por "maior", mas isso elimina a propriedade de subestrutura ótima (princípio da otimalidade) que torna o caminho mínimo solúvel em tempo polinomial.</w:t>
-      </w:r>
-    </w:p>
-    <w:p>
-      <w:pPr>
-        <w:pStyle w:val="ListParagraph"/>
-        <w:spacing w:line="312" w:lineRule="auto"/>
-        <w:ind w:left="766" w:right="196"/>
-        <w:jc w:val="both"/>
-      </w:pPr>
-      <w:r>
-        <w:rPr>
-          <w:rFonts w:ascii="Times New Roman" w:hAnsi="Times New Roman"/>
-          <w:b w:val="0"/>
-          <w:i w:val="0"/>
-          <w:sz w:val="24"/>
-        </w:rPr>
-        <w:t>Caminho mínimo com restrições de recursos (RCSP): o problema do caminho mínimo com restrição de recursos — "encontrar o caminho de menor custo sujeito a não exceder um orçamento de algum outro recurso (tempo, combustível, etc.)" — é NP-difícil. Mesmo com pesos não negativos, a presença de restrições adicionais quebra a estrutura polinomial.</w:t>
-      </w:r>
-    </w:p>
-    <w:p>
-      <w:pPr>
-        <w:pStyle w:val="ListParagraph"/>
-        <w:spacing w:line="312" w:lineRule="auto"/>
-        <w:ind w:left="766" w:right="196"/>
-        <w:jc w:val="both"/>
-      </w:pPr>
-      <w:r>
-        <w:rPr>
-          <w:rFonts w:ascii="Times New Roman" w:hAnsi="Times New Roman"/>
-          <w:b w:val="0"/>
-          <w:i w:val="0"/>
-          <w:sz w:val="24"/>
-        </w:rPr>
-        <w:t>Planejamento multiagente ótimo (Multi-Agent Pathfinding, MAPF): encontrar caminhos de custo total mínimo para múltiplos agentes em um grafo compartilhado, sem colisões, é NP-difícil. O A* pode ser adaptado para MAPF (CBS — Conflict-Based Search), mas o problema em geral não admite solução polinomial.</w:t>
-      </w:r>
-    </w:p>
-    <w:p>
-      <w:pPr>
-        <w:pStyle w:val="ListParagraph"/>
-        <w:spacing w:line="312" w:lineRule="auto"/>
-        <w:ind w:left="766" w:right="196"/>
-        <w:jc w:val="both"/>
-      </w:pPr>
-      <w:r>
-        <w:rPr>
-          <w:rFonts w:ascii="Times New Roman" w:hAnsi="Times New Roman"/>
-          <w:b w:val="0"/>
-          <w:i w:val="0"/>
-          <w:sz w:val="24"/>
-        </w:rPr>
-        <w:t>Problema do (n²−1)-puzzle ótimo: a generalização do 15-puzzle para n² − 1 peças é NP-difícil (Ratner e Warmuth, 1990). O A* continua correto e ótimo nesses espaços de estados, mas o número de estados é exponencial em n — o algoritmo roda em tempo exponencial. Ser ótimo não implica ser polinomial quando o espaço de estados é exponencial.</w:t>
-      </w:r>
-    </w:p>
-    <w:p>
-      <w:pPr>
-        <w:pStyle w:val="BodyText"/>
-        <w:spacing w:line="312" w:lineRule="auto" w:before="281"/>
-        <w:ind w:left="766" w:right="196"/>
-        <w:jc w:val="both"/>
-      </w:pPr>
-      <w:r>
-        <w:rPr>
-          <w:rFonts w:ascii="Times New Roman" w:hAnsi="Times New Roman"/>
-          <w:b w:val="0"/>
-          <w:i w:val="0"/>
-          <w:sz w:val="24"/>
-        </w:rPr>
-        <w:t>A fronteira entre tratável e intratável é, portanto, tênue: o caminho mínimo em grafos explícitos está em P, mas bastam restrições adicionais, a troca do critério de otimização ou a exponencialidade do espaço de estados para a classe mudar.</w:t>
-      </w:r>
-    </w:p>
-    <w:p>
-      <w:pPr>
-        <w:pStyle w:val="Heading2"/>
-        <w:spacing w:line="240" w:lineRule="auto" w:before="65"/>
-        <w:jc w:val="left"/>
-      </w:pPr>
-      <w:r>
-        <w:rPr>
-          <w:rFonts w:ascii="Times New Roman" w:hAnsi="Times New Roman"/>
-          <w:sz w:val="24"/>
-        </w:rPr>
-        <w:t>Problemas semelhantes NP-completos</w:t>
-      </w:r>
-    </w:p>
-    <w:p>
-      <w:pPr>
-        <w:pStyle w:val="BodyText"/>
-        <w:spacing w:line="312" w:lineRule="auto" w:before="281"/>
-        <w:ind w:left="766" w:right="196"/>
-        <w:jc w:val="both"/>
-      </w:pPr>
-      <w:r>
-        <w:rPr>
-          <w:rFonts w:ascii="Times New Roman" w:hAnsi="Times New Roman"/>
-          <w:b w:val="0"/>
-          <w:i w:val="0"/>
-          <w:sz w:val="24"/>
-        </w:rPr>
-        <w:t>Existem problemas de grafos que se assemelham superficialmente ao caminho mínimo — minimizar custo em um grafo — mas são NP-completos (na forma de decisão) ou NP-difíceis (na forma de otimização):</w:t>
-      </w:r>
-    </w:p>
-    <w:p>
-      <w:pPr>
-        <w:pStyle w:val="ListParagraph"/>
-        <w:spacing w:line="312" w:lineRule="auto"/>
-        <w:ind w:left="766" w:right="196"/>
-        <w:jc w:val="both"/>
-      </w:pPr>
-      <w:r>
-        <w:rPr>
-          <w:rFonts w:ascii="Times New Roman" w:hAnsi="Times New Roman"/>
-          <w:b w:val="0"/>
-          <w:i w:val="0"/>
-          <w:sz w:val="24"/>
-        </w:rPr>
-        <w:t>Problema do Caixeiro-Viajante (Travelling Salesman Problem, TSP): encontrar o ciclo de menor custo que visita todos os vértices exatamente uma vez. A versão de decisão ("existe tal ciclo com custo ≤ k?") é NP-completa. A diferença fundamental em relação ao caminho mínimo é a restrição de visitação: no TSP, o caminho deve ser hamiltoniano, enquanto no caminho mínimo não há restrição de quais vértices visitar.</w:t>
-      </w:r>
-    </w:p>
-    <w:p>
-      <w:pPr>
-        <w:pStyle w:val="ListParagraph"/>
-        <w:spacing w:line="312" w:lineRule="auto"/>
-        <w:ind w:left="766" w:right="196"/>
-        <w:jc w:val="both"/>
-      </w:pPr>
-      <w:r>
-        <w:rPr>
-          <w:rFonts w:ascii="Times New Roman" w:hAnsi="Times New Roman"/>
-          <w:b w:val="0"/>
-          <w:i w:val="0"/>
-          <w:sz w:val="24"/>
-        </w:rPr>
-        <w:t>Caminho Hamiltoniano: determinar se existe um caminho simples que passa por todos os vértices exatamente uma vez é NP-completo. O TSP com grafo completo é uma generalização ponderada deste problema.</w:t>
-      </w:r>
-    </w:p>
-    <w:p>
-      <w:pPr>
-        <w:pStyle w:val="ListParagraph"/>
-        <w:spacing w:line="312" w:lineRule="auto"/>
-        <w:ind w:left="766" w:right="196"/>
-        <w:jc w:val="both"/>
-      </w:pPr>
-      <w:r>
-        <w:rPr>
-          <w:rFonts w:ascii="Times New Roman" w:hAnsi="Times New Roman"/>
-          <w:b w:val="0"/>
-          <w:i w:val="0"/>
-          <w:sz w:val="24"/>
-        </w:rPr>
-        <w:t>Caminho mínimo entre múltiplos pares com orçamento compartilhado: variantes em que n agentes precisam encontrar caminhos mínimos e o custo total não pode exceder um orçamento são NP-difíceis — evidência de que a versão multiagente é qualitativamente mais difícil.</w:t>
-      </w:r>
-    </w:p>
-    <w:p>
-      <w:pPr>
-        <w:pStyle w:val="BodyText"/>
-        <w:spacing w:line="312" w:lineRule="auto" w:before="281"/>
-        <w:ind w:left="766" w:right="196"/>
-        <w:jc w:val="both"/>
-      </w:pPr>
-      <w:r>
-        <w:rPr>
-          <w:rFonts w:ascii="Times New Roman" w:hAnsi="Times New Roman"/>
-          <w:b w:val="0"/>
-          <w:i w:val="0"/>
-          <w:sz w:val="24"/>
-        </w:rPr>
-        <w:t>A comparação é instrutiva: enquanto o caminho mínimo resolvido pelo A* está em P e escala bem (confirmado pelos experimentos com até 90.601 células em menos de 100 ms), o TSP e o caminho hamiltoniano não possuem, até hoje, algoritmo de tempo polinomial conhecido. Caso fosse descoberto tal algoritmo para qualquer problema NP-completo, ter-se-ia P = NP — uma das maiores questões em aberto da Ciência da Computação. O fato de o A* pertencer à classe P é, portanto, uma vantagem teórica expressiva: garante eficiência comprovada e escalabilidade, ao contrário dos problemas NP-completos correlatos.</w:t>
-      </w:r>
-    </w:p>
-    <w:p>
-      <w:pPr>
-        <w:pStyle w:val="Heading1"/>
-        <w:spacing w:line="240" w:lineRule="auto" w:before="65"/>
-        <w:ind w:left="337" w:hanging="280"/>
-        <w:jc w:val="left"/>
-      </w:pPr>
-      <w:r>
-        <w:rPr>
-          <w:rFonts w:ascii="Times New Roman" w:hAnsi="Times New Roman"/>
-        </w:rPr>
-        <w:t>EXECUÇÃO DO PROJETO</w:t>
-      </w:r>
-    </w:p>
-    <w:p>
-      <w:pPr>
-        <w:pStyle w:val="BodyText"/>
-        <w:spacing w:line="312" w:lineRule="auto" w:before="281"/>
-        <w:ind w:left="766" w:right="196"/>
-        <w:jc w:val="both"/>
-      </w:pPr>
-      <w:r>
-        <w:rPr>
-          <w:rFonts w:ascii="Times New Roman" w:hAnsi="Times New Roman"/>
-          <w:b w:val="0"/>
-          <w:i w:val="0"/>
-          <w:sz w:val="24"/>
-        </w:rPr>
-        <w:t xml:space="preserve">Esta seção descreve como reproduzir todo o experimento a partir do código-fonte. O repositório está disponível em: </w:t>
-      </w:r>
-      <w:r>
-        <w:rPr>
-          <w:rFonts w:ascii="Times New Roman" w:hAnsi="Times New Roman"/>
-          <w:b w:val="0"/>
-          <w:i/>
-          <w:sz w:val="24"/>
-        </w:rPr>
-        <w:t>https://github.com/P4d1lh4/Projeto-Teoria-A-</w:t>
-      </w:r>
-    </w:p>
-    <w:p>
-      <w:pPr>
-        <w:pStyle w:val="BodyText"/>
-        <w:spacing w:line="312" w:lineRule="auto" w:before="281"/>
-        <w:ind w:left="766" w:right="196"/>
-        <w:jc w:val="both"/>
-      </w:pPr>
-      <w:r>
-        <w:rPr>
-          <w:rFonts w:ascii="Times New Roman" w:hAnsi="Times New Roman"/>
-          <w:b w:val="0"/>
-          <w:i w:val="0"/>
-          <w:sz w:val="24"/>
-        </w:rPr>
-        <w:t>A estrutura de pastas do projeto é a seguinte:</w:t>
+        <w:spacing w:line="360" w:lineRule="auto"/>
+        <w:ind w:firstLine="709"/>
+        <w:jc w:val="both"/>
+      </w:pPr>
+      <w:r>
+        <w:rPr>
+          <w:rFonts w:ascii="Times New Roman" w:hAnsi="Times New Roman"/>
+          <w:b w:val="0"/>
+          <w:i w:val="0"/>
+          <w:sz w:val="24"/>
+        </w:rPr>
+        <w:t>Estrutura de pastas:</w:t>
       </w:r>
     </w:p>
     <w:p>
       <w:pPr>
         <w:jc w:val="left"/>
         <w:spacing w:line="240" w:lineRule="auto"/>
-        <w:ind w:left="720"/>
+        <w:ind w:left="709"/>
       </w:pPr>
       <w:r>
         <w:rPr>
@@ -7670,7 +7417,7 @@
       <w:pPr>
         <w:jc w:val="left"/>
         <w:spacing w:line="240" w:lineRule="auto"/>
-        <w:ind w:left="720"/>
+        <w:ind w:left="709"/>
       </w:pPr>
       <w:r>
         <w:rPr>
@@ -7686,7 +7433,7 @@
       <w:pPr>
         <w:jc w:val="left"/>
         <w:spacing w:line="240" w:lineRule="auto"/>
-        <w:ind w:left="720"/>
+        <w:ind w:left="709"/>
       </w:pPr>
       <w:r>
         <w:rPr>
@@ -7702,7 +7449,7 @@
       <w:pPr>
         <w:jc w:val="left"/>
         <w:spacing w:line="240" w:lineRule="auto"/>
-        <w:ind w:left="720"/>
+        <w:ind w:left="709"/>
       </w:pPr>
       <w:r>
         <w:rPr>
@@ -7718,7 +7465,7 @@
       <w:pPr>
         <w:jc w:val="left"/>
         <w:spacing w:line="240" w:lineRule="auto"/>
-        <w:ind w:left="720"/>
+        <w:ind w:left="709"/>
       </w:pPr>
       <w:r>
         <w:rPr>
@@ -7734,7 +7481,7 @@
       <w:pPr>
         <w:jc w:val="left"/>
         <w:spacing w:line="240" w:lineRule="auto"/>
-        <w:ind w:left="720"/>
+        <w:ind w:left="709"/>
       </w:pPr>
       <w:r>
         <w:rPr>
@@ -7749,7 +7496,11 @@
     <w:p>
       <w:pPr>
         <w:pStyle w:val="Heading2"/>
-        <w:spacing w:line="240" w:lineRule="auto" w:before="65"/>
+        <w:numPr>
+          <w:ilvl w:val="0"/>
+          <w:numId w:val="0"/>
+        </w:numPr>
+        <w:spacing w:line="360" w:lineRule="auto" w:before="120"/>
         <w:jc w:val="left"/>
       </w:pPr>
       <w:r>
@@ -7757,31 +7508,31 @@
           <w:rFonts w:ascii="Times New Roman" w:hAnsi="Times New Roman"/>
           <w:sz w:val="24"/>
         </w:rPr>
-        <w:t>Pré-requisitos</w:t>
+        <w:t>7.1 Pré-requisitos</w:t>
       </w:r>
     </w:p>
     <w:p>
       <w:pPr>
         <w:pStyle w:val="BodyText"/>
-        <w:spacing w:line="312" w:lineRule="auto" w:before="281"/>
-        <w:ind w:left="766" w:right="196"/>
-        <w:jc w:val="both"/>
-      </w:pPr>
-      <w:r>
-        <w:rPr>
-          <w:rFonts w:ascii="Times New Roman" w:hAnsi="Times New Roman"/>
-          <w:b w:val="0"/>
-          <w:i w:val="0"/>
-          <w:sz w:val="24"/>
-        </w:rPr>
-        <w:t>É necessário ter Python 3.10+ e Node.js 18+ instalados. A única dependência de análise em Python é o matplotlib:</w:t>
+        <w:spacing w:line="360" w:lineRule="auto"/>
+        <w:ind w:firstLine="709"/>
+        <w:jc w:val="both"/>
+      </w:pPr>
+      <w:r>
+        <w:rPr>
+          <w:rFonts w:ascii="Times New Roman" w:hAnsi="Times New Roman"/>
+          <w:b w:val="0"/>
+          <w:i w:val="0"/>
+          <w:sz w:val="24"/>
+        </w:rPr>
+        <w:t>Python 3.10+ e Node.js 18+. Única dependência Python de análise:</w:t>
       </w:r>
     </w:p>
     <w:p>
       <w:pPr>
         <w:jc w:val="left"/>
         <w:spacing w:line="240" w:lineRule="auto"/>
-        <w:ind w:left="720"/>
+        <w:ind w:left="709"/>
       </w:pPr>
       <w:r>
         <w:rPr>
@@ -7796,7 +7547,11 @@
     <w:p>
       <w:pPr>
         <w:pStyle w:val="Heading2"/>
-        <w:spacing w:line="240" w:lineRule="auto" w:before="65"/>
+        <w:numPr>
+          <w:ilvl w:val="0"/>
+          <w:numId w:val="0"/>
+        </w:numPr>
+        <w:spacing w:line="360" w:lineRule="auto" w:before="120"/>
         <w:jc w:val="left"/>
       </w:pPr>
       <w:r>
@@ -7804,14 +7559,14 @@
           <w:rFonts w:ascii="Times New Roman" w:hAnsi="Times New Roman"/>
           <w:sz w:val="24"/>
         </w:rPr>
-        <w:t>Executando os testes</w:t>
+        <w:t>7.2 Executando os testes</w:t>
       </w:r>
     </w:p>
     <w:p>
       <w:pPr>
         <w:jc w:val="left"/>
         <w:spacing w:line="240" w:lineRule="auto"/>
-        <w:ind w:left="720"/>
+        <w:ind w:left="709"/>
       </w:pPr>
       <w:r>
         <w:rPr>
@@ -7820,14 +7575,14 @@
           <w:i w:val="0"/>
           <w:sz w:val="20"/>
         </w:rPr>
-        <w:t># Testes unitários em Python</w:t>
+        <w:t># Testes unitários Python</w:t>
       </w:r>
     </w:p>
     <w:p>
       <w:pPr>
         <w:jc w:val="left"/>
         <w:spacing w:line="240" w:lineRule="auto"/>
-        <w:ind w:left="720"/>
+        <w:ind w:left="709"/>
       </w:pPr>
       <w:r>
         <w:rPr>
@@ -7843,7 +7598,7 @@
       <w:pPr>
         <w:jc w:val="left"/>
         <w:spacing w:line="240" w:lineRule="auto"/>
-        <w:ind w:left="720"/>
+        <w:ind w:left="709"/>
       </w:pPr>
       <w:r>
         <w:rPr>
@@ -7858,7 +7613,7 @@
       <w:pPr>
         <w:jc w:val="left"/>
         <w:spacing w:line="240" w:lineRule="auto"/>
-        <w:ind w:left="720"/>
+        <w:ind w:left="709"/>
       </w:pPr>
       <w:r>
         <w:rPr>
@@ -7867,14 +7622,14 @@
           <w:i w:val="0"/>
           <w:sz w:val="20"/>
         </w:rPr>
-        <w:t># Testes em JavaScript</w:t>
+        <w:t># Testes JavaScript</w:t>
       </w:r>
     </w:p>
     <w:p>
       <w:pPr>
         <w:jc w:val="left"/>
         <w:spacing w:line="240" w:lineRule="auto"/>
-        <w:ind w:left="720"/>
+        <w:ind w:left="709"/>
       </w:pPr>
       <w:r>
         <w:rPr>
@@ -7890,7 +7645,7 @@
       <w:pPr>
         <w:jc w:val="left"/>
         <w:spacing w:line="240" w:lineRule="auto"/>
-        <w:ind w:left="720"/>
+        <w:ind w:left="709"/>
       </w:pPr>
       <w:r>
         <w:rPr>
@@ -7905,7 +7660,7 @@
       <w:pPr>
         <w:jc w:val="left"/>
         <w:spacing w:line="240" w:lineRule="auto"/>
-        <w:ind w:left="720"/>
+        <w:ind w:left="709"/>
       </w:pPr>
       <w:r>
         <w:rPr>
@@ -7914,14 +7669,14 @@
           <w:i w:val="0"/>
           <w:sz w:val="20"/>
         </w:rPr>
-        <w:t># Verificação de equivalência entre as linguagens</w:t>
+        <w:t># Verificação de equivalência entre linguagens</w:t>
       </w:r>
     </w:p>
     <w:p>
       <w:pPr>
         <w:jc w:val="left"/>
         <w:spacing w:line="240" w:lineRule="auto"/>
-        <w:ind w:left="720"/>
+        <w:ind w:left="709"/>
       </w:pPr>
       <w:r>
         <w:rPr>
@@ -7936,7 +7691,11 @@
     <w:p>
       <w:pPr>
         <w:pStyle w:val="Heading2"/>
-        <w:spacing w:line="240" w:lineRule="auto" w:before="65"/>
+        <w:numPr>
+          <w:ilvl w:val="0"/>
+          <w:numId w:val="0"/>
+        </w:numPr>
+        <w:spacing w:line="360" w:lineRule="auto" w:before="120"/>
         <w:jc w:val="left"/>
       </w:pPr>
       <w:r>
@@ -7944,31 +7703,14 @@
           <w:rFonts w:ascii="Times New Roman" w:hAnsi="Times New Roman"/>
           <w:sz w:val="24"/>
         </w:rPr>
-        <w:t>Executando os benchmarks</w:t>
-      </w:r>
-    </w:p>
-    <w:p>
-      <w:pPr>
-        <w:pStyle w:val="BodyText"/>
-        <w:spacing w:line="312" w:lineRule="auto" w:before="281"/>
-        <w:ind w:left="766" w:right="196"/>
-        <w:jc w:val="both"/>
-      </w:pPr>
-      <w:r>
-        <w:rPr>
-          <w:rFonts w:ascii="Times New Roman" w:hAnsi="Times New Roman"/>
-          <w:b w:val="0"/>
-          <w:i w:val="0"/>
-          <w:sz w:val="24"/>
-        </w:rPr>
-        <w:t>Os benchmarks executam o algoritmo 30 vezes em cada combinação de cenário e tamanho (após 3 rodadas de aquecimento) e salvam os resultados em CSVs:</w:t>
+        <w:t>7.3 Executando os benchmarks</w:t>
       </w:r>
     </w:p>
     <w:p>
       <w:pPr>
         <w:jc w:val="left"/>
         <w:spacing w:line="240" w:lineRule="auto"/>
-        <w:ind w:left="720"/>
+        <w:ind w:left="709"/>
       </w:pPr>
       <w:r>
         <w:rPr>
@@ -7977,14 +7719,14 @@
           <w:i w:val="0"/>
           <w:sz w:val="20"/>
         </w:rPr>
-        <w:t># Benchmark em Python  (gera results/resultados_python.csv)</w:t>
+        <w:t># Benchmark Python  →  results/resultados_python.csv</w:t>
       </w:r>
     </w:p>
     <w:p>
       <w:pPr>
         <w:jc w:val="left"/>
         <w:spacing w:line="240" w:lineRule="auto"/>
-        <w:ind w:left="720"/>
+        <w:ind w:left="709"/>
       </w:pPr>
       <w:r>
         <w:rPr>
@@ -8000,7 +7742,7 @@
       <w:pPr>
         <w:jc w:val="left"/>
         <w:spacing w:line="240" w:lineRule="auto"/>
-        <w:ind w:left="720"/>
+        <w:ind w:left="709"/>
       </w:pPr>
       <w:r>
         <w:rPr>
@@ -8015,7 +7757,7 @@
       <w:pPr>
         <w:jc w:val="left"/>
         <w:spacing w:line="240" w:lineRule="auto"/>
-        <w:ind w:left="720"/>
+        <w:ind w:left="709"/>
       </w:pPr>
       <w:r>
         <w:rPr>
@@ -8024,14 +7766,14 @@
           <w:i w:val="0"/>
           <w:sz w:val="20"/>
         </w:rPr>
-        <w:t># Benchmark em JavaScript  (gera results/resultados_javascript.csv)</w:t>
+        <w:t># Benchmark JavaScript  →  results/resultados_javascript.csv</w:t>
       </w:r>
     </w:p>
     <w:p>
       <w:pPr>
         <w:jc w:val="left"/>
         <w:spacing w:line="240" w:lineRule="auto"/>
-        <w:ind w:left="720"/>
+        <w:ind w:left="709"/>
       </w:pPr>
       <w:r>
         <w:rPr>
@@ -8047,7 +7789,7 @@
       <w:pPr>
         <w:jc w:val="left"/>
         <w:spacing w:line="240" w:lineRule="auto"/>
-        <w:ind w:left="720"/>
+        <w:ind w:left="709"/>
       </w:pPr>
       <w:r>
         <w:rPr>
@@ -8062,7 +7804,7 @@
       <w:pPr>
         <w:jc w:val="left"/>
         <w:spacing w:line="240" w:lineRule="auto"/>
-        <w:ind w:left="720"/>
+        <w:ind w:left="709"/>
       </w:pPr>
       <w:r>
         <w:rPr>
@@ -8071,14 +7813,14 @@
           <w:i w:val="0"/>
           <w:sz w:val="20"/>
         </w:rPr>
-        <w:t># Versão rápida para teste (5 rodadas, apenas tamanhos nomeados)</w:t>
+        <w:t># Modo rápido (5 rodadas, tamanhos nomeados)</w:t>
       </w:r>
     </w:p>
     <w:p>
       <w:pPr>
         <w:jc w:val="left"/>
         <w:spacing w:line="240" w:lineRule="auto"/>
-        <w:ind w:left="720"/>
+        <w:ind w:left="709"/>
       </w:pPr>
       <w:r>
         <w:rPr>
@@ -8093,7 +7835,11 @@
     <w:p>
       <w:pPr>
         <w:pStyle w:val="Heading2"/>
-        <w:spacing w:line="240" w:lineRule="auto" w:before="65"/>
+        <w:numPr>
+          <w:ilvl w:val="0"/>
+          <w:numId w:val="0"/>
+        </w:numPr>
+        <w:spacing w:line="360" w:lineRule="auto" w:before="120"/>
         <w:jc w:val="left"/>
       </w:pPr>
       <w:r>
@@ -8101,31 +7847,31 @@
           <w:rFonts w:ascii="Times New Roman" w:hAnsi="Times New Roman"/>
           <w:sz w:val="24"/>
         </w:rPr>
-        <w:t>Gerando os gráficos e tabelas</w:t>
+        <w:t>7.4 Gerando os gráficos e tabelas</w:t>
       </w:r>
     </w:p>
     <w:p>
       <w:pPr>
         <w:pStyle w:val="BodyText"/>
-        <w:spacing w:line="312" w:lineRule="auto" w:before="281"/>
-        <w:ind w:left="766" w:right="196"/>
-        <w:jc w:val="both"/>
-      </w:pPr>
-      <w:r>
-        <w:rPr>
-          <w:rFonts w:ascii="Times New Roman" w:hAnsi="Times New Roman"/>
-          <w:b w:val="0"/>
-          <w:i w:val="0"/>
-          <w:sz w:val="24"/>
-        </w:rPr>
-        <w:t>Após executar ambos os benchmarks, os gráficos e as tabelas são gerados com um único comando:</w:t>
+        <w:spacing w:line="360" w:lineRule="auto"/>
+        <w:ind w:firstLine="709"/>
+        <w:jc w:val="both"/>
+      </w:pPr>
+      <w:r>
+        <w:rPr>
+          <w:rFonts w:ascii="Times New Roman" w:hAnsi="Times New Roman"/>
+          <w:b w:val="0"/>
+          <w:i w:val="0"/>
+          <w:sz w:val="24"/>
+        </w:rPr>
+        <w:t>Após ambos os benchmarks:</w:t>
       </w:r>
     </w:p>
     <w:p>
       <w:pPr>
         <w:jc w:val="left"/>
         <w:spacing w:line="240" w:lineRule="auto"/>
-        <w:ind w:left="720"/>
+        <w:ind w:left="709"/>
       </w:pPr>
       <w:r>
         <w:rPr>
@@ -8140,24 +7886,28 @@
     <w:p>
       <w:pPr>
         <w:pStyle w:val="BodyText"/>
-        <w:spacing w:line="312" w:lineRule="auto" w:before="281"/>
-        <w:ind w:left="766" w:right="196"/>
-        <w:jc w:val="both"/>
-      </w:pPr>
-      <w:r>
-        <w:rPr>
-          <w:rFonts w:ascii="Times New Roman" w:hAnsi="Times New Roman"/>
-          <w:b w:val="0"/>
-          <w:i w:val="0"/>
-          <w:sz w:val="24"/>
-        </w:rPr>
-        <w:t>O comando produz os arquivos em results/graficos/ (gráficos PNG) e docs/tabelas_resultados.md (tabelas em Markdown).</w:t>
+        <w:spacing w:line="360" w:lineRule="auto"/>
+        <w:ind w:firstLine="709"/>
+        <w:jc w:val="both"/>
+      </w:pPr>
+      <w:r>
+        <w:rPr>
+          <w:rFonts w:ascii="Times New Roman" w:hAnsi="Times New Roman"/>
+          <w:b w:val="0"/>
+          <w:i w:val="0"/>
+          <w:sz w:val="24"/>
+        </w:rPr>
+        <w:t>Saídas: results/graficos/ (PNGs) e docs/tabelas_resultados.md (tabelas Markdown).</w:t>
       </w:r>
     </w:p>
     <w:p>
       <w:pPr>
         <w:pStyle w:val="Heading2"/>
-        <w:spacing w:line="240" w:lineRule="auto" w:before="65"/>
+        <w:numPr>
+          <w:ilvl w:val="0"/>
+          <w:numId w:val="0"/>
+        </w:numPr>
+        <w:spacing w:line="360" w:lineRule="auto" w:before="120"/>
         <w:jc w:val="left"/>
       </w:pPr>
       <w:r>
@@ -8165,127 +7915,139 @@
           <w:rFonts w:ascii="Times New Roman" w:hAnsi="Times New Roman"/>
           <w:sz w:val="24"/>
         </w:rPr>
-        <w:t>Demonstração visual</w:t>
+        <w:t>7.5 Demonstração visual</w:t>
       </w:r>
     </w:p>
     <w:p>
       <w:pPr>
         <w:pStyle w:val="BodyText"/>
-        <w:spacing w:line="312" w:lineRule="auto" w:before="281"/>
-        <w:ind w:left="766" w:right="196"/>
-        <w:jc w:val="both"/>
-      </w:pPr>
-      <w:r>
-        <w:rPr>
-          <w:rFonts w:ascii="Times New Roman" w:hAnsi="Times New Roman"/>
-          <w:b w:val="0"/>
-          <w:i w:val="0"/>
-          <w:sz w:val="24"/>
-        </w:rPr>
-        <w:t>Abrir o arquivo demo/index.html em qualquer navegador moderno exibe o A* explorando a grade em tempo real, com visualização das células abertas, fechadas e do caminho encontrado. A demonstração é útil para a apresentação oral.</w:t>
+        <w:spacing w:line="360" w:lineRule="auto"/>
+        <w:ind w:firstLine="709"/>
+        <w:jc w:val="both"/>
+      </w:pPr>
+      <w:r>
+        <w:rPr>
+          <w:rFonts w:ascii="Times New Roman" w:hAnsi="Times New Roman"/>
+          <w:b w:val="0"/>
+          <w:i w:val="0"/>
+          <w:sz w:val="24"/>
+        </w:rPr>
+        <w:t>Abrir demo/index.html em qualquer navegador exibe o A* explorando a grade em tempo real, com visualização das células abertas, fechadas e do caminho encontrado — útil para a apresentação oral.</w:t>
       </w:r>
     </w:p>
     <w:p>
       <w:pPr>
         <w:pStyle w:val="Heading1"/>
-        <w:spacing w:line="240" w:lineRule="auto" w:before="65"/>
-        <w:ind w:left="337" w:hanging="280"/>
+        <w:numPr>
+          <w:ilvl w:val="0"/>
+          <w:numId w:val="0"/>
+        </w:numPr>
+        <w:spacing w:line="360" w:lineRule="auto" w:before="240"/>
         <w:jc w:val="left"/>
       </w:pPr>
       <w:r>
         <w:rPr>
           <w:rFonts w:ascii="Times New Roman" w:hAnsi="Times New Roman"/>
-        </w:rPr>
-        <w:t>CONCLUSÃO</w:t>
+          <w:b w:val="0"/>
+          <w:i w:val="0"/>
+          <w:sz w:val="24"/>
+        </w:rPr>
+        <w:t>8 CONCLUSÃO</w:t>
       </w:r>
     </w:p>
     <w:p>
       <w:pPr>
         <w:pStyle w:val="BodyText"/>
-        <w:spacing w:line="312" w:lineRule="auto" w:before="281"/>
-        <w:ind w:left="766" w:right="196"/>
-        <w:jc w:val="both"/>
-      </w:pPr>
-      <w:r>
-        <w:rPr>
-          <w:rFonts w:ascii="Times New Roman" w:hAnsi="Times New Roman"/>
-          <w:b w:val="0"/>
-          <w:i w:val="0"/>
-          <w:sz w:val="24"/>
-        </w:rPr>
-        <w:t>Este trabalho apresentou um estudo teórico e experimental do algoritmo A* para o problema do caminho mínimo em grades 2D com obstáculos. Do ponto de vista teórico, mostrou-se que o algoritmo, implementado com heap binário de mínimo e heurística de Manhattan admissível e consistente, é ótimo (retorna sempre o caminho de menor custo), possui limite superior de tempo O(n log n), limite inferior Ω(√n · log n) para o melhor caso e não admite um limite Θ global — pois o comportamento assintótico varia substancialmente com a qualidade da heurística e a estrutura da entrada. Por ter solução em tempo polinomial, o problema pertence à classe P, ao contrário de variantes correlatas como o Caixeiro-Viajante e o caminho hamiltoniano, que são NP-completos.</w:t>
+        <w:spacing w:line="360" w:lineRule="auto"/>
+        <w:ind w:firstLine="709"/>
+        <w:jc w:val="both"/>
+      </w:pPr>
+      <w:r>
+        <w:rPr>
+          <w:rFonts w:ascii="Times New Roman" w:hAnsi="Times New Roman"/>
+          <w:b w:val="0"/>
+          <w:i w:val="0"/>
+          <w:sz w:val="24"/>
+        </w:rPr>
+        <w:t>Este trabalho apresentou um estudo teórico e experimental do algoritmo A* para o problema do caminho mínimo em grades 2D com obstáculos. Teoricamente, mostrou-se que o algoritmo, implementado com heap binário de mínimo e heurística de Manhattan admissível e consistente, é ótimo, tem limite superior O(n log n), limite inferior Ω(√n·log n) no melhor caso e não admite Θ global. Por ser polinomial, pertence à classe P — ao contrário de variantes correlatas como TSP e caminho hamiltoniano, que são NP-completos.</w:t>
       </w:r>
     </w:p>
     <w:p>
       <w:pPr>
         <w:pStyle w:val="BodyText"/>
-        <w:spacing w:line="312" w:lineRule="auto" w:before="281"/>
-        <w:ind w:left="766" w:right="196"/>
-        <w:jc w:val="both"/>
-      </w:pPr>
-      <w:r>
-        <w:rPr>
-          <w:rFonts w:ascii="Times New Roman" w:hAnsi="Times New Roman"/>
-          <w:b w:val="0"/>
-          <w:i w:val="0"/>
-          <w:sz w:val="24"/>
-        </w:rPr>
-        <w:t>Os experimentos confirmaram com precisão as previsões teóricas. No pior caso (labirinto em serpentina), os tempos crescem como n log n — evidenciado pela aderência das curvas em escala log-log — e ~50% das células são expandidas, demonstrando que a heurística não consegue podar nenhuma região da busca. No caso médio (obstáculos aleatórios 25%), o crescimento é aproximadamente linear e a fração de células expandidas (~8%) permanece constante entre os tamanhos, confirmando a eficácia da heurística em instâncias realistas. No melhor caso (grade vazia, caminho reto), o A* expande exatamente √n vértices — confirmado pela contagem exata de nós —, e o tempo no Python segue a curva √n, enquanto no JavaScript o custo fixo do runtime domina para entradas pequenas.</w:t>
+        <w:spacing w:line="360" w:lineRule="auto"/>
+        <w:ind w:firstLine="709"/>
+        <w:jc w:val="both"/>
+      </w:pPr>
+      <w:r>
+        <w:rPr>
+          <w:rFonts w:ascii="Times New Roman" w:hAnsi="Times New Roman"/>
+          <w:b w:val="0"/>
+          <w:i w:val="0"/>
+          <w:sz w:val="24"/>
+        </w:rPr>
+        <w:t>Os experimentos confirmaram as previsões: no pior caso os tempos crescem como n log n; no caso médio o crescimento é ≈ linear com ~8% das células expandidas; no melhor caso exatamente √n vértices são expandidos. Python segue √n claramente; JavaScript exibe overhead fixo dominante para n pequeno.</w:t>
       </w:r>
     </w:p>
     <w:p>
       <w:pPr>
         <w:pStyle w:val="BodyText"/>
-        <w:spacing w:line="312" w:lineRule="auto" w:before="281"/>
-        <w:ind w:left="766" w:right="196"/>
-        <w:jc w:val="both"/>
-      </w:pPr>
-      <w:r>
-        <w:rPr>
-          <w:rFonts w:ascii="Times New Roman" w:hAnsi="Times New Roman"/>
-          <w:b w:val="0"/>
-          <w:i w:val="0"/>
-          <w:sz w:val="24"/>
-        </w:rPr>
-        <w:t>Na comparação entre linguagens, o JavaScript executado no Node.js mostrou-se consistentemente mais rápido que o Python, com vantagem de 4,5 a 6,4 vezes no pior caso, graças às otimizações do compilador JIT do motor V8. O Python, por sua vez, apresentou medições mais estáveis (menor variância) nos cenários determinísticos e mostrou-se mais eficiente para entradas muito pequenas no melhor caso, onde o custo fixo do V8 supera o ganho do JIT. Ambas as implementações, contudo, exibiram o mesmo padrão de crescimento assintótico, o que reforça que a complexidade é uma propriedade do algoritmo, e não da linguagem.</w:t>
+        <w:spacing w:line="360" w:lineRule="auto"/>
+        <w:ind w:firstLine="709"/>
+        <w:jc w:val="both"/>
+      </w:pPr>
+      <w:r>
+        <w:rPr>
+          <w:rFonts w:ascii="Times New Roman" w:hAnsi="Times New Roman"/>
+          <w:b w:val="0"/>
+          <w:i w:val="0"/>
+          <w:sz w:val="24"/>
+        </w:rPr>
+        <w:t>Na comparação entre linguagens, JavaScript (Node.js/V8) foi de 4,5× a 6,4× mais rápido no pior caso graças ao JIT. Python apresentou menor variância nos cenários determinísticos e foi mais eficiente para entradas muito pequenas no melhor caso. Ambas as implementações exibiram o mesmo padrão assintótico, confirmando que complexidade é propriedade do algoritmo, não da linguagem.</w:t>
       </w:r>
     </w:p>
     <w:p>
       <w:pPr>
         <w:pStyle w:val="BodyText"/>
-        <w:spacing w:line="312" w:lineRule="auto" w:before="281"/>
-        <w:ind w:left="766" w:right="196"/>
-        <w:jc w:val="both"/>
-      </w:pPr>
-      <w:r>
-        <w:rPr>
-          <w:rFonts w:ascii="Times New Roman" w:hAnsi="Times New Roman"/>
-          <w:b w:val="0"/>
-          <w:i w:val="0"/>
-          <w:sz w:val="24"/>
-        </w:rPr>
-        <w:t>Uma contribuição metodológica relevante deste trabalho foi a verificação formal de equivalência entre as implementações: ao usar o mesmo PRNG reproduzido bit a bit, os mesmos critérios de desempate no heap e um script de verificação automática, garantiu-se que as duas linguagens processam exatamente as mesmas entradas e expandem exatamente os mesmos nós — tornando a comparação de tempos uma medição pura do desempenho de cada runtime, sem interferência de diferenças algorítmicas.</w:t>
+        <w:spacing w:line="360" w:lineRule="auto"/>
+        <w:ind w:firstLine="709"/>
+        <w:jc w:val="both"/>
+      </w:pPr>
+      <w:r>
+        <w:rPr>
+          <w:rFonts w:ascii="Times New Roman" w:hAnsi="Times New Roman"/>
+          <w:b w:val="0"/>
+          <w:i w:val="0"/>
+          <w:sz w:val="24"/>
+        </w:rPr>
+        <w:t>A verificação formal de equivalência — mesmo PRNG bit a bit, mesmo critério de desempate e script FNV-1a — garantiu que os dois runtimes processaram exatamente as mesmas entradas e expandiram exatamente os mesmos nós, tornando a comparação de tempos uma medição pura de desempenho de runtime, sem interferência algorítmica.</w:t>
       </w:r>
     </w:p>
     <w:p>
       <w:pPr>
         <w:pStyle w:val="Heading1"/>
-        <w:spacing w:line="240" w:lineRule="auto" w:before="65"/>
-        <w:ind w:left="337" w:hanging="280"/>
+        <w:numPr>
+          <w:ilvl w:val="0"/>
+          <w:numId w:val="0"/>
+        </w:numPr>
+        <w:spacing w:line="360" w:lineRule="auto" w:before="240"/>
         <w:jc w:val="left"/>
       </w:pPr>
       <w:r>
         <w:rPr>
           <w:rFonts w:ascii="Times New Roman" w:hAnsi="Times New Roman"/>
-        </w:rPr>
-        <w:t>REFERÊNCIAS</w:t>
+          <w:b w:val="0"/>
+          <w:i w:val="0"/>
+          <w:sz w:val="24"/>
+        </w:rPr>
+        <w:t xml:space="preserve"> REFERÊNCIAS</w:t>
       </w:r>
     </w:p>
     <w:p>
       <w:pPr>
         <w:jc w:val="both"/>
         <w:spacing w:line="240" w:lineRule="auto" w:after="160"/>
-        <w:ind w:left="766" w:right="196" w:hanging="766"/>
+        <w:ind w:hanging="709"/>
       </w:pPr>
       <w:r>
         <w:rPr>
@@ -8301,7 +8063,7 @@
       <w:pPr>
         <w:jc w:val="both"/>
         <w:spacing w:line="240" w:lineRule="auto" w:after="160"/>
-        <w:ind w:left="766" w:right="196" w:hanging="766"/>
+        <w:ind w:hanging="709"/>
       </w:pPr>
       <w:r>
         <w:rPr>
@@ -8317,7 +8079,7 @@
       <w:pPr>
         <w:jc w:val="both"/>
         <w:spacing w:line="240" w:lineRule="auto" w:after="160"/>
-        <w:ind w:left="766" w:right="196" w:hanging="766"/>
+        <w:ind w:hanging="709"/>
       </w:pPr>
       <w:r>
         <w:rPr>
@@ -8333,7 +8095,7 @@
       <w:pPr>
         <w:jc w:val="both"/>
         <w:spacing w:line="240" w:lineRule="auto" w:after="160"/>
-        <w:ind w:left="766" w:right="196" w:hanging="766"/>
+        <w:ind w:hanging="709"/>
       </w:pPr>
       <w:r>
         <w:rPr>
@@ -8349,7 +8111,7 @@
       <w:pPr>
         <w:jc w:val="both"/>
         <w:spacing w:line="240" w:lineRule="auto" w:after="160"/>
-        <w:ind w:left="766" w:right="196" w:hanging="766"/>
+        <w:ind w:hanging="709"/>
       </w:pPr>
       <w:r>
         <w:rPr>
@@ -8365,7 +8127,7 @@
       <w:pPr>
         <w:jc w:val="both"/>
         <w:spacing w:line="240" w:lineRule="auto" w:after="160"/>
-        <w:ind w:left="766" w:right="196" w:hanging="766"/>
+        <w:ind w:hanging="709"/>
       </w:pPr>
       <w:r>
         <w:rPr>
@@ -8379,7 +8141,7 @@
     </w:p>
     <w:sectPr>
       <w:pgSz w:w="11910" w:h="16840"/>
-      <w:pgMar w:header="789" w:footer="0" w:top="1600" w:bottom="280" w:left="1700" w:right="992"/>
+      <w:pgMar w:header="789" w:footer="0" w:top="1701" w:bottom="1134" w:left="1701" w:right="1134"/>
     </w:sectPr>
   </w:body>
 </w:document>
